--- a/papers/01-evidence-audit/from-synchronization-physics-to-trained-dynamics.docx
+++ b/papers/01-evidence-audit/from-synchronization-physics-to-trained-dynamics.docx
@@ -40,415 +40,223 @@
         <w:rPr>
           <w:lang w:val="en-GB"/>
         </w:rPr>
-        <w:t xml:space="preserve">Coupled oscillator networks are drawing increased attention as machine-learning substrates,</w:t>
-      </w:r>
-      <w:r>
-        <w:rPr>
-          <w:lang w:val="en-GB"/>
-        </w:rPr>
-        <w:t xml:space="preserve"> </w:t>
-      </w:r>
-      <w:r>
-        <w:rPr>
-          <w:lang w:val="en-GB"/>
-        </w:rPr>
-        <w:t xml:space="preserve">while at the same time literature from physics, neuroscience and neuromorphic computing appears</w:t>
-      </w:r>
-      <w:r>
-        <w:rPr>
-          <w:lang w:val="en-GB"/>
-        </w:rPr>
-        <w:t xml:space="preserve"> </w:t>
-      </w:r>
-      <w:r>
-        <w:rPr>
-          <w:lang w:val="en-GB"/>
-        </w:rPr>
-        <w:t xml:space="preserve">to be converging on the same oscillatory dynamics from different directions. Physics now</w:t>
-      </w:r>
-      <w:r>
-        <w:rPr>
-          <w:lang w:val="en-GB"/>
-        </w:rPr>
-        <w:t xml:space="preserve"> </w:t>
-      </w:r>
-      <w:r>
-        <w:rPr>
-          <w:lang w:val="en-GB"/>
-        </w:rPr>
-        <w:t xml:space="preserve">describes oscillatory synchronization regimes that exhibit computation properties rather than</w:t>
-      </w:r>
-      <w:r>
-        <w:rPr>
-          <w:lang w:val="en-GB"/>
-        </w:rPr>
-        <w:t xml:space="preserve"> </w:t>
-      </w:r>
-      <w:r>
-        <w:rPr>
-          <w:lang w:val="en-GB"/>
-        </w:rPr>
-        <w:t xml:space="preserve">mere order. Neuroscience research has identified the neuron as a complex chemical and physical</w:t>
-      </w:r>
-      <w:r>
-        <w:rPr>
-          <w:lang w:val="en-GB"/>
-        </w:rPr>
-        <w:t xml:space="preserve"> </w:t>
-      </w:r>
-      <w:r>
-        <w:rPr>
-          <w:lang w:val="en-GB"/>
-        </w:rPr>
-        <w:t xml:space="preserve">system with functional oscillatory properties. The machine learning field has recently produced</w:t>
-      </w:r>
-      <w:r>
-        <w:rPr>
-          <w:lang w:val="en-GB"/>
-        </w:rPr>
-        <w:t xml:space="preserve"> </w:t>
-      </w:r>
-      <w:r>
-        <w:rPr>
-          <w:lang w:val="en-GB"/>
-        </w:rPr>
-        <w:t xml:space="preserve">oscillator architectures that demonstrate computational effectiveness on certain tasks such as</w:t>
-      </w:r>
-      <w:r>
-        <w:rPr>
-          <w:lang w:val="en-GB"/>
-        </w:rPr>
-        <w:t xml:space="preserve"> </w:t>
-      </w:r>
-      <w:r>
-        <w:rPr>
-          <w:lang w:val="en-GB"/>
-        </w:rPr>
-        <w:t xml:space="preserve">classification, image generation and path navigation, even providing evidence to suggest that</w:t>
-      </w:r>
-      <w:r>
-        <w:rPr>
-          <w:lang w:val="en-GB"/>
-        </w:rPr>
-        <w:t xml:space="preserve"> </w:t>
-      </w:r>
-      <w:r>
-        <w:rPr>
-          <w:lang w:val="en-GB"/>
-        </w:rPr>
-        <w:t xml:space="preserve">oscillatory neural networks (ONNs) can be trained, learn, remember and reason. Such observations</w:t>
-      </w:r>
-      <w:r>
-        <w:rPr>
-          <w:lang w:val="en-GB"/>
-        </w:rPr>
-        <w:t xml:space="preserve"> </w:t>
-      </w:r>
-      <w:r>
-        <w:rPr>
-          <w:lang w:val="en-GB"/>
-        </w:rPr>
-        <w:t xml:space="preserve">across multiple scientific disciplines are the motivation for this paper and our overarching</w:t>
-      </w:r>
-      <w:r>
-        <w:rPr>
-          <w:lang w:val="en-GB"/>
-        </w:rPr>
-        <w:t xml:space="preserve"> </w:t>
-      </w:r>
-      <w:r>
-        <w:rPr>
-          <w:lang w:val="en-GB"/>
-        </w:rPr>
-        <w:t xml:space="preserve">hypothesis that an oscillatory substrate whose native operations are resonance and entrainment</w:t>
-      </w:r>
-      <w:r>
-        <w:rPr>
-          <w:lang w:val="en-GB"/>
-        </w:rPr>
-        <w:t xml:space="preserve"> </w:t>
-      </w:r>
-      <w:r>
-        <w:rPr>
-          <w:lang w:val="en-GB"/>
-        </w:rPr>
-        <w:t xml:space="preserve">more closely resembles the biological neurons refined through evolutionary</w:t>
-      </w:r>
-      <w:r>
-        <w:rPr>
-          <w:lang w:val="en-GB"/>
-        </w:rPr>
-        <w:t xml:space="preserve"> </w:t>
-      </w:r>
-      <w:r>
-        <w:rPr>
-          <w:lang w:val="en-GB"/>
-        </w:rPr>
-        <w:t xml:space="preserve">“training”</w:t>
-      </w:r>
-      <w:r>
-        <w:rPr>
-          <w:lang w:val="en-GB"/>
-        </w:rPr>
-        <w:t xml:space="preserve"> </w:t>
-      </w:r>
-      <w:r>
-        <w:rPr>
-          <w:lang w:val="en-GB"/>
-        </w:rPr>
-        <w:t xml:space="preserve">to sense</w:t>
-      </w:r>
-      <w:r>
-        <w:rPr>
-          <w:lang w:val="en-GB"/>
-        </w:rPr>
-        <w:t xml:space="preserve"> </w:t>
-      </w:r>
-      <w:r>
-        <w:rPr>
-          <w:lang w:val="en-GB"/>
-        </w:rPr>
-        <w:t xml:space="preserve">and learn from signals in our physical world, and that a trainable model built from those</w:t>
-      </w:r>
-      <w:r>
-        <w:rPr>
-          <w:lang w:val="en-GB"/>
-        </w:rPr>
-        <w:t xml:space="preserve"> </w:t>
-      </w:r>
-      <w:r>
-        <w:rPr>
-          <w:lang w:val="en-GB"/>
-        </w:rPr>
-        <w:t xml:space="preserve">dynamics would make questions about learning, forgetting and rhythm disruption addressable in</w:t>
-      </w:r>
-      <w:r>
-        <w:rPr>
-          <w:lang w:val="en-GB"/>
-        </w:rPr>
-        <w:t xml:space="preserve"> </w:t>
-      </w:r>
-      <w:r>
-        <w:rPr>
-          <w:lang w:val="en-GB"/>
-        </w:rPr>
-        <w:t xml:space="preserve">simulation. We do not aim to test this hypothesis in this paper, but use it as motivation to</w:t>
-      </w:r>
-      <w:r>
-        <w:rPr>
-          <w:lang w:val="en-GB"/>
-        </w:rPr>
-        <w:t xml:space="preserve"> </w:t>
-      </w:r>
-      <w:r>
-        <w:rPr>
-          <w:lang w:val="en-GB"/>
-        </w:rPr>
-        <w:t xml:space="preserve">provide a critical survey of the current landscape of ONNs. We organize eighteen published</w:t>
-      </w:r>
-      <w:r>
-        <w:rPr>
-          <w:lang w:val="en-GB"/>
-        </w:rPr>
-        <w:t xml:space="preserve"> </w:t>
-      </w:r>
-      <w:r>
-        <w:rPr>
-          <w:lang w:val="en-GB"/>
-        </w:rPr>
-        <w:t xml:space="preserve">systems, in fifteen lines, on two questions: whether gradients reach the oscillator dynamics and</w:t>
-      </w:r>
-      <w:r>
-        <w:rPr>
-          <w:lang w:val="en-GB"/>
-        </w:rPr>
-        <w:t xml:space="preserve"> </w:t>
-      </w:r>
-      <w:r>
-        <w:rPr>
-          <w:lang w:val="en-GB"/>
-        </w:rPr>
-        <w:t xml:space="preserve">whether a conventional encoder or decoder is trained around it, which separates designed</w:t>
-      </w:r>
-      <w:r>
-        <w:rPr>
-          <w:lang w:val="en-GB"/>
-        </w:rPr>
-        <w:t xml:space="preserve"> </w:t>
-      </w:r>
-      <w:r>
-        <w:rPr>
-          <w:lang w:val="en-GB"/>
-        </w:rPr>
-        <w:t xml:space="preserve">dynamics that are never learned, apparent learning via untrained dynamics with a trained</w:t>
-      </w:r>
-      <w:r>
-        <w:rPr>
-          <w:lang w:val="en-GB"/>
-        </w:rPr>
-        <w:t xml:space="preserve"> </w:t>
-      </w:r>
-      <w:r>
-        <w:rPr>
-          <w:lang w:val="en-GB"/>
-        </w:rPr>
-        <w:t xml:space="preserve">readout, and trained dynamics with and without a conventional network wrapped around them. For</w:t>
-      </w:r>
-      <w:r>
-        <w:rPr>
-          <w:lang w:val="en-GB"/>
-        </w:rPr>
-        <w:t xml:space="preserve"> </w:t>
-      </w:r>
-      <w:r>
-        <w:rPr>
-          <w:lang w:val="en-GB"/>
-        </w:rPr>
-        <w:t xml:space="preserve">each model classification we record the task, the data used, the controls, and how it compares</w:t>
-      </w:r>
-      <w:r>
-        <w:rPr>
-          <w:lang w:val="en-GB"/>
-        </w:rPr>
-        <w:t xml:space="preserve"> </w:t>
-      </w:r>
-      <w:r>
-        <w:rPr>
-          <w:lang w:val="en-GB"/>
-        </w:rPr>
-        <w:t xml:space="preserve">against conventional artificial neural network (ANN) baselines at comparable parameter budgets,</w:t>
-      </w:r>
-      <w:r>
-        <w:rPr>
-          <w:lang w:val="en-GB"/>
-        </w:rPr>
-        <w:t xml:space="preserve"> </w:t>
-      </w:r>
-      <w:r>
-        <w:rPr>
-          <w:lang w:val="en-GB"/>
-        </w:rPr>
-        <w:t xml:space="preserve">tasks and training. The comparative picture is an analysis of parity and niches rather than a</w:t>
-      </w:r>
-      <w:r>
-        <w:rPr>
-          <w:lang w:val="en-GB"/>
-        </w:rPr>
-        <w:t xml:space="preserve"> </w:t>
-      </w:r>
-      <w:r>
-        <w:rPr>
-          <w:lang w:val="en-GB"/>
-        </w:rPr>
-        <w:t xml:space="preserve">particular architecture’s dominance, as the current body of work on ONNs is, in our opinion, too</w:t>
-      </w:r>
-      <w:r>
-        <w:rPr>
-          <w:lang w:val="en-GB"/>
-        </w:rPr>
-        <w:t xml:space="preserve"> </w:t>
-      </w:r>
-      <w:r>
-        <w:rPr>
-          <w:lang w:val="en-GB"/>
-        </w:rPr>
-        <w:t xml:space="preserve">immature to assert such a comparison. The evidence surveyed rarely isolates the dynamics: of the</w:t>
-      </w:r>
-      <w:r>
-        <w:rPr>
-          <w:lang w:val="en-GB"/>
-        </w:rPr>
-        <w:t xml:space="preserve"> </w:t>
-      </w:r>
-      <w:r>
-        <w:rPr>
-          <w:lang w:val="en-GB"/>
-        </w:rPr>
-        <w:t xml:space="preserve">sixty-five applicable control comparisons the five give across the surveyed systems, sixteen</w:t>
-      </w:r>
-      <w:r>
-        <w:rPr>
-          <w:lang w:val="en-GB"/>
-        </w:rPr>
-        <w:t xml:space="preserve"> </w:t>
-      </w:r>
-      <w:r>
-        <w:rPr>
-          <w:lang w:val="en-GB"/>
-        </w:rPr>
-        <w:t xml:space="preserve">have been run, ten of them by three systems; the coupling term has been removed as a single</w:t>
-      </w:r>
-      <w:r>
-        <w:rPr>
-          <w:lang w:val="en-GB"/>
-        </w:rPr>
-        <w:t xml:space="preserve"> </w:t>
-      </w:r>
-      <w:r>
-        <w:rPr>
-          <w:lang w:val="en-GB"/>
-        </w:rPr>
-        <w:t xml:space="preserve">variable three times, once without a reported number, once on a single dataset, and once only as</w:t>
-      </w:r>
-      <w:r>
-        <w:rPr>
-          <w:lang w:val="en-GB"/>
-        </w:rPr>
-        <w:t xml:space="preserve"> </w:t>
-      </w:r>
-      <w:r>
-        <w:rPr>
-          <w:lang w:val="en-GB"/>
-        </w:rPr>
-        <w:t xml:space="preserve">a retrained model; and no report varies coupling range or boundary conditions as a single</w:t>
-      </w:r>
-      <w:r>
-        <w:rPr>
-          <w:lang w:val="en-GB"/>
-        </w:rPr>
-        <w:t xml:space="preserve"> </w:t>
-      </w:r>
-      <w:r>
-        <w:rPr>
-          <w:lang w:val="en-GB"/>
-        </w:rPr>
-        <w:t xml:space="preserve">variable. We identify these gaps in greater detail and close with eight concrete directions for</w:t>
-      </w:r>
-      <w:r>
-        <w:rPr>
-          <w:lang w:val="en-GB"/>
-        </w:rPr>
-        <w:t xml:space="preserve"> </w:t>
-      </w:r>
-      <w:r>
-        <w:rPr>
-          <w:lang w:val="en-GB"/>
-        </w:rPr>
-        <w:t xml:space="preserve">the field that we believe would help the field establish more cross-referential data, tasks,</w:t>
-      </w:r>
-      <w:r>
-        <w:rPr>
-          <w:lang w:val="en-GB"/>
-        </w:rPr>
-        <w:t xml:space="preserve"> </w:t>
-      </w:r>
-      <w:r>
-        <w:rPr>
-          <w:lang w:val="en-GB"/>
-        </w:rPr>
-        <w:t xml:space="preserve">training and model architecture parity from which to baseline future ONN research efforts with</w:t>
-      </w:r>
-      <w:r>
-        <w:rPr>
-          <w:lang w:val="en-GB"/>
-        </w:rPr>
-        <w:t xml:space="preserve"> </w:t>
-      </w:r>
-      <w:r>
-        <w:rPr>
-          <w:lang w:val="en-GB"/>
-        </w:rPr>
-        <w:t xml:space="preserve">more precise controls.</w:t>
+        <w:t xml:space="preserve">Coupled oscillator networks are drawing attention as machine-learning substrates while physics,</w:t>
+      </w:r>
+      <w:r>
+        <w:rPr>
+          <w:lang w:val="en-GB"/>
+        </w:rPr>
+        <w:t xml:space="preserve"> </w:t>
+      </w:r>
+      <w:r>
+        <w:rPr>
+          <w:lang w:val="en-GB"/>
+        </w:rPr>
+        <w:t xml:space="preserve">neuroscience and neuromorphic computing converge on the same oscillatory dynamics from different</w:t>
+      </w:r>
+      <w:r>
+        <w:rPr>
+          <w:lang w:val="en-GB"/>
+        </w:rPr>
+        <w:t xml:space="preserve"> </w:t>
+      </w:r>
+      <w:r>
+        <w:rPr>
+          <w:lang w:val="en-GB"/>
+        </w:rPr>
+        <w:t xml:space="preserve">directions. Physics describes synchronization regimes with computational properties rather than</w:t>
+      </w:r>
+      <w:r>
+        <w:rPr>
+          <w:lang w:val="en-GB"/>
+        </w:rPr>
+        <w:t xml:space="preserve"> </w:t>
+      </w:r>
+      <w:r>
+        <w:rPr>
+          <w:lang w:val="en-GB"/>
+        </w:rPr>
+        <w:t xml:space="preserve">mere order; neuroscience finds functional oscillatory properties in the neuron; and machine</w:t>
+      </w:r>
+      <w:r>
+        <w:rPr>
+          <w:lang w:val="en-GB"/>
+        </w:rPr>
+        <w:t xml:space="preserve"> </w:t>
+      </w:r>
+      <w:r>
+        <w:rPr>
+          <w:lang w:val="en-GB"/>
+        </w:rPr>
+        <w:t xml:space="preserve">learning has produced oscillator architectures that classify, generate images and navigate, with</w:t>
+      </w:r>
+      <w:r>
+        <w:rPr>
+          <w:lang w:val="en-GB"/>
+        </w:rPr>
+        <w:t xml:space="preserve"> </w:t>
+      </w:r>
+      <w:r>
+        <w:rPr>
+          <w:lang w:val="en-GB"/>
+        </w:rPr>
+        <w:t xml:space="preserve">evidence that oscillatory neural networks (ONNs) can be trained, learn, remember and reason. We</w:t>
+      </w:r>
+      <w:r>
+        <w:rPr>
+          <w:lang w:val="en-GB"/>
+        </w:rPr>
+        <w:t xml:space="preserve"> </w:t>
+      </w:r>
+      <w:r>
+        <w:rPr>
+          <w:lang w:val="en-GB"/>
+        </w:rPr>
+        <w:t xml:space="preserve">hypothesize that a substrate whose native operations are resonance and entrainment resembles the</w:t>
+      </w:r>
+      <w:r>
+        <w:rPr>
+          <w:lang w:val="en-GB"/>
+        </w:rPr>
+        <w:t xml:space="preserve"> </w:t>
+      </w:r>
+      <w:r>
+        <w:rPr>
+          <w:lang w:val="en-GB"/>
+        </w:rPr>
+        <w:t xml:space="preserve">neurons evolution refined to sense physical signals, and that a trainable model built from those</w:t>
+      </w:r>
+      <w:r>
+        <w:rPr>
+          <w:lang w:val="en-GB"/>
+        </w:rPr>
+        <w:t xml:space="preserve"> </w:t>
+      </w:r>
+      <w:r>
+        <w:rPr>
+          <w:lang w:val="en-GB"/>
+        </w:rPr>
+        <w:t xml:space="preserve">dynamics would make learning, forgetting and rhythm disruption addressable in simulation. This</w:t>
+      </w:r>
+      <w:r>
+        <w:rPr>
+          <w:lang w:val="en-GB"/>
+        </w:rPr>
+        <w:t xml:space="preserve"> </w:t>
+      </w:r>
+      <w:r>
+        <w:rPr>
+          <w:lang w:val="en-GB"/>
+        </w:rPr>
+        <w:t xml:space="preserve">survey does not test that hypothesis; it audits the ONN landscape. We organize eighteen</w:t>
+      </w:r>
+      <w:r>
+        <w:rPr>
+          <w:lang w:val="en-GB"/>
+        </w:rPr>
+        <w:t xml:space="preserve"> </w:t>
+      </w:r>
+      <w:r>
+        <w:rPr>
+          <w:lang w:val="en-GB"/>
+        </w:rPr>
+        <w:t xml:space="preserve">published systems, in fifteen lines, on two questions: whether gradients reach the oscillator</w:t>
+      </w:r>
+      <w:r>
+        <w:rPr>
+          <w:lang w:val="en-GB"/>
+        </w:rPr>
+        <w:t xml:space="preserve"> </w:t>
+      </w:r>
+      <w:r>
+        <w:rPr>
+          <w:lang w:val="en-GB"/>
+        </w:rPr>
+        <w:t xml:space="preserve">dynamics, and whether a conventional encoder or decoder is trained around it. For each we record</w:t>
+      </w:r>
+      <w:r>
+        <w:rPr>
+          <w:lang w:val="en-GB"/>
+        </w:rPr>
+        <w:t xml:space="preserve"> </w:t>
+      </w:r>
+      <w:r>
+        <w:rPr>
+          <w:lang w:val="en-GB"/>
+        </w:rPr>
+        <w:t xml:space="preserve">the task, data, controls and comparison with conventional networks at comparable budgets; the</w:t>
+      </w:r>
+      <w:r>
+        <w:rPr>
+          <w:lang w:val="en-GB"/>
+        </w:rPr>
+        <w:t xml:space="preserve"> </w:t>
+      </w:r>
+      <w:r>
+        <w:rPr>
+          <w:lang w:val="en-GB"/>
+        </w:rPr>
+        <w:t xml:space="preserve">picture is parity and niches, not dominance. The evidence rarely isolates the dynamics: of</w:t>
+      </w:r>
+      <w:r>
+        <w:rPr>
+          <w:lang w:val="en-GB"/>
+        </w:rPr>
+        <w:t xml:space="preserve"> </w:t>
+      </w:r>
+      <w:r>
+        <w:rPr>
+          <w:lang w:val="en-GB"/>
+        </w:rPr>
+        <w:t xml:space="preserve">sixty-five applicable control comparisons, sixteen have been run, ten of them by three systems;</w:t>
+      </w:r>
+      <w:r>
+        <w:rPr>
+          <w:lang w:val="en-GB"/>
+        </w:rPr>
+        <w:t xml:space="preserve"> </w:t>
+      </w:r>
+      <w:r>
+        <w:rPr>
+          <w:lang w:val="en-GB"/>
+        </w:rPr>
+        <w:t xml:space="preserve">the coupling term has been removed as a single variable three times, once without a reported</w:t>
+      </w:r>
+      <w:r>
+        <w:rPr>
+          <w:lang w:val="en-GB"/>
+        </w:rPr>
+        <w:t xml:space="preserve"> </w:t>
+      </w:r>
+      <w:r>
+        <w:rPr>
+          <w:lang w:val="en-GB"/>
+        </w:rPr>
+        <w:t xml:space="preserve">number, once on a single dataset, and once only as a retrained model; and no report varies</w:t>
+      </w:r>
+      <w:r>
+        <w:rPr>
+          <w:lang w:val="en-GB"/>
+        </w:rPr>
+        <w:t xml:space="preserve"> </w:t>
+      </w:r>
+      <w:r>
+        <w:rPr>
+          <w:lang w:val="en-GB"/>
+        </w:rPr>
+        <w:t xml:space="preserve">coupling range or boundary conditions as a single variable. We close with eight directions</w:t>
+      </w:r>
+      <w:r>
+        <w:rPr>
+          <w:lang w:val="en-GB"/>
+        </w:rPr>
+        <w:t xml:space="preserve"> </w:t>
+      </w:r>
+      <w:r>
+        <w:rPr>
+          <w:lang w:val="en-GB"/>
+        </w:rPr>
+        <w:t xml:space="preserve">toward shared data, tasks and controls.</w:t>
       </w:r>
     </w:p>
     <w:bookmarkStart w:id="41" w:name="introduction-and-background"/>
@@ -1943,7 +1751,7 @@
         <w:rPr>
           <w:lang w:val="en-GB"/>
         </w:rPr>
-        <w:t xml:space="preserve">replaced the scalar coupling constant with a matrix. Appendix C tabulates the full lineage and what each step’s coupling gained over the one before it.</w:t>
+        <w:t xml:space="preserve">replaced the scalar coupling constant with a matrix. Appendix B tabulates the full lineage and what each step’s coupling gained over the one before it.</w:t>
       </w:r>
     </w:p>
     <w:p>
@@ -6342,7 +6150,7 @@
         <w:rPr>
           <w:lang w:val="en-GB"/>
         </w:rPr>
-        <w:t xml:space="preserve">here means a machine-learning system whose state evolves under oscillator dynamics: phase-only models of the Kuramoto and Winfree family, second-order oscillator ODEs, linear oscillatory state-space models, amplitude-phase models, and physical oscillator hardware. Eighteen load-bearing systems meet that definition and are tabulated in Appendix D as fifteen rows, since three pairs share an architecture and a control record: the echo-state network and the liquid state machine, LinOSS</w:t>
+        <w:t xml:space="preserve">here means a machine-learning system whose state evolves under oscillator dynamics: phase-only models of the Kuramoto and Winfree family, second-order oscillator ODEs, linear oscillatory state-space models, amplitude-phase models, and physical oscillator hardware. Eighteen load-bearing systems meet that definition and are tabulated in Appendix C as fifteen rows, since three pairs share an architecture and a control record: the echo-state network and the liquid state machine, LinOSS</w:t>
       </w:r>
       <w:r>
         <w:rPr>
@@ -6486,7 +6294,7 @@
         <w:rPr>
           <w:lang w:val="en-GB"/>
         </w:rPr>
-        <w:t xml:space="preserve">. The same words are used differently in physics, neuroscience and machine learning, and several of the comparisons below depend on which sense is meant; Appendix B is a glossary of the terms as this survey uses them.</w:t>
+        <w:t xml:space="preserve">. The same words are used differently in physics, neuroscience and machine learning, and several of the comparisons below depend on which sense is meant; Appendix A is a glossary of the terms as this survey uses them.</w:t>
       </w:r>
     </w:p>
     <w:p>
@@ -7932,7 +7740,7 @@
         <w:rPr>
           <w:lang w:val="en-GB"/>
         </w:rPr>
-        <w:t xml:space="preserve">Appendix D records what each system</w:t>
+        <w:t xml:space="preserve">Appendix C records what each system</w:t>
       </w:r>
       <w:r>
         <w:rPr>
@@ -7952,7 +7760,7 @@
         <w:rPr>
           <w:lang w:val="en-GB"/>
         </w:rPr>
-        <w:t xml:space="preserve">: its oscillator family, the part of a model the dynamics constitutes, what gradients reach, and whether the work is peer reviewed. Appendix E records what each system</w:t>
+        <w:t xml:space="preserve">: its oscillator family, the part of a model the dynamics constitutes, what gradients reach, and whether the work is peer reviewed. Appendix D records what each system</w:t>
       </w:r>
       <w:r>
         <w:rPr>
@@ -7984,7 +7792,7 @@
           <wp:inline>
             <wp:extent cx="5334000" cy="5051964"/>
             <wp:effectExtent b="0" l="0" r="0" t="0"/>
-            <wp:docPr descr="The oscillator dynamics each surveyed system is built on, grouped by how the dynamics is written rather than by when it was published. The first seven forms carry a coupling term between units, whether as a phase difference, a projected vector sum, or, in the coupled second-order recurrences, full or convolutional weight matrices inside the nonlinearity. The last two do not: UnICORNN’s units are independent within a layer and LinOSS’s state matrices are diagonal, which is why Section 2.3.3 records a coupling ablation for those rows as not applicable rather than as missing. Appendix C places all of them in the wider lineage." title="" id="53" name="Picture"/>
+            <wp:docPr descr="The oscillator dynamics each surveyed system is built on, grouped by how the dynamics is written rather than by when it was published. The first seven forms carry a coupling term between units, whether as a phase difference, a projected vector sum, or, in the coupled second-order recurrences, full or convolutional weight matrices inside the nonlinearity. The last two do not: UnICORNN’s units are independent within a layer and LinOSS’s state matrices are diagonal, which is why Section 2.3.3 records a coupling ablation for those rows as not applicable rather than as missing. Appendix B places all of them in the wider lineage." title="" id="53" name="Picture"/>
             <a:graphic>
               <a:graphicData uri="http://schemas.openxmlformats.org/drawingml/2006/picture">
                 <pic:pic>
@@ -8030,7 +7838,7 @@
         <w:rPr>
           <w:lang w:val="en-GB"/>
         </w:rPr>
-        <w:t xml:space="preserve">Figure 10. The oscillator dynamics each surveyed system is built on, grouped by how the dynamics is written rather than by when it was published. The first seven forms carry a coupling term between units, whether as a phase difference, a projected vector sum, or, in the coupled second-order recurrences, full or convolutional weight matrices inside the nonlinearity. The last two do not: UnICORNN’s units are independent within a layer and LinOSS’s state matrices are diagonal, which is why Section 2.3.3 records a coupling ablation for those rows as not applicable rather than as missing. Appendix C places all of them in the wider lineage.</w:t>
+        <w:t xml:space="preserve">Figure 10. The oscillator dynamics each surveyed system is built on, grouped by how the dynamics is written rather than by when it was published. The first seven forms carry a coupling term between units, whether as a phase difference, a projected vector sum, or, in the coupled second-order recurrences, full or convolutional weight matrices inside the nonlinearity. The last two do not: UnICORNN’s units are independent within a layer and LinOSS’s state matrices are diagonal, which is why Section 2.3.3 records a coupling ablation for those rows as not applicable rather than as missing. Appendix B places all of them in the wider lineage.</w:t>
       </w:r>
     </w:p>
     <w:p>
@@ -8611,7 +8419,7 @@
         <w:rPr>
           <w:lang w:val="en-GB"/>
         </w:rPr>
-        <w:t xml:space="preserve">A survey of this shape would normally open its comparison with a shared benchmark. The field has not established one yet, and that absence is itself one of the gaps this survey identifies. Some convergence has started: Sudoku is now reported by two independent groups, AKOrN and WONN, and CIFAR and ImageNet recur across several systems, though at different tasks. The spread is still the point, though. Read down the task column of Appendix E: class-conditional image generation scored by FID, ImageNet-1K top-1 classification, maze path finding and Sudoku, object discovery, multi-object binding robustness at small scale, character-level language modelling, generation on periodic domains, extreme-length sequence classification, general time-series benchmarks, spoken-digit recognition, and combinatorial optimization. Almost no two rows share a task, and where two rows do, they rarely share a protocol.</w:t>
+        <w:t xml:space="preserve">A survey of this shape would normally open its comparison with a shared benchmark. The field has not established one yet, and that absence is itself one of the gaps this survey identifies. Some convergence has started: Sudoku is now reported by two independent groups, AKOrN and WONN, and CIFAR and ImageNet recur across several systems, though at different tasks. The spread is still the point, though. Read down the task column of Appendix D: class-conditional image generation scored by FID, ImageNet-1K top-1 classification, maze path finding and Sudoku, object discovery, multi-object binding robustness at small scale, character-level language modelling, generation on periodic domains, extreme-length sequence classification, general time-series benchmarks, spoken-digit recognition, and combinatorial optimization. Almost no two rows share a task, and where two rows do, they rarely share a protocol.</w:t>
       </w:r>
     </w:p>
     <w:p>
@@ -10291,7 +10099,7 @@
         <w:rPr>
           <w:lang w:val="en-GB"/>
         </w:rPr>
-        <w:t xml:space="preserve">; because the phase update has no other term, deleting the coupling and freezing the phases are the same operation, and the retrained model loses two to three points in distribution, five to six under overlap and about thirty under Gaussian noise. AKOrN ablates its learned coupling matrix as a J = 0 bar inside a robustness figure, with no number in the text and no statement of whether that variant was retrained without coupling or had its coupling zeroed at evaluation, which is the difference between measuring what coupling contributes and measuring a readout meeting unfamiliar dynamics. None of the three is what a shared protocol would ask for: a retrained and a zeroed-at-test variant side by side, on more than one dataset, with seeds. Damping, which is not among the five controls, has been ablated twice, each time across a pair of papers by the same group. UnICORNN is coRNN with the damping and the within-layer coupling removed and a layer stack added, and D-LinOSS with its damping set to zero recovers LinOSS’s conservative discretization exactly, so the two papers of each pair publish both sides of a comparison that neither runs alone. That the authors published both sides at all is to their credit, and the second pair is the cleaner instance, since only one term moves, though its LinOSS numbers are carried over from the earlier paper rather than re-run; we would still prefer the two sides in one paper under one protocol, which is what Section 3.2 asks for. Of the sixty-five applicable control comparisons these five give across the fourteen rows, sixteen have been run, ten of them by three systems, plus three near-instances; Appendix F itemizes them.</w:t>
+        <w:t xml:space="preserve">; because the phase update has no other term, deleting the coupling and freezing the phases are the same operation, and the retrained model loses two to three points in distribution, five to six under overlap and about thirty under Gaussian noise. AKOrN ablates its learned coupling matrix as a J = 0 bar inside a robustness figure, with no number in the text and no statement of whether that variant was retrained without coupling or had its coupling zeroed at evaluation, which is the difference between measuring what coupling contributes and measuring a readout meeting unfamiliar dynamics. None of the three is what a shared protocol would ask for: a retrained and a zeroed-at-test variant side by side, on more than one dataset, with seeds. Damping, which is not among the five controls, has been ablated twice, each time across a pair of papers by the same group. UnICORNN is coRNN with the damping and the within-layer coupling removed and a layer stack added, and D-LinOSS with its damping set to zero recovers LinOSS’s conservative discretization exactly, so the two papers of each pair publish both sides of a comparison that neither runs alone. That the authors published both sides at all is to their credit, and the second pair is the cleaner instance, since only one term moves, though its LinOSS numbers are carried over from the earlier paper rather than re-run; we would still prefer the two sides in one paper under one protocol, which is what Section 3.2 asks for. Of the sixty-five applicable control comparisons these five give across the fourteen rows, sixteen have been run, ten of them by three systems, plus three near-instances; Appendix E itemizes them.</w:t>
       </w:r>
     </w:p>
     <w:bookmarkEnd w:id="63"/>
@@ -12760,7 +12568,7 @@
         <w:rPr>
           <w:lang w:val="en-GB"/>
         </w:rPr>
-        <w:t xml:space="preserve">Appendix G collects the questions these directions leave open.</w:t>
+        <w:t xml:space="preserve">Appendix F collects the questions these directions leave open.</w:t>
       </w:r>
     </w:p>
     <w:bookmarkEnd w:id="77"/>
@@ -13168,7 +12976,7 @@
         <w:rPr>
           <w:lang w:val="en-GB"/>
         </w:rPr>
-        <w:t xml:space="preserve">on one supplementary task. Appendix F itemizes them. Where a control has been run it has changed what the paper could conclude, and in two cases it reversed a headline: at matched parameters on a chaotic system both oscillatory recurrences lose to an LSTM, and a fixed coupling kernel comes within a point of KomplexNet’s learned one in distribution.</w:t>
+        <w:t xml:space="preserve">on one supplementary task. Appendix E itemizes them. Where a control has been run it has changed what the paper could conclude, and in two cases it reversed a headline: at matched parameters on a chaotic system both oscillatory recurrences lose to an LSTM, and a fixed coupling kernel comes within a point of KomplexNet’s learned one in distribution.</w:t>
       </w:r>
     </w:p>
     <w:p>
@@ -13244,7 +13052,7 @@
       </w:r>
     </w:p>
     <w:bookmarkEnd w:id="79"/>
-    <w:bookmarkStart w:id="80" w:name="appendix"/>
+    <w:bookmarkStart w:id="80" w:name="X1f74eb43af444059c7518034463b6c89b1cacf4"/>
     <w:p>
       <w:pPr>
         <w:pStyle w:val="Heading1"/>
@@ -13253,11 +13061,35 @@
         <w:rPr>
           <w:lang w:val="en-GB"/>
         </w:rPr>
+        <w:t xml:space="preserve">Declaration of generative AI and AI-assisted technologies in the manuscript preparation process</w:t>
+      </w:r>
+    </w:p>
+    <w:p>
+      <w:pPr>
+        <w:pStyle w:val="FirstParagraph"/>
+      </w:pPr>
+      <w:r>
+        <w:rPr>
+          <w:lang w:val="en-GB"/>
+        </w:rPr>
+        <w:t xml:space="preserve">During the preparation of this work the author used Claude (Anthropic) in order to search for and surface candidate prior art, to write the tooling that produces the manuscript’s distributable formats and checks its bibliography, and to write the code that draws the figures from data and layouts the author specified. After using this tool, the author reviewed and edited the content as needed and takes full responsibility for the content of the published article. The author wrote the manuscript and independently verified every reference and every claim attributed to a source.</w:t>
+      </w:r>
+    </w:p>
+    <w:bookmarkEnd w:id="80"/>
+    <w:bookmarkStart w:id="81" w:name="appendix"/>
+    <w:p>
+      <w:pPr>
+        <w:pStyle w:val="Heading1"/>
+      </w:pPr>
+      <w:r>
+        <w:rPr>
+          <w:lang w:val="en-GB"/>
+        </w:rPr>
         <w:t xml:space="preserve">Appendix</w:t>
       </w:r>
     </w:p>
-    <w:bookmarkEnd w:id="80"/>
-    <w:bookmarkStart w:id="81" w:name="a-use-of-ai-assistance"/>
+    <w:bookmarkEnd w:id="81"/>
+    <w:bookmarkStart w:id="82" w:name="a-glossary"/>
     <w:p>
       <w:pPr>
         <w:pStyle w:val="Heading1"/>
@@ -13266,31 +13098,7 @@
         <w:rPr>
           <w:lang w:val="en-GB"/>
         </w:rPr>
-        <w:t xml:space="preserve">A Use of AI assistance</w:t>
-      </w:r>
-    </w:p>
-    <w:p>
-      <w:pPr>
-        <w:pStyle w:val="FirstParagraph"/>
-      </w:pPr>
-      <w:r>
-        <w:rPr>
-          <w:lang w:val="en-GB"/>
-        </w:rPr>
-        <w:t xml:space="preserve">Generative AI tools were used in preparing this survey to search for and surface candidate prior art, to write the tooling that produces the manuscript’s distributable formats and checks its bibliography, and to generate figures. The author wrote the manuscript and independently verified every reference and every claim attributed to a source. Responsibility for the content, including any error of attribution, rests with the author.</w:t>
-      </w:r>
-    </w:p>
-    <w:bookmarkEnd w:id="81"/>
-    <w:bookmarkStart w:id="82" w:name="b-glossary"/>
-    <w:p>
-      <w:pPr>
-        <w:pStyle w:val="Heading1"/>
-      </w:pPr>
-      <w:r>
-        <w:rPr>
-          <w:lang w:val="en-GB"/>
-        </w:rPr>
-        <w:t xml:space="preserve">B Glossary</w:t>
+        <w:t xml:space="preserve">A Glossary</w:t>
       </w:r>
     </w:p>
     <w:p>
@@ -13991,7 +13799,7 @@
       </w:tr>
     </w:tbl>
     <w:bookmarkEnd w:id="82"/>
-    <w:bookmarkStart w:id="83" w:name="c-oscillator-physics-models"/>
+    <w:bookmarkStart w:id="83" w:name="b-oscillator-physics-models"/>
     <w:p>
       <w:pPr>
         <w:pStyle w:val="Heading1"/>
@@ -14000,7 +13808,7 @@
         <w:rPr>
           <w:lang w:val="en-GB"/>
         </w:rPr>
-        <w:t xml:space="preserve">C Oscillator physics models</w:t>
+        <w:t xml:space="preserve">B Oscillator physics models</w:t>
       </w:r>
     </w:p>
     <w:p>
@@ -15340,7 +15148,7 @@
       </w:tr>
     </w:tbl>
     <w:bookmarkEnd w:id="83"/>
-    <w:bookmarkStart w:id="84" w:name="Xb9539b77dd0e61eded38d8312edfe160b9b15be"/>
+    <w:bookmarkStart w:id="84" w:name="Xd963e00f5c396f23804f488fa77ba675eeff86d"/>
     <w:p>
       <w:pPr>
         <w:pStyle w:val="Heading1"/>
@@ -15349,7 +15157,7 @@
         <w:rPr>
           <w:lang w:val="en-GB"/>
         </w:rPr>
-        <w:t xml:space="preserve">D Oscillator systems: design and classification</w:t>
+        <w:t xml:space="preserve">C Oscillator systems: design and classification</w:t>
       </w:r>
     </w:p>
     <w:p>
@@ -17385,7 +17193,7 @@
       </w:tr>
     </w:tbl>
     <w:bookmarkEnd w:id="84"/>
-    <w:bookmarkStart w:id="85" w:name="e-oscillator-systems-reported-results"/>
+    <w:bookmarkStart w:id="85" w:name="d-oscillator-systems-reported-results"/>
     <w:p>
       <w:pPr>
         <w:pStyle w:val="Heading1"/>
@@ -17394,7 +17202,7 @@
         <w:rPr>
           <w:lang w:val="en-GB"/>
         </w:rPr>
-        <w:t xml:space="preserve">E Oscillator systems: reported results</w:t>
+        <w:t xml:space="preserve">D Oscillator systems: reported results</w:t>
       </w:r>
     </w:p>
     <w:p>
@@ -17436,7 +17244,7 @@
         <w:rPr>
           <w:lang w:val="en-GB"/>
         </w:rPr>
-        <w:t xml:space="preserve">Table 5. Reported results for the same systems, in the same order as Appendix D. These are as published and are</w:t>
+        <w:t xml:space="preserve">Table 5. Reported results for the same systems, in the same order as Appendix C. These are as published and are</w:t>
       </w:r>
       <w:r>
         <w:rPr>
@@ -17465,7 +17273,7 @@
         <w:tblW w:type="pct" w:w="5000"/>
         <w:tblLayout w:type="fixed"/>
         <w:tblLook w:firstRow="1" w:lastRow="0" w:firstColumn="0" w:lastColumn="0" w:noHBand="0" w:noVBand="0" w:val="0020"/>
-        <w:tblCaption w:val="Table 5. Reported results for the same systems, in the same order as Appendix D. These are as published and are not comparable across rows: different tasks, different baselines, different tuning effort (Section 2.3.2)."/>
+        <w:tblCaption w:val="Table 5. Reported results for the same systems, in the same order as Appendix C. These are as published and are not comparable across rows: different tasks, different baselines, different tuning effort (Section 2.3.2)."/>
       </w:tblPr>
       <w:tblGrid>
         <w:gridCol w:w="1584"/>
@@ -18703,7 +18511,7 @@
       </w:tr>
     </w:tbl>
     <w:bookmarkEnd w:id="85"/>
-    <w:bookmarkStart w:id="86" w:name="f-how-the-control-counts-are-derived"/>
+    <w:bookmarkStart w:id="86" w:name="e-how-the-control-counts-are-derived"/>
     <w:p>
       <w:pPr>
         <w:pStyle w:val="Heading1"/>
@@ -18712,7 +18520,7 @@
         <w:rPr>
           <w:lang w:val="en-GB"/>
         </w:rPr>
-        <w:t xml:space="preserve">F How the control counts are derived</w:t>
+        <w:t xml:space="preserve">E How the control counts are derived</w:t>
       </w:r>
     </w:p>
     <w:p>
@@ -19461,7 +19269,7 @@
         <w:rPr>
           <w:lang w:val="en-GB"/>
         </w:rPr>
-        <w:t xml:space="preserve">Table 1 covers fourteen of the fifteen rows in Appendix D. ESN</w:t>
+        <w:t xml:space="preserve">Table 1 covers fourteen of the fifteen rows in Appendix C. ESN</w:t>
       </w:r>
       <w:r>
         <w:rPr>
@@ -19543,7 +19351,7 @@
       </w:r>
     </w:p>
     <w:bookmarkEnd w:id="86"/>
-    <w:bookmarkStart w:id="354" w:name="g-questions-the-record-leaves-open"/>
+    <w:bookmarkStart w:id="354" w:name="f-questions-the-record-leaves-open"/>
     <w:p>
       <w:pPr>
         <w:pStyle w:val="Heading1"/>
@@ -19552,7 +19360,7 @@
         <w:rPr>
           <w:lang w:val="en-GB"/>
         </w:rPr>
-        <w:t xml:space="preserve">G Questions the record leaves open</w:t>
+        <w:t xml:space="preserve">F Questions the record leaves open</w:t>
       </w:r>
     </w:p>
     <w:p>

--- a/papers/01-evidence-audit/from-synchronization-physics-to-trained-dynamics.docx
+++ b/papers/01-evidence-audit/from-synchronization-physics-to-trained-dynamics.docx
@@ -15,13 +15,46 @@
     </w:p>
     <w:p>
       <w:pPr>
+        <w:pStyle w:val="Author"/>
+      </w:pPr>
+      <w:r>
+        <w:rPr>
+          <w:lang w:val="en-GB"/>
+        </w:rPr>
+        <w:t xml:space="preserve">Eric Kryski</w:t>
+      </w:r>
+    </w:p>
+    <w:p>
+      <w:pPr>
+        <w:pStyle w:val="Author"/>
+      </w:pPr>
+      <w:r>
+        <w:rPr>
+          <w:lang w:val="en-GB"/>
+        </w:rPr>
+        <w:t xml:space="preserve">Independent researcher, Calgary, Alberta, Canada</w:t>
+      </w:r>
+    </w:p>
+    <w:p>
+      <w:pPr>
+        <w:pStyle w:val="Author"/>
+      </w:pPr>
+      <w:r>
+        <w:rPr>
+          <w:lang w:val="en-GB"/>
+        </w:rPr>
+        <w:t xml:space="preserve">Corresponding author: Eric Kryski, hello@erickryski.com (ORCID 0009-0005-7751-9059)</w:t>
+      </w:r>
+    </w:p>
+    <w:p>
+      <w:pPr>
         <w:pStyle w:val="Date"/>
       </w:pPr>
       <w:r>
         <w:rPr>
           <w:lang w:val="en-GB"/>
         </w:rPr>
-        <w:t xml:space="preserve">2026-09-01</w:t>
+        <w:t xml:space="preserve">2026-09-11</w:t>
       </w:r>
     </w:p>
     <w:p>
@@ -148,115 +181,128 @@
         <w:rPr>
           <w:lang w:val="en-GB"/>
         </w:rPr>
-        <w:t xml:space="preserve">survey does not test that hypothesis; it audits the ONN landscape. We organize eighteen</w:t>
-      </w:r>
-      <w:r>
-        <w:rPr>
-          <w:lang w:val="en-GB"/>
-        </w:rPr>
-        <w:t xml:space="preserve"> </w:t>
-      </w:r>
-      <w:r>
-        <w:rPr>
-          <w:lang w:val="en-GB"/>
-        </w:rPr>
-        <w:t xml:space="preserve">published systems, in fifteen lines, on two questions: whether gradients reach the oscillator</w:t>
-      </w:r>
-      <w:r>
-        <w:rPr>
-          <w:lang w:val="en-GB"/>
-        </w:rPr>
-        <w:t xml:space="preserve"> </w:t>
-      </w:r>
-      <w:r>
-        <w:rPr>
-          <w:lang w:val="en-GB"/>
-        </w:rPr>
-        <w:t xml:space="preserve">dynamics, and whether a conventional encoder or decoder is trained around it. For each we record</w:t>
-      </w:r>
-      <w:r>
-        <w:rPr>
-          <w:lang w:val="en-GB"/>
-        </w:rPr>
-        <w:t xml:space="preserve"> </w:t>
-      </w:r>
-      <w:r>
-        <w:rPr>
-          <w:lang w:val="en-GB"/>
-        </w:rPr>
-        <w:t xml:space="preserve">the task, data, controls and comparison with conventional networks at comparable budgets; the</w:t>
-      </w:r>
-      <w:r>
-        <w:rPr>
-          <w:lang w:val="en-GB"/>
-        </w:rPr>
-        <w:t xml:space="preserve"> </w:t>
-      </w:r>
-      <w:r>
-        <w:rPr>
-          <w:lang w:val="en-GB"/>
-        </w:rPr>
-        <w:t xml:space="preserve">picture is parity and niches, not dominance. The evidence rarely isolates the dynamics: of</w:t>
-      </w:r>
-      <w:r>
-        <w:rPr>
-          <w:lang w:val="en-GB"/>
-        </w:rPr>
-        <w:t xml:space="preserve"> </w:t>
-      </w:r>
-      <w:r>
-        <w:rPr>
-          <w:lang w:val="en-GB"/>
-        </w:rPr>
-        <w:t xml:space="preserve">sixty-five applicable control comparisons, sixteen have been run, ten of them by three systems;</w:t>
-      </w:r>
-      <w:r>
-        <w:rPr>
-          <w:lang w:val="en-GB"/>
-        </w:rPr>
-        <w:t xml:space="preserve"> </w:t>
-      </w:r>
-      <w:r>
-        <w:rPr>
-          <w:lang w:val="en-GB"/>
-        </w:rPr>
-        <w:t xml:space="preserve">the coupling term has been removed as a single variable three times, once without a reported</w:t>
-      </w:r>
-      <w:r>
-        <w:rPr>
-          <w:lang w:val="en-GB"/>
-        </w:rPr>
-        <w:t xml:space="preserve"> </w:t>
-      </w:r>
-      <w:r>
-        <w:rPr>
-          <w:lang w:val="en-GB"/>
-        </w:rPr>
-        <w:t xml:space="preserve">number, once on a single dataset, and once only as a retrained model; and no report varies</w:t>
-      </w:r>
-      <w:r>
-        <w:rPr>
-          <w:lang w:val="en-GB"/>
-        </w:rPr>
-        <w:t xml:space="preserve"> </w:t>
-      </w:r>
-      <w:r>
-        <w:rPr>
-          <w:lang w:val="en-GB"/>
-        </w:rPr>
-        <w:t xml:space="preserve">coupling range or boundary conditions as a single variable. We close with eight directions</w:t>
-      </w:r>
-      <w:r>
-        <w:rPr>
-          <w:lang w:val="en-GB"/>
-        </w:rPr>
-        <w:t xml:space="preserve"> </w:t>
-      </w:r>
-      <w:r>
-        <w:rPr>
-          <w:lang w:val="en-GB"/>
-        </w:rPr>
-        <w:t xml:space="preserve">toward shared data, tasks and controls.</w:t>
+        <w:t xml:space="preserve">survey does not test that hypothesis, but uses it for motivation to audit the ONN landscape. We</w:t>
+      </w:r>
+      <w:r>
+        <w:rPr>
+          <w:lang w:val="en-GB"/>
+        </w:rPr>
+        <w:t xml:space="preserve"> </w:t>
+      </w:r>
+      <w:r>
+        <w:rPr>
+          <w:lang w:val="en-GB"/>
+        </w:rPr>
+        <w:t xml:space="preserve">organize eighteen published systems, on two primary questions: whether gradients reach the</w:t>
+      </w:r>
+      <w:r>
+        <w:rPr>
+          <w:lang w:val="en-GB"/>
+        </w:rPr>
+        <w:t xml:space="preserve"> </w:t>
+      </w:r>
+      <w:r>
+        <w:rPr>
+          <w:lang w:val="en-GB"/>
+        </w:rPr>
+        <w:t xml:space="preserve">oscillator dynamics, and whether a conventional encoder or decoder is trained around it. We</w:t>
+      </w:r>
+      <w:r>
+        <w:rPr>
+          <w:lang w:val="en-GB"/>
+        </w:rPr>
+        <w:t xml:space="preserve"> </w:t>
+      </w:r>
+      <w:r>
+        <w:rPr>
+          <w:lang w:val="en-GB"/>
+        </w:rPr>
+        <w:t xml:space="preserve">record the task, data, controls and comparison with conventional networks at comparable budgets;</w:t>
+      </w:r>
+      <w:r>
+        <w:rPr>
+          <w:lang w:val="en-GB"/>
+        </w:rPr>
+        <w:t xml:space="preserve"> </w:t>
+      </w:r>
+      <w:r>
+        <w:rPr>
+          <w:lang w:val="en-GB"/>
+        </w:rPr>
+        <w:t xml:space="preserve">identifying notable findings and methodology gaps. We found the dynamics were rarely isolated;</w:t>
+      </w:r>
+      <w:r>
+        <w:rPr>
+          <w:lang w:val="en-GB"/>
+        </w:rPr>
+        <w:t xml:space="preserve"> </w:t>
+      </w:r>
+      <w:r>
+        <w:rPr>
+          <w:lang w:val="en-GB"/>
+        </w:rPr>
+        <w:t xml:space="preserve">the coupling term has only been removed as a single variable three times, once without a</w:t>
+      </w:r>
+      <w:r>
+        <w:rPr>
+          <w:lang w:val="en-GB"/>
+        </w:rPr>
+        <w:t xml:space="preserve"> </w:t>
+      </w:r>
+      <w:r>
+        <w:rPr>
+          <w:lang w:val="en-GB"/>
+        </w:rPr>
+        <w:t xml:space="preserve">reported number, once on a single dataset, and once only as a retrained model; and no report</w:t>
+      </w:r>
+      <w:r>
+        <w:rPr>
+          <w:lang w:val="en-GB"/>
+        </w:rPr>
+        <w:t xml:space="preserve"> </w:t>
+      </w:r>
+      <w:r>
+        <w:rPr>
+          <w:lang w:val="en-GB"/>
+        </w:rPr>
+        <w:t xml:space="preserve">varies coupling range or boundary conditions as a single variable. We close with eight</w:t>
+      </w:r>
+      <w:r>
+        <w:rPr>
+          <w:lang w:val="en-GB"/>
+        </w:rPr>
+        <w:t xml:space="preserve"> </w:t>
+      </w:r>
+      <w:r>
+        <w:rPr>
+          <w:lang w:val="en-GB"/>
+        </w:rPr>
+        <w:t xml:space="preserve">directions toward shared data, model evaluations and improved controls.</w:t>
+      </w:r>
+    </w:p>
+    <w:p>
+      <w:pPr>
+        <w:pStyle w:val="FirstParagraph"/>
+      </w:pPr>
+      <w:r>
+        <w:rPr>
+          <w:b/>
+          <w:bCs/>
+          <w:lang w:val="en-GB"/>
+        </w:rPr>
+        <w:t xml:space="preserve">Keywords:</w:t>
+      </w:r>
+      <w:r>
+        <w:rPr>
+          <w:lang w:val="en-GB"/>
+        </w:rPr>
+        <w:t xml:space="preserve"> </w:t>
+      </w:r>
+      <w:r>
+        <w:rPr>
+          <w:lang w:val="en-GB"/>
+        </w:rPr>
+        <w:t xml:space="preserve">coupled oscillators; Kuramoto model; reservoir computing; synchronization; neural architectures; literature survey</w:t>
       </w:r>
     </w:p>
     <w:bookmarkStart w:id="41" w:name="introduction-and-background"/>
@@ -13052,7 +13098,7 @@
       </w:r>
     </w:p>
     <w:bookmarkEnd w:id="79"/>
-    <w:bookmarkStart w:id="80" w:name="X1f74eb43af444059c7518034463b6c89b1cacf4"/>
+    <w:bookmarkStart w:id="80" w:name="appendix"/>
     <w:p>
       <w:pPr>
         <w:pStyle w:val="Heading1"/>
@@ -13061,35 +13107,11 @@
         <w:rPr>
           <w:lang w:val="en-GB"/>
         </w:rPr>
-        <w:t xml:space="preserve">Declaration of generative AI and AI-assisted technologies in the manuscript preparation process</w:t>
-      </w:r>
-    </w:p>
-    <w:p>
-      <w:pPr>
-        <w:pStyle w:val="FirstParagraph"/>
-      </w:pPr>
-      <w:r>
-        <w:rPr>
-          <w:lang w:val="en-GB"/>
-        </w:rPr>
-        <w:t xml:space="preserve">During the preparation of this work the author used Claude (Anthropic) in order to search for and surface candidate prior art, to write the tooling that produces the manuscript’s distributable formats and checks its bibliography, and to write the code that draws the figures from data and layouts the author specified. After using this tool, the author reviewed and edited the content as needed and takes full responsibility for the content of the published article. The author wrote the manuscript and independently verified every reference and every claim attributed to a source.</w:t>
+        <w:t xml:space="preserve">Appendix</w:t>
       </w:r>
     </w:p>
     <w:bookmarkEnd w:id="80"/>
-    <w:bookmarkStart w:id="81" w:name="appendix"/>
-    <w:p>
-      <w:pPr>
-        <w:pStyle w:val="Heading1"/>
-      </w:pPr>
-      <w:r>
-        <w:rPr>
-          <w:lang w:val="en-GB"/>
-        </w:rPr>
-        <w:t xml:space="preserve">Appendix</w:t>
-      </w:r>
-    </w:p>
-    <w:bookmarkEnd w:id="81"/>
-    <w:bookmarkStart w:id="82" w:name="a-glossary"/>
+    <w:bookmarkStart w:id="81" w:name="a-glossary"/>
     <w:p>
       <w:pPr>
         <w:pStyle w:val="Heading1"/>
@@ -13798,8 +13820,8 @@
         </w:tc>
       </w:tr>
     </w:tbl>
-    <w:bookmarkEnd w:id="82"/>
-    <w:bookmarkStart w:id="83" w:name="b-oscillator-physics-models"/>
+    <w:bookmarkEnd w:id="81"/>
+    <w:bookmarkStart w:id="82" w:name="b-oscillator-physics-models"/>
     <w:p>
       <w:pPr>
         <w:pStyle w:val="Heading1"/>
@@ -15147,8 +15169,8 @@
         </w:tc>
       </w:tr>
     </w:tbl>
-    <w:bookmarkEnd w:id="83"/>
-    <w:bookmarkStart w:id="84" w:name="Xd963e00f5c396f23804f488fa77ba675eeff86d"/>
+    <w:bookmarkEnd w:id="82"/>
+    <w:bookmarkStart w:id="83" w:name="Xd963e00f5c396f23804f488fa77ba675eeff86d"/>
     <w:p>
       <w:pPr>
         <w:pStyle w:val="Heading1"/>
@@ -17192,8 +17214,8 @@
         </w:tc>
       </w:tr>
     </w:tbl>
-    <w:bookmarkEnd w:id="84"/>
-    <w:bookmarkStart w:id="85" w:name="d-oscillator-systems-reported-results"/>
+    <w:bookmarkEnd w:id="83"/>
+    <w:bookmarkStart w:id="84" w:name="d-oscillator-systems-reported-results"/>
     <w:p>
       <w:pPr>
         <w:pStyle w:val="Heading1"/>
@@ -18510,8 +18532,8 @@
         </w:tc>
       </w:tr>
     </w:tbl>
-    <w:bookmarkEnd w:id="85"/>
-    <w:bookmarkStart w:id="86" w:name="e-how-the-control-counts-are-derived"/>
+    <w:bookmarkEnd w:id="84"/>
+    <w:bookmarkStart w:id="85" w:name="e-how-the-control-counts-are-derived"/>
     <w:p>
       <w:pPr>
         <w:pStyle w:val="Heading1"/>
@@ -19350,8 +19372,8 @@
         <w:t xml:space="preserve">are omitted from it because they are the reservoir-computing precedent this survey measures oscillator systems against rather than oscillator systems whose dynamics is itself under test.</w:t>
       </w:r>
     </w:p>
-    <w:bookmarkEnd w:id="86"/>
-    <w:bookmarkStart w:id="354" w:name="f-questions-the-record-leaves-open"/>
+    <w:bookmarkEnd w:id="85"/>
+    <w:bookmarkStart w:id="86" w:name="f-questions-the-record-leaves-open"/>
     <w:p>
       <w:pPr>
         <w:pStyle w:val="Heading1"/>
@@ -19720,6 +19742,19 @@
         <w:t xml:space="preserve">Energy per inference measured on hardware under the established neuromorphic methodology, for a trained oscillator system doing a real task, against a conventional baseline at matched accuracy.</w:t>
       </w:r>
     </w:p>
+    <w:bookmarkEnd w:id="86"/>
+    <w:bookmarkStart w:id="87" w:name="X1f74eb43af444059c7518034463b6c89b1cacf4"/>
+    <w:p>
+      <w:pPr>
+        <w:pStyle w:val="Heading1"/>
+      </w:pPr>
+      <w:r>
+        <w:rPr>
+          <w:lang w:val="en-GB"/>
+        </w:rPr>
+        <w:t xml:space="preserve">Declaration of generative AI and AI-assisted technologies in the manuscript preparation process</w:t>
+      </w:r>
+    </w:p>
     <w:p>
       <w:pPr>
         <w:pStyle w:val="FirstParagraph"/>
@@ -19728,11 +19763,132 @@
         <w:rPr>
           <w:lang w:val="en-GB"/>
         </w:rPr>
+        <w:t xml:space="preserve">During the preparation of this work the author used Claude (Anthropic) in order to search for and surface candidate prior art, to write the tooling that produces the manuscript’s distributable formats and checks its bibliography, and to write the code that draws the figures from data and layouts the author specified. After using this tool, the author reviewed and edited the content as needed and takes full responsibility for the content of the published article. The author wrote the manuscript and independently verified every reference and every claim attributed to a source.</w:t>
+      </w:r>
+    </w:p>
+    <w:bookmarkEnd w:id="87"/>
+    <w:bookmarkStart w:id="88" w:name="credit-authorship-contribution-statement"/>
+    <w:p>
+      <w:pPr>
+        <w:pStyle w:val="Heading1"/>
+      </w:pPr>
+      <w:r>
+        <w:rPr>
+          <w:lang w:val="en-GB"/>
+        </w:rPr>
+        <w:t xml:space="preserve">CRediT authorship contribution statement</w:t>
+      </w:r>
+    </w:p>
+    <w:p>
+      <w:pPr>
+        <w:pStyle w:val="FirstParagraph"/>
+      </w:pPr>
+      <w:r>
+        <w:rPr>
+          <w:b/>
+          <w:bCs/>
+          <w:lang w:val="en-GB"/>
+        </w:rPr>
+        <w:t xml:space="preserve">Eric Kryski:</w:t>
+      </w:r>
+      <w:r>
+        <w:rPr>
+          <w:lang w:val="en-GB"/>
+        </w:rPr>
+        <w:t xml:space="preserve"> </w:t>
+      </w:r>
+      <w:r>
+        <w:rPr>
+          <w:lang w:val="en-GB"/>
+        </w:rPr>
+        <w:t xml:space="preserve">Conceptualization, Methodology, Investigation, Software, Data curation, Visualization, Writing – original draft, Writing – review &amp; editing.</w:t>
+      </w:r>
+    </w:p>
+    <w:bookmarkEnd w:id="88"/>
+    <w:bookmarkStart w:id="89" w:name="declaration-of-competing-interest"/>
+    <w:p>
+      <w:pPr>
+        <w:pStyle w:val="Heading1"/>
+      </w:pPr>
+      <w:r>
+        <w:rPr>
+          <w:lang w:val="en-GB"/>
+        </w:rPr>
+        <w:t xml:space="preserve">Declaration of competing interest</w:t>
+      </w:r>
+    </w:p>
+    <w:p>
+      <w:pPr>
+        <w:pStyle w:val="FirstParagraph"/>
+      </w:pPr>
+      <w:r>
+        <w:rPr>
+          <w:lang w:val="en-GB"/>
+        </w:rPr>
+        <w:t xml:space="preserve">The author declares no known competing financial interests or personal relationships that could have appeared to influence the work reported in this paper.</w:t>
+      </w:r>
+    </w:p>
+    <w:bookmarkEnd w:id="89"/>
+    <w:bookmarkStart w:id="90" w:name="funding"/>
+    <w:p>
+      <w:pPr>
+        <w:pStyle w:val="Heading1"/>
+      </w:pPr>
+      <w:r>
+        <w:rPr>
+          <w:lang w:val="en-GB"/>
+        </w:rPr>
+        <w:t xml:space="preserve">Funding</w:t>
+      </w:r>
+    </w:p>
+    <w:p>
+      <w:pPr>
+        <w:pStyle w:val="FirstParagraph"/>
+      </w:pPr>
+      <w:r>
+        <w:rPr>
+          <w:lang w:val="en-GB"/>
+        </w:rPr>
+        <w:t xml:space="preserve">This research did not receive any specific grant from funding agencies in the public, commercial, or not-for-profit sectors.</w:t>
+      </w:r>
+    </w:p>
+    <w:bookmarkEnd w:id="90"/>
+    <w:bookmarkStart w:id="358" w:name="data-availability"/>
+    <w:p>
+      <w:pPr>
+        <w:pStyle w:val="Heading1"/>
+      </w:pPr>
+      <w:r>
+        <w:rPr>
+          <w:lang w:val="en-GB"/>
+        </w:rPr>
+        <w:t xml:space="preserve">Data availability</w:t>
+      </w:r>
+    </w:p>
+    <w:p>
+      <w:pPr>
+        <w:pStyle w:val="FirstParagraph"/>
+      </w:pPr>
+      <w:r>
+        <w:rPr>
+          <w:lang w:val="en-GB"/>
+        </w:rPr>
+        <w:t xml:space="preserve">No new data were generated. The manuscript source, its bibliography and the tooling that builds and checks it are available at https://github.com/ekryski/oscillator-research.</w:t>
+      </w:r>
+    </w:p>
+    <w:p>
+      <w:pPr>
+        <w:pStyle w:val="BodyText"/>
+      </w:pPr>
+      <w:r>
+        <w:rPr>
+          <w:lang w:val="en-GB"/>
+        </w:rPr>
         <w:t xml:space="preserve">References</w:t>
       </w:r>
     </w:p>
-    <w:bookmarkStart w:id="353" w:name="refs"/>
-    <w:bookmarkStart w:id="88" w:name="ref-abrams2004"/>
+    <w:bookmarkStart w:id="357" w:name="refs"/>
+    <w:bookmarkStart w:id="92" w:name="ref-abrams2004"/>
     <w:p>
       <w:pPr>
         <w:pStyle w:val="Bibliography"/>
@@ -19789,7 +19945,7 @@
         </w:rPr>
         <w:t xml:space="preserve"> </w:t>
       </w:r>
-      <w:hyperlink r:id="rId87">
+      <w:hyperlink r:id="rId91">
         <w:r>
           <w:rPr>
             <w:rStyle w:val="Hyperlink"/>
@@ -19799,8 +19955,8 @@
         </w:r>
       </w:hyperlink>
     </w:p>
-    <w:bookmarkEnd w:id="88"/>
-    <w:bookmarkStart w:id="90" w:name="ref-achterberg2023"/>
+    <w:bookmarkEnd w:id="92"/>
+    <w:bookmarkStart w:id="94" w:name="ref-achterberg2023"/>
     <w:p>
       <w:pPr>
         <w:pStyle w:val="Bibliography"/>
@@ -19857,7 +20013,7 @@
         </w:rPr>
         <w:t xml:space="preserve"> </w:t>
       </w:r>
-      <w:hyperlink r:id="rId89">
+      <w:hyperlink r:id="rId93">
         <w:r>
           <w:rPr>
             <w:rStyle w:val="Hyperlink"/>
@@ -19867,8 +20023,8 @@
         </w:r>
       </w:hyperlink>
     </w:p>
-    <w:bookmarkEnd w:id="90"/>
-    <w:bookmarkStart w:id="92" w:name="ref-adler1946"/>
+    <w:bookmarkEnd w:id="94"/>
+    <w:bookmarkStart w:id="96" w:name="ref-adler1946"/>
     <w:p>
       <w:pPr>
         <w:pStyle w:val="Bibliography"/>
@@ -19941,7 +20097,7 @@
         </w:rPr>
         <w:t xml:space="preserve"> </w:t>
       </w:r>
-      <w:hyperlink r:id="rId91">
+      <w:hyperlink r:id="rId95">
         <w:r>
           <w:rPr>
             <w:rStyle w:val="Hyperlink"/>
@@ -19951,8 +20107,8 @@
         </w:r>
       </w:hyperlink>
     </w:p>
-    <w:bookmarkEnd w:id="92"/>
-    <w:bookmarkStart w:id="94" w:name="ref-de-aguiar2023"/>
+    <w:bookmarkEnd w:id="96"/>
+    <w:bookmarkStart w:id="98" w:name="ref-de-aguiar2023"/>
     <w:p>
       <w:pPr>
         <w:pStyle w:val="Bibliography"/>
@@ -20009,7 +20165,7 @@
         </w:rPr>
         <w:t xml:space="preserve"> </w:t>
       </w:r>
-      <w:hyperlink r:id="rId93">
+      <w:hyperlink r:id="rId97">
         <w:r>
           <w:rPr>
             <w:rStyle w:val="Hyperlink"/>
@@ -20019,8 +20175,8 @@
         </w:r>
       </w:hyperlink>
     </w:p>
-    <w:bookmarkEnd w:id="94"/>
-    <w:bookmarkStart w:id="96" w:name="ref-ahmadi2026"/>
+    <w:bookmarkEnd w:id="98"/>
+    <w:bookmarkStart w:id="100" w:name="ref-ahmadi2026"/>
     <w:p>
       <w:pPr>
         <w:pStyle w:val="Bibliography"/>
@@ -20057,7 +20213,7 @@
         </w:rPr>
         <w:t xml:space="preserve"> </w:t>
       </w:r>
-      <w:hyperlink r:id="rId95">
+      <w:hyperlink r:id="rId99">
         <w:r>
           <w:rPr>
             <w:rStyle w:val="Hyperlink"/>
@@ -20067,8 +20223,8 @@
         </w:r>
       </w:hyperlink>
     </w:p>
-    <w:bookmarkEnd w:id="96"/>
-    <w:bookmarkStart w:id="98" w:name="ref-akbari2025"/>
+    <w:bookmarkEnd w:id="100"/>
+    <w:bookmarkStart w:id="102" w:name="ref-akbari2025"/>
     <w:p>
       <w:pPr>
         <w:pStyle w:val="Bibliography"/>
@@ -20105,7 +20261,7 @@
         </w:rPr>
         <w:t xml:space="preserve"> </w:t>
       </w:r>
-      <w:hyperlink r:id="rId97">
+      <w:hyperlink r:id="rId101">
         <w:r>
           <w:rPr>
             <w:rStyle w:val="Hyperlink"/>
@@ -20115,8 +20271,8 @@
         </w:r>
       </w:hyperlink>
     </w:p>
-    <w:bookmarkEnd w:id="98"/>
-    <w:bookmarkStart w:id="100" w:name="ref-anderson2023"/>
+    <w:bookmarkEnd w:id="102"/>
+    <w:bookmarkStart w:id="104" w:name="ref-anderson2023"/>
     <w:p>
       <w:pPr>
         <w:pStyle w:val="Bibliography"/>
@@ -20201,7 +20357,7 @@
         </w:rPr>
         <w:t xml:space="preserve"> </w:t>
       </w:r>
-      <w:hyperlink r:id="rId99">
+      <w:hyperlink r:id="rId103">
         <w:r>
           <w:rPr>
             <w:rStyle w:val="Hyperlink"/>
@@ -20211,8 +20367,8 @@
         </w:r>
       </w:hyperlink>
     </w:p>
-    <w:bookmarkEnd w:id="100"/>
-    <w:bookmarkStart w:id="102" w:name="ref-appeltant2011"/>
+    <w:bookmarkEnd w:id="104"/>
+    <w:bookmarkStart w:id="106" w:name="ref-appeltant2011"/>
     <w:p>
       <w:pPr>
         <w:pStyle w:val="Bibliography"/>
@@ -20269,7 +20425,7 @@
         </w:rPr>
         <w:t xml:space="preserve"> </w:t>
       </w:r>
-      <w:hyperlink r:id="rId101">
+      <w:hyperlink r:id="rId105">
         <w:r>
           <w:rPr>
             <w:rStyle w:val="Hyperlink"/>
@@ -20279,8 +20435,8 @@
         </w:r>
       </w:hyperlink>
     </w:p>
-    <w:bookmarkEnd w:id="102"/>
-    <w:bookmarkStart w:id="104" w:name="ref-ashwin2016"/>
+    <w:bookmarkEnd w:id="106"/>
+    <w:bookmarkStart w:id="108" w:name="ref-ashwin2016"/>
     <w:p>
       <w:pPr>
         <w:pStyle w:val="Bibliography"/>
@@ -20369,7 +20525,7 @@
         </w:rPr>
         <w:t xml:space="preserve"> </w:t>
       </w:r>
-      <w:hyperlink r:id="rId103">
+      <w:hyperlink r:id="rId107">
         <w:r>
           <w:rPr>
             <w:rStyle w:val="Hyperlink"/>
@@ -20379,8 +20535,8 @@
         </w:r>
       </w:hyperlink>
     </w:p>
-    <w:bookmarkEnd w:id="104"/>
-    <w:bookmarkStart w:id="106" w:name="ref-assaneo2020"/>
+    <w:bookmarkEnd w:id="108"/>
+    <w:bookmarkStart w:id="110" w:name="ref-assaneo2020"/>
     <w:p>
       <w:pPr>
         <w:pStyle w:val="Bibliography"/>
@@ -20437,7 +20593,7 @@
         </w:rPr>
         <w:t xml:space="preserve"> </w:t>
       </w:r>
-      <w:hyperlink r:id="rId105">
+      <w:hyperlink r:id="rId109">
         <w:r>
           <w:rPr>
             <w:rStyle w:val="Hyperlink"/>
@@ -20447,8 +20603,8 @@
         </w:r>
       </w:hyperlink>
     </w:p>
-    <w:bookmarkEnd w:id="106"/>
-    <w:bookmarkStart w:id="108" w:name="ref-attwell2001"/>
+    <w:bookmarkEnd w:id="110"/>
+    <w:bookmarkStart w:id="112" w:name="ref-attwell2001"/>
     <w:p>
       <w:pPr>
         <w:pStyle w:val="Bibliography"/>
@@ -20505,7 +20661,7 @@
         </w:rPr>
         <w:t xml:space="preserve"> </w:t>
       </w:r>
-      <w:hyperlink r:id="rId107">
+      <w:hyperlink r:id="rId111">
         <w:r>
           <w:rPr>
             <w:rStyle w:val="Hyperlink"/>
@@ -20515,8 +20671,8 @@
         </w:r>
       </w:hyperlink>
     </w:p>
-    <w:bookmarkEnd w:id="108"/>
-    <w:bookmarkStart w:id="110" w:name="ref-bacic2026"/>
+    <w:bookmarkEnd w:id="112"/>
+    <w:bookmarkStart w:id="114" w:name="ref-bacic2026"/>
     <w:p>
       <w:pPr>
         <w:pStyle w:val="Bibliography"/>
@@ -20573,7 +20729,7 @@
         </w:rPr>
         <w:t xml:space="preserve"> </w:t>
       </w:r>
-      <w:hyperlink r:id="rId109">
+      <w:hyperlink r:id="rId113">
         <w:r>
           <w:rPr>
             <w:rStyle w:val="Hyperlink"/>
@@ -20583,8 +20739,8 @@
         </w:r>
       </w:hyperlink>
     </w:p>
-    <w:bookmarkEnd w:id="110"/>
-    <w:bookmarkStart w:id="112" w:name="ref-bennett2002"/>
+    <w:bookmarkEnd w:id="114"/>
+    <w:bookmarkStart w:id="116" w:name="ref-bennett2002"/>
     <w:p>
       <w:pPr>
         <w:pStyle w:val="Bibliography"/>
@@ -20641,7 +20797,7 @@
         </w:rPr>
         <w:t xml:space="preserve"> </w:t>
       </w:r>
-      <w:hyperlink r:id="rId111">
+      <w:hyperlink r:id="rId115">
         <w:r>
           <w:rPr>
             <w:rStyle w:val="Hyperlink"/>
@@ -20651,8 +20807,8 @@
         </w:r>
       </w:hyperlink>
     </w:p>
-    <w:bookmarkEnd w:id="112"/>
-    <w:bookmarkStart w:id="114" w:name="ref-bertschinger2004"/>
+    <w:bookmarkEnd w:id="116"/>
+    <w:bookmarkStart w:id="118" w:name="ref-bertschinger2004"/>
     <w:p>
       <w:pPr>
         <w:pStyle w:val="Bibliography"/>
@@ -20709,7 +20865,7 @@
         </w:rPr>
         <w:t xml:space="preserve"> </w:t>
       </w:r>
-      <w:hyperlink r:id="rId113">
+      <w:hyperlink r:id="rId117">
         <w:r>
           <w:rPr>
             <w:rStyle w:val="Hyperlink"/>
@@ -20719,8 +20875,8 @@
         </w:r>
       </w:hyperlink>
     </w:p>
-    <w:bookmarkEnd w:id="114"/>
-    <w:bookmarkStart w:id="116" w:name="ref-blouw2018"/>
+    <w:bookmarkEnd w:id="118"/>
+    <w:bookmarkStart w:id="120" w:name="ref-blouw2018"/>
     <w:p>
       <w:pPr>
         <w:pStyle w:val="Bibliography"/>
@@ -20781,7 +20937,7 @@
         </w:rPr>
         <w:t xml:space="preserve"> </w:t>
       </w:r>
-      <w:hyperlink r:id="rId115">
+      <w:hyperlink r:id="rId119">
         <w:r>
           <w:rPr>
             <w:rStyle w:val="Hyperlink"/>
@@ -20791,8 +20947,8 @@
         </w:r>
       </w:hyperlink>
     </w:p>
-    <w:bookmarkEnd w:id="116"/>
-    <w:bookmarkStart w:id="118" w:name="ref-bosch2025"/>
+    <w:bookmarkEnd w:id="120"/>
+    <w:bookmarkStart w:id="122" w:name="ref-bosch2025"/>
     <w:p>
       <w:pPr>
         <w:pStyle w:val="Bibliography"/>
@@ -20829,7 +20985,7 @@
         </w:rPr>
         <w:t xml:space="preserve"> </w:t>
       </w:r>
-      <w:hyperlink r:id="rId117">
+      <w:hyperlink r:id="rId121">
         <w:r>
           <w:rPr>
             <w:rStyle w:val="Hyperlink"/>
@@ -20839,8 +20995,8 @@
         </w:r>
       </w:hyperlink>
     </w:p>
-    <w:bookmarkEnd w:id="118"/>
-    <w:bookmarkStart w:id="120" w:name="ref-d-linoss"/>
+    <w:bookmarkEnd w:id="122"/>
+    <w:bookmarkStart w:id="124" w:name="ref-d-linoss"/>
     <w:p>
       <w:pPr>
         <w:pStyle w:val="Bibliography"/>
@@ -20877,7 +21033,7 @@
         </w:rPr>
         <w:t xml:space="preserve"> </w:t>
       </w:r>
-      <w:hyperlink r:id="rId119">
+      <w:hyperlink r:id="rId123">
         <w:r>
           <w:rPr>
             <w:rStyle w:val="Hyperlink"/>
@@ -20887,8 +21043,8 @@
         </w:r>
       </w:hyperlink>
     </w:p>
-    <w:bookmarkEnd w:id="120"/>
-    <w:bookmarkStart w:id="122" w:name="ref-breakspear2010"/>
+    <w:bookmarkEnd w:id="124"/>
+    <w:bookmarkStart w:id="126" w:name="ref-breakspear2010"/>
     <w:p>
       <w:pPr>
         <w:pStyle w:val="Bibliography"/>
@@ -20945,7 +21101,7 @@
         </w:rPr>
         <w:t xml:space="preserve"> </w:t>
       </w:r>
-      <w:hyperlink r:id="rId121">
+      <w:hyperlink r:id="rId125">
         <w:r>
           <w:rPr>
             <w:rStyle w:val="Hyperlink"/>
@@ -20955,8 +21111,8 @@
         </w:r>
       </w:hyperlink>
     </w:p>
-    <w:bookmarkEnd w:id="122"/>
-    <w:bookmarkStart w:id="124" w:name="ref-buzsaki2006"/>
+    <w:bookmarkEnd w:id="126"/>
+    <w:bookmarkStart w:id="128" w:name="ref-buzsaki2006"/>
     <w:p>
       <w:pPr>
         <w:pStyle w:val="Bibliography"/>
@@ -20993,7 +21149,7 @@
         </w:rPr>
         <w:t xml:space="preserve"> </w:t>
       </w:r>
-      <w:hyperlink r:id="rId123">
+      <w:hyperlink r:id="rId127">
         <w:r>
           <w:rPr>
             <w:rStyle w:val="Hyperlink"/>
@@ -21003,8 +21159,8 @@
         </w:r>
       </w:hyperlink>
     </w:p>
-    <w:bookmarkEnd w:id="124"/>
-    <w:bookmarkStart w:id="126" w:name="ref-cabral2011"/>
+    <w:bookmarkEnd w:id="128"/>
+    <w:bookmarkStart w:id="130" w:name="ref-cabral2011"/>
     <w:p>
       <w:pPr>
         <w:pStyle w:val="Bibliography"/>
@@ -21061,7 +21217,7 @@
         </w:rPr>
         <w:t xml:space="preserve"> </w:t>
       </w:r>
-      <w:hyperlink r:id="rId125">
+      <w:hyperlink r:id="rId129">
         <w:r>
           <w:rPr>
             <w:rStyle w:val="Hyperlink"/>
@@ -21071,8 +21227,8 @@
         </w:r>
       </w:hyperlink>
     </w:p>
-    <w:bookmarkEnd w:id="126"/>
-    <w:bookmarkStart w:id="128" w:name="ref-calmon2022"/>
+    <w:bookmarkEnd w:id="130"/>
+    <w:bookmarkStart w:id="132" w:name="ref-calmon2022"/>
     <w:p>
       <w:pPr>
         <w:pStyle w:val="Bibliography"/>
@@ -21129,7 +21285,7 @@
         </w:rPr>
         <w:t xml:space="preserve"> </w:t>
       </w:r>
-      <w:hyperlink r:id="rId127">
+      <w:hyperlink r:id="rId131">
         <w:r>
           <w:rPr>
             <w:rStyle w:val="Hyperlink"/>
@@ -21139,8 +21295,8 @@
         </w:r>
       </w:hyperlink>
     </w:p>
-    <w:bookmarkEnd w:id="128"/>
-    <w:bookmarkStart w:id="130" w:name="ref-camalet2000"/>
+    <w:bookmarkEnd w:id="132"/>
+    <w:bookmarkStart w:id="134" w:name="ref-camalet2000"/>
     <w:p>
       <w:pPr>
         <w:pStyle w:val="Bibliography"/>
@@ -21197,7 +21353,7 @@
         </w:rPr>
         <w:t xml:space="preserve"> </w:t>
       </w:r>
-      <w:hyperlink r:id="rId129">
+      <w:hyperlink r:id="rId133">
         <w:r>
           <w:rPr>
             <w:rStyle w:val="Hyperlink"/>
@@ -21207,8 +21363,8 @@
         </w:r>
       </w:hyperlink>
     </w:p>
-    <w:bookmarkEnd w:id="130"/>
-    <w:bookmarkStart w:id="132" w:name="ref-caranzano2025"/>
+    <w:bookmarkEnd w:id="134"/>
+    <w:bookmarkStart w:id="136" w:name="ref-caranzano2025"/>
     <w:p>
       <w:pPr>
         <w:pStyle w:val="Bibliography"/>
@@ -21265,7 +21421,7 @@
         </w:rPr>
         <w:t xml:space="preserve"> </w:t>
       </w:r>
-      <w:hyperlink r:id="rId131">
+      <w:hyperlink r:id="rId135">
         <w:r>
           <w:rPr>
             <w:rStyle w:val="Hyperlink"/>
@@ -21275,8 +21431,8 @@
         </w:r>
       </w:hyperlink>
     </w:p>
-    <w:bookmarkEnd w:id="132"/>
-    <w:bookmarkStart w:id="134" w:name="ref-castaldo2026"/>
+    <w:bookmarkEnd w:id="136"/>
+    <w:bookmarkStart w:id="138" w:name="ref-castaldo2026"/>
     <w:p>
       <w:pPr>
         <w:pStyle w:val="Bibliography"/>
@@ -21333,7 +21489,7 @@
         </w:rPr>
         <w:t xml:space="preserve"> </w:t>
       </w:r>
-      <w:hyperlink r:id="rId133">
+      <w:hyperlink r:id="rId137">
         <w:r>
           <w:rPr>
             <w:rStyle w:val="Hyperlink"/>
@@ -21343,8 +21499,8 @@
         </w:r>
       </w:hyperlink>
     </w:p>
-    <w:bookmarkEnd w:id="134"/>
-    <w:bookmarkStart w:id="136" w:name="ref-ceni2024"/>
+    <w:bookmarkEnd w:id="138"/>
+    <w:bookmarkStart w:id="140" w:name="ref-ceni2024"/>
     <w:p>
       <w:pPr>
         <w:pStyle w:val="Bibliography"/>
@@ -21405,7 +21561,7 @@
         </w:rPr>
         <w:t xml:space="preserve"> </w:t>
       </w:r>
-      <w:hyperlink r:id="rId135">
+      <w:hyperlink r:id="rId139">
         <w:r>
           <w:rPr>
             <w:rStyle w:val="Hyperlink"/>
@@ -21415,8 +21571,8 @@
         </w:r>
       </w:hyperlink>
     </w:p>
-    <w:bookmarkEnd w:id="136"/>
-    <w:bookmarkStart w:id="138" w:name="ref-chandra2019"/>
+    <w:bookmarkEnd w:id="140"/>
+    <w:bookmarkStart w:id="142" w:name="ref-chandra2019"/>
     <w:p>
       <w:pPr>
         <w:pStyle w:val="Bibliography"/>
@@ -21473,7 +21629,7 @@
         </w:rPr>
         <w:t xml:space="preserve"> </w:t>
       </w:r>
-      <w:hyperlink r:id="rId137">
+      <w:hyperlink r:id="rId141">
         <w:r>
           <w:rPr>
             <w:rStyle w:val="Hyperlink"/>
@@ -21483,8 +21639,8 @@
         </w:r>
       </w:hyperlink>
     </w:p>
-    <w:bookmarkEnd w:id="138"/>
-    <w:bookmarkStart w:id="140" w:name="ref-chandravadia2026"/>
+    <w:bookmarkEnd w:id="142"/>
+    <w:bookmarkStart w:id="144" w:name="ref-chandravadia2026"/>
     <w:p>
       <w:pPr>
         <w:pStyle w:val="Bibliography"/>
@@ -21541,7 +21697,7 @@
         </w:rPr>
         <w:t xml:space="preserve"> </w:t>
       </w:r>
-      <w:hyperlink r:id="rId139">
+      <w:hyperlink r:id="rId143">
         <w:r>
           <w:rPr>
             <w:rStyle w:val="Hyperlink"/>
@@ -21551,8 +21707,8 @@
         </w:r>
       </w:hyperlink>
     </w:p>
-    <w:bookmarkEnd w:id="140"/>
-    <w:bookmarkStart w:id="142" w:name="ref-chen2025"/>
+    <w:bookmarkEnd w:id="144"/>
+    <w:bookmarkStart w:id="146" w:name="ref-chen2025"/>
     <w:p>
       <w:pPr>
         <w:pStyle w:val="Bibliography"/>
@@ -21609,7 +21765,7 @@
         </w:rPr>
         <w:t xml:space="preserve"> </w:t>
       </w:r>
-      <w:hyperlink r:id="rId141">
+      <w:hyperlink r:id="rId145">
         <w:r>
           <w:rPr>
             <w:rStyle w:val="Hyperlink"/>
@@ -21619,8 +21775,8 @@
         </w:r>
       </w:hyperlink>
     </w:p>
-    <w:bookmarkEnd w:id="142"/>
-    <w:bookmarkStart w:id="144" w:name="ref-childs2008"/>
+    <w:bookmarkEnd w:id="146"/>
+    <w:bookmarkStart w:id="148" w:name="ref-childs2008"/>
     <w:p>
       <w:pPr>
         <w:pStyle w:val="Bibliography"/>
@@ -21677,7 +21833,7 @@
         </w:rPr>
         <w:t xml:space="preserve"> </w:t>
       </w:r>
-      <w:hyperlink r:id="rId143">
+      <w:hyperlink r:id="rId147">
         <w:r>
           <w:rPr>
             <w:rStyle w:val="Hyperlink"/>
@@ -21687,8 +21843,8 @@
         </w:r>
       </w:hyperlink>
     </w:p>
-    <w:bookmarkEnd w:id="144"/>
-    <w:bookmarkStart w:id="146" w:name="ref-cho2014"/>
+    <w:bookmarkEnd w:id="148"/>
+    <w:bookmarkStart w:id="150" w:name="ref-cho2014"/>
     <w:p>
       <w:pPr>
         <w:pStyle w:val="Bibliography"/>
@@ -21741,7 +21897,7 @@
         </w:rPr>
         <w:t xml:space="preserve"> </w:t>
       </w:r>
-      <w:hyperlink r:id="rId145">
+      <w:hyperlink r:id="rId149">
         <w:r>
           <w:rPr>
             <w:rStyle w:val="Hyperlink"/>
@@ -21751,8 +21907,8 @@
         </w:r>
       </w:hyperlink>
     </w:p>
-    <w:bookmarkEnd w:id="146"/>
-    <w:bookmarkStart w:id="148" w:name="ref-coles2023"/>
+    <w:bookmarkEnd w:id="150"/>
+    <w:bookmarkStart w:id="152" w:name="ref-coles2023"/>
     <w:p>
       <w:pPr>
         <w:pStyle w:val="Bibliography"/>
@@ -21837,7 +21993,7 @@
         </w:rPr>
         <w:t xml:space="preserve"> </w:t>
       </w:r>
-      <w:hyperlink r:id="rId147">
+      <w:hyperlink r:id="rId151">
         <w:r>
           <w:rPr>
             <w:rStyle w:val="Hyperlink"/>
@@ -21847,8 +22003,8 @@
         </w:r>
       </w:hyperlink>
     </w:p>
-    <w:bookmarkEnd w:id="148"/>
-    <w:bookmarkStart w:id="150" w:name="ref-wonn"/>
+    <w:bookmarkEnd w:id="152"/>
+    <w:bookmarkStart w:id="154" w:name="ref-wonn"/>
     <w:p>
       <w:pPr>
         <w:pStyle w:val="Bibliography"/>
@@ -21885,7 +22041,7 @@
         </w:rPr>
         <w:t xml:space="preserve"> </w:t>
       </w:r>
-      <w:hyperlink r:id="rId149">
+      <w:hyperlink r:id="rId153">
         <w:r>
           <w:rPr>
             <w:rStyle w:val="Hyperlink"/>
@@ -21895,8 +22051,8 @@
         </w:r>
       </w:hyperlink>
     </w:p>
-    <w:bookmarkEnd w:id="150"/>
-    <w:bookmarkStart w:id="152" w:name="ref-daido1992"/>
+    <w:bookmarkEnd w:id="154"/>
+    <w:bookmarkStart w:id="156" w:name="ref-daido1992"/>
     <w:p>
       <w:pPr>
         <w:pStyle w:val="Bibliography"/>
@@ -21953,7 +22109,7 @@
         </w:rPr>
         <w:t xml:space="preserve"> </w:t>
       </w:r>
-      <w:hyperlink r:id="rId151">
+      <w:hyperlink r:id="rId155">
         <w:r>
           <w:rPr>
             <w:rStyle w:val="Hyperlink"/>
@@ -21963,8 +22119,8 @@
         </w:r>
       </w:hyperlink>
     </w:p>
-    <w:bookmarkEnd w:id="152"/>
-    <w:bookmarkStart w:id="154" w:name="ref-dan2025"/>
+    <w:bookmarkEnd w:id="156"/>
+    <w:bookmarkStart w:id="158" w:name="ref-dan2025"/>
     <w:p>
       <w:pPr>
         <w:pStyle w:val="Bibliography"/>
@@ -22021,7 +22177,7 @@
         </w:rPr>
         <w:t xml:space="preserve"> </w:t>
       </w:r>
-      <w:hyperlink r:id="rId153">
+      <w:hyperlink r:id="rId157">
         <w:r>
           <w:rPr>
             <w:rStyle w:val="Hyperlink"/>
@@ -22031,8 +22187,8 @@
         </w:r>
       </w:hyperlink>
     </w:p>
-    <w:bookmarkEnd w:id="154"/>
-    <w:bookmarkStart w:id="156" w:name="ref-deng2026"/>
+    <w:bookmarkEnd w:id="158"/>
+    <w:bookmarkStart w:id="160" w:name="ref-deng2026"/>
     <w:p>
       <w:pPr>
         <w:pStyle w:val="Bibliography"/>
@@ -22069,7 +22225,7 @@
         </w:rPr>
         <w:t xml:space="preserve"> </w:t>
       </w:r>
-      <w:hyperlink r:id="rId155">
+      <w:hyperlink r:id="rId159">
         <w:r>
           <w:rPr>
             <w:rStyle w:val="Hyperlink"/>
@@ -22079,8 +22235,8 @@
         </w:r>
       </w:hyperlink>
     </w:p>
-    <w:bookmarkEnd w:id="156"/>
-    <w:bookmarkStart w:id="158" w:name="ref-doelling2023"/>
+    <w:bookmarkEnd w:id="160"/>
+    <w:bookmarkStart w:id="162" w:name="ref-doelling2023"/>
     <w:p>
       <w:pPr>
         <w:pStyle w:val="Bibliography"/>
@@ -22137,7 +22293,7 @@
         </w:rPr>
         <w:t xml:space="preserve"> </w:t>
       </w:r>
-      <w:hyperlink r:id="rId157">
+      <w:hyperlink r:id="rId161">
         <w:r>
           <w:rPr>
             <w:rStyle w:val="Hyperlink"/>
@@ -22147,8 +22303,8 @@
         </w:r>
       </w:hyperlink>
     </w:p>
-    <w:bookmarkEnd w:id="158"/>
-    <w:bookmarkStart w:id="160" w:name="ref-dogonasheva2026"/>
+    <w:bookmarkEnd w:id="162"/>
+    <w:bookmarkStart w:id="164" w:name="ref-dogonasheva2026"/>
     <w:p>
       <w:pPr>
         <w:pStyle w:val="Bibliography"/>
@@ -22205,7 +22361,7 @@
         </w:rPr>
         <w:t xml:space="preserve"> </w:t>
       </w:r>
-      <w:hyperlink r:id="rId159">
+      <w:hyperlink r:id="rId163">
         <w:r>
           <w:rPr>
             <w:rStyle w:val="Hyperlink"/>
@@ -22215,8 +22371,8 @@
         </w:r>
       </w:hyperlink>
     </w:p>
-    <w:bookmarkEnd w:id="160"/>
-    <w:bookmarkStart w:id="162" w:name="ref-elman1990"/>
+    <w:bookmarkEnd w:id="164"/>
+    <w:bookmarkStart w:id="166" w:name="ref-elman1990"/>
     <w:p>
       <w:pPr>
         <w:pStyle w:val="Bibliography"/>
@@ -22273,7 +22429,7 @@
         </w:rPr>
         <w:t xml:space="preserve"> </w:t>
       </w:r>
-      <w:hyperlink r:id="rId161">
+      <w:hyperlink r:id="rId165">
         <w:r>
           <w:rPr>
             <w:rStyle w:val="Hyperlink"/>
@@ -22283,8 +22439,8 @@
         </w:r>
       </w:hyperlink>
     </w:p>
-    <w:bookmarkEnd w:id="162"/>
-    <w:bookmarkStart w:id="164" w:name="ref-ermentrout1991"/>
+    <w:bookmarkEnd w:id="166"/>
+    <w:bookmarkStart w:id="168" w:name="ref-ermentrout1991"/>
     <w:p>
       <w:pPr>
         <w:pStyle w:val="Bibliography"/>
@@ -22341,7 +22497,7 @@
         </w:rPr>
         <w:t xml:space="preserve"> </w:t>
       </w:r>
-      <w:hyperlink r:id="rId163">
+      <w:hyperlink r:id="rId167">
         <w:r>
           <w:rPr>
             <w:rStyle w:val="Hyperlink"/>
@@ -22351,8 +22507,8 @@
         </w:r>
       </w:hyperlink>
     </w:p>
-    <w:bookmarkEnd w:id="164"/>
-    <w:bookmarkStart w:id="166" w:name="ref-fries2015"/>
+    <w:bookmarkEnd w:id="168"/>
+    <w:bookmarkStart w:id="170" w:name="ref-fries2015"/>
     <w:p>
       <w:pPr>
         <w:pStyle w:val="Bibliography"/>
@@ -22409,7 +22565,7 @@
         </w:rPr>
         <w:t xml:space="preserve"> </w:t>
       </w:r>
-      <w:hyperlink r:id="rId165">
+      <w:hyperlink r:id="rId169">
         <w:r>
           <w:rPr>
             <w:rStyle w:val="Hyperlink"/>
@@ -22419,8 +22575,8 @@
         </w:r>
       </w:hyperlink>
     </w:p>
-    <w:bookmarkEnd w:id="166"/>
-    <w:bookmarkStart w:id="168" w:name="ref-goyal2021"/>
+    <w:bookmarkEnd w:id="170"/>
+    <w:bookmarkStart w:id="172" w:name="ref-goyal2021"/>
     <w:p>
       <w:pPr>
         <w:pStyle w:val="Bibliography"/>
@@ -22489,7 +22645,7 @@
         </w:rPr>
         <w:t xml:space="preserve"> </w:t>
       </w:r>
-      <w:hyperlink r:id="rId167">
+      <w:hyperlink r:id="rId171">
         <w:r>
           <w:rPr>
             <w:rStyle w:val="Hyperlink"/>
@@ -22499,8 +22655,8 @@
         </w:r>
       </w:hyperlink>
     </w:p>
-    <w:bookmarkEnd w:id="168"/>
-    <w:bookmarkStart w:id="170" w:name="ref-gray1989"/>
+    <w:bookmarkEnd w:id="172"/>
+    <w:bookmarkStart w:id="174" w:name="ref-gray1989"/>
     <w:p>
       <w:pPr>
         <w:pStyle w:val="Bibliography"/>
@@ -22557,7 +22713,7 @@
         </w:rPr>
         <w:t xml:space="preserve"> </w:t>
       </w:r>
-      <w:hyperlink r:id="rId169">
+      <w:hyperlink r:id="rId173">
         <w:r>
           <w:rPr>
             <w:rStyle w:val="Hyperlink"/>
@@ -22567,8 +22723,8 @@
         </w:r>
       </w:hyperlink>
     </w:p>
-    <w:bookmarkEnd w:id="170"/>
-    <w:bookmarkStart w:id="172" w:name="ref-mamba"/>
+    <w:bookmarkEnd w:id="174"/>
+    <w:bookmarkStart w:id="176" w:name="ref-mamba"/>
     <w:p>
       <w:pPr>
         <w:pStyle w:val="Bibliography"/>
@@ -22605,7 +22761,7 @@
         </w:rPr>
         <w:t xml:space="preserve"> </w:t>
       </w:r>
-      <w:hyperlink r:id="rId171">
+      <w:hyperlink r:id="rId175">
         <w:r>
           <w:rPr>
             <w:rStyle w:val="Hyperlink"/>
@@ -22615,8 +22771,8 @@
         </w:r>
       </w:hyperlink>
     </w:p>
-    <w:bookmarkEnd w:id="172"/>
-    <w:bookmarkStart w:id="174" w:name="ref-s4"/>
+    <w:bookmarkEnd w:id="176"/>
+    <w:bookmarkStart w:id="178" w:name="ref-s4"/>
     <w:p>
       <w:pPr>
         <w:pStyle w:val="Bibliography"/>
@@ -22685,7 +22841,7 @@
         </w:rPr>
         <w:t xml:space="preserve"> </w:t>
       </w:r>
-      <w:hyperlink r:id="rId173">
+      <w:hyperlink r:id="rId177">
         <w:r>
           <w:rPr>
             <w:rStyle w:val="Hyperlink"/>
@@ -22695,8 +22851,8 @@
         </w:r>
       </w:hyperlink>
     </w:p>
-    <w:bookmarkEnd w:id="174"/>
-    <w:bookmarkStart w:id="176" w:name="ref-how-train-your-hippo"/>
+    <w:bookmarkEnd w:id="178"/>
+    <w:bookmarkStart w:id="180" w:name="ref-how-train-your-hippo"/>
     <w:p>
       <w:pPr>
         <w:pStyle w:val="Bibliography"/>
@@ -22765,7 +22921,7 @@
         </w:rPr>
         <w:t xml:space="preserve"> </w:t>
       </w:r>
-      <w:hyperlink r:id="rId175">
+      <w:hyperlink r:id="rId179">
         <w:r>
           <w:rPr>
             <w:rStyle w:val="Hyperlink"/>
@@ -22775,8 +22931,8 @@
         </w:r>
       </w:hyperlink>
     </w:p>
-    <w:bookmarkEnd w:id="176"/>
-    <w:bookmarkStart w:id="178" w:name="ref-cfc"/>
+    <w:bookmarkEnd w:id="180"/>
+    <w:bookmarkStart w:id="182" w:name="ref-cfc"/>
     <w:p>
       <w:pPr>
         <w:pStyle w:val="Bibliography"/>
@@ -22833,7 +22989,7 @@
         </w:rPr>
         <w:t xml:space="preserve"> </w:t>
       </w:r>
-      <w:hyperlink r:id="rId177">
+      <w:hyperlink r:id="rId181">
         <w:r>
           <w:rPr>
             <w:rStyle w:val="Hyperlink"/>
@@ -22843,8 +22999,8 @@
         </w:r>
       </w:hyperlink>
     </w:p>
-    <w:bookmarkEnd w:id="178"/>
-    <w:bookmarkStart w:id="180" w:name="ref-ltc"/>
+    <w:bookmarkEnd w:id="182"/>
+    <w:bookmarkStart w:id="184" w:name="ref-ltc"/>
     <w:p>
       <w:pPr>
         <w:pStyle w:val="Bibliography"/>
@@ -22949,7 +23105,7 @@
         </w:rPr>
         <w:t xml:space="preserve"> </w:t>
       </w:r>
-      <w:hyperlink r:id="rId179">
+      <w:hyperlink r:id="rId183">
         <w:r>
           <w:rPr>
             <w:rStyle w:val="Hyperlink"/>
@@ -22959,8 +23115,8 @@
         </w:r>
       </w:hyperlink>
     </w:p>
-    <w:bookmarkEnd w:id="180"/>
-    <w:bookmarkStart w:id="182" w:name="ref-hayes2023"/>
+    <w:bookmarkEnd w:id="184"/>
+    <w:bookmarkStart w:id="186" w:name="ref-hayes2023"/>
     <w:p>
       <w:pPr>
         <w:pStyle w:val="Bibliography"/>
@@ -23045,7 +23201,7 @@
         </w:rPr>
         <w:t xml:space="preserve"> </w:t>
       </w:r>
-      <w:hyperlink r:id="rId181">
+      <w:hyperlink r:id="rId185">
         <w:r>
           <w:rPr>
             <w:rStyle w:val="Hyperlink"/>
@@ -23055,8 +23211,8 @@
         </w:r>
       </w:hyperlink>
     </w:p>
-    <w:bookmarkEnd w:id="182"/>
-    <w:bookmarkStart w:id="184" w:name="ref-kuramoto-mnist"/>
+    <w:bookmarkEnd w:id="186"/>
+    <w:bookmarkStart w:id="188" w:name="ref-kuramoto-mnist"/>
     <w:p>
       <w:pPr>
         <w:pStyle w:val="Bibliography"/>
@@ -23099,7 +23255,7 @@
         </w:rPr>
         <w:t xml:space="preserve"> </w:t>
       </w:r>
-      <w:hyperlink r:id="rId183">
+      <w:hyperlink r:id="rId187">
         <w:r>
           <w:rPr>
             <w:rStyle w:val="Hyperlink"/>
@@ -23109,8 +23265,8 @@
         </w:r>
       </w:hyperlink>
     </w:p>
-    <w:bookmarkEnd w:id="184"/>
-    <w:bookmarkStart w:id="186" w:name="ref-heimburg2005"/>
+    <w:bookmarkEnd w:id="188"/>
+    <w:bookmarkStart w:id="190" w:name="ref-heimburg2005"/>
     <w:p>
       <w:pPr>
         <w:pStyle w:val="Bibliography"/>
@@ -23167,7 +23323,7 @@
         </w:rPr>
         <w:t xml:space="preserve"> </w:t>
       </w:r>
-      <w:hyperlink r:id="rId185">
+      <w:hyperlink r:id="rId189">
         <w:r>
           <w:rPr>
             <w:rStyle w:val="Hyperlink"/>
@@ -23177,8 +23333,8 @@
         </w:r>
       </w:hyperlink>
     </w:p>
-    <w:bookmarkEnd w:id="186"/>
-    <w:bookmarkStart w:id="188" w:name="ref-hizanidis2016"/>
+    <w:bookmarkEnd w:id="190"/>
+    <w:bookmarkStart w:id="192" w:name="ref-hizanidis2016"/>
     <w:p>
       <w:pPr>
         <w:pStyle w:val="Bibliography"/>
@@ -23235,7 +23391,7 @@
         </w:rPr>
         <w:t xml:space="preserve"> </w:t>
       </w:r>
-      <w:hyperlink r:id="rId187">
+      <w:hyperlink r:id="rId191">
         <w:r>
           <w:rPr>
             <w:rStyle w:val="Hyperlink"/>
@@ -23245,8 +23401,8 @@
         </w:r>
       </w:hyperlink>
     </w:p>
-    <w:bookmarkEnd w:id="188"/>
-    <w:bookmarkStart w:id="190" w:name="ref-ho2020"/>
+    <w:bookmarkEnd w:id="192"/>
+    <w:bookmarkStart w:id="194" w:name="ref-ho2020"/>
     <w:p>
       <w:pPr>
         <w:pStyle w:val="Bibliography"/>
@@ -23315,7 +23471,7 @@
         </w:rPr>
         <w:t xml:space="preserve"> </w:t>
       </w:r>
-      <w:hyperlink r:id="rId189">
+      <w:hyperlink r:id="rId193">
         <w:r>
           <w:rPr>
             <w:rStyle w:val="Hyperlink"/>
@@ -23325,8 +23481,8 @@
         </w:r>
       </w:hyperlink>
     </w:p>
-    <w:bookmarkEnd w:id="190"/>
-    <w:bookmarkStart w:id="192" w:name="ref-hochreiter1997"/>
+    <w:bookmarkEnd w:id="194"/>
+    <w:bookmarkStart w:id="196" w:name="ref-hochreiter1997"/>
     <w:p>
       <w:pPr>
         <w:pStyle w:val="Bibliography"/>
@@ -23383,7 +23539,7 @@
         </w:rPr>
         <w:t xml:space="preserve"> </w:t>
       </w:r>
-      <w:hyperlink r:id="rId191">
+      <w:hyperlink r:id="rId195">
         <w:r>
           <w:rPr>
             <w:rStyle w:val="Hyperlink"/>
@@ -23393,8 +23549,8 @@
         </w:r>
       </w:hyperlink>
     </w:p>
-    <w:bookmarkEnd w:id="192"/>
-    <w:bookmarkStart w:id="194" w:name="ref-hodgkin1952"/>
+    <w:bookmarkEnd w:id="196"/>
+    <w:bookmarkStart w:id="198" w:name="ref-hodgkin1952"/>
     <w:p>
       <w:pPr>
         <w:pStyle w:val="Bibliography"/>
@@ -23451,7 +23607,7 @@
         </w:rPr>
         <w:t xml:space="preserve"> </w:t>
       </w:r>
-      <w:hyperlink r:id="rId193">
+      <w:hyperlink r:id="rId197">
         <w:r>
           <w:rPr>
             <w:rStyle w:val="Hyperlink"/>
@@ -23461,8 +23617,8 @@
         </w:r>
       </w:hyperlink>
     </w:p>
-    <w:bookmarkEnd w:id="194"/>
-    <w:bookmarkStart w:id="196" w:name="ref-hopfield1982"/>
+    <w:bookmarkEnd w:id="198"/>
+    <w:bookmarkStart w:id="200" w:name="ref-hopfield1982"/>
     <w:p>
       <w:pPr>
         <w:pStyle w:val="Bibliography"/>
@@ -23519,7 +23675,7 @@
         </w:rPr>
         <w:t xml:space="preserve"> </w:t>
       </w:r>
-      <w:hyperlink r:id="rId195">
+      <w:hyperlink r:id="rId199">
         <w:r>
           <w:rPr>
             <w:rStyle w:val="Hyperlink"/>
@@ -23529,8 +23685,8 @@
         </w:r>
       </w:hyperlink>
     </w:p>
-    <w:bookmarkEnd w:id="196"/>
-    <w:bookmarkStart w:id="198" w:name="ref-huang2025"/>
+    <w:bookmarkEnd w:id="200"/>
+    <w:bookmarkStart w:id="202" w:name="ref-huang2025"/>
     <w:p>
       <w:pPr>
         <w:pStyle w:val="Bibliography"/>
@@ -23587,7 +23743,7 @@
         </w:rPr>
         <w:t xml:space="preserve"> </w:t>
       </w:r>
-      <w:hyperlink r:id="rId197">
+      <w:hyperlink r:id="rId201">
         <w:r>
           <w:rPr>
             <w:rStyle w:val="Hyperlink"/>
@@ -23597,8 +23753,8 @@
         </w:r>
       </w:hyperlink>
     </w:p>
-    <w:bookmarkEnd w:id="198"/>
-    <w:bookmarkStart w:id="200" w:name="ref-huang"/>
+    <w:bookmarkEnd w:id="202"/>
+    <w:bookmarkStart w:id="204" w:name="ref-huang"/>
     <w:p>
       <w:pPr>
         <w:pStyle w:val="Bibliography"/>
@@ -23635,7 +23791,7 @@
         </w:rPr>
         <w:t xml:space="preserve"> </w:t>
       </w:r>
-      <w:hyperlink r:id="rId199">
+      <w:hyperlink r:id="rId203">
         <w:r>
           <w:rPr>
             <w:rStyle w:val="Hyperlink"/>
@@ -23645,8 +23801,8 @@
         </w:r>
       </w:hyperlink>
     </w:p>
-    <w:bookmarkEnd w:id="200"/>
-    <w:bookmarkStart w:id="202" w:name="ref-iaccarino2016"/>
+    <w:bookmarkEnd w:id="204"/>
+    <w:bookmarkStart w:id="206" w:name="ref-iaccarino2016"/>
     <w:p>
       <w:pPr>
         <w:pStyle w:val="Bibliography"/>
@@ -23703,7 +23859,7 @@
         </w:rPr>
         <w:t xml:space="preserve"> </w:t>
       </w:r>
-      <w:hyperlink r:id="rId201">
+      <w:hyperlink r:id="rId205">
         <w:r>
           <w:rPr>
             <w:rStyle w:val="Hyperlink"/>
@@ -23713,8 +23869,8 @@
         </w:r>
       </w:hyperlink>
     </w:p>
-    <w:bookmarkEnd w:id="202"/>
-    <w:bookmarkStart w:id="204" w:name="ref-jaeger2001"/>
+    <w:bookmarkEnd w:id="206"/>
+    <w:bookmarkStart w:id="208" w:name="ref-jaeger2001"/>
     <w:p>
       <w:pPr>
         <w:pStyle w:val="Bibliography"/>
@@ -23789,7 +23945,7 @@
         </w:rPr>
         <w:t xml:space="preserve"> </w:t>
       </w:r>
-      <w:hyperlink r:id="rId203">
+      <w:hyperlink r:id="rId207">
         <w:r>
           <w:rPr>
             <w:rStyle w:val="Hyperlink"/>
@@ -23799,8 +23955,8 @@
         </w:r>
       </w:hyperlink>
     </w:p>
-    <w:bookmarkEnd w:id="204"/>
-    <w:bookmarkStart w:id="206" w:name="ref-edm"/>
+    <w:bookmarkEnd w:id="208"/>
+    <w:bookmarkStart w:id="210" w:name="ref-edm"/>
     <w:p>
       <w:pPr>
         <w:pStyle w:val="Bibliography"/>
@@ -23869,7 +24025,7 @@
         </w:rPr>
         <w:t xml:space="preserve"> </w:t>
       </w:r>
-      <w:hyperlink r:id="rId205">
+      <w:hyperlink r:id="rId209">
         <w:r>
           <w:rPr>
             <w:rStyle w:val="Hyperlink"/>
@@ -23879,8 +24035,8 @@
         </w:r>
       </w:hyperlink>
     </w:p>
-    <w:bookmarkEnd w:id="206"/>
-    <w:bookmarkStart w:id="208" w:name="ref-keller2023"/>
+    <w:bookmarkEnd w:id="210"/>
+    <w:bookmarkStart w:id="212" w:name="ref-keller2023"/>
     <w:p>
       <w:pPr>
         <w:pStyle w:val="Bibliography"/>
@@ -23989,7 +24145,7 @@
         </w:rPr>
         <w:t xml:space="preserve"> </w:t>
       </w:r>
-      <w:hyperlink r:id="rId207">
+      <w:hyperlink r:id="rId211">
         <w:r>
           <w:rPr>
             <w:rStyle w:val="Hyperlink"/>
@@ -23999,8 +24155,8 @@
         </w:r>
       </w:hyperlink>
     </w:p>
-    <w:bookmarkEnd w:id="208"/>
-    <w:bookmarkStart w:id="210" w:name="ref-kern2003"/>
+    <w:bookmarkEnd w:id="212"/>
+    <w:bookmarkStart w:id="214" w:name="ref-kern2003"/>
     <w:p>
       <w:pPr>
         <w:pStyle w:val="Bibliography"/>
@@ -24057,7 +24213,7 @@
         </w:rPr>
         <w:t xml:space="preserve"> </w:t>
       </w:r>
-      <w:hyperlink r:id="rId209">
+      <w:hyperlink r:id="rId213">
         <w:r>
           <w:rPr>
             <w:rStyle w:val="Hyperlink"/>
@@ -24067,8 +24223,8 @@
         </w:r>
       </w:hyperlink>
     </w:p>
-    <w:bookmarkEnd w:id="210"/>
-    <w:bookmarkStart w:id="212" w:name="ref-kozachkov2022"/>
+    <w:bookmarkEnd w:id="214"/>
+    <w:bookmarkStart w:id="216" w:name="ref-kozachkov2022"/>
     <w:p>
       <w:pPr>
         <w:pStyle w:val="Bibliography"/>
@@ -24105,7 +24261,7 @@
         </w:rPr>
         <w:t xml:space="preserve"> </w:t>
       </w:r>
-      <w:hyperlink r:id="rId211">
+      <w:hyperlink r:id="rId215">
         <w:r>
           <w:rPr>
             <w:rStyle w:val="Hyperlink"/>
@@ -24115,8 +24271,8 @@
         </w:r>
       </w:hyperlink>
     </w:p>
-    <w:bookmarkEnd w:id="212"/>
-    <w:bookmarkStart w:id="214" w:name="ref-kuramoto1975"/>
+    <w:bookmarkEnd w:id="216"/>
+    <w:bookmarkStart w:id="218" w:name="ref-kuramoto1975"/>
     <w:p>
       <w:pPr>
         <w:pStyle w:val="Bibliography"/>
@@ -24153,7 +24309,7 @@
         </w:rPr>
         <w:t xml:space="preserve"> </w:t>
       </w:r>
-      <w:hyperlink r:id="rId213">
+      <w:hyperlink r:id="rId217">
         <w:r>
           <w:rPr>
             <w:rStyle w:val="Hyperlink"/>
@@ -24163,8 +24319,8 @@
         </w:r>
       </w:hyperlink>
     </w:p>
-    <w:bookmarkEnd w:id="214"/>
-    <w:bookmarkStart w:id="216" w:name="ref-kuramoto2002"/>
+    <w:bookmarkEnd w:id="218"/>
+    <w:bookmarkStart w:id="220" w:name="ref-kuramoto2002"/>
     <w:p>
       <w:pPr>
         <w:pStyle w:val="Bibliography"/>
@@ -24221,7 +24377,7 @@
         </w:rPr>
         <w:t xml:space="preserve"> </w:t>
       </w:r>
-      <w:hyperlink r:id="rId215">
+      <w:hyperlink r:id="rId219">
         <w:r>
           <w:rPr>
             <w:rStyle w:val="Hyperlink"/>
@@ -24231,8 +24387,8 @@
         </w:r>
       </w:hyperlink>
     </w:p>
-    <w:bookmarkEnd w:id="216"/>
-    <w:bookmarkStart w:id="218" w:name="ref-kusmierz2025"/>
+    <w:bookmarkEnd w:id="220"/>
+    <w:bookmarkStart w:id="222" w:name="ref-kusmierz2025"/>
     <w:p>
       <w:pPr>
         <w:pStyle w:val="Bibliography"/>
@@ -24289,7 +24445,7 @@
         </w:rPr>
         <w:t xml:space="preserve"> </w:t>
       </w:r>
-      <w:hyperlink r:id="rId217">
+      <w:hyperlink r:id="rId221">
         <w:r>
           <w:rPr>
             <w:rStyle w:val="Hyperlink"/>
@@ -24299,8 +24455,8 @@
         </w:r>
       </w:hyperlink>
     </w:p>
-    <w:bookmarkEnd w:id="218"/>
-    <w:bookmarkStart w:id="220" w:name="ref-kwon2023"/>
+    <w:bookmarkEnd w:id="222"/>
+    <w:bookmarkStart w:id="224" w:name="ref-kwon2023"/>
     <w:p>
       <w:pPr>
         <w:pStyle w:val="Bibliography"/>
@@ -24369,7 +24525,7 @@
         </w:rPr>
         <w:t xml:space="preserve"> </w:t>
       </w:r>
-      <w:hyperlink r:id="rId219">
+      <w:hyperlink r:id="rId223">
         <w:r>
           <w:rPr>
             <w:rStyle w:val="Hyperlink"/>
@@ -24379,8 +24535,8 @@
         </w:r>
       </w:hyperlink>
     </w:p>
-    <w:bookmarkEnd w:id="220"/>
-    <w:bookmarkStart w:id="222" w:name="ref-kynkaanniemi2019"/>
+    <w:bookmarkEnd w:id="224"/>
+    <w:bookmarkStart w:id="226" w:name="ref-kynkaanniemi2019"/>
     <w:p>
       <w:pPr>
         <w:pStyle w:val="Bibliography"/>
@@ -24449,7 +24605,7 @@
         </w:rPr>
         <w:t xml:space="preserve"> </w:t>
       </w:r>
-      <w:hyperlink r:id="rId221">
+      <w:hyperlink r:id="rId225">
         <w:r>
           <w:rPr>
             <w:rStyle w:val="Hyperlink"/>
@@ -24459,8 +24615,8 @@
         </w:r>
       </w:hyperlink>
     </w:p>
-    <w:bookmarkEnd w:id="222"/>
-    <w:bookmarkStart w:id="224" w:name="ref-landau1944"/>
+    <w:bookmarkEnd w:id="226"/>
+    <w:bookmarkStart w:id="228" w:name="ref-landau1944"/>
     <w:p>
       <w:pPr>
         <w:pStyle w:val="Bibliography"/>
@@ -24503,7 +24659,7 @@
         </w:rPr>
         <w:t xml:space="preserve"> </w:t>
       </w:r>
-      <w:hyperlink r:id="rId223">
+      <w:hyperlink r:id="rId227">
         <w:r>
           <w:rPr>
             <w:rStyle w:val="Hyperlink"/>
@@ -24513,8 +24669,8 @@
         </w:r>
       </w:hyperlink>
     </w:p>
-    <w:bookmarkEnd w:id="224"/>
-    <w:bookmarkStart w:id="226" w:name="ref-lanthaler2023"/>
+    <w:bookmarkEnd w:id="228"/>
+    <w:bookmarkStart w:id="230" w:name="ref-lanthaler2023"/>
     <w:p>
       <w:pPr>
         <w:pStyle w:val="Bibliography"/>
@@ -24583,7 +24739,7 @@
         </w:rPr>
         <w:t xml:space="preserve"> </w:t>
       </w:r>
-      <w:hyperlink r:id="rId225">
+      <w:hyperlink r:id="rId229">
         <w:r>
           <w:rPr>
             <w:rStyle w:val="Hyperlink"/>
@@ -24593,8 +24749,8 @@
         </w:r>
       </w:hyperlink>
     </w:p>
-    <w:bookmarkEnd w:id="226"/>
-    <w:bookmarkStart w:id="228" w:name="ref-lecun1998"/>
+    <w:bookmarkEnd w:id="230"/>
+    <w:bookmarkStart w:id="232" w:name="ref-lecun1998"/>
     <w:p>
       <w:pPr>
         <w:pStyle w:val="Bibliography"/>
@@ -24651,7 +24807,7 @@
         </w:rPr>
         <w:t xml:space="preserve"> </w:t>
       </w:r>
-      <w:hyperlink r:id="rId227">
+      <w:hyperlink r:id="rId231">
         <w:r>
           <w:rPr>
             <w:rStyle w:val="Hyperlink"/>
@@ -24661,8 +24817,8 @@
         </w:r>
       </w:hyperlink>
     </w:p>
-    <w:bookmarkEnd w:id="228"/>
-    <w:bookmarkStart w:id="230" w:name="ref-lieber2024"/>
+    <w:bookmarkEnd w:id="232"/>
+    <w:bookmarkStart w:id="234" w:name="ref-lieber2024"/>
     <w:p>
       <w:pPr>
         <w:pStyle w:val="Bibliography"/>
@@ -24699,7 +24855,7 @@
         </w:rPr>
         <w:t xml:space="preserve"> </w:t>
       </w:r>
-      <w:hyperlink r:id="rId229">
+      <w:hyperlink r:id="rId233">
         <w:r>
           <w:rPr>
             <w:rStyle w:val="Hyperlink"/>
@@ -24709,8 +24865,8 @@
         </w:r>
       </w:hyperlink>
     </w:p>
-    <w:bookmarkEnd w:id="230"/>
-    <w:bookmarkStart w:id="232" w:name="ref-litwin-kumar2012"/>
+    <w:bookmarkEnd w:id="234"/>
+    <w:bookmarkStart w:id="236" w:name="ref-litwin-kumar2012"/>
     <w:p>
       <w:pPr>
         <w:pStyle w:val="Bibliography"/>
@@ -24767,7 +24923,7 @@
         </w:rPr>
         <w:t xml:space="preserve"> </w:t>
       </w:r>
-      <w:hyperlink r:id="rId231">
+      <w:hyperlink r:id="rId235">
         <w:r>
           <w:rPr>
             <w:rStyle w:val="Hyperlink"/>
@@ -24777,8 +24933,8 @@
         </w:r>
       </w:hyperlink>
     </w:p>
-    <w:bookmarkEnd w:id="232"/>
-    <w:bookmarkStart w:id="234" w:name="ref-murenn"/>
+    <w:bookmarkEnd w:id="236"/>
+    <w:bookmarkStart w:id="238" w:name="ref-murenn"/>
     <w:p>
       <w:pPr>
         <w:pStyle w:val="Bibliography"/>
@@ -24863,7 +25019,7 @@
         </w:rPr>
         <w:t xml:space="preserve"> </w:t>
       </w:r>
-      <w:hyperlink r:id="rId233">
+      <w:hyperlink r:id="rId237">
         <w:r>
           <w:rPr>
             <w:rStyle w:val="Hyperlink"/>
@@ -24873,8 +25029,8 @@
         </w:r>
       </w:hyperlink>
     </w:p>
-    <w:bookmarkEnd w:id="234"/>
-    <w:bookmarkStart w:id="236" w:name="ref-lukosevicius2009"/>
+    <w:bookmarkEnd w:id="238"/>
+    <w:bookmarkStart w:id="240" w:name="ref-lukosevicius2009"/>
     <w:p>
       <w:pPr>
         <w:pStyle w:val="Bibliography"/>
@@ -24931,7 +25087,7 @@
         </w:rPr>
         <w:t xml:space="preserve"> </w:t>
       </w:r>
-      <w:hyperlink r:id="rId235">
+      <w:hyperlink r:id="rId239">
         <w:r>
           <w:rPr>
             <w:rStyle w:val="Hyperlink"/>
@@ -24941,8 +25097,8 @@
         </w:r>
       </w:hyperlink>
     </w:p>
-    <w:bookmarkEnd w:id="236"/>
-    <w:bookmarkStart w:id="238" w:name="ref-maass2002"/>
+    <w:bookmarkEnd w:id="240"/>
+    <w:bookmarkStart w:id="242" w:name="ref-maass2002"/>
     <w:p>
       <w:pPr>
         <w:pStyle w:val="Bibliography"/>
@@ -24999,7 +25155,7 @@
         </w:rPr>
         <w:t xml:space="preserve"> </w:t>
       </w:r>
-      <w:hyperlink r:id="rId237">
+      <w:hyperlink r:id="rId241">
         <w:r>
           <w:rPr>
             <w:rStyle w:val="Hyperlink"/>
@@ -25009,8 +25165,8 @@
         </w:r>
       </w:hyperlink>
     </w:p>
-    <w:bookmarkEnd w:id="238"/>
-    <w:bookmarkStart w:id="240" w:name="ref-mead1990"/>
+    <w:bookmarkEnd w:id="242"/>
+    <w:bookmarkStart w:id="244" w:name="ref-mead1990"/>
     <w:p>
       <w:pPr>
         <w:pStyle w:val="Bibliography"/>
@@ -25067,7 +25223,7 @@
         </w:rPr>
         <w:t xml:space="preserve"> </w:t>
       </w:r>
-      <w:hyperlink r:id="rId239">
+      <w:hyperlink r:id="rId243">
         <w:r>
           <w:rPr>
             <w:rStyle w:val="Hyperlink"/>
@@ -25077,8 +25233,8 @@
         </w:r>
       </w:hyperlink>
     </w:p>
-    <w:bookmarkEnd w:id="240"/>
-    <w:bookmarkStart w:id="242" w:name="ref-leaf-apcen"/>
+    <w:bookmarkEnd w:id="244"/>
+    <w:bookmarkStart w:id="246" w:name="ref-leaf-apcen"/>
     <w:p>
       <w:pPr>
         <w:pStyle w:val="Bibliography"/>
@@ -25163,7 +25319,7 @@
         </w:rPr>
         <w:t xml:space="preserve"> </w:t>
       </w:r>
-      <w:hyperlink r:id="rId241">
+      <w:hyperlink r:id="rId245">
         <w:r>
           <w:rPr>
             <w:rStyle w:val="Hyperlink"/>
@@ -25173,8 +25329,8 @@
         </w:r>
       </w:hyperlink>
     </w:p>
-    <w:bookmarkEnd w:id="242"/>
-    <w:bookmarkStart w:id="244" w:name="ref-millan2020"/>
+    <w:bookmarkEnd w:id="246"/>
+    <w:bookmarkStart w:id="248" w:name="ref-millan2020"/>
     <w:p>
       <w:pPr>
         <w:pStyle w:val="Bibliography"/>
@@ -25231,7 +25387,7 @@
         </w:rPr>
         <w:t xml:space="preserve"> </w:t>
       </w:r>
-      <w:hyperlink r:id="rId243">
+      <w:hyperlink r:id="rId247">
         <w:r>
           <w:rPr>
             <w:rStyle w:val="Hyperlink"/>
@@ -25241,8 +25397,8 @@
         </w:r>
       </w:hyperlink>
     </w:p>
-    <w:bookmarkEnd w:id="244"/>
-    <w:bookmarkStart w:id="246" w:name="ref-milling2026"/>
+    <w:bookmarkEnd w:id="248"/>
+    <w:bookmarkStart w:id="250" w:name="ref-milling2026"/>
     <w:p>
       <w:pPr>
         <w:pStyle w:val="Bibliography"/>
@@ -25299,7 +25455,7 @@
         </w:rPr>
         <w:t xml:space="preserve"> </w:t>
       </w:r>
-      <w:hyperlink r:id="rId245">
+      <w:hyperlink r:id="rId249">
         <w:r>
           <w:rPr>
             <w:rStyle w:val="Hyperlink"/>
@@ -25309,8 +25465,8 @@
         </w:r>
       </w:hyperlink>
     </w:p>
-    <w:bookmarkEnd w:id="246"/>
-    <w:bookmarkStart w:id="248" w:name="ref-akorn"/>
+    <w:bookmarkEnd w:id="250"/>
+    <w:bookmarkStart w:id="252" w:name="ref-akorn"/>
     <w:p>
       <w:pPr>
         <w:pStyle w:val="Bibliography"/>
@@ -25379,7 +25535,7 @@
         </w:rPr>
         <w:t xml:space="preserve"> </w:t>
       </w:r>
-      <w:hyperlink r:id="rId247">
+      <w:hyperlink r:id="rId251">
         <w:r>
           <w:rPr>
             <w:rStyle w:val="Hyperlink"/>
@@ -25389,8 +25545,8 @@
         </w:r>
       </w:hyperlink>
     </w:p>
-    <w:bookmarkEnd w:id="248"/>
-    <w:bookmarkStart w:id="250" w:name="ref-morris1981"/>
+    <w:bookmarkEnd w:id="252"/>
+    <w:bookmarkStart w:id="254" w:name="ref-morris1981"/>
     <w:p>
       <w:pPr>
         <w:pStyle w:val="Bibliography"/>
@@ -25447,7 +25603,7 @@
         </w:rPr>
         <w:t xml:space="preserve"> </w:t>
       </w:r>
-      <w:hyperlink r:id="rId249">
+      <w:hyperlink r:id="rId253">
         <w:r>
           <w:rPr>
             <w:rStyle w:val="Hyperlink"/>
@@ -25457,8 +25613,8 @@
         </w:r>
       </w:hyperlink>
     </w:p>
-    <w:bookmarkEnd w:id="250"/>
-    <w:bookmarkStart w:id="252" w:name="ref-mulas2020"/>
+    <w:bookmarkEnd w:id="254"/>
+    <w:bookmarkStart w:id="256" w:name="ref-mulas2020"/>
     <w:p>
       <w:pPr>
         <w:pStyle w:val="Bibliography"/>
@@ -25515,7 +25671,7 @@
         </w:rPr>
         <w:t xml:space="preserve"> </w:t>
       </w:r>
-      <w:hyperlink r:id="rId251">
+      <w:hyperlink r:id="rId255">
         <w:r>
           <w:rPr>
             <w:rStyle w:val="Hyperlink"/>
@@ -25525,8 +25681,8 @@
         </w:r>
       </w:hyperlink>
     </w:p>
-    <w:bookmarkEnd w:id="252"/>
-    <w:bookmarkStart w:id="254" w:name="ref-muzellec2025"/>
+    <w:bookmarkEnd w:id="256"/>
+    <w:bookmarkStart w:id="258" w:name="ref-muzellec2025"/>
     <w:p>
       <w:pPr>
         <w:pStyle w:val="Bibliography"/>
@@ -25563,7 +25719,7 @@
         </w:rPr>
         <w:t xml:space="preserve"> </w:t>
       </w:r>
-      <w:hyperlink r:id="rId253">
+      <w:hyperlink r:id="rId257">
         <w:r>
           <w:rPr>
             <w:rStyle w:val="Hyperlink"/>
@@ -25573,8 +25729,8 @@
         </w:r>
       </w:hyperlink>
     </w:p>
-    <w:bookmarkEnd w:id="254"/>
-    <w:bookmarkStart w:id="256" w:name="ref-nagerl2025"/>
+    <w:bookmarkEnd w:id="258"/>
+    <w:bookmarkStart w:id="260" w:name="ref-nagerl2025"/>
     <w:p>
       <w:pPr>
         <w:pStyle w:val="Bibliography"/>
@@ -25611,7 +25767,7 @@
         </w:rPr>
         <w:t xml:space="preserve"> </w:t>
       </w:r>
-      <w:hyperlink r:id="rId255">
+      <w:hyperlink r:id="rId259">
         <w:r>
           <w:rPr>
             <w:rStyle w:val="Hyperlink"/>
@@ -25621,8 +25777,8 @@
         </w:r>
       </w:hyperlink>
     </w:p>
-    <w:bookmarkEnd w:id="256"/>
-    <w:bookmarkStart w:id="258" w:name="ref-neftci2019"/>
+    <w:bookmarkEnd w:id="260"/>
+    <w:bookmarkStart w:id="262" w:name="ref-neftci2019"/>
     <w:p>
       <w:pPr>
         <w:pStyle w:val="Bibliography"/>
@@ -25679,7 +25835,7 @@
         </w:rPr>
         <w:t xml:space="preserve"> </w:t>
       </w:r>
-      <w:hyperlink r:id="rId257">
+      <w:hyperlink r:id="rId261">
         <w:r>
           <w:rPr>
             <w:rStyle w:val="Hyperlink"/>
@@ -25689,8 +25845,8 @@
         </w:r>
       </w:hyperlink>
     </w:p>
-    <w:bookmarkEnd w:id="258"/>
-    <w:bookmarkStart w:id="260" w:name="ref-nunley2026"/>
+    <w:bookmarkEnd w:id="262"/>
+    <w:bookmarkStart w:id="264" w:name="ref-nunley2026"/>
     <w:p>
       <w:pPr>
         <w:pStyle w:val="Bibliography"/>
@@ -25727,7 +25883,7 @@
         </w:rPr>
         <w:t xml:space="preserve"> </w:t>
       </w:r>
-      <w:hyperlink r:id="rId259">
+      <w:hyperlink r:id="rId263">
         <w:r>
           <w:rPr>
             <w:rStyle w:val="Hyperlink"/>
@@ -25737,8 +25893,8 @@
         </w:r>
       </w:hyperlink>
     </w:p>
-    <w:bookmarkEnd w:id="260"/>
-    <w:bookmarkStart w:id="262" w:name="ref-kuramoto-attention"/>
+    <w:bookmarkEnd w:id="264"/>
+    <w:bookmarkStart w:id="266" w:name="ref-kuramoto-attention"/>
     <w:p>
       <w:pPr>
         <w:pStyle w:val="Bibliography"/>
@@ -25775,7 +25931,7 @@
         </w:rPr>
         <w:t xml:space="preserve"> </w:t>
       </w:r>
-      <w:hyperlink r:id="rId261">
+      <w:hyperlink r:id="rId265">
         <w:r>
           <w:rPr>
             <w:rStyle w:val="Hyperlink"/>
@@ -25785,8 +25941,8 @@
         </w:r>
       </w:hyperlink>
     </w:p>
-    <w:bookmarkEnd w:id="262"/>
-    <w:bookmarkStart w:id="264" w:name="ref-o-keeffe2019"/>
+    <w:bookmarkEnd w:id="266"/>
+    <w:bookmarkStart w:id="268" w:name="ref-o-keeffe2019"/>
     <w:p>
       <w:pPr>
         <w:pStyle w:val="Bibliography"/>
@@ -25839,7 +25995,7 @@
         </w:rPr>
         <w:t xml:space="preserve"> </w:t>
       </w:r>
-      <w:hyperlink r:id="rId263">
+      <w:hyperlink r:id="rId267">
         <w:r>
           <w:rPr>
             <w:rStyle w:val="Hyperlink"/>
@@ -25849,8 +26005,8 @@
         </w:r>
       </w:hyperlink>
     </w:p>
-    <w:bookmarkEnd w:id="264"/>
-    <w:bookmarkStart w:id="266" w:name="ref-pantaleone2002"/>
+    <w:bookmarkEnd w:id="268"/>
+    <w:bookmarkStart w:id="270" w:name="ref-pantaleone2002"/>
     <w:p>
       <w:pPr>
         <w:pStyle w:val="Bibliography"/>
@@ -25907,7 +26063,7 @@
         </w:rPr>
         <w:t xml:space="preserve"> </w:t>
       </w:r>
-      <w:hyperlink r:id="rId265">
+      <w:hyperlink r:id="rId269">
         <w:r>
           <w:rPr>
             <w:rStyle w:val="Hyperlink"/>
@@ -25917,8 +26073,8 @@
         </w:r>
       </w:hyperlink>
     </w:p>
-    <w:bookmarkEnd w:id="266"/>
-    <w:bookmarkStart w:id="268" w:name="ref-peng2023"/>
+    <w:bookmarkEnd w:id="270"/>
+    <w:bookmarkStart w:id="272" w:name="ref-peng2023"/>
     <w:p>
       <w:pPr>
         <w:pStyle w:val="Bibliography"/>
@@ -26029,7 +26185,7 @@
         </w:rPr>
         <w:t xml:space="preserve"> </w:t>
       </w:r>
-      <w:hyperlink r:id="rId267">
+      <w:hyperlink r:id="rId271">
         <w:r>
           <w:rPr>
             <w:rStyle w:val="Hyperlink"/>
@@ -26039,8 +26195,8 @@
         </w:r>
       </w:hyperlink>
     </w:p>
-    <w:bookmarkEnd w:id="268"/>
-    <w:bookmarkStart w:id="270" w:name="ref-pikovsky2001"/>
+    <w:bookmarkEnd w:id="272"/>
+    <w:bookmarkStart w:id="274" w:name="ref-pikovsky2001"/>
     <w:p>
       <w:pPr>
         <w:pStyle w:val="Bibliography"/>
@@ -26077,7 +26233,7 @@
         </w:rPr>
         <w:t xml:space="preserve"> </w:t>
       </w:r>
-      <w:hyperlink r:id="rId269">
+      <w:hyperlink r:id="rId273">
         <w:r>
           <w:rPr>
             <w:rStyle w:val="Hyperlink"/>
@@ -26087,8 +26243,8 @@
         </w:r>
       </w:hyperlink>
     </w:p>
-    <w:bookmarkEnd w:id="270"/>
-    <w:bookmarkStart w:id="272" w:name="ref-pittman-polletta2021"/>
+    <w:bookmarkEnd w:id="274"/>
+    <w:bookmarkStart w:id="276" w:name="ref-pittman-polletta2021"/>
     <w:p>
       <w:pPr>
         <w:pStyle w:val="Bibliography"/>
@@ -26145,7 +26301,7 @@
         </w:rPr>
         <w:t xml:space="preserve"> </w:t>
       </w:r>
-      <w:hyperlink r:id="rId271">
+      <w:hyperlink r:id="rId275">
         <w:r>
           <w:rPr>
             <w:rStyle w:val="Hyperlink"/>
@@ -26155,8 +26311,8 @@
         </w:r>
       </w:hyperlink>
     </w:p>
-    <w:bookmarkEnd w:id="272"/>
-    <w:bookmarkStart w:id="274" w:name="ref-poppel2026"/>
+    <w:bookmarkEnd w:id="276"/>
+    <w:bookmarkStart w:id="278" w:name="ref-poppel2026"/>
     <w:p>
       <w:pPr>
         <w:pStyle w:val="Bibliography"/>
@@ -26193,7 +26349,7 @@
         </w:rPr>
         <w:t xml:space="preserve"> </w:t>
       </w:r>
-      <w:hyperlink r:id="rId273">
+      <w:hyperlink r:id="rId277">
         <w:r>
           <w:rPr>
             <w:rStyle w:val="Hyperlink"/>
@@ -26203,8 +26359,8 @@
         </w:r>
       </w:hyperlink>
     </w:p>
-    <w:bookmarkEnd w:id="274"/>
-    <w:bookmarkStart w:id="276" w:name="ref-rivera-sierra2026"/>
+    <w:bookmarkEnd w:id="278"/>
+    <w:bookmarkStart w:id="280" w:name="ref-rivera-sierra2026"/>
     <w:p>
       <w:pPr>
         <w:pStyle w:val="Bibliography"/>
@@ -26261,7 +26417,7 @@
         </w:rPr>
         <w:t xml:space="preserve"> </w:t>
       </w:r>
-      <w:hyperlink r:id="rId275">
+      <w:hyperlink r:id="rId279">
         <w:r>
           <w:rPr>
             <w:rStyle w:val="Hyperlink"/>
@@ -26271,8 +26427,8 @@
         </w:r>
       </w:hyperlink>
     </w:p>
-    <w:bookmarkEnd w:id="276"/>
-    <w:bookmarkStart w:id="278" w:name="ref-rodan2011"/>
+    <w:bookmarkEnd w:id="280"/>
+    <w:bookmarkStart w:id="282" w:name="ref-rodan2011"/>
     <w:p>
       <w:pPr>
         <w:pStyle w:val="Bibliography"/>
@@ -26329,7 +26485,7 @@
         </w:rPr>
         <w:t xml:space="preserve"> </w:t>
       </w:r>
-      <w:hyperlink r:id="rId277">
+      <w:hyperlink r:id="rId281">
         <w:r>
           <w:rPr>
             <w:rStyle w:val="Hyperlink"/>
@@ -26339,8 +26495,8 @@
         </w:r>
       </w:hyperlink>
     </w:p>
-    <w:bookmarkEnd w:id="278"/>
-    <w:bookmarkStart w:id="280" w:name="ref-rusch2021"/>
+    <w:bookmarkEnd w:id="282"/>
+    <w:bookmarkStart w:id="284" w:name="ref-rusch2021"/>
     <w:p>
       <w:pPr>
         <w:pStyle w:val="Bibliography"/>
@@ -26409,7 +26565,7 @@
         </w:rPr>
         <w:t xml:space="preserve"> </w:t>
       </w:r>
-      <w:hyperlink r:id="rId279">
+      <w:hyperlink r:id="rId283">
         <w:r>
           <w:rPr>
             <w:rStyle w:val="Hyperlink"/>
@@ -26419,8 +26575,8 @@
         </w:r>
       </w:hyperlink>
     </w:p>
-    <w:bookmarkEnd w:id="280"/>
-    <w:bookmarkStart w:id="282" w:name="ref-unicornn"/>
+    <w:bookmarkEnd w:id="284"/>
+    <w:bookmarkStart w:id="286" w:name="ref-unicornn"/>
     <w:p>
       <w:pPr>
         <w:pStyle w:val="Bibliography"/>
@@ -26509,7 +26665,7 @@
         </w:rPr>
         <w:t xml:space="preserve"> </w:t>
       </w:r>
-      <w:hyperlink r:id="rId281">
+      <w:hyperlink r:id="rId285">
         <w:r>
           <w:rPr>
             <w:rStyle w:val="Hyperlink"/>
@@ -26519,8 +26675,8 @@
         </w:r>
       </w:hyperlink>
     </w:p>
-    <w:bookmarkEnd w:id="282"/>
-    <w:bookmarkStart w:id="284" w:name="ref-rusch2025"/>
+    <w:bookmarkEnd w:id="286"/>
+    <w:bookmarkStart w:id="288" w:name="ref-rusch2025"/>
     <w:p>
       <w:pPr>
         <w:pStyle w:val="Bibliography"/>
@@ -26589,7 +26745,7 @@
         </w:rPr>
         <w:t xml:space="preserve"> </w:t>
       </w:r>
-      <w:hyperlink r:id="rId283">
+      <w:hyperlink r:id="rId287">
         <w:r>
           <w:rPr>
             <w:rStyle w:val="Hyperlink"/>
@@ -26599,8 +26755,8 @@
         </w:r>
       </w:hyperlink>
     </w:p>
-    <w:bookmarkEnd w:id="284"/>
-    <w:bookmarkStart w:id="286" w:name="ref-sagodi"/>
+    <w:bookmarkEnd w:id="288"/>
+    <w:bookmarkStart w:id="290" w:name="ref-sagodi"/>
     <w:p>
       <w:pPr>
         <w:pStyle w:val="Bibliography"/>
@@ -26637,7 +26793,7 @@
         </w:rPr>
         <w:t xml:space="preserve"> </w:t>
       </w:r>
-      <w:hyperlink r:id="rId285">
+      <w:hyperlink r:id="rId289">
         <w:r>
           <w:rPr>
             <w:rStyle w:val="Hyperlink"/>
@@ -26647,8 +26803,8 @@
         </w:r>
       </w:hyperlink>
     </w:p>
-    <w:bookmarkEnd w:id="286"/>
-    <w:bookmarkStart w:id="288" w:name="ref-sajjadi2018"/>
+    <w:bookmarkEnd w:id="290"/>
+    <w:bookmarkStart w:id="292" w:name="ref-sajjadi2018"/>
     <w:p>
       <w:pPr>
         <w:pStyle w:val="Bibliography"/>
@@ -26717,7 +26873,7 @@
         </w:rPr>
         <w:t xml:space="preserve"> </w:t>
       </w:r>
-      <w:hyperlink r:id="rId287">
+      <w:hyperlink r:id="rId291">
         <w:r>
           <w:rPr>
             <w:rStyle w:val="Hyperlink"/>
@@ -26727,8 +26883,8 @@
         </w:r>
       </w:hyperlink>
     </w:p>
-    <w:bookmarkEnd w:id="288"/>
-    <w:bookmarkStart w:id="290" w:name="ref-sakaguchi1986"/>
+    <w:bookmarkEnd w:id="292"/>
+    <w:bookmarkStart w:id="294" w:name="ref-sakaguchi1986"/>
     <w:p>
       <w:pPr>
         <w:pStyle w:val="Bibliography"/>
@@ -26785,7 +26941,7 @@
         </w:rPr>
         <w:t xml:space="preserve"> </w:t>
       </w:r>
-      <w:hyperlink r:id="rId289">
+      <w:hyperlink r:id="rId293">
         <w:r>
           <w:rPr>
             <w:rStyle w:val="Hyperlink"/>
@@ -26795,8 +26951,8 @@
         </w:r>
       </w:hyperlink>
     </w:p>
-    <w:bookmarkEnd w:id="290"/>
-    <w:bookmarkStart w:id="292" w:name="ref-sasikumar2026"/>
+    <w:bookmarkEnd w:id="294"/>
+    <w:bookmarkStart w:id="296" w:name="ref-sasikumar2026"/>
     <w:p>
       <w:pPr>
         <w:pStyle w:val="Bibliography"/>
@@ -26853,7 +27009,7 @@
         </w:rPr>
         <w:t xml:space="preserve"> </w:t>
       </w:r>
-      <w:hyperlink r:id="rId291">
+      <w:hyperlink r:id="rId295">
         <w:r>
           <w:rPr>
             <w:rStyle w:val="Hyperlink"/>
@@ -26863,8 +27019,8 @@
         </w:r>
       </w:hyperlink>
     </w:p>
-    <w:bookmarkEnd w:id="292"/>
-    <w:bookmarkStart w:id="294" w:name="ref-schuster1989"/>
+    <w:bookmarkEnd w:id="296"/>
+    <w:bookmarkStart w:id="298" w:name="ref-schuster1989"/>
     <w:p>
       <w:pPr>
         <w:pStyle w:val="Bibliography"/>
@@ -26921,7 +27077,7 @@
         </w:rPr>
         <w:t xml:space="preserve"> </w:t>
       </w:r>
-      <w:hyperlink r:id="rId293">
+      <w:hyperlink r:id="rId297">
         <w:r>
           <w:rPr>
             <w:rStyle w:val="Hyperlink"/>
@@ -26931,8 +27087,8 @@
         </w:r>
       </w:hyperlink>
     </w:p>
-    <w:bookmarkEnd w:id="294"/>
-    <w:bookmarkStart w:id="296" w:name="ref-skardal2019"/>
+    <w:bookmarkEnd w:id="298"/>
+    <w:bookmarkStart w:id="300" w:name="ref-skardal2019"/>
     <w:p>
       <w:pPr>
         <w:pStyle w:val="Bibliography"/>
@@ -26989,7 +27145,7 @@
         </w:rPr>
         <w:t xml:space="preserve"> </w:t>
       </w:r>
-      <w:hyperlink r:id="rId295">
+      <w:hyperlink r:id="rId299">
         <w:r>
           <w:rPr>
             <w:rStyle w:val="Hyperlink"/>
@@ -26999,8 +27155,8 @@
         </w:r>
       </w:hyperlink>
     </w:p>
-    <w:bookmarkEnd w:id="296"/>
-    <w:bookmarkStart w:id="298" w:name="ref-sohl-dickstein2015"/>
+    <w:bookmarkEnd w:id="300"/>
+    <w:bookmarkStart w:id="302" w:name="ref-sohl-dickstein2015"/>
     <w:p>
       <w:pPr>
         <w:pStyle w:val="Bibliography"/>
@@ -27089,7 +27245,7 @@
         </w:rPr>
         <w:t xml:space="preserve"> </w:t>
       </w:r>
-      <w:hyperlink r:id="rId297">
+      <w:hyperlink r:id="rId301">
         <w:r>
           <w:rPr>
             <w:rStyle w:val="Hyperlink"/>
@@ -27099,8 +27255,8 @@
         </w:r>
       </w:hyperlink>
     </w:p>
-    <w:bookmarkEnd w:id="298"/>
-    <w:bookmarkStart w:id="300" w:name="ref-kuramoto-orientation-diffusion"/>
+    <w:bookmarkEnd w:id="302"/>
+    <w:bookmarkStart w:id="304" w:name="ref-kuramoto-orientation-diffusion"/>
     <w:p>
       <w:pPr>
         <w:pStyle w:val="Bibliography"/>
@@ -27169,7 +27325,7 @@
         </w:rPr>
         <w:t xml:space="preserve"> </w:t>
       </w:r>
-      <w:hyperlink r:id="rId299">
+      <w:hyperlink r:id="rId303">
         <w:r>
           <w:rPr>
             <w:rStyle w:val="Hyperlink"/>
@@ -27179,8 +27335,8 @@
         </w:r>
       </w:hyperlink>
     </w:p>
-    <w:bookmarkEnd w:id="300"/>
-    <w:bookmarkStart w:id="302" w:name="ref-stiefel2016"/>
+    <w:bookmarkEnd w:id="304"/>
+    <w:bookmarkStart w:id="306" w:name="ref-stiefel2016"/>
     <w:p>
       <w:pPr>
         <w:pStyle w:val="Bibliography"/>
@@ -27237,7 +27393,7 @@
         </w:rPr>
         <w:t xml:space="preserve"> </w:t>
       </w:r>
-      <w:hyperlink r:id="rId301">
+      <w:hyperlink r:id="rId305">
         <w:r>
           <w:rPr>
             <w:rStyle w:val="Hyperlink"/>
@@ -27247,8 +27403,8 @@
         </w:r>
       </w:hyperlink>
     </w:p>
-    <w:bookmarkEnd w:id="302"/>
-    <w:bookmarkStart w:id="304" w:name="ref-stolzle2024"/>
+    <w:bookmarkEnd w:id="306"/>
+    <w:bookmarkStart w:id="308" w:name="ref-stolzle2024"/>
     <w:p>
       <w:pPr>
         <w:pStyle w:val="Bibliography"/>
@@ -27317,7 +27473,7 @@
         </w:rPr>
         <w:t xml:space="preserve"> </w:t>
       </w:r>
-      <w:hyperlink r:id="rId303">
+      <w:hyperlink r:id="rId307">
         <w:r>
           <w:rPr>
             <w:rStyle w:val="Hyperlink"/>
@@ -27327,8 +27483,8 @@
         </w:r>
       </w:hyperlink>
     </w:p>
-    <w:bookmarkEnd w:id="304"/>
-    <w:bookmarkStart w:id="306" w:name="ref-strogatz2000"/>
+    <w:bookmarkEnd w:id="308"/>
+    <w:bookmarkStart w:id="310" w:name="ref-strogatz2000"/>
     <w:p>
       <w:pPr>
         <w:pStyle w:val="Bibliography"/>
@@ -27385,7 +27541,7 @@
         </w:rPr>
         <w:t xml:space="preserve"> </w:t>
       </w:r>
-      <w:hyperlink r:id="rId305">
+      <w:hyperlink r:id="rId309">
         <w:r>
           <w:rPr>
             <w:rStyle w:val="Hyperlink"/>
@@ -27395,8 +27551,8 @@
         </w:r>
       </w:hyperlink>
     </w:p>
-    <w:bookmarkEnd w:id="306"/>
-    <w:bookmarkStart w:id="308" w:name="ref-strogatz1993"/>
+    <w:bookmarkEnd w:id="310"/>
+    <w:bookmarkStart w:id="312" w:name="ref-strogatz1993"/>
     <w:p>
       <w:pPr>
         <w:pStyle w:val="Bibliography"/>
@@ -27453,7 +27609,7 @@
         </w:rPr>
         <w:t xml:space="preserve"> </w:t>
       </w:r>
-      <w:hyperlink r:id="rId307">
+      <w:hyperlink r:id="rId311">
         <w:r>
           <w:rPr>
             <w:rStyle w:val="Hyperlink"/>
@@ -27463,8 +27619,8 @@
         </w:r>
       </w:hyperlink>
     </w:p>
-    <w:bookmarkEnd w:id="308"/>
-    <w:bookmarkStart w:id="310" w:name="ref-stuart1960"/>
+    <w:bookmarkEnd w:id="312"/>
+    <w:bookmarkStart w:id="314" w:name="ref-stuart1960"/>
     <w:p>
       <w:pPr>
         <w:pStyle w:val="Bibliography"/>
@@ -27521,7 +27677,7 @@
         </w:rPr>
         <w:t xml:space="preserve"> </w:t>
       </w:r>
-      <w:hyperlink r:id="rId309">
+      <w:hyperlink r:id="rId313">
         <w:r>
           <w:rPr>
             <w:rStyle w:val="Hyperlink"/>
@@ -27531,8 +27687,8 @@
         </w:r>
       </w:hyperlink>
     </w:p>
-    <w:bookmarkEnd w:id="310"/>
-    <w:bookmarkStart w:id="312" w:name="ref-tanaka2019"/>
+    <w:bookmarkEnd w:id="314"/>
+    <w:bookmarkStart w:id="316" w:name="ref-tanaka2019"/>
     <w:p>
       <w:pPr>
         <w:pStyle w:val="Bibliography"/>
@@ -27589,7 +27745,7 @@
         </w:rPr>
         <w:t xml:space="preserve"> </w:t>
       </w:r>
-      <w:hyperlink r:id="rId311">
+      <w:hyperlink r:id="rId315">
         <w:r>
           <w:rPr>
             <w:rStyle w:val="Hyperlink"/>
@@ -27599,8 +27755,8 @@
         </w:r>
       </w:hyperlink>
     </w:p>
-    <w:bookmarkEnd w:id="312"/>
-    <w:bookmarkStart w:id="314" w:name="ref-tanaka2011"/>
+    <w:bookmarkEnd w:id="316"/>
+    <w:bookmarkStart w:id="318" w:name="ref-tanaka2011"/>
     <w:p>
       <w:pPr>
         <w:pStyle w:val="Bibliography"/>
@@ -27657,7 +27813,7 @@
         </w:rPr>
         <w:t xml:space="preserve"> </w:t>
       </w:r>
-      <w:hyperlink r:id="rId313">
+      <w:hyperlink r:id="rId317">
         <w:r>
           <w:rPr>
             <w:rStyle w:val="Hyperlink"/>
@@ -27667,8 +27823,8 @@
         </w:r>
       </w:hyperlink>
     </w:p>
-    <w:bookmarkEnd w:id="314"/>
-    <w:bookmarkStart w:id="316" w:name="ref-torrejon2017"/>
+    <w:bookmarkEnd w:id="318"/>
+    <w:bookmarkStart w:id="320" w:name="ref-torrejon2017"/>
     <w:p>
       <w:pPr>
         <w:pStyle w:val="Bibliography"/>
@@ -27725,7 +27881,7 @@
         </w:rPr>
         <w:t xml:space="preserve"> </w:t>
       </w:r>
-      <w:hyperlink r:id="rId315">
+      <w:hyperlink r:id="rId319">
         <w:r>
           <w:rPr>
             <w:rStyle w:val="Hyperlink"/>
@@ -27735,8 +27891,8 @@
         </w:r>
       </w:hyperlink>
     </w:p>
-    <w:bookmarkEnd w:id="316"/>
-    <w:bookmarkStart w:id="318" w:name="ref-turcu2022"/>
+    <w:bookmarkEnd w:id="320"/>
+    <w:bookmarkStart w:id="322" w:name="ref-turcu2022"/>
     <w:p>
       <w:pPr>
         <w:pStyle w:val="Bibliography"/>
@@ -27793,7 +27949,7 @@
         </w:rPr>
         <w:t xml:space="preserve"> </w:t>
       </w:r>
-      <w:hyperlink r:id="rId317">
+      <w:hyperlink r:id="rId321">
         <w:r>
           <w:rPr>
             <w:rStyle w:val="Hyperlink"/>
@@ -27803,8 +27959,8 @@
         </w:r>
       </w:hyperlink>
     </w:p>
-    <w:bookmarkEnd w:id="318"/>
-    <w:bookmarkStart w:id="320" w:name="ref-turian2020"/>
+    <w:bookmarkEnd w:id="322"/>
+    <w:bookmarkStart w:id="324" w:name="ref-turian2020"/>
     <w:p>
       <w:pPr>
         <w:pStyle w:val="Bibliography"/>
@@ -27905,7 +28061,7 @@
         </w:rPr>
         <w:t xml:space="preserve"> </w:t>
       </w:r>
-      <w:hyperlink r:id="rId319">
+      <w:hyperlink r:id="rId323">
         <w:r>
           <w:rPr>
             <w:rStyle w:val="Hyperlink"/>
@@ -27915,8 +28071,8 @@
         </w:r>
       </w:hyperlink>
     </w:p>
-    <w:bookmarkEnd w:id="320"/>
-    <w:bookmarkStart w:id="322" w:name="ref-uhlhaas2006"/>
+    <w:bookmarkEnd w:id="324"/>
+    <w:bookmarkStart w:id="326" w:name="ref-uhlhaas2006"/>
     <w:p>
       <w:pPr>
         <w:pStyle w:val="Bibliography"/>
@@ -27973,7 +28129,7 @@
         </w:rPr>
         <w:t xml:space="preserve"> </w:t>
       </w:r>
-      <w:hyperlink r:id="rId321">
+      <w:hyperlink r:id="rId325">
         <w:r>
           <w:rPr>
             <w:rStyle w:val="Hyperlink"/>
@@ -27983,8 +28139,8 @@
         </w:r>
       </w:hyperlink>
     </w:p>
-    <w:bookmarkEnd w:id="322"/>
-    <w:bookmarkStart w:id="324" w:name="ref-un-0"/>
+    <w:bookmarkEnd w:id="326"/>
+    <w:bookmarkStart w:id="328" w:name="ref-un-0"/>
     <w:p>
       <w:pPr>
         <w:pStyle w:val="Bibliography"/>
@@ -28045,7 +28201,7 @@
         </w:rPr>
         <w:t xml:space="preserve"> </w:t>
       </w:r>
-      <w:hyperlink r:id="rId323">
+      <w:hyperlink r:id="rId327">
         <w:r>
           <w:rPr>
             <w:rStyle w:val="Hyperlink"/>
@@ -28055,8 +28211,8 @@
         </w:r>
       </w:hyperlink>
     </w:p>
-    <w:bookmarkEnd w:id="324"/>
-    <w:bookmarkStart w:id="326" w:name="ref-sparsity-study"/>
+    <w:bookmarkEnd w:id="328"/>
+    <w:bookmarkStart w:id="330" w:name="ref-sparsity-study"/>
     <w:p>
       <w:pPr>
         <w:pStyle w:val="Bibliography"/>
@@ -28093,7 +28249,7 @@
         </w:rPr>
         <w:t xml:space="preserve"> </w:t>
       </w:r>
-      <w:hyperlink r:id="rId325">
+      <w:hyperlink r:id="rId329">
         <w:r>
           <w:rPr>
             <w:rStyle w:val="Hyperlink"/>
@@ -28103,8 +28259,8 @@
         </w:r>
       </w:hyperlink>
     </w:p>
-    <w:bookmarkEnd w:id="326"/>
-    <w:bookmarkStart w:id="328" w:name="ref-mit-code"/>
+    <w:bookmarkEnd w:id="330"/>
+    <w:bookmarkStart w:id="332" w:name="ref-mit-code"/>
     <w:p>
       <w:pPr>
         <w:pStyle w:val="Bibliography"/>
@@ -28149,7 +28305,7 @@
         </w:rPr>
         <w:t xml:space="preserve"> </w:t>
       </w:r>
-      <w:hyperlink r:id="rId327">
+      <w:hyperlink r:id="rId331">
         <w:r>
           <w:rPr>
             <w:rStyle w:val="Hyperlink"/>
@@ -28159,8 +28315,8 @@
         </w:r>
       </w:hyperlink>
     </w:p>
-    <w:bookmarkEnd w:id="328"/>
-    <w:bookmarkStart w:id="330" w:name="ref-vanderpol1926"/>
+    <w:bookmarkEnd w:id="332"/>
+    <w:bookmarkStart w:id="334" w:name="ref-vanderpol1926"/>
     <w:p>
       <w:pPr>
         <w:pStyle w:val="Bibliography"/>
@@ -28217,7 +28373,7 @@
         </w:rPr>
         <w:t xml:space="preserve"> </w:t>
       </w:r>
-      <w:hyperlink r:id="rId329">
+      <w:hyperlink r:id="rId333">
         <w:r>
           <w:rPr>
             <w:rStyle w:val="Hyperlink"/>
@@ -28227,8 +28383,8 @@
         </w:r>
       </w:hyperlink>
     </w:p>
-    <w:bookmarkEnd w:id="330"/>
-    <w:bookmarkStart w:id="332" w:name="ref-vaswani2017"/>
+    <w:bookmarkEnd w:id="334"/>
+    <w:bookmarkStart w:id="336" w:name="ref-vaswani2017"/>
     <w:p>
       <w:pPr>
         <w:pStyle w:val="Bibliography"/>
@@ -28297,7 +28453,7 @@
         </w:rPr>
         <w:t xml:space="preserve"> </w:t>
       </w:r>
-      <w:hyperlink r:id="rId331">
+      <w:hyperlink r:id="rId335">
         <w:r>
           <w:rPr>
             <w:rStyle w:val="Hyperlink"/>
@@ -28307,8 +28463,8 @@
         </w:r>
       </w:hyperlink>
     </w:p>
-    <w:bookmarkEnd w:id="332"/>
-    <w:bookmarkStart w:id="334" w:name="ref-spikevoice"/>
+    <w:bookmarkEnd w:id="336"/>
+    <w:bookmarkStart w:id="338" w:name="ref-spikevoice"/>
     <w:p>
       <w:pPr>
         <w:pStyle w:val="Bibliography"/>
@@ -28345,7 +28501,7 @@
         </w:rPr>
         <w:t xml:space="preserve"> </w:t>
       </w:r>
-      <w:hyperlink r:id="rId333">
+      <w:hyperlink r:id="rId337">
         <w:r>
           <w:rPr>
             <w:rStyle w:val="Hyperlink"/>
@@ -28355,8 +28511,8 @@
         </w:r>
       </w:hyperlink>
     </w:p>
-    <w:bookmarkEnd w:id="334"/>
-    <w:bookmarkStart w:id="336" w:name="ref-oscillator-ising-machines"/>
+    <w:bookmarkEnd w:id="338"/>
+    <w:bookmarkStart w:id="340" w:name="ref-oscillator-ising-machines"/>
     <w:p>
       <w:pPr>
         <w:pStyle w:val="Bibliography"/>
@@ -28393,7 +28549,7 @@
         </w:rPr>
         <w:t xml:space="preserve"> </w:t>
       </w:r>
-      <w:hyperlink r:id="rId335">
+      <w:hyperlink r:id="rId339">
         <w:r>
           <w:rPr>
             <w:rStyle w:val="Hyperlink"/>
@@ -28403,8 +28559,8 @@
         </w:r>
       </w:hyperlink>
     </w:p>
-    <w:bookmarkEnd w:id="336"/>
-    <w:bookmarkStart w:id="338" w:name="ref-winfree1967"/>
+    <w:bookmarkEnd w:id="340"/>
+    <w:bookmarkStart w:id="342" w:name="ref-winfree1967"/>
     <w:p>
       <w:pPr>
         <w:pStyle w:val="Bibliography"/>
@@ -28461,7 +28617,7 @@
         </w:rPr>
         <w:t xml:space="preserve"> </w:t>
       </w:r>
-      <w:hyperlink r:id="rId337">
+      <w:hyperlink r:id="rId341">
         <w:r>
           <w:rPr>
             <w:rStyle w:val="Hyperlink"/>
@@ -28471,8 +28627,8 @@
         </w:r>
       </w:hyperlink>
     </w:p>
-    <w:bookmarkEnd w:id="338"/>
-    <w:bookmarkStart w:id="340" w:name="ref-kope"/>
+    <w:bookmarkEnd w:id="342"/>
+    <w:bookmarkStart w:id="344" w:name="ref-kope"/>
     <w:p>
       <w:pPr>
         <w:pStyle w:val="Bibliography"/>
@@ -28541,7 +28697,7 @@
         </w:rPr>
         <w:t xml:space="preserve"> </w:t>
       </w:r>
-      <w:hyperlink r:id="rId339">
+      <w:hyperlink r:id="rId343">
         <w:r>
           <w:rPr>
             <w:rStyle w:val="Hyperlink"/>
@@ -28551,8 +28707,8 @@
         </w:r>
       </w:hyperlink>
     </w:p>
-    <w:bookmarkEnd w:id="340"/>
-    <w:bookmarkStart w:id="342" w:name="ref-yeung1999"/>
+    <w:bookmarkEnd w:id="344"/>
+    <w:bookmarkStart w:id="346" w:name="ref-yeung1999"/>
     <w:p>
       <w:pPr>
         <w:pStyle w:val="Bibliography"/>
@@ -28609,7 +28765,7 @@
         </w:rPr>
         <w:t xml:space="preserve"> </w:t>
       </w:r>
-      <w:hyperlink r:id="rId341">
+      <w:hyperlink r:id="rId345">
         <w:r>
           <w:rPr>
             <w:rStyle w:val="Hyperlink"/>
@@ -28619,8 +28775,8 @@
         </w:r>
       </w:hyperlink>
     </w:p>
-    <w:bookmarkEnd w:id="342"/>
-    <w:bookmarkStart w:id="344" w:name="ref-yu2025"/>
+    <w:bookmarkEnd w:id="346"/>
+    <w:bookmarkStart w:id="348" w:name="ref-yu2025"/>
     <w:p>
       <w:pPr>
         <w:pStyle w:val="Bibliography"/>
@@ -28689,7 +28845,7 @@
         </w:rPr>
         <w:t xml:space="preserve"> </w:t>
       </w:r>
-      <w:hyperlink r:id="rId343">
+      <w:hyperlink r:id="rId347">
         <w:r>
           <w:rPr>
             <w:rStyle w:val="Hyperlink"/>
@@ -28699,8 +28855,8 @@
         </w:r>
       </w:hyperlink>
     </w:p>
-    <w:bookmarkEnd w:id="344"/>
-    <w:bookmarkStart w:id="346" w:name="ref-zhang2026"/>
+    <w:bookmarkEnd w:id="348"/>
+    <w:bookmarkStart w:id="350" w:name="ref-zhang2026"/>
     <w:p>
       <w:pPr>
         <w:pStyle w:val="Bibliography"/>
@@ -28825,7 +28981,7 @@
         </w:rPr>
         <w:t xml:space="preserve"> </w:t>
       </w:r>
-      <w:hyperlink r:id="rId345">
+      <w:hyperlink r:id="rId349">
         <w:r>
           <w:rPr>
             <w:rStyle w:val="Hyperlink"/>
@@ -28835,8 +28991,8 @@
         </w:r>
       </w:hyperlink>
     </w:p>
-    <w:bookmarkEnd w:id="346"/>
-    <w:bookmarkStart w:id="348" w:name="ref-ada-fe"/>
+    <w:bookmarkEnd w:id="350"/>
+    <w:bookmarkStart w:id="352" w:name="ref-ada-fe"/>
     <w:p>
       <w:pPr>
         <w:pStyle w:val="Bibliography"/>
@@ -28873,7 +29029,7 @@
         </w:rPr>
         <w:t xml:space="preserve"> </w:t>
       </w:r>
-      <w:hyperlink r:id="rId347">
+      <w:hyperlink r:id="rId351">
         <w:r>
           <w:rPr>
             <w:rStyle w:val="Hyperlink"/>
@@ -28883,8 +29039,8 @@
         </w:r>
       </w:hyperlink>
     </w:p>
-    <w:bookmarkEnd w:id="348"/>
-    <w:bookmarkStart w:id="350" w:name="ref-zhang2023"/>
+    <w:bookmarkEnd w:id="352"/>
+    <w:bookmarkStart w:id="354" w:name="ref-zhang2023"/>
     <w:p>
       <w:pPr>
         <w:pStyle w:val="Bibliography"/>
@@ -28941,7 +29097,7 @@
         </w:rPr>
         <w:t xml:space="preserve"> </w:t>
       </w:r>
-      <w:hyperlink r:id="rId349">
+      <w:hyperlink r:id="rId353">
         <w:r>
           <w:rPr>
             <w:rStyle w:val="Hyperlink"/>
@@ -28951,8 +29107,8 @@
         </w:r>
       </w:hyperlink>
     </w:p>
-    <w:bookmarkEnd w:id="350"/>
-    <w:bookmarkStart w:id="352" w:name="ref-gdd"/>
+    <w:bookmarkEnd w:id="354"/>
+    <w:bookmarkStart w:id="356" w:name="ref-gdd"/>
     <w:p>
       <w:pPr>
         <w:pStyle w:val="Bibliography"/>
@@ -28989,7 +29145,7 @@
         </w:rPr>
         <w:t xml:space="preserve"> </w:t>
       </w:r>
-      <w:hyperlink r:id="rId351">
+      <w:hyperlink r:id="rId355">
         <w:r>
           <w:rPr>
             <w:rStyle w:val="Hyperlink"/>
@@ -28999,9 +29155,9 @@
         </w:r>
       </w:hyperlink>
     </w:p>
-    <w:bookmarkEnd w:id="352"/>
-    <w:bookmarkEnd w:id="353"/>
-    <w:bookmarkEnd w:id="354"/>
+    <w:bookmarkEnd w:id="356"/>
+    <w:bookmarkEnd w:id="357"/>
+    <w:bookmarkEnd w:id="358"/>
     <w:sectPr>
       <w:footnotePr>
         <w:numRestart w:val="eachSect"/>

--- a/papers/01-evidence-audit/from-synchronization-physics-to-trained-dynamics.docx
+++ b/papers/01-evidence-audit/from-synchronization-physics-to-trained-dynamics.docx
@@ -30174,7 +30174,7 @@
     <w:name w:val="Hyperlink"/>
     <w:basedOn w:val="BodyTextChar"/>
     <w:rPr>
-      <w:color w:themeColor="accent1" w:val="4F81BD"/>
+      <w:color w:val="0645AD"/>
     </w:rPr>
   </w:style>
   <w:style w:styleId="TOCHeading" w:type="paragraph">

--- a/papers/01-evidence-audit/from-synchronization-physics-to-trained-dynamics.docx
+++ b/papers/01-evidence-audit/from-synchronization-physics-to-trained-dynamics.docx
@@ -4133,6 +4133,72 @@
         <w:rPr>
           <w:lang w:val="en-GB"/>
         </w:rPr>
+        <w:t xml:space="preserve">, on five TI-46 speakers shared between training and test, where its cochlear front end alone reaches 95.8%</w:t>
+      </w:r>
+      <w:r>
+        <w:rPr>
+          <w:lang w:val="en-GB"/>
+        </w:rPr>
+        <w:t xml:space="preserve"> </w:t>
+      </w:r>
+      <w:r>
+        <w:rPr>
+          <w:lang w:val="en-GB"/>
+        </w:rPr>
+        <w:t xml:space="preserve">(</w:t>
+      </w:r>
+      <w:hyperlink w:anchor="ref-abreu-araujo2020">
+        <w:r>
+          <w:rPr>
+            <w:rStyle w:val="Hyperlink"/>
+            <w:lang w:val="en-GB"/>
+          </w:rPr>
+          <w:t xml:space="preserve">Abreu Araujo et al., 2020</w:t>
+        </w:r>
+      </w:hyperlink>
+      <w:r>
+        <w:rPr>
+          <w:lang w:val="en-GB"/>
+        </w:rPr>
+        <w:t xml:space="preserve">)</w:t>
+      </w:r>
+      <w:r>
+        <w:rPr>
+          <w:lang w:val="en-GB"/>
+        </w:rPr>
+        <w:t xml:space="preserve">; four coupled spin-torque oscillators have been trained in hardware to recognize vowels</w:t>
+      </w:r>
+      <w:r>
+        <w:rPr>
+          <w:lang w:val="en-GB"/>
+        </w:rPr>
+        <w:t xml:space="preserve"> </w:t>
+      </w:r>
+      <w:r>
+        <w:rPr>
+          <w:lang w:val="en-GB"/>
+        </w:rPr>
+        <w:t xml:space="preserve">(</w:t>
+      </w:r>
+      <w:hyperlink w:anchor="ref-romera2018">
+        <w:r>
+          <w:rPr>
+            <w:rStyle w:val="Hyperlink"/>
+            <w:lang w:val="en-GB"/>
+          </w:rPr>
+          <w:t xml:space="preserve">Romera et al., 2018</w:t>
+        </w:r>
+      </w:hyperlink>
+      <w:r>
+        <w:rPr>
+          <w:lang w:val="en-GB"/>
+        </w:rPr>
+        <w:t xml:space="preserve">)</w:t>
+      </w:r>
+      <w:r>
+        <w:rPr>
+          <w:lang w:val="en-GB"/>
+        </w:rPr>
         <w:t xml:space="preserve">. Oscillator Ising machines</w:t>
       </w:r>
       <w:r>
@@ -6875,6 +6941,39 @@
         <w:rPr>
           <w:lang w:val="en-GB"/>
         </w:rPr>
+        <w:t xml:space="preserve">, 3.8 points above what its cochlear front end reaches alone, with the same speakers in training and test</w:t>
+      </w:r>
+      <w:r>
+        <w:rPr>
+          <w:lang w:val="en-GB"/>
+        </w:rPr>
+        <w:t xml:space="preserve"> </w:t>
+      </w:r>
+      <w:r>
+        <w:rPr>
+          <w:lang w:val="en-GB"/>
+        </w:rPr>
+        <w:t xml:space="preserve">(</w:t>
+      </w:r>
+      <w:hyperlink w:anchor="ref-abreu-araujo2020">
+        <w:r>
+          <w:rPr>
+            <w:rStyle w:val="Hyperlink"/>
+            <w:lang w:val="en-GB"/>
+          </w:rPr>
+          <w:t xml:space="preserve">Abreu Araujo et al., 2020</w:t>
+        </w:r>
+      </w:hyperlink>
+      <w:r>
+        <w:rPr>
+          <w:lang w:val="en-GB"/>
+        </w:rPr>
+        <w:t xml:space="preserve">)</w:t>
+      </w:r>
+      <w:r>
+        <w:rPr>
+          <w:lang w:val="en-GB"/>
+        </w:rPr>
         <w:t xml:space="preserve">. Untrained networks of randomly coupled damped oscillators, RON</w:t>
       </w:r>
       <w:r>
@@ -10325,7 +10424,7 @@
         <w:rPr>
           <w:lang w:val="en-GB"/>
         </w:rPr>
-        <w:t xml:space="preserve">The wins that exist are niche-shaped, and the niches are real. LinOSS beats state-space baselines on extreme-length sequences: 95.0% on the 17,984-step EigenWorms task against 70.9% for Mamba, the weakest baseline, and 87.8% for LRU, the strongest, and half of Mamba’s error on fifty-thousand-step heart-rate windows. It is the clearest protocol-matched oscillator win in the survey and sits exactly where a fixed-size dynamical state should have the advantage over attention, with three caveats the paper itself supplies: the win belongs to the dissipative implicit variant, since the conservative variant scores 80.0% on EigenWorms and loses to five baselines there; the parameter budgets are not matched, with LinOSS at five to nine times the parameters of Mamba and S6 on that task; and the baseline numbers are carried over from prior work rather than re-run. The first of those is evidence for this survey’s own reading in Section 3.1.4 that dissipation, rather than oscillation, is doing the work. Kuramoto Attention beats a parameter-matched Transformer at the 5M scale on byte-level code, by median only on enwik8, and trails it at 1M (preprint). Untrained oscillator reservoirs beat trained RNNs on some time-series benchmarks. KomplexNet wins on multi-object binding robustness at small scale. A single physical oscillator does spoken digits at roughly 99.6% with one device. Neural Wave Machines report a parameter saving that follows from their convolutional coupling, with 45k of their 50k parameters in the encoder and decoder.</w:t>
+        <w:t xml:space="preserve">The wins that exist are niche-shaped, and the niches are real. LinOSS beats state-space baselines on extreme-length sequences: 95.0% on the 17,984-step EigenWorms task against 70.9% for Mamba, the weakest baseline, and 87.8% for LRU, the strongest, and half of Mamba’s error on fifty-thousand-step heart-rate windows. It is the clearest protocol-matched oscillator win in the survey and sits exactly where a fixed-size dynamical state should have the advantage over attention, with three caveats the paper itself supplies: the win belongs to the dissipative implicit variant, since the conservative variant scores 80.0% on EigenWorms and loses to five baselines there; the parameter budgets are not matched, with LinOSS at five to nine times the parameters of Mamba and S6 on that task; and the baseline numbers are carried over from prior work rather than re-run. The first of those is evidence for this survey’s own reading in Section 3.1.4 that dissipation, rather than oscillation, is doing the work. Kuramoto Attention beats a parameter-matched Transformer at the 5M scale on byte-level code, by median only on enwik8, and trails it at 1M (preprint). Untrained oscillator reservoirs beat trained RNNs on some time-series benchmarks. KomplexNet wins on multi-object binding robustness at small scale. A single physical oscillator does spoken digits at roughly 99.6% with one device, 3.8 points above its front end alone. Neural Wave Machines report a parameter saving that follows from their convolutional coupling, with 45k of their 50k parameters in the encoder and decoder.</w:t>
       </w:r>
     </w:p>
     <w:p>
@@ -12367,7 +12466,40 @@
         <w:rPr>
           <w:lang w:val="en-GB"/>
         </w:rPr>
-        <w:t xml:space="preserve">The most valuable single contribution available is an open, versioned task suite that runs an oscillator system and a tuned conventional baseline under one harness at matched parameter budgets, spanning static classification, long-horizon temporal tasks and generation. The suite need not be invented: the surveyed work has already begun to converge on candidates, and consolidating on them would cost less than agreeing new ones. Static classification is already CIFAR-10 and CIFAR-100 and ImageNet-1K, used by Un-0 for generation and WONN for recognition. Reasoning is already Sudoku, reported independently by AKOrN and WONN, with WONN’s Maze-hard a candidate for path finding. Long-horizon sequence work already runs on the UEA archive and EigenWorms, where UnICORNN, LinOSS and D-LinOSS report. Character-level language modelling already runs on enwik8, and byte-level code on CodeParrot, where Kuramoto Attention and FSN report. Spoken-digit recognition on TI-46 is the one task an oscillator has run in hardware. What is missing from each is not the dataset but the protocol around it: a tuned conventional baseline at a matched parameter budget, seeds reported, and the five controls of Section 2.3.3 run alongside. Nothing in Section 2.3 can be turned into a ranking until this exists, and its absence is currently mistaken for parity in both directions.</w:t>
+        <w:t xml:space="preserve">The most valuable single contribution available is an open, versioned task suite that runs an oscillator system and a tuned conventional baseline under one harness at matched parameter budgets, spanning static classification, long-horizon temporal tasks and generation. The suite need not be invented: the surveyed work has already begun to converge on candidates, and consolidating on them would cost less than agreeing new ones. Static classification is already CIFAR-10 and CIFAR-100 and ImageNet-1K, used by Un-0 for generation and WONN for recognition. Reasoning is already Sudoku, reported independently by AKOrN and WONN, with WONN’s Maze-hard a candidate for path finding. Long-horizon sequence work already runs on the UEA archive and EigenWorms, where UnICORNN, LinOSS and D-LinOSS report. Character-level language modelling already runs on enwik8, and byte-level code on CodeParrot, where Kuramoto Attention and FSN report. Spoken-digit recognition on TI-46 is a standard benchmark for oscillator reservoirs in hardware, and vowel recognition has been run on coupled oscillators in hardware</w:t>
+      </w:r>
+      <w:r>
+        <w:rPr>
+          <w:lang w:val="en-GB"/>
+        </w:rPr>
+        <w:t xml:space="preserve"> </w:t>
+      </w:r>
+      <w:r>
+        <w:rPr>
+          <w:lang w:val="en-GB"/>
+        </w:rPr>
+        <w:t xml:space="preserve">(</w:t>
+      </w:r>
+      <w:hyperlink w:anchor="ref-romera2018">
+        <w:r>
+          <w:rPr>
+            <w:rStyle w:val="Hyperlink"/>
+            <w:lang w:val="en-GB"/>
+          </w:rPr>
+          <w:t xml:space="preserve">Romera et al., 2018</w:t>
+        </w:r>
+      </w:hyperlink>
+      <w:r>
+        <w:rPr>
+          <w:lang w:val="en-GB"/>
+        </w:rPr>
+        <w:t xml:space="preserve">)</w:t>
+      </w:r>
+      <w:r>
+        <w:rPr>
+          <w:lang w:val="en-GB"/>
+        </w:rPr>
+        <w:t xml:space="preserve">. What is missing from each is not the dataset but the protocol around it: a tuned conventional baseline at a matched parameter budget, seeds reported, and the five controls of Section 2.3.3 run alongside. Nothing in Section 2.3 can be turned into a ranking until this exists, and its absence is currently mistaken for parity in both directions.</w:t>
       </w:r>
     </w:p>
     <w:p>
@@ -17509,21 +17641,21 @@
               <w:rPr>
                 <w:lang w:val="en-GB"/>
               </w:rPr>
-              <w:t xml:space="preserve">spoken digits</w:t>
-            </w:r>
-          </w:p>
-        </w:tc>
-        <w:tc>
-          <w:tcPr/>
-          <w:p>
-            <w:pPr>
-              <w:pStyle w:val="Compact"/>
-            </w:pPr>
-            <w:r>
-              <w:rPr>
-                <w:lang w:val="en-GB"/>
-              </w:rPr>
-              <w:t xml:space="preserve">~99.6% recognition</w:t>
+              <w:t xml:space="preserve">spoken digits (TI-46, five speakers, shared between training and test)</w:t>
+            </w:r>
+          </w:p>
+        </w:tc>
+        <w:tc>
+          <w:tcPr/>
+          <w:p>
+            <w:pPr>
+              <w:pStyle w:val="Compact"/>
+            </w:pPr>
+            <w:r>
+              <w:rPr>
+                <w:lang w:val="en-GB"/>
+              </w:rPr>
+              <w:t xml:space="preserve">~99.6% recognition; the cochlear front end alone 95.8%</w:t>
             </w:r>
           </w:p>
         </w:tc>
@@ -19853,7 +19985,7 @@
       </w:r>
     </w:p>
     <w:bookmarkEnd w:id="90"/>
-    <w:bookmarkStart w:id="358" w:name="data-availability"/>
+    <w:bookmarkStart w:id="362" w:name="data-availability"/>
     <w:p>
       <w:pPr>
         <w:pStyle w:val="Heading1"/>
@@ -19887,7 +20019,7 @@
         <w:t xml:space="preserve">References</w:t>
       </w:r>
     </w:p>
-    <w:bookmarkStart w:id="357" w:name="refs"/>
+    <w:bookmarkStart w:id="361" w:name="refs"/>
     <w:bookmarkStart w:id="92" w:name="ref-abrams2004"/>
     <w:p>
       <w:pPr>
@@ -19956,7 +20088,7 @@
       </w:hyperlink>
     </w:p>
     <w:bookmarkEnd w:id="92"/>
-    <w:bookmarkStart w:id="94" w:name="ref-achterberg2023"/>
+    <w:bookmarkStart w:id="94" w:name="ref-abreu-araujo2020"/>
     <w:p>
       <w:pPr>
         <w:pStyle w:val="Bibliography"/>
@@ -19965,6 +20097,74 @@
         <w:rPr>
           <w:lang w:val="en-GB"/>
         </w:rPr>
+        <w:t xml:space="preserve">Abreu Araujo, F., Riou, M., Torrejon, J., Tsunegi, S., Querlioz, D., Yakushiji, K., Fukushima, A., Kubota, H., Yuasa, S., Stiles, M. D., &amp; Grollier, J. (2020). Role of non-linear data processing on speech recognition task in the framework of reservoir computing.</w:t>
+      </w:r>
+      <w:r>
+        <w:rPr>
+          <w:lang w:val="en-GB"/>
+        </w:rPr>
+        <w:t xml:space="preserve"> </w:t>
+      </w:r>
+      <w:r>
+        <w:rPr>
+          <w:i/>
+          <w:iCs/>
+          <w:lang w:val="en-GB"/>
+        </w:rPr>
+        <w:t xml:space="preserve">Scientific Reports</w:t>
+      </w:r>
+      <w:r>
+        <w:rPr>
+          <w:lang w:val="en-GB"/>
+        </w:rPr>
+        <w:t xml:space="preserve">,</w:t>
+      </w:r>
+      <w:r>
+        <w:rPr>
+          <w:lang w:val="en-GB"/>
+        </w:rPr>
+        <w:t xml:space="preserve"> </w:t>
+      </w:r>
+      <w:r>
+        <w:rPr>
+          <w:i/>
+          <w:iCs/>
+          <w:lang w:val="en-GB"/>
+        </w:rPr>
+        <w:t xml:space="preserve">10</w:t>
+      </w:r>
+      <w:r>
+        <w:rPr>
+          <w:lang w:val="en-GB"/>
+        </w:rPr>
+        <w:t xml:space="preserve">, 328.</w:t>
+      </w:r>
+      <w:r>
+        <w:rPr>
+          <w:lang w:val="en-GB"/>
+        </w:rPr>
+        <w:t xml:space="preserve"> </w:t>
+      </w:r>
+      <w:hyperlink r:id="rId93">
+        <w:r>
+          <w:rPr>
+            <w:rStyle w:val="Hyperlink"/>
+            <w:lang w:val="en-GB"/>
+          </w:rPr>
+          <w:t xml:space="preserve">https://doi.org/10.1038/s41598-019-56991-x</w:t>
+        </w:r>
+      </w:hyperlink>
+    </w:p>
+    <w:bookmarkEnd w:id="94"/>
+    <w:bookmarkStart w:id="96" w:name="ref-achterberg2023"/>
+    <w:p>
+      <w:pPr>
+        <w:pStyle w:val="Bibliography"/>
+      </w:pPr>
+      <w:r>
+        <w:rPr>
+          <w:lang w:val="en-GB"/>
+        </w:rPr>
         <w:t xml:space="preserve">Achterberg, J., Akarca, D., Strouse, D. J., Duncan, J., &amp; Astle, D. E. (2023). Spatially embedded recurrent neural networks reveal widespread links between structural and functional neuroscience findings.</w:t>
       </w:r>
       <w:r>
@@ -20013,7 +20213,7 @@
         </w:rPr>
         <w:t xml:space="preserve"> </w:t>
       </w:r>
-      <w:hyperlink r:id="rId93">
+      <w:hyperlink r:id="rId95">
         <w:r>
           <w:rPr>
             <w:rStyle w:val="Hyperlink"/>
@@ -20023,8 +20223,8 @@
         </w:r>
       </w:hyperlink>
     </w:p>
-    <w:bookmarkEnd w:id="94"/>
-    <w:bookmarkStart w:id="96" w:name="ref-adler1946"/>
+    <w:bookmarkEnd w:id="96"/>
+    <w:bookmarkStart w:id="98" w:name="ref-adler1946"/>
     <w:p>
       <w:pPr>
         <w:pStyle w:val="Bibliography"/>
@@ -20097,7 +20297,7 @@
         </w:rPr>
         <w:t xml:space="preserve"> </w:t>
       </w:r>
-      <w:hyperlink r:id="rId95">
+      <w:hyperlink r:id="rId97">
         <w:r>
           <w:rPr>
             <w:rStyle w:val="Hyperlink"/>
@@ -20107,8 +20307,8 @@
         </w:r>
       </w:hyperlink>
     </w:p>
-    <w:bookmarkEnd w:id="96"/>
-    <w:bookmarkStart w:id="98" w:name="ref-de-aguiar2023"/>
+    <w:bookmarkEnd w:id="98"/>
+    <w:bookmarkStart w:id="100" w:name="ref-de-aguiar2023"/>
     <w:p>
       <w:pPr>
         <w:pStyle w:val="Bibliography"/>
@@ -20165,7 +20365,7 @@
         </w:rPr>
         <w:t xml:space="preserve"> </w:t>
       </w:r>
-      <w:hyperlink r:id="rId97">
+      <w:hyperlink r:id="rId99">
         <w:r>
           <w:rPr>
             <w:rStyle w:val="Hyperlink"/>
@@ -20175,8 +20375,8 @@
         </w:r>
       </w:hyperlink>
     </w:p>
-    <w:bookmarkEnd w:id="98"/>
-    <w:bookmarkStart w:id="100" w:name="ref-ahmadi2026"/>
+    <w:bookmarkEnd w:id="100"/>
+    <w:bookmarkStart w:id="102" w:name="ref-ahmadi2026"/>
     <w:p>
       <w:pPr>
         <w:pStyle w:val="Bibliography"/>
@@ -20213,7 +20413,7 @@
         </w:rPr>
         <w:t xml:space="preserve"> </w:t>
       </w:r>
-      <w:hyperlink r:id="rId99">
+      <w:hyperlink r:id="rId101">
         <w:r>
           <w:rPr>
             <w:rStyle w:val="Hyperlink"/>
@@ -20223,8 +20423,8 @@
         </w:r>
       </w:hyperlink>
     </w:p>
-    <w:bookmarkEnd w:id="100"/>
-    <w:bookmarkStart w:id="102" w:name="ref-akbari2025"/>
+    <w:bookmarkEnd w:id="102"/>
+    <w:bookmarkStart w:id="104" w:name="ref-akbari2025"/>
     <w:p>
       <w:pPr>
         <w:pStyle w:val="Bibliography"/>
@@ -20261,7 +20461,7 @@
         </w:rPr>
         <w:t xml:space="preserve"> </w:t>
       </w:r>
-      <w:hyperlink r:id="rId101">
+      <w:hyperlink r:id="rId103">
         <w:r>
           <w:rPr>
             <w:rStyle w:val="Hyperlink"/>
@@ -20271,8 +20471,8 @@
         </w:r>
       </w:hyperlink>
     </w:p>
-    <w:bookmarkEnd w:id="102"/>
-    <w:bookmarkStart w:id="104" w:name="ref-anderson2023"/>
+    <w:bookmarkEnd w:id="104"/>
+    <w:bookmarkStart w:id="106" w:name="ref-anderson2023"/>
     <w:p>
       <w:pPr>
         <w:pStyle w:val="Bibliography"/>
@@ -20357,7 +20557,7 @@
         </w:rPr>
         <w:t xml:space="preserve"> </w:t>
       </w:r>
-      <w:hyperlink r:id="rId103">
+      <w:hyperlink r:id="rId105">
         <w:r>
           <w:rPr>
             <w:rStyle w:val="Hyperlink"/>
@@ -20367,8 +20567,8 @@
         </w:r>
       </w:hyperlink>
     </w:p>
-    <w:bookmarkEnd w:id="104"/>
-    <w:bookmarkStart w:id="106" w:name="ref-appeltant2011"/>
+    <w:bookmarkEnd w:id="106"/>
+    <w:bookmarkStart w:id="108" w:name="ref-appeltant2011"/>
     <w:p>
       <w:pPr>
         <w:pStyle w:val="Bibliography"/>
@@ -20425,7 +20625,7 @@
         </w:rPr>
         <w:t xml:space="preserve"> </w:t>
       </w:r>
-      <w:hyperlink r:id="rId105">
+      <w:hyperlink r:id="rId107">
         <w:r>
           <w:rPr>
             <w:rStyle w:val="Hyperlink"/>
@@ -20435,8 +20635,8 @@
         </w:r>
       </w:hyperlink>
     </w:p>
-    <w:bookmarkEnd w:id="106"/>
-    <w:bookmarkStart w:id="108" w:name="ref-ashwin2016"/>
+    <w:bookmarkEnd w:id="108"/>
+    <w:bookmarkStart w:id="110" w:name="ref-ashwin2016"/>
     <w:p>
       <w:pPr>
         <w:pStyle w:val="Bibliography"/>
@@ -20525,7 +20725,7 @@
         </w:rPr>
         <w:t xml:space="preserve"> </w:t>
       </w:r>
-      <w:hyperlink r:id="rId107">
+      <w:hyperlink r:id="rId109">
         <w:r>
           <w:rPr>
             <w:rStyle w:val="Hyperlink"/>
@@ -20535,8 +20735,8 @@
         </w:r>
       </w:hyperlink>
     </w:p>
-    <w:bookmarkEnd w:id="108"/>
-    <w:bookmarkStart w:id="110" w:name="ref-assaneo2020"/>
+    <w:bookmarkEnd w:id="110"/>
+    <w:bookmarkStart w:id="112" w:name="ref-assaneo2020"/>
     <w:p>
       <w:pPr>
         <w:pStyle w:val="Bibliography"/>
@@ -20593,7 +20793,7 @@
         </w:rPr>
         <w:t xml:space="preserve"> </w:t>
       </w:r>
-      <w:hyperlink r:id="rId109">
+      <w:hyperlink r:id="rId111">
         <w:r>
           <w:rPr>
             <w:rStyle w:val="Hyperlink"/>
@@ -20603,8 +20803,8 @@
         </w:r>
       </w:hyperlink>
     </w:p>
-    <w:bookmarkEnd w:id="110"/>
-    <w:bookmarkStart w:id="112" w:name="ref-attwell2001"/>
+    <w:bookmarkEnd w:id="112"/>
+    <w:bookmarkStart w:id="114" w:name="ref-attwell2001"/>
     <w:p>
       <w:pPr>
         <w:pStyle w:val="Bibliography"/>
@@ -20661,7 +20861,7 @@
         </w:rPr>
         <w:t xml:space="preserve"> </w:t>
       </w:r>
-      <w:hyperlink r:id="rId111">
+      <w:hyperlink r:id="rId113">
         <w:r>
           <w:rPr>
             <w:rStyle w:val="Hyperlink"/>
@@ -20671,8 +20871,8 @@
         </w:r>
       </w:hyperlink>
     </w:p>
-    <w:bookmarkEnd w:id="112"/>
-    <w:bookmarkStart w:id="114" w:name="ref-bacic2026"/>
+    <w:bookmarkEnd w:id="114"/>
+    <w:bookmarkStart w:id="116" w:name="ref-bacic2026"/>
     <w:p>
       <w:pPr>
         <w:pStyle w:val="Bibliography"/>
@@ -20729,7 +20929,7 @@
         </w:rPr>
         <w:t xml:space="preserve"> </w:t>
       </w:r>
-      <w:hyperlink r:id="rId113">
+      <w:hyperlink r:id="rId115">
         <w:r>
           <w:rPr>
             <w:rStyle w:val="Hyperlink"/>
@@ -20739,8 +20939,8 @@
         </w:r>
       </w:hyperlink>
     </w:p>
-    <w:bookmarkEnd w:id="114"/>
-    <w:bookmarkStart w:id="116" w:name="ref-bennett2002"/>
+    <w:bookmarkEnd w:id="116"/>
+    <w:bookmarkStart w:id="118" w:name="ref-bennett2002"/>
     <w:p>
       <w:pPr>
         <w:pStyle w:val="Bibliography"/>
@@ -20797,7 +20997,7 @@
         </w:rPr>
         <w:t xml:space="preserve"> </w:t>
       </w:r>
-      <w:hyperlink r:id="rId115">
+      <w:hyperlink r:id="rId117">
         <w:r>
           <w:rPr>
             <w:rStyle w:val="Hyperlink"/>
@@ -20807,8 +21007,8 @@
         </w:r>
       </w:hyperlink>
     </w:p>
-    <w:bookmarkEnd w:id="116"/>
-    <w:bookmarkStart w:id="118" w:name="ref-bertschinger2004"/>
+    <w:bookmarkEnd w:id="118"/>
+    <w:bookmarkStart w:id="120" w:name="ref-bertschinger2004"/>
     <w:p>
       <w:pPr>
         <w:pStyle w:val="Bibliography"/>
@@ -20865,7 +21065,7 @@
         </w:rPr>
         <w:t xml:space="preserve"> </w:t>
       </w:r>
-      <w:hyperlink r:id="rId117">
+      <w:hyperlink r:id="rId119">
         <w:r>
           <w:rPr>
             <w:rStyle w:val="Hyperlink"/>
@@ -20875,8 +21075,8 @@
         </w:r>
       </w:hyperlink>
     </w:p>
-    <w:bookmarkEnd w:id="118"/>
-    <w:bookmarkStart w:id="120" w:name="ref-blouw2018"/>
+    <w:bookmarkEnd w:id="120"/>
+    <w:bookmarkStart w:id="122" w:name="ref-blouw2018"/>
     <w:p>
       <w:pPr>
         <w:pStyle w:val="Bibliography"/>
@@ -20937,7 +21137,7 @@
         </w:rPr>
         <w:t xml:space="preserve"> </w:t>
       </w:r>
-      <w:hyperlink r:id="rId119">
+      <w:hyperlink r:id="rId121">
         <w:r>
           <w:rPr>
             <w:rStyle w:val="Hyperlink"/>
@@ -20947,8 +21147,8 @@
         </w:r>
       </w:hyperlink>
     </w:p>
-    <w:bookmarkEnd w:id="120"/>
-    <w:bookmarkStart w:id="122" w:name="ref-bosch2025"/>
+    <w:bookmarkEnd w:id="122"/>
+    <w:bookmarkStart w:id="124" w:name="ref-bosch2025"/>
     <w:p>
       <w:pPr>
         <w:pStyle w:val="Bibliography"/>
@@ -20985,7 +21185,7 @@
         </w:rPr>
         <w:t xml:space="preserve"> </w:t>
       </w:r>
-      <w:hyperlink r:id="rId121">
+      <w:hyperlink r:id="rId123">
         <w:r>
           <w:rPr>
             <w:rStyle w:val="Hyperlink"/>
@@ -20995,8 +21195,8 @@
         </w:r>
       </w:hyperlink>
     </w:p>
-    <w:bookmarkEnd w:id="122"/>
-    <w:bookmarkStart w:id="124" w:name="ref-d-linoss"/>
+    <w:bookmarkEnd w:id="124"/>
+    <w:bookmarkStart w:id="126" w:name="ref-d-linoss"/>
     <w:p>
       <w:pPr>
         <w:pStyle w:val="Bibliography"/>
@@ -21033,7 +21233,7 @@
         </w:rPr>
         <w:t xml:space="preserve"> </w:t>
       </w:r>
-      <w:hyperlink r:id="rId123">
+      <w:hyperlink r:id="rId125">
         <w:r>
           <w:rPr>
             <w:rStyle w:val="Hyperlink"/>
@@ -21043,8 +21243,8 @@
         </w:r>
       </w:hyperlink>
     </w:p>
-    <w:bookmarkEnd w:id="124"/>
-    <w:bookmarkStart w:id="126" w:name="ref-breakspear2010"/>
+    <w:bookmarkEnd w:id="126"/>
+    <w:bookmarkStart w:id="128" w:name="ref-breakspear2010"/>
     <w:p>
       <w:pPr>
         <w:pStyle w:val="Bibliography"/>
@@ -21101,7 +21301,7 @@
         </w:rPr>
         <w:t xml:space="preserve"> </w:t>
       </w:r>
-      <w:hyperlink r:id="rId125">
+      <w:hyperlink r:id="rId127">
         <w:r>
           <w:rPr>
             <w:rStyle w:val="Hyperlink"/>
@@ -21111,8 +21311,8 @@
         </w:r>
       </w:hyperlink>
     </w:p>
-    <w:bookmarkEnd w:id="126"/>
-    <w:bookmarkStart w:id="128" w:name="ref-buzsaki2006"/>
+    <w:bookmarkEnd w:id="128"/>
+    <w:bookmarkStart w:id="130" w:name="ref-buzsaki2006"/>
     <w:p>
       <w:pPr>
         <w:pStyle w:val="Bibliography"/>
@@ -21149,7 +21349,7 @@
         </w:rPr>
         <w:t xml:space="preserve"> </w:t>
       </w:r>
-      <w:hyperlink r:id="rId127">
+      <w:hyperlink r:id="rId129">
         <w:r>
           <w:rPr>
             <w:rStyle w:val="Hyperlink"/>
@@ -21159,8 +21359,8 @@
         </w:r>
       </w:hyperlink>
     </w:p>
-    <w:bookmarkEnd w:id="128"/>
-    <w:bookmarkStart w:id="130" w:name="ref-cabral2011"/>
+    <w:bookmarkEnd w:id="130"/>
+    <w:bookmarkStart w:id="132" w:name="ref-cabral2011"/>
     <w:p>
       <w:pPr>
         <w:pStyle w:val="Bibliography"/>
@@ -21217,7 +21417,7 @@
         </w:rPr>
         <w:t xml:space="preserve"> </w:t>
       </w:r>
-      <w:hyperlink r:id="rId129">
+      <w:hyperlink r:id="rId131">
         <w:r>
           <w:rPr>
             <w:rStyle w:val="Hyperlink"/>
@@ -21227,8 +21427,8 @@
         </w:r>
       </w:hyperlink>
     </w:p>
-    <w:bookmarkEnd w:id="130"/>
-    <w:bookmarkStart w:id="132" w:name="ref-calmon2022"/>
+    <w:bookmarkEnd w:id="132"/>
+    <w:bookmarkStart w:id="134" w:name="ref-calmon2022"/>
     <w:p>
       <w:pPr>
         <w:pStyle w:val="Bibliography"/>
@@ -21285,7 +21485,7 @@
         </w:rPr>
         <w:t xml:space="preserve"> </w:t>
       </w:r>
-      <w:hyperlink r:id="rId131">
+      <w:hyperlink r:id="rId133">
         <w:r>
           <w:rPr>
             <w:rStyle w:val="Hyperlink"/>
@@ -21295,8 +21495,8 @@
         </w:r>
       </w:hyperlink>
     </w:p>
-    <w:bookmarkEnd w:id="132"/>
-    <w:bookmarkStart w:id="134" w:name="ref-camalet2000"/>
+    <w:bookmarkEnd w:id="134"/>
+    <w:bookmarkStart w:id="136" w:name="ref-camalet2000"/>
     <w:p>
       <w:pPr>
         <w:pStyle w:val="Bibliography"/>
@@ -21353,7 +21553,7 @@
         </w:rPr>
         <w:t xml:space="preserve"> </w:t>
       </w:r>
-      <w:hyperlink r:id="rId133">
+      <w:hyperlink r:id="rId135">
         <w:r>
           <w:rPr>
             <w:rStyle w:val="Hyperlink"/>
@@ -21363,8 +21563,8 @@
         </w:r>
       </w:hyperlink>
     </w:p>
-    <w:bookmarkEnd w:id="134"/>
-    <w:bookmarkStart w:id="136" w:name="ref-caranzano2025"/>
+    <w:bookmarkEnd w:id="136"/>
+    <w:bookmarkStart w:id="138" w:name="ref-caranzano2025"/>
     <w:p>
       <w:pPr>
         <w:pStyle w:val="Bibliography"/>
@@ -21421,7 +21621,7 @@
         </w:rPr>
         <w:t xml:space="preserve"> </w:t>
       </w:r>
-      <w:hyperlink r:id="rId135">
+      <w:hyperlink r:id="rId137">
         <w:r>
           <w:rPr>
             <w:rStyle w:val="Hyperlink"/>
@@ -21431,8 +21631,8 @@
         </w:r>
       </w:hyperlink>
     </w:p>
-    <w:bookmarkEnd w:id="136"/>
-    <w:bookmarkStart w:id="138" w:name="ref-castaldo2026"/>
+    <w:bookmarkEnd w:id="138"/>
+    <w:bookmarkStart w:id="140" w:name="ref-castaldo2026"/>
     <w:p>
       <w:pPr>
         <w:pStyle w:val="Bibliography"/>
@@ -21489,7 +21689,7 @@
         </w:rPr>
         <w:t xml:space="preserve"> </w:t>
       </w:r>
-      <w:hyperlink r:id="rId137">
+      <w:hyperlink r:id="rId139">
         <w:r>
           <w:rPr>
             <w:rStyle w:val="Hyperlink"/>
@@ -21499,8 +21699,8 @@
         </w:r>
       </w:hyperlink>
     </w:p>
-    <w:bookmarkEnd w:id="138"/>
-    <w:bookmarkStart w:id="140" w:name="ref-ceni2024"/>
+    <w:bookmarkEnd w:id="140"/>
+    <w:bookmarkStart w:id="142" w:name="ref-ceni2024"/>
     <w:p>
       <w:pPr>
         <w:pStyle w:val="Bibliography"/>
@@ -21561,7 +21761,7 @@
         </w:rPr>
         <w:t xml:space="preserve"> </w:t>
       </w:r>
-      <w:hyperlink r:id="rId139">
+      <w:hyperlink r:id="rId141">
         <w:r>
           <w:rPr>
             <w:rStyle w:val="Hyperlink"/>
@@ -21571,8 +21771,8 @@
         </w:r>
       </w:hyperlink>
     </w:p>
-    <w:bookmarkEnd w:id="140"/>
-    <w:bookmarkStart w:id="142" w:name="ref-chandra2019"/>
+    <w:bookmarkEnd w:id="142"/>
+    <w:bookmarkStart w:id="144" w:name="ref-chandra2019"/>
     <w:p>
       <w:pPr>
         <w:pStyle w:val="Bibliography"/>
@@ -21629,7 +21829,7 @@
         </w:rPr>
         <w:t xml:space="preserve"> </w:t>
       </w:r>
-      <w:hyperlink r:id="rId141">
+      <w:hyperlink r:id="rId143">
         <w:r>
           <w:rPr>
             <w:rStyle w:val="Hyperlink"/>
@@ -21639,8 +21839,8 @@
         </w:r>
       </w:hyperlink>
     </w:p>
-    <w:bookmarkEnd w:id="142"/>
-    <w:bookmarkStart w:id="144" w:name="ref-chandravadia2026"/>
+    <w:bookmarkEnd w:id="144"/>
+    <w:bookmarkStart w:id="146" w:name="ref-chandravadia2026"/>
     <w:p>
       <w:pPr>
         <w:pStyle w:val="Bibliography"/>
@@ -21697,7 +21897,7 @@
         </w:rPr>
         <w:t xml:space="preserve"> </w:t>
       </w:r>
-      <w:hyperlink r:id="rId143">
+      <w:hyperlink r:id="rId145">
         <w:r>
           <w:rPr>
             <w:rStyle w:val="Hyperlink"/>
@@ -21707,8 +21907,8 @@
         </w:r>
       </w:hyperlink>
     </w:p>
-    <w:bookmarkEnd w:id="144"/>
-    <w:bookmarkStart w:id="146" w:name="ref-chen2025"/>
+    <w:bookmarkEnd w:id="146"/>
+    <w:bookmarkStart w:id="148" w:name="ref-chen2025"/>
     <w:p>
       <w:pPr>
         <w:pStyle w:val="Bibliography"/>
@@ -21765,7 +21965,7 @@
         </w:rPr>
         <w:t xml:space="preserve"> </w:t>
       </w:r>
-      <w:hyperlink r:id="rId145">
+      <w:hyperlink r:id="rId147">
         <w:r>
           <w:rPr>
             <w:rStyle w:val="Hyperlink"/>
@@ -21775,8 +21975,8 @@
         </w:r>
       </w:hyperlink>
     </w:p>
-    <w:bookmarkEnd w:id="146"/>
-    <w:bookmarkStart w:id="148" w:name="ref-childs2008"/>
+    <w:bookmarkEnd w:id="148"/>
+    <w:bookmarkStart w:id="150" w:name="ref-childs2008"/>
     <w:p>
       <w:pPr>
         <w:pStyle w:val="Bibliography"/>
@@ -21833,7 +22033,7 @@
         </w:rPr>
         <w:t xml:space="preserve"> </w:t>
       </w:r>
-      <w:hyperlink r:id="rId147">
+      <w:hyperlink r:id="rId149">
         <w:r>
           <w:rPr>
             <w:rStyle w:val="Hyperlink"/>
@@ -21843,8 +22043,8 @@
         </w:r>
       </w:hyperlink>
     </w:p>
-    <w:bookmarkEnd w:id="148"/>
-    <w:bookmarkStart w:id="150" w:name="ref-cho2014"/>
+    <w:bookmarkEnd w:id="150"/>
+    <w:bookmarkStart w:id="152" w:name="ref-cho2014"/>
     <w:p>
       <w:pPr>
         <w:pStyle w:val="Bibliography"/>
@@ -21897,7 +22097,7 @@
         </w:rPr>
         <w:t xml:space="preserve"> </w:t>
       </w:r>
-      <w:hyperlink r:id="rId149">
+      <w:hyperlink r:id="rId151">
         <w:r>
           <w:rPr>
             <w:rStyle w:val="Hyperlink"/>
@@ -21907,8 +22107,8 @@
         </w:r>
       </w:hyperlink>
     </w:p>
-    <w:bookmarkEnd w:id="150"/>
-    <w:bookmarkStart w:id="152" w:name="ref-coles2023"/>
+    <w:bookmarkEnd w:id="152"/>
+    <w:bookmarkStart w:id="154" w:name="ref-coles2023"/>
     <w:p>
       <w:pPr>
         <w:pStyle w:val="Bibliography"/>
@@ -21993,7 +22193,7 @@
         </w:rPr>
         <w:t xml:space="preserve"> </w:t>
       </w:r>
-      <w:hyperlink r:id="rId151">
+      <w:hyperlink r:id="rId153">
         <w:r>
           <w:rPr>
             <w:rStyle w:val="Hyperlink"/>
@@ -22003,8 +22203,8 @@
         </w:r>
       </w:hyperlink>
     </w:p>
-    <w:bookmarkEnd w:id="152"/>
-    <w:bookmarkStart w:id="154" w:name="ref-wonn"/>
+    <w:bookmarkEnd w:id="154"/>
+    <w:bookmarkStart w:id="156" w:name="ref-wonn"/>
     <w:p>
       <w:pPr>
         <w:pStyle w:val="Bibliography"/>
@@ -22041,7 +22241,7 @@
         </w:rPr>
         <w:t xml:space="preserve"> </w:t>
       </w:r>
-      <w:hyperlink r:id="rId153">
+      <w:hyperlink r:id="rId155">
         <w:r>
           <w:rPr>
             <w:rStyle w:val="Hyperlink"/>
@@ -22051,8 +22251,8 @@
         </w:r>
       </w:hyperlink>
     </w:p>
-    <w:bookmarkEnd w:id="154"/>
-    <w:bookmarkStart w:id="156" w:name="ref-daido1992"/>
+    <w:bookmarkEnd w:id="156"/>
+    <w:bookmarkStart w:id="158" w:name="ref-daido1992"/>
     <w:p>
       <w:pPr>
         <w:pStyle w:val="Bibliography"/>
@@ -22109,7 +22309,7 @@
         </w:rPr>
         <w:t xml:space="preserve"> </w:t>
       </w:r>
-      <w:hyperlink r:id="rId155">
+      <w:hyperlink r:id="rId157">
         <w:r>
           <w:rPr>
             <w:rStyle w:val="Hyperlink"/>
@@ -22119,8 +22319,8 @@
         </w:r>
       </w:hyperlink>
     </w:p>
-    <w:bookmarkEnd w:id="156"/>
-    <w:bookmarkStart w:id="158" w:name="ref-dan2025"/>
+    <w:bookmarkEnd w:id="158"/>
+    <w:bookmarkStart w:id="160" w:name="ref-dan2025"/>
     <w:p>
       <w:pPr>
         <w:pStyle w:val="Bibliography"/>
@@ -22177,7 +22377,7 @@
         </w:rPr>
         <w:t xml:space="preserve"> </w:t>
       </w:r>
-      <w:hyperlink r:id="rId157">
+      <w:hyperlink r:id="rId159">
         <w:r>
           <w:rPr>
             <w:rStyle w:val="Hyperlink"/>
@@ -22187,8 +22387,8 @@
         </w:r>
       </w:hyperlink>
     </w:p>
-    <w:bookmarkEnd w:id="158"/>
-    <w:bookmarkStart w:id="160" w:name="ref-deng2026"/>
+    <w:bookmarkEnd w:id="160"/>
+    <w:bookmarkStart w:id="162" w:name="ref-deng2026"/>
     <w:p>
       <w:pPr>
         <w:pStyle w:val="Bibliography"/>
@@ -22225,7 +22425,7 @@
         </w:rPr>
         <w:t xml:space="preserve"> </w:t>
       </w:r>
-      <w:hyperlink r:id="rId159">
+      <w:hyperlink r:id="rId161">
         <w:r>
           <w:rPr>
             <w:rStyle w:val="Hyperlink"/>
@@ -22235,8 +22435,8 @@
         </w:r>
       </w:hyperlink>
     </w:p>
-    <w:bookmarkEnd w:id="160"/>
-    <w:bookmarkStart w:id="162" w:name="ref-doelling2023"/>
+    <w:bookmarkEnd w:id="162"/>
+    <w:bookmarkStart w:id="164" w:name="ref-doelling2023"/>
     <w:p>
       <w:pPr>
         <w:pStyle w:val="Bibliography"/>
@@ -22293,7 +22493,7 @@
         </w:rPr>
         <w:t xml:space="preserve"> </w:t>
       </w:r>
-      <w:hyperlink r:id="rId161">
+      <w:hyperlink r:id="rId163">
         <w:r>
           <w:rPr>
             <w:rStyle w:val="Hyperlink"/>
@@ -22303,8 +22503,8 @@
         </w:r>
       </w:hyperlink>
     </w:p>
-    <w:bookmarkEnd w:id="162"/>
-    <w:bookmarkStart w:id="164" w:name="ref-dogonasheva2026"/>
+    <w:bookmarkEnd w:id="164"/>
+    <w:bookmarkStart w:id="166" w:name="ref-dogonasheva2026"/>
     <w:p>
       <w:pPr>
         <w:pStyle w:val="Bibliography"/>
@@ -22361,7 +22561,7 @@
         </w:rPr>
         <w:t xml:space="preserve"> </w:t>
       </w:r>
-      <w:hyperlink r:id="rId163">
+      <w:hyperlink r:id="rId165">
         <w:r>
           <w:rPr>
             <w:rStyle w:val="Hyperlink"/>
@@ -22371,8 +22571,8 @@
         </w:r>
       </w:hyperlink>
     </w:p>
-    <w:bookmarkEnd w:id="164"/>
-    <w:bookmarkStart w:id="166" w:name="ref-elman1990"/>
+    <w:bookmarkEnd w:id="166"/>
+    <w:bookmarkStart w:id="168" w:name="ref-elman1990"/>
     <w:p>
       <w:pPr>
         <w:pStyle w:val="Bibliography"/>
@@ -22429,7 +22629,7 @@
         </w:rPr>
         <w:t xml:space="preserve"> </w:t>
       </w:r>
-      <w:hyperlink r:id="rId165">
+      <w:hyperlink r:id="rId167">
         <w:r>
           <w:rPr>
             <w:rStyle w:val="Hyperlink"/>
@@ -22439,8 +22639,8 @@
         </w:r>
       </w:hyperlink>
     </w:p>
-    <w:bookmarkEnd w:id="166"/>
-    <w:bookmarkStart w:id="168" w:name="ref-ermentrout1991"/>
+    <w:bookmarkEnd w:id="168"/>
+    <w:bookmarkStart w:id="170" w:name="ref-ermentrout1991"/>
     <w:p>
       <w:pPr>
         <w:pStyle w:val="Bibliography"/>
@@ -22497,7 +22697,7 @@
         </w:rPr>
         <w:t xml:space="preserve"> </w:t>
       </w:r>
-      <w:hyperlink r:id="rId167">
+      <w:hyperlink r:id="rId169">
         <w:r>
           <w:rPr>
             <w:rStyle w:val="Hyperlink"/>
@@ -22507,8 +22707,8 @@
         </w:r>
       </w:hyperlink>
     </w:p>
-    <w:bookmarkEnd w:id="168"/>
-    <w:bookmarkStart w:id="170" w:name="ref-fries2015"/>
+    <w:bookmarkEnd w:id="170"/>
+    <w:bookmarkStart w:id="172" w:name="ref-fries2015"/>
     <w:p>
       <w:pPr>
         <w:pStyle w:val="Bibliography"/>
@@ -22565,7 +22765,7 @@
         </w:rPr>
         <w:t xml:space="preserve"> </w:t>
       </w:r>
-      <w:hyperlink r:id="rId169">
+      <w:hyperlink r:id="rId171">
         <w:r>
           <w:rPr>
             <w:rStyle w:val="Hyperlink"/>
@@ -22575,8 +22775,8 @@
         </w:r>
       </w:hyperlink>
     </w:p>
-    <w:bookmarkEnd w:id="170"/>
-    <w:bookmarkStart w:id="172" w:name="ref-goyal2021"/>
+    <w:bookmarkEnd w:id="172"/>
+    <w:bookmarkStart w:id="174" w:name="ref-goyal2021"/>
     <w:p>
       <w:pPr>
         <w:pStyle w:val="Bibliography"/>
@@ -22645,7 +22845,7 @@
         </w:rPr>
         <w:t xml:space="preserve"> </w:t>
       </w:r>
-      <w:hyperlink r:id="rId171">
+      <w:hyperlink r:id="rId173">
         <w:r>
           <w:rPr>
             <w:rStyle w:val="Hyperlink"/>
@@ -22655,8 +22855,8 @@
         </w:r>
       </w:hyperlink>
     </w:p>
-    <w:bookmarkEnd w:id="172"/>
-    <w:bookmarkStart w:id="174" w:name="ref-gray1989"/>
+    <w:bookmarkEnd w:id="174"/>
+    <w:bookmarkStart w:id="176" w:name="ref-gray1989"/>
     <w:p>
       <w:pPr>
         <w:pStyle w:val="Bibliography"/>
@@ -22713,7 +22913,7 @@
         </w:rPr>
         <w:t xml:space="preserve"> </w:t>
       </w:r>
-      <w:hyperlink r:id="rId173">
+      <w:hyperlink r:id="rId175">
         <w:r>
           <w:rPr>
             <w:rStyle w:val="Hyperlink"/>
@@ -22723,8 +22923,8 @@
         </w:r>
       </w:hyperlink>
     </w:p>
-    <w:bookmarkEnd w:id="174"/>
-    <w:bookmarkStart w:id="176" w:name="ref-mamba"/>
+    <w:bookmarkEnd w:id="176"/>
+    <w:bookmarkStart w:id="178" w:name="ref-mamba"/>
     <w:p>
       <w:pPr>
         <w:pStyle w:val="Bibliography"/>
@@ -22761,7 +22961,7 @@
         </w:rPr>
         <w:t xml:space="preserve"> </w:t>
       </w:r>
-      <w:hyperlink r:id="rId175">
+      <w:hyperlink r:id="rId177">
         <w:r>
           <w:rPr>
             <w:rStyle w:val="Hyperlink"/>
@@ -22771,8 +22971,8 @@
         </w:r>
       </w:hyperlink>
     </w:p>
-    <w:bookmarkEnd w:id="176"/>
-    <w:bookmarkStart w:id="178" w:name="ref-s4"/>
+    <w:bookmarkEnd w:id="178"/>
+    <w:bookmarkStart w:id="180" w:name="ref-s4"/>
     <w:p>
       <w:pPr>
         <w:pStyle w:val="Bibliography"/>
@@ -22841,7 +23041,7 @@
         </w:rPr>
         <w:t xml:space="preserve"> </w:t>
       </w:r>
-      <w:hyperlink r:id="rId177">
+      <w:hyperlink r:id="rId179">
         <w:r>
           <w:rPr>
             <w:rStyle w:val="Hyperlink"/>
@@ -22851,8 +23051,8 @@
         </w:r>
       </w:hyperlink>
     </w:p>
-    <w:bookmarkEnd w:id="178"/>
-    <w:bookmarkStart w:id="180" w:name="ref-how-train-your-hippo"/>
+    <w:bookmarkEnd w:id="180"/>
+    <w:bookmarkStart w:id="182" w:name="ref-how-train-your-hippo"/>
     <w:p>
       <w:pPr>
         <w:pStyle w:val="Bibliography"/>
@@ -22921,7 +23121,7 @@
         </w:rPr>
         <w:t xml:space="preserve"> </w:t>
       </w:r>
-      <w:hyperlink r:id="rId179">
+      <w:hyperlink r:id="rId181">
         <w:r>
           <w:rPr>
             <w:rStyle w:val="Hyperlink"/>
@@ -22931,8 +23131,8 @@
         </w:r>
       </w:hyperlink>
     </w:p>
-    <w:bookmarkEnd w:id="180"/>
-    <w:bookmarkStart w:id="182" w:name="ref-cfc"/>
+    <w:bookmarkEnd w:id="182"/>
+    <w:bookmarkStart w:id="184" w:name="ref-cfc"/>
     <w:p>
       <w:pPr>
         <w:pStyle w:val="Bibliography"/>
@@ -22989,7 +23189,7 @@
         </w:rPr>
         <w:t xml:space="preserve"> </w:t>
       </w:r>
-      <w:hyperlink r:id="rId181">
+      <w:hyperlink r:id="rId183">
         <w:r>
           <w:rPr>
             <w:rStyle w:val="Hyperlink"/>
@@ -22999,8 +23199,8 @@
         </w:r>
       </w:hyperlink>
     </w:p>
-    <w:bookmarkEnd w:id="182"/>
-    <w:bookmarkStart w:id="184" w:name="ref-ltc"/>
+    <w:bookmarkEnd w:id="184"/>
+    <w:bookmarkStart w:id="186" w:name="ref-ltc"/>
     <w:p>
       <w:pPr>
         <w:pStyle w:val="Bibliography"/>
@@ -23105,7 +23305,7 @@
         </w:rPr>
         <w:t xml:space="preserve"> </w:t>
       </w:r>
-      <w:hyperlink r:id="rId183">
+      <w:hyperlink r:id="rId185">
         <w:r>
           <w:rPr>
             <w:rStyle w:val="Hyperlink"/>
@@ -23115,8 +23315,8 @@
         </w:r>
       </w:hyperlink>
     </w:p>
-    <w:bookmarkEnd w:id="184"/>
-    <w:bookmarkStart w:id="186" w:name="ref-hayes2023"/>
+    <w:bookmarkEnd w:id="186"/>
+    <w:bookmarkStart w:id="188" w:name="ref-hayes2023"/>
     <w:p>
       <w:pPr>
         <w:pStyle w:val="Bibliography"/>
@@ -23201,7 +23401,7 @@
         </w:rPr>
         <w:t xml:space="preserve"> </w:t>
       </w:r>
-      <w:hyperlink r:id="rId185">
+      <w:hyperlink r:id="rId187">
         <w:r>
           <w:rPr>
             <w:rStyle w:val="Hyperlink"/>
@@ -23211,8 +23411,8 @@
         </w:r>
       </w:hyperlink>
     </w:p>
-    <w:bookmarkEnd w:id="186"/>
-    <w:bookmarkStart w:id="188" w:name="ref-kuramoto-mnist"/>
+    <w:bookmarkEnd w:id="188"/>
+    <w:bookmarkStart w:id="190" w:name="ref-kuramoto-mnist"/>
     <w:p>
       <w:pPr>
         <w:pStyle w:val="Bibliography"/>
@@ -23255,7 +23455,7 @@
         </w:rPr>
         <w:t xml:space="preserve"> </w:t>
       </w:r>
-      <w:hyperlink r:id="rId187">
+      <w:hyperlink r:id="rId189">
         <w:r>
           <w:rPr>
             <w:rStyle w:val="Hyperlink"/>
@@ -23265,8 +23465,8 @@
         </w:r>
       </w:hyperlink>
     </w:p>
-    <w:bookmarkEnd w:id="188"/>
-    <w:bookmarkStart w:id="190" w:name="ref-heimburg2005"/>
+    <w:bookmarkEnd w:id="190"/>
+    <w:bookmarkStart w:id="192" w:name="ref-heimburg2005"/>
     <w:p>
       <w:pPr>
         <w:pStyle w:val="Bibliography"/>
@@ -23323,7 +23523,7 @@
         </w:rPr>
         <w:t xml:space="preserve"> </w:t>
       </w:r>
-      <w:hyperlink r:id="rId189">
+      <w:hyperlink r:id="rId191">
         <w:r>
           <w:rPr>
             <w:rStyle w:val="Hyperlink"/>
@@ -23333,8 +23533,8 @@
         </w:r>
       </w:hyperlink>
     </w:p>
-    <w:bookmarkEnd w:id="190"/>
-    <w:bookmarkStart w:id="192" w:name="ref-hizanidis2016"/>
+    <w:bookmarkEnd w:id="192"/>
+    <w:bookmarkStart w:id="194" w:name="ref-hizanidis2016"/>
     <w:p>
       <w:pPr>
         <w:pStyle w:val="Bibliography"/>
@@ -23391,7 +23591,7 @@
         </w:rPr>
         <w:t xml:space="preserve"> </w:t>
       </w:r>
-      <w:hyperlink r:id="rId191">
+      <w:hyperlink r:id="rId193">
         <w:r>
           <w:rPr>
             <w:rStyle w:val="Hyperlink"/>
@@ -23401,8 +23601,8 @@
         </w:r>
       </w:hyperlink>
     </w:p>
-    <w:bookmarkEnd w:id="192"/>
-    <w:bookmarkStart w:id="194" w:name="ref-ho2020"/>
+    <w:bookmarkEnd w:id="194"/>
+    <w:bookmarkStart w:id="196" w:name="ref-ho2020"/>
     <w:p>
       <w:pPr>
         <w:pStyle w:val="Bibliography"/>
@@ -23471,7 +23671,7 @@
         </w:rPr>
         <w:t xml:space="preserve"> </w:t>
       </w:r>
-      <w:hyperlink r:id="rId193">
+      <w:hyperlink r:id="rId195">
         <w:r>
           <w:rPr>
             <w:rStyle w:val="Hyperlink"/>
@@ -23481,8 +23681,8 @@
         </w:r>
       </w:hyperlink>
     </w:p>
-    <w:bookmarkEnd w:id="194"/>
-    <w:bookmarkStart w:id="196" w:name="ref-hochreiter1997"/>
+    <w:bookmarkEnd w:id="196"/>
+    <w:bookmarkStart w:id="198" w:name="ref-hochreiter1997"/>
     <w:p>
       <w:pPr>
         <w:pStyle w:val="Bibliography"/>
@@ -23539,7 +23739,7 @@
         </w:rPr>
         <w:t xml:space="preserve"> </w:t>
       </w:r>
-      <w:hyperlink r:id="rId195">
+      <w:hyperlink r:id="rId197">
         <w:r>
           <w:rPr>
             <w:rStyle w:val="Hyperlink"/>
@@ -23549,8 +23749,8 @@
         </w:r>
       </w:hyperlink>
     </w:p>
-    <w:bookmarkEnd w:id="196"/>
-    <w:bookmarkStart w:id="198" w:name="ref-hodgkin1952"/>
+    <w:bookmarkEnd w:id="198"/>
+    <w:bookmarkStart w:id="200" w:name="ref-hodgkin1952"/>
     <w:p>
       <w:pPr>
         <w:pStyle w:val="Bibliography"/>
@@ -23607,7 +23807,7 @@
         </w:rPr>
         <w:t xml:space="preserve"> </w:t>
       </w:r>
-      <w:hyperlink r:id="rId197">
+      <w:hyperlink r:id="rId199">
         <w:r>
           <w:rPr>
             <w:rStyle w:val="Hyperlink"/>
@@ -23617,8 +23817,8 @@
         </w:r>
       </w:hyperlink>
     </w:p>
-    <w:bookmarkEnd w:id="198"/>
-    <w:bookmarkStart w:id="200" w:name="ref-hopfield1982"/>
+    <w:bookmarkEnd w:id="200"/>
+    <w:bookmarkStart w:id="202" w:name="ref-hopfield1982"/>
     <w:p>
       <w:pPr>
         <w:pStyle w:val="Bibliography"/>
@@ -23675,7 +23875,7 @@
         </w:rPr>
         <w:t xml:space="preserve"> </w:t>
       </w:r>
-      <w:hyperlink r:id="rId199">
+      <w:hyperlink r:id="rId201">
         <w:r>
           <w:rPr>
             <w:rStyle w:val="Hyperlink"/>
@@ -23685,8 +23885,8 @@
         </w:r>
       </w:hyperlink>
     </w:p>
-    <w:bookmarkEnd w:id="200"/>
-    <w:bookmarkStart w:id="202" w:name="ref-huang2025"/>
+    <w:bookmarkEnd w:id="202"/>
+    <w:bookmarkStart w:id="204" w:name="ref-huang2025"/>
     <w:p>
       <w:pPr>
         <w:pStyle w:val="Bibliography"/>
@@ -23743,7 +23943,7 @@
         </w:rPr>
         <w:t xml:space="preserve"> </w:t>
       </w:r>
-      <w:hyperlink r:id="rId201">
+      <w:hyperlink r:id="rId203">
         <w:r>
           <w:rPr>
             <w:rStyle w:val="Hyperlink"/>
@@ -23753,8 +23953,8 @@
         </w:r>
       </w:hyperlink>
     </w:p>
-    <w:bookmarkEnd w:id="202"/>
-    <w:bookmarkStart w:id="204" w:name="ref-huang"/>
+    <w:bookmarkEnd w:id="204"/>
+    <w:bookmarkStart w:id="206" w:name="ref-huang"/>
     <w:p>
       <w:pPr>
         <w:pStyle w:val="Bibliography"/>
@@ -23791,7 +23991,7 @@
         </w:rPr>
         <w:t xml:space="preserve"> </w:t>
       </w:r>
-      <w:hyperlink r:id="rId203">
+      <w:hyperlink r:id="rId205">
         <w:r>
           <w:rPr>
             <w:rStyle w:val="Hyperlink"/>
@@ -23801,8 +24001,8 @@
         </w:r>
       </w:hyperlink>
     </w:p>
-    <w:bookmarkEnd w:id="204"/>
-    <w:bookmarkStart w:id="206" w:name="ref-iaccarino2016"/>
+    <w:bookmarkEnd w:id="206"/>
+    <w:bookmarkStart w:id="208" w:name="ref-iaccarino2016"/>
     <w:p>
       <w:pPr>
         <w:pStyle w:val="Bibliography"/>
@@ -23859,7 +24059,7 @@
         </w:rPr>
         <w:t xml:space="preserve"> </w:t>
       </w:r>
-      <w:hyperlink r:id="rId205">
+      <w:hyperlink r:id="rId207">
         <w:r>
           <w:rPr>
             <w:rStyle w:val="Hyperlink"/>
@@ -23869,8 +24069,8 @@
         </w:r>
       </w:hyperlink>
     </w:p>
-    <w:bookmarkEnd w:id="206"/>
-    <w:bookmarkStart w:id="208" w:name="ref-jaeger2001"/>
+    <w:bookmarkEnd w:id="208"/>
+    <w:bookmarkStart w:id="210" w:name="ref-jaeger2001"/>
     <w:p>
       <w:pPr>
         <w:pStyle w:val="Bibliography"/>
@@ -23945,7 +24145,7 @@
         </w:rPr>
         <w:t xml:space="preserve"> </w:t>
       </w:r>
-      <w:hyperlink r:id="rId207">
+      <w:hyperlink r:id="rId209">
         <w:r>
           <w:rPr>
             <w:rStyle w:val="Hyperlink"/>
@@ -23955,8 +24155,8 @@
         </w:r>
       </w:hyperlink>
     </w:p>
-    <w:bookmarkEnd w:id="208"/>
-    <w:bookmarkStart w:id="210" w:name="ref-edm"/>
+    <w:bookmarkEnd w:id="210"/>
+    <w:bookmarkStart w:id="212" w:name="ref-edm"/>
     <w:p>
       <w:pPr>
         <w:pStyle w:val="Bibliography"/>
@@ -24025,7 +24225,7 @@
         </w:rPr>
         <w:t xml:space="preserve"> </w:t>
       </w:r>
-      <w:hyperlink r:id="rId209">
+      <w:hyperlink r:id="rId211">
         <w:r>
           <w:rPr>
             <w:rStyle w:val="Hyperlink"/>
@@ -24035,8 +24235,8 @@
         </w:r>
       </w:hyperlink>
     </w:p>
-    <w:bookmarkEnd w:id="210"/>
-    <w:bookmarkStart w:id="212" w:name="ref-keller2023"/>
+    <w:bookmarkEnd w:id="212"/>
+    <w:bookmarkStart w:id="214" w:name="ref-keller2023"/>
     <w:p>
       <w:pPr>
         <w:pStyle w:val="Bibliography"/>
@@ -24145,7 +24345,7 @@
         </w:rPr>
         <w:t xml:space="preserve"> </w:t>
       </w:r>
-      <w:hyperlink r:id="rId211">
+      <w:hyperlink r:id="rId213">
         <w:r>
           <w:rPr>
             <w:rStyle w:val="Hyperlink"/>
@@ -24155,8 +24355,8 @@
         </w:r>
       </w:hyperlink>
     </w:p>
-    <w:bookmarkEnd w:id="212"/>
-    <w:bookmarkStart w:id="214" w:name="ref-kern2003"/>
+    <w:bookmarkEnd w:id="214"/>
+    <w:bookmarkStart w:id="216" w:name="ref-kern2003"/>
     <w:p>
       <w:pPr>
         <w:pStyle w:val="Bibliography"/>
@@ -24213,7 +24413,7 @@
         </w:rPr>
         <w:t xml:space="preserve"> </w:t>
       </w:r>
-      <w:hyperlink r:id="rId213">
+      <w:hyperlink r:id="rId215">
         <w:r>
           <w:rPr>
             <w:rStyle w:val="Hyperlink"/>
@@ -24223,8 +24423,8 @@
         </w:r>
       </w:hyperlink>
     </w:p>
-    <w:bookmarkEnd w:id="214"/>
-    <w:bookmarkStart w:id="216" w:name="ref-kozachkov2022"/>
+    <w:bookmarkEnd w:id="216"/>
+    <w:bookmarkStart w:id="218" w:name="ref-kozachkov2022"/>
     <w:p>
       <w:pPr>
         <w:pStyle w:val="Bibliography"/>
@@ -24261,7 +24461,7 @@
         </w:rPr>
         <w:t xml:space="preserve"> </w:t>
       </w:r>
-      <w:hyperlink r:id="rId215">
+      <w:hyperlink r:id="rId217">
         <w:r>
           <w:rPr>
             <w:rStyle w:val="Hyperlink"/>
@@ -24271,8 +24471,8 @@
         </w:r>
       </w:hyperlink>
     </w:p>
-    <w:bookmarkEnd w:id="216"/>
-    <w:bookmarkStart w:id="218" w:name="ref-kuramoto1975"/>
+    <w:bookmarkEnd w:id="218"/>
+    <w:bookmarkStart w:id="220" w:name="ref-kuramoto1975"/>
     <w:p>
       <w:pPr>
         <w:pStyle w:val="Bibliography"/>
@@ -24309,7 +24509,7 @@
         </w:rPr>
         <w:t xml:space="preserve"> </w:t>
       </w:r>
-      <w:hyperlink r:id="rId217">
+      <w:hyperlink r:id="rId219">
         <w:r>
           <w:rPr>
             <w:rStyle w:val="Hyperlink"/>
@@ -24319,8 +24519,8 @@
         </w:r>
       </w:hyperlink>
     </w:p>
-    <w:bookmarkEnd w:id="218"/>
-    <w:bookmarkStart w:id="220" w:name="ref-kuramoto2002"/>
+    <w:bookmarkEnd w:id="220"/>
+    <w:bookmarkStart w:id="222" w:name="ref-kuramoto2002"/>
     <w:p>
       <w:pPr>
         <w:pStyle w:val="Bibliography"/>
@@ -24377,7 +24577,7 @@
         </w:rPr>
         <w:t xml:space="preserve"> </w:t>
       </w:r>
-      <w:hyperlink r:id="rId219">
+      <w:hyperlink r:id="rId221">
         <w:r>
           <w:rPr>
             <w:rStyle w:val="Hyperlink"/>
@@ -24387,8 +24587,8 @@
         </w:r>
       </w:hyperlink>
     </w:p>
-    <w:bookmarkEnd w:id="220"/>
-    <w:bookmarkStart w:id="222" w:name="ref-kusmierz2025"/>
+    <w:bookmarkEnd w:id="222"/>
+    <w:bookmarkStart w:id="224" w:name="ref-kusmierz2025"/>
     <w:p>
       <w:pPr>
         <w:pStyle w:val="Bibliography"/>
@@ -24445,7 +24645,7 @@
         </w:rPr>
         <w:t xml:space="preserve"> </w:t>
       </w:r>
-      <w:hyperlink r:id="rId221">
+      <w:hyperlink r:id="rId223">
         <w:r>
           <w:rPr>
             <w:rStyle w:val="Hyperlink"/>
@@ -24455,8 +24655,8 @@
         </w:r>
       </w:hyperlink>
     </w:p>
-    <w:bookmarkEnd w:id="222"/>
-    <w:bookmarkStart w:id="224" w:name="ref-kwon2023"/>
+    <w:bookmarkEnd w:id="224"/>
+    <w:bookmarkStart w:id="226" w:name="ref-kwon2023"/>
     <w:p>
       <w:pPr>
         <w:pStyle w:val="Bibliography"/>
@@ -24525,7 +24725,7 @@
         </w:rPr>
         <w:t xml:space="preserve"> </w:t>
       </w:r>
-      <w:hyperlink r:id="rId223">
+      <w:hyperlink r:id="rId225">
         <w:r>
           <w:rPr>
             <w:rStyle w:val="Hyperlink"/>
@@ -24535,8 +24735,8 @@
         </w:r>
       </w:hyperlink>
     </w:p>
-    <w:bookmarkEnd w:id="224"/>
-    <w:bookmarkStart w:id="226" w:name="ref-kynkaanniemi2019"/>
+    <w:bookmarkEnd w:id="226"/>
+    <w:bookmarkStart w:id="228" w:name="ref-kynkaanniemi2019"/>
     <w:p>
       <w:pPr>
         <w:pStyle w:val="Bibliography"/>
@@ -24605,7 +24805,7 @@
         </w:rPr>
         <w:t xml:space="preserve"> </w:t>
       </w:r>
-      <w:hyperlink r:id="rId225">
+      <w:hyperlink r:id="rId227">
         <w:r>
           <w:rPr>
             <w:rStyle w:val="Hyperlink"/>
@@ -24615,8 +24815,8 @@
         </w:r>
       </w:hyperlink>
     </w:p>
-    <w:bookmarkEnd w:id="226"/>
-    <w:bookmarkStart w:id="228" w:name="ref-landau1944"/>
+    <w:bookmarkEnd w:id="228"/>
+    <w:bookmarkStart w:id="230" w:name="ref-landau1944"/>
     <w:p>
       <w:pPr>
         <w:pStyle w:val="Bibliography"/>
@@ -24659,7 +24859,7 @@
         </w:rPr>
         <w:t xml:space="preserve"> </w:t>
       </w:r>
-      <w:hyperlink r:id="rId227">
+      <w:hyperlink r:id="rId229">
         <w:r>
           <w:rPr>
             <w:rStyle w:val="Hyperlink"/>
@@ -24669,8 +24869,8 @@
         </w:r>
       </w:hyperlink>
     </w:p>
-    <w:bookmarkEnd w:id="228"/>
-    <w:bookmarkStart w:id="230" w:name="ref-lanthaler2023"/>
+    <w:bookmarkEnd w:id="230"/>
+    <w:bookmarkStart w:id="232" w:name="ref-lanthaler2023"/>
     <w:p>
       <w:pPr>
         <w:pStyle w:val="Bibliography"/>
@@ -24739,7 +24939,7 @@
         </w:rPr>
         <w:t xml:space="preserve"> </w:t>
       </w:r>
-      <w:hyperlink r:id="rId229">
+      <w:hyperlink r:id="rId231">
         <w:r>
           <w:rPr>
             <w:rStyle w:val="Hyperlink"/>
@@ -24749,8 +24949,8 @@
         </w:r>
       </w:hyperlink>
     </w:p>
-    <w:bookmarkEnd w:id="230"/>
-    <w:bookmarkStart w:id="232" w:name="ref-lecun1998"/>
+    <w:bookmarkEnd w:id="232"/>
+    <w:bookmarkStart w:id="234" w:name="ref-lecun1998"/>
     <w:p>
       <w:pPr>
         <w:pStyle w:val="Bibliography"/>
@@ -24807,7 +25007,7 @@
         </w:rPr>
         <w:t xml:space="preserve"> </w:t>
       </w:r>
-      <w:hyperlink r:id="rId231">
+      <w:hyperlink r:id="rId233">
         <w:r>
           <w:rPr>
             <w:rStyle w:val="Hyperlink"/>
@@ -24817,8 +25017,8 @@
         </w:r>
       </w:hyperlink>
     </w:p>
-    <w:bookmarkEnd w:id="232"/>
-    <w:bookmarkStart w:id="234" w:name="ref-lieber2024"/>
+    <w:bookmarkEnd w:id="234"/>
+    <w:bookmarkStart w:id="236" w:name="ref-lieber2024"/>
     <w:p>
       <w:pPr>
         <w:pStyle w:val="Bibliography"/>
@@ -24855,7 +25055,7 @@
         </w:rPr>
         <w:t xml:space="preserve"> </w:t>
       </w:r>
-      <w:hyperlink r:id="rId233">
+      <w:hyperlink r:id="rId235">
         <w:r>
           <w:rPr>
             <w:rStyle w:val="Hyperlink"/>
@@ -24865,8 +25065,8 @@
         </w:r>
       </w:hyperlink>
     </w:p>
-    <w:bookmarkEnd w:id="234"/>
-    <w:bookmarkStart w:id="236" w:name="ref-litwin-kumar2012"/>
+    <w:bookmarkEnd w:id="236"/>
+    <w:bookmarkStart w:id="238" w:name="ref-litwin-kumar2012"/>
     <w:p>
       <w:pPr>
         <w:pStyle w:val="Bibliography"/>
@@ -24923,7 +25123,7 @@
         </w:rPr>
         <w:t xml:space="preserve"> </w:t>
       </w:r>
-      <w:hyperlink r:id="rId235">
+      <w:hyperlink r:id="rId237">
         <w:r>
           <w:rPr>
             <w:rStyle w:val="Hyperlink"/>
@@ -24933,8 +25133,8 @@
         </w:r>
       </w:hyperlink>
     </w:p>
-    <w:bookmarkEnd w:id="236"/>
-    <w:bookmarkStart w:id="238" w:name="ref-murenn"/>
+    <w:bookmarkEnd w:id="238"/>
+    <w:bookmarkStart w:id="240" w:name="ref-murenn"/>
     <w:p>
       <w:pPr>
         <w:pStyle w:val="Bibliography"/>
@@ -25019,7 +25219,7 @@
         </w:rPr>
         <w:t xml:space="preserve"> </w:t>
       </w:r>
-      <w:hyperlink r:id="rId237">
+      <w:hyperlink r:id="rId239">
         <w:r>
           <w:rPr>
             <w:rStyle w:val="Hyperlink"/>
@@ -25029,8 +25229,8 @@
         </w:r>
       </w:hyperlink>
     </w:p>
-    <w:bookmarkEnd w:id="238"/>
-    <w:bookmarkStart w:id="240" w:name="ref-lukosevicius2009"/>
+    <w:bookmarkEnd w:id="240"/>
+    <w:bookmarkStart w:id="242" w:name="ref-lukosevicius2009"/>
     <w:p>
       <w:pPr>
         <w:pStyle w:val="Bibliography"/>
@@ -25087,7 +25287,7 @@
         </w:rPr>
         <w:t xml:space="preserve"> </w:t>
       </w:r>
-      <w:hyperlink r:id="rId239">
+      <w:hyperlink r:id="rId241">
         <w:r>
           <w:rPr>
             <w:rStyle w:val="Hyperlink"/>
@@ -25097,8 +25297,8 @@
         </w:r>
       </w:hyperlink>
     </w:p>
-    <w:bookmarkEnd w:id="240"/>
-    <w:bookmarkStart w:id="242" w:name="ref-maass2002"/>
+    <w:bookmarkEnd w:id="242"/>
+    <w:bookmarkStart w:id="244" w:name="ref-maass2002"/>
     <w:p>
       <w:pPr>
         <w:pStyle w:val="Bibliography"/>
@@ -25155,7 +25355,7 @@
         </w:rPr>
         <w:t xml:space="preserve"> </w:t>
       </w:r>
-      <w:hyperlink r:id="rId241">
+      <w:hyperlink r:id="rId243">
         <w:r>
           <w:rPr>
             <w:rStyle w:val="Hyperlink"/>
@@ -25165,8 +25365,8 @@
         </w:r>
       </w:hyperlink>
     </w:p>
-    <w:bookmarkEnd w:id="242"/>
-    <w:bookmarkStart w:id="244" w:name="ref-mead1990"/>
+    <w:bookmarkEnd w:id="244"/>
+    <w:bookmarkStart w:id="246" w:name="ref-mead1990"/>
     <w:p>
       <w:pPr>
         <w:pStyle w:val="Bibliography"/>
@@ -25223,7 +25423,7 @@
         </w:rPr>
         <w:t xml:space="preserve"> </w:t>
       </w:r>
-      <w:hyperlink r:id="rId243">
+      <w:hyperlink r:id="rId245">
         <w:r>
           <w:rPr>
             <w:rStyle w:val="Hyperlink"/>
@@ -25233,8 +25433,8 @@
         </w:r>
       </w:hyperlink>
     </w:p>
-    <w:bookmarkEnd w:id="244"/>
-    <w:bookmarkStart w:id="246" w:name="ref-leaf-apcen"/>
+    <w:bookmarkEnd w:id="246"/>
+    <w:bookmarkStart w:id="248" w:name="ref-leaf-apcen"/>
     <w:p>
       <w:pPr>
         <w:pStyle w:val="Bibliography"/>
@@ -25319,7 +25519,7 @@
         </w:rPr>
         <w:t xml:space="preserve"> </w:t>
       </w:r>
-      <w:hyperlink r:id="rId245">
+      <w:hyperlink r:id="rId247">
         <w:r>
           <w:rPr>
             <w:rStyle w:val="Hyperlink"/>
@@ -25329,8 +25529,8 @@
         </w:r>
       </w:hyperlink>
     </w:p>
-    <w:bookmarkEnd w:id="246"/>
-    <w:bookmarkStart w:id="248" w:name="ref-millan2020"/>
+    <w:bookmarkEnd w:id="248"/>
+    <w:bookmarkStart w:id="250" w:name="ref-millan2020"/>
     <w:p>
       <w:pPr>
         <w:pStyle w:val="Bibliography"/>
@@ -25387,7 +25587,7 @@
         </w:rPr>
         <w:t xml:space="preserve"> </w:t>
       </w:r>
-      <w:hyperlink r:id="rId247">
+      <w:hyperlink r:id="rId249">
         <w:r>
           <w:rPr>
             <w:rStyle w:val="Hyperlink"/>
@@ -25397,8 +25597,8 @@
         </w:r>
       </w:hyperlink>
     </w:p>
-    <w:bookmarkEnd w:id="248"/>
-    <w:bookmarkStart w:id="250" w:name="ref-milling2026"/>
+    <w:bookmarkEnd w:id="250"/>
+    <w:bookmarkStart w:id="252" w:name="ref-milling2026"/>
     <w:p>
       <w:pPr>
         <w:pStyle w:val="Bibliography"/>
@@ -25455,7 +25655,7 @@
         </w:rPr>
         <w:t xml:space="preserve"> </w:t>
       </w:r>
-      <w:hyperlink r:id="rId249">
+      <w:hyperlink r:id="rId251">
         <w:r>
           <w:rPr>
             <w:rStyle w:val="Hyperlink"/>
@@ -25465,8 +25665,8 @@
         </w:r>
       </w:hyperlink>
     </w:p>
-    <w:bookmarkEnd w:id="250"/>
-    <w:bookmarkStart w:id="252" w:name="ref-akorn"/>
+    <w:bookmarkEnd w:id="252"/>
+    <w:bookmarkStart w:id="254" w:name="ref-akorn"/>
     <w:p>
       <w:pPr>
         <w:pStyle w:val="Bibliography"/>
@@ -25535,7 +25735,7 @@
         </w:rPr>
         <w:t xml:space="preserve"> </w:t>
       </w:r>
-      <w:hyperlink r:id="rId251">
+      <w:hyperlink r:id="rId253">
         <w:r>
           <w:rPr>
             <w:rStyle w:val="Hyperlink"/>
@@ -25545,8 +25745,8 @@
         </w:r>
       </w:hyperlink>
     </w:p>
-    <w:bookmarkEnd w:id="252"/>
-    <w:bookmarkStart w:id="254" w:name="ref-morris1981"/>
+    <w:bookmarkEnd w:id="254"/>
+    <w:bookmarkStart w:id="256" w:name="ref-morris1981"/>
     <w:p>
       <w:pPr>
         <w:pStyle w:val="Bibliography"/>
@@ -25603,7 +25803,7 @@
         </w:rPr>
         <w:t xml:space="preserve"> </w:t>
       </w:r>
-      <w:hyperlink r:id="rId253">
+      <w:hyperlink r:id="rId255">
         <w:r>
           <w:rPr>
             <w:rStyle w:val="Hyperlink"/>
@@ -25613,8 +25813,8 @@
         </w:r>
       </w:hyperlink>
     </w:p>
-    <w:bookmarkEnd w:id="254"/>
-    <w:bookmarkStart w:id="256" w:name="ref-mulas2020"/>
+    <w:bookmarkEnd w:id="256"/>
+    <w:bookmarkStart w:id="258" w:name="ref-mulas2020"/>
     <w:p>
       <w:pPr>
         <w:pStyle w:val="Bibliography"/>
@@ -25671,7 +25871,7 @@
         </w:rPr>
         <w:t xml:space="preserve"> </w:t>
       </w:r>
-      <w:hyperlink r:id="rId255">
+      <w:hyperlink r:id="rId257">
         <w:r>
           <w:rPr>
             <w:rStyle w:val="Hyperlink"/>
@@ -25681,8 +25881,8 @@
         </w:r>
       </w:hyperlink>
     </w:p>
-    <w:bookmarkEnd w:id="256"/>
-    <w:bookmarkStart w:id="258" w:name="ref-muzellec2025"/>
+    <w:bookmarkEnd w:id="258"/>
+    <w:bookmarkStart w:id="260" w:name="ref-muzellec2025"/>
     <w:p>
       <w:pPr>
         <w:pStyle w:val="Bibliography"/>
@@ -25719,7 +25919,7 @@
         </w:rPr>
         <w:t xml:space="preserve"> </w:t>
       </w:r>
-      <w:hyperlink r:id="rId257">
+      <w:hyperlink r:id="rId259">
         <w:r>
           <w:rPr>
             <w:rStyle w:val="Hyperlink"/>
@@ -25729,8 +25929,8 @@
         </w:r>
       </w:hyperlink>
     </w:p>
-    <w:bookmarkEnd w:id="258"/>
-    <w:bookmarkStart w:id="260" w:name="ref-nagerl2025"/>
+    <w:bookmarkEnd w:id="260"/>
+    <w:bookmarkStart w:id="262" w:name="ref-nagerl2025"/>
     <w:p>
       <w:pPr>
         <w:pStyle w:val="Bibliography"/>
@@ -25767,7 +25967,7 @@
         </w:rPr>
         <w:t xml:space="preserve"> </w:t>
       </w:r>
-      <w:hyperlink r:id="rId259">
+      <w:hyperlink r:id="rId261">
         <w:r>
           <w:rPr>
             <w:rStyle w:val="Hyperlink"/>
@@ -25777,8 +25977,8 @@
         </w:r>
       </w:hyperlink>
     </w:p>
-    <w:bookmarkEnd w:id="260"/>
-    <w:bookmarkStart w:id="262" w:name="ref-neftci2019"/>
+    <w:bookmarkEnd w:id="262"/>
+    <w:bookmarkStart w:id="264" w:name="ref-neftci2019"/>
     <w:p>
       <w:pPr>
         <w:pStyle w:val="Bibliography"/>
@@ -25835,7 +26035,7 @@
         </w:rPr>
         <w:t xml:space="preserve"> </w:t>
       </w:r>
-      <w:hyperlink r:id="rId261">
+      <w:hyperlink r:id="rId263">
         <w:r>
           <w:rPr>
             <w:rStyle w:val="Hyperlink"/>
@@ -25845,8 +26045,8 @@
         </w:r>
       </w:hyperlink>
     </w:p>
-    <w:bookmarkEnd w:id="262"/>
-    <w:bookmarkStart w:id="264" w:name="ref-nunley2026"/>
+    <w:bookmarkEnd w:id="264"/>
+    <w:bookmarkStart w:id="266" w:name="ref-nunley2026"/>
     <w:p>
       <w:pPr>
         <w:pStyle w:val="Bibliography"/>
@@ -25883,7 +26083,7 @@
         </w:rPr>
         <w:t xml:space="preserve"> </w:t>
       </w:r>
-      <w:hyperlink r:id="rId263">
+      <w:hyperlink r:id="rId265">
         <w:r>
           <w:rPr>
             <w:rStyle w:val="Hyperlink"/>
@@ -25893,8 +26093,8 @@
         </w:r>
       </w:hyperlink>
     </w:p>
-    <w:bookmarkEnd w:id="264"/>
-    <w:bookmarkStart w:id="266" w:name="ref-kuramoto-attention"/>
+    <w:bookmarkEnd w:id="266"/>
+    <w:bookmarkStart w:id="268" w:name="ref-kuramoto-attention"/>
     <w:p>
       <w:pPr>
         <w:pStyle w:val="Bibliography"/>
@@ -25931,7 +26131,7 @@
         </w:rPr>
         <w:t xml:space="preserve"> </w:t>
       </w:r>
-      <w:hyperlink r:id="rId265">
+      <w:hyperlink r:id="rId267">
         <w:r>
           <w:rPr>
             <w:rStyle w:val="Hyperlink"/>
@@ -25941,8 +26141,8 @@
         </w:r>
       </w:hyperlink>
     </w:p>
-    <w:bookmarkEnd w:id="266"/>
-    <w:bookmarkStart w:id="268" w:name="ref-o-keeffe2019"/>
+    <w:bookmarkEnd w:id="268"/>
+    <w:bookmarkStart w:id="270" w:name="ref-o-keeffe2019"/>
     <w:p>
       <w:pPr>
         <w:pStyle w:val="Bibliography"/>
@@ -25995,7 +26195,7 @@
         </w:rPr>
         <w:t xml:space="preserve"> </w:t>
       </w:r>
-      <w:hyperlink r:id="rId267">
+      <w:hyperlink r:id="rId269">
         <w:r>
           <w:rPr>
             <w:rStyle w:val="Hyperlink"/>
@@ -26005,8 +26205,8 @@
         </w:r>
       </w:hyperlink>
     </w:p>
-    <w:bookmarkEnd w:id="268"/>
-    <w:bookmarkStart w:id="270" w:name="ref-pantaleone2002"/>
+    <w:bookmarkEnd w:id="270"/>
+    <w:bookmarkStart w:id="272" w:name="ref-pantaleone2002"/>
     <w:p>
       <w:pPr>
         <w:pStyle w:val="Bibliography"/>
@@ -26063,7 +26263,7 @@
         </w:rPr>
         <w:t xml:space="preserve"> </w:t>
       </w:r>
-      <w:hyperlink r:id="rId269">
+      <w:hyperlink r:id="rId271">
         <w:r>
           <w:rPr>
             <w:rStyle w:val="Hyperlink"/>
@@ -26073,8 +26273,8 @@
         </w:r>
       </w:hyperlink>
     </w:p>
-    <w:bookmarkEnd w:id="270"/>
-    <w:bookmarkStart w:id="272" w:name="ref-peng2023"/>
+    <w:bookmarkEnd w:id="272"/>
+    <w:bookmarkStart w:id="274" w:name="ref-peng2023"/>
     <w:p>
       <w:pPr>
         <w:pStyle w:val="Bibliography"/>
@@ -26185,7 +26385,7 @@
         </w:rPr>
         <w:t xml:space="preserve"> </w:t>
       </w:r>
-      <w:hyperlink r:id="rId271">
+      <w:hyperlink r:id="rId273">
         <w:r>
           <w:rPr>
             <w:rStyle w:val="Hyperlink"/>
@@ -26195,8 +26395,8 @@
         </w:r>
       </w:hyperlink>
     </w:p>
-    <w:bookmarkEnd w:id="272"/>
-    <w:bookmarkStart w:id="274" w:name="ref-pikovsky2001"/>
+    <w:bookmarkEnd w:id="274"/>
+    <w:bookmarkStart w:id="276" w:name="ref-pikovsky2001"/>
     <w:p>
       <w:pPr>
         <w:pStyle w:val="Bibliography"/>
@@ -26233,7 +26433,7 @@
         </w:rPr>
         <w:t xml:space="preserve"> </w:t>
       </w:r>
-      <w:hyperlink r:id="rId273">
+      <w:hyperlink r:id="rId275">
         <w:r>
           <w:rPr>
             <w:rStyle w:val="Hyperlink"/>
@@ -26243,8 +26443,8 @@
         </w:r>
       </w:hyperlink>
     </w:p>
-    <w:bookmarkEnd w:id="274"/>
-    <w:bookmarkStart w:id="276" w:name="ref-pittman-polletta2021"/>
+    <w:bookmarkEnd w:id="276"/>
+    <w:bookmarkStart w:id="278" w:name="ref-pittman-polletta2021"/>
     <w:p>
       <w:pPr>
         <w:pStyle w:val="Bibliography"/>
@@ -26301,7 +26501,7 @@
         </w:rPr>
         <w:t xml:space="preserve"> </w:t>
       </w:r>
-      <w:hyperlink r:id="rId275">
+      <w:hyperlink r:id="rId277">
         <w:r>
           <w:rPr>
             <w:rStyle w:val="Hyperlink"/>
@@ -26311,8 +26511,8 @@
         </w:r>
       </w:hyperlink>
     </w:p>
-    <w:bookmarkEnd w:id="276"/>
-    <w:bookmarkStart w:id="278" w:name="ref-poppel2026"/>
+    <w:bookmarkEnd w:id="278"/>
+    <w:bookmarkStart w:id="280" w:name="ref-poppel2026"/>
     <w:p>
       <w:pPr>
         <w:pStyle w:val="Bibliography"/>
@@ -26349,7 +26549,7 @@
         </w:rPr>
         <w:t xml:space="preserve"> </w:t>
       </w:r>
-      <w:hyperlink r:id="rId277">
+      <w:hyperlink r:id="rId279">
         <w:r>
           <w:rPr>
             <w:rStyle w:val="Hyperlink"/>
@@ -26359,8 +26559,8 @@
         </w:r>
       </w:hyperlink>
     </w:p>
-    <w:bookmarkEnd w:id="278"/>
-    <w:bookmarkStart w:id="280" w:name="ref-rivera-sierra2026"/>
+    <w:bookmarkEnd w:id="280"/>
+    <w:bookmarkStart w:id="282" w:name="ref-rivera-sierra2026"/>
     <w:p>
       <w:pPr>
         <w:pStyle w:val="Bibliography"/>
@@ -26417,7 +26617,7 @@
         </w:rPr>
         <w:t xml:space="preserve"> </w:t>
       </w:r>
-      <w:hyperlink r:id="rId279">
+      <w:hyperlink r:id="rId281">
         <w:r>
           <w:rPr>
             <w:rStyle w:val="Hyperlink"/>
@@ -26427,8 +26627,8 @@
         </w:r>
       </w:hyperlink>
     </w:p>
-    <w:bookmarkEnd w:id="280"/>
-    <w:bookmarkStart w:id="282" w:name="ref-rodan2011"/>
+    <w:bookmarkEnd w:id="282"/>
+    <w:bookmarkStart w:id="284" w:name="ref-rodan2011"/>
     <w:p>
       <w:pPr>
         <w:pStyle w:val="Bibliography"/>
@@ -26485,7 +26685,7 @@
         </w:rPr>
         <w:t xml:space="preserve"> </w:t>
       </w:r>
-      <w:hyperlink r:id="rId281">
+      <w:hyperlink r:id="rId283">
         <w:r>
           <w:rPr>
             <w:rStyle w:val="Hyperlink"/>
@@ -26495,8 +26695,8 @@
         </w:r>
       </w:hyperlink>
     </w:p>
-    <w:bookmarkEnd w:id="282"/>
-    <w:bookmarkStart w:id="284" w:name="ref-rusch2021"/>
+    <w:bookmarkEnd w:id="284"/>
+    <w:bookmarkStart w:id="286" w:name="ref-romera2018"/>
     <w:p>
       <w:pPr>
         <w:pStyle w:val="Bibliography"/>
@@ -26505,6 +26705,74 @@
         <w:rPr>
           <w:lang w:val="en-GB"/>
         </w:rPr>
+        <w:t xml:space="preserve">Romera, M., Talatchian, P., Tsunegi, S., Abreu Araujo, F., Cros, V., Bortolotti, P., Trastoy, J., Yakushiji, K., Fukushima, A., Kubota, H., Yuasa, S., Ernoult, M., Vodenicarevic, D., Hirtzlin, T., Locatelli, N., Querlioz, D., &amp; Grollier, J. (2018). Vowel recognition with four coupled spin-torque nano-oscillators.</w:t>
+      </w:r>
+      <w:r>
+        <w:rPr>
+          <w:lang w:val="en-GB"/>
+        </w:rPr>
+        <w:t xml:space="preserve"> </w:t>
+      </w:r>
+      <w:r>
+        <w:rPr>
+          <w:i/>
+          <w:iCs/>
+          <w:lang w:val="en-GB"/>
+        </w:rPr>
+        <w:t xml:space="preserve">Nature</w:t>
+      </w:r>
+      <w:r>
+        <w:rPr>
+          <w:lang w:val="en-GB"/>
+        </w:rPr>
+        <w:t xml:space="preserve">,</w:t>
+      </w:r>
+      <w:r>
+        <w:rPr>
+          <w:lang w:val="en-GB"/>
+        </w:rPr>
+        <w:t xml:space="preserve"> </w:t>
+      </w:r>
+      <w:r>
+        <w:rPr>
+          <w:i/>
+          <w:iCs/>
+          <w:lang w:val="en-GB"/>
+        </w:rPr>
+        <w:t xml:space="preserve">563</w:t>
+      </w:r>
+      <w:r>
+        <w:rPr>
+          <w:lang w:val="en-GB"/>
+        </w:rPr>
+        <w:t xml:space="preserve">(7730), 230–234.</w:t>
+      </w:r>
+      <w:r>
+        <w:rPr>
+          <w:lang w:val="en-GB"/>
+        </w:rPr>
+        <w:t xml:space="preserve"> </w:t>
+      </w:r>
+      <w:hyperlink r:id="rId285">
+        <w:r>
+          <w:rPr>
+            <w:rStyle w:val="Hyperlink"/>
+            <w:lang w:val="en-GB"/>
+          </w:rPr>
+          <w:t xml:space="preserve">https://doi.org/10.1038/s41586-018-0632-y</w:t>
+        </w:r>
+      </w:hyperlink>
+    </w:p>
+    <w:bookmarkEnd w:id="286"/>
+    <w:bookmarkStart w:id="288" w:name="ref-rusch2021"/>
+    <w:p>
+      <w:pPr>
+        <w:pStyle w:val="Bibliography"/>
+      </w:pPr>
+      <w:r>
+        <w:rPr>
+          <w:lang w:val="en-GB"/>
+        </w:rPr>
         <w:t xml:space="preserve">Rusch, T. K., &amp; Mishra, S. (2021a). Coupled oscillatory recurrent neural network (coRNN): An accurate and (gradient) stable architecture for learning long time dependencies.</w:t>
       </w:r>
       <w:r>
@@ -26565,7 +26833,7 @@
         </w:rPr>
         <w:t xml:space="preserve"> </w:t>
       </w:r>
-      <w:hyperlink r:id="rId283">
+      <w:hyperlink r:id="rId287">
         <w:r>
           <w:rPr>
             <w:rStyle w:val="Hyperlink"/>
@@ -26575,8 +26843,8 @@
         </w:r>
       </w:hyperlink>
     </w:p>
-    <w:bookmarkEnd w:id="284"/>
-    <w:bookmarkStart w:id="286" w:name="ref-unicornn"/>
+    <w:bookmarkEnd w:id="288"/>
+    <w:bookmarkStart w:id="290" w:name="ref-unicornn"/>
     <w:p>
       <w:pPr>
         <w:pStyle w:val="Bibliography"/>
@@ -26665,7 +26933,7 @@
         </w:rPr>
         <w:t xml:space="preserve"> </w:t>
       </w:r>
-      <w:hyperlink r:id="rId285">
+      <w:hyperlink r:id="rId289">
         <w:r>
           <w:rPr>
             <w:rStyle w:val="Hyperlink"/>
@@ -26675,8 +26943,8 @@
         </w:r>
       </w:hyperlink>
     </w:p>
-    <w:bookmarkEnd w:id="286"/>
-    <w:bookmarkStart w:id="288" w:name="ref-rusch2025"/>
+    <w:bookmarkEnd w:id="290"/>
+    <w:bookmarkStart w:id="292" w:name="ref-rusch2025"/>
     <w:p>
       <w:pPr>
         <w:pStyle w:val="Bibliography"/>
@@ -26745,7 +27013,7 @@
         </w:rPr>
         <w:t xml:space="preserve"> </w:t>
       </w:r>
-      <w:hyperlink r:id="rId287">
+      <w:hyperlink r:id="rId291">
         <w:r>
           <w:rPr>
             <w:rStyle w:val="Hyperlink"/>
@@ -26755,8 +27023,8 @@
         </w:r>
       </w:hyperlink>
     </w:p>
-    <w:bookmarkEnd w:id="288"/>
-    <w:bookmarkStart w:id="290" w:name="ref-sagodi"/>
+    <w:bookmarkEnd w:id="292"/>
+    <w:bookmarkStart w:id="294" w:name="ref-sagodi"/>
     <w:p>
       <w:pPr>
         <w:pStyle w:val="Bibliography"/>
@@ -26793,7 +27061,7 @@
         </w:rPr>
         <w:t xml:space="preserve"> </w:t>
       </w:r>
-      <w:hyperlink r:id="rId289">
+      <w:hyperlink r:id="rId293">
         <w:r>
           <w:rPr>
             <w:rStyle w:val="Hyperlink"/>
@@ -26803,8 +27071,8 @@
         </w:r>
       </w:hyperlink>
     </w:p>
-    <w:bookmarkEnd w:id="290"/>
-    <w:bookmarkStart w:id="292" w:name="ref-sajjadi2018"/>
+    <w:bookmarkEnd w:id="294"/>
+    <w:bookmarkStart w:id="296" w:name="ref-sajjadi2018"/>
     <w:p>
       <w:pPr>
         <w:pStyle w:val="Bibliography"/>
@@ -26873,7 +27141,7 @@
         </w:rPr>
         <w:t xml:space="preserve"> </w:t>
       </w:r>
-      <w:hyperlink r:id="rId291">
+      <w:hyperlink r:id="rId295">
         <w:r>
           <w:rPr>
             <w:rStyle w:val="Hyperlink"/>
@@ -26883,8 +27151,8 @@
         </w:r>
       </w:hyperlink>
     </w:p>
-    <w:bookmarkEnd w:id="292"/>
-    <w:bookmarkStart w:id="294" w:name="ref-sakaguchi1986"/>
+    <w:bookmarkEnd w:id="296"/>
+    <w:bookmarkStart w:id="298" w:name="ref-sakaguchi1986"/>
     <w:p>
       <w:pPr>
         <w:pStyle w:val="Bibliography"/>
@@ -26941,7 +27209,7 @@
         </w:rPr>
         <w:t xml:space="preserve"> </w:t>
       </w:r>
-      <w:hyperlink r:id="rId293">
+      <w:hyperlink r:id="rId297">
         <w:r>
           <w:rPr>
             <w:rStyle w:val="Hyperlink"/>
@@ -26951,8 +27219,8 @@
         </w:r>
       </w:hyperlink>
     </w:p>
-    <w:bookmarkEnd w:id="294"/>
-    <w:bookmarkStart w:id="296" w:name="ref-sasikumar2026"/>
+    <w:bookmarkEnd w:id="298"/>
+    <w:bookmarkStart w:id="300" w:name="ref-sasikumar2026"/>
     <w:p>
       <w:pPr>
         <w:pStyle w:val="Bibliography"/>
@@ -27009,7 +27277,7 @@
         </w:rPr>
         <w:t xml:space="preserve"> </w:t>
       </w:r>
-      <w:hyperlink r:id="rId295">
+      <w:hyperlink r:id="rId299">
         <w:r>
           <w:rPr>
             <w:rStyle w:val="Hyperlink"/>
@@ -27019,8 +27287,8 @@
         </w:r>
       </w:hyperlink>
     </w:p>
-    <w:bookmarkEnd w:id="296"/>
-    <w:bookmarkStart w:id="298" w:name="ref-schuster1989"/>
+    <w:bookmarkEnd w:id="300"/>
+    <w:bookmarkStart w:id="302" w:name="ref-schuster1989"/>
     <w:p>
       <w:pPr>
         <w:pStyle w:val="Bibliography"/>
@@ -27077,7 +27345,7 @@
         </w:rPr>
         <w:t xml:space="preserve"> </w:t>
       </w:r>
-      <w:hyperlink r:id="rId297">
+      <w:hyperlink r:id="rId301">
         <w:r>
           <w:rPr>
             <w:rStyle w:val="Hyperlink"/>
@@ -27087,8 +27355,8 @@
         </w:r>
       </w:hyperlink>
     </w:p>
-    <w:bookmarkEnd w:id="298"/>
-    <w:bookmarkStart w:id="300" w:name="ref-skardal2019"/>
+    <w:bookmarkEnd w:id="302"/>
+    <w:bookmarkStart w:id="304" w:name="ref-skardal2019"/>
     <w:p>
       <w:pPr>
         <w:pStyle w:val="Bibliography"/>
@@ -27145,7 +27413,7 @@
         </w:rPr>
         <w:t xml:space="preserve"> </w:t>
       </w:r>
-      <w:hyperlink r:id="rId299">
+      <w:hyperlink r:id="rId303">
         <w:r>
           <w:rPr>
             <w:rStyle w:val="Hyperlink"/>
@@ -27155,8 +27423,8 @@
         </w:r>
       </w:hyperlink>
     </w:p>
-    <w:bookmarkEnd w:id="300"/>
-    <w:bookmarkStart w:id="302" w:name="ref-sohl-dickstein2015"/>
+    <w:bookmarkEnd w:id="304"/>
+    <w:bookmarkStart w:id="306" w:name="ref-sohl-dickstein2015"/>
     <w:p>
       <w:pPr>
         <w:pStyle w:val="Bibliography"/>
@@ -27245,7 +27513,7 @@
         </w:rPr>
         <w:t xml:space="preserve"> </w:t>
       </w:r>
-      <w:hyperlink r:id="rId301">
+      <w:hyperlink r:id="rId305">
         <w:r>
           <w:rPr>
             <w:rStyle w:val="Hyperlink"/>
@@ -27255,8 +27523,8 @@
         </w:r>
       </w:hyperlink>
     </w:p>
-    <w:bookmarkEnd w:id="302"/>
-    <w:bookmarkStart w:id="304" w:name="ref-kuramoto-orientation-diffusion"/>
+    <w:bookmarkEnd w:id="306"/>
+    <w:bookmarkStart w:id="308" w:name="ref-kuramoto-orientation-diffusion"/>
     <w:p>
       <w:pPr>
         <w:pStyle w:val="Bibliography"/>
@@ -27325,7 +27593,7 @@
         </w:rPr>
         <w:t xml:space="preserve"> </w:t>
       </w:r>
-      <w:hyperlink r:id="rId303">
+      <w:hyperlink r:id="rId307">
         <w:r>
           <w:rPr>
             <w:rStyle w:val="Hyperlink"/>
@@ -27335,8 +27603,8 @@
         </w:r>
       </w:hyperlink>
     </w:p>
-    <w:bookmarkEnd w:id="304"/>
-    <w:bookmarkStart w:id="306" w:name="ref-stiefel2016"/>
+    <w:bookmarkEnd w:id="308"/>
+    <w:bookmarkStart w:id="310" w:name="ref-stiefel2016"/>
     <w:p>
       <w:pPr>
         <w:pStyle w:val="Bibliography"/>
@@ -27393,7 +27661,7 @@
         </w:rPr>
         <w:t xml:space="preserve"> </w:t>
       </w:r>
-      <w:hyperlink r:id="rId305">
+      <w:hyperlink r:id="rId309">
         <w:r>
           <w:rPr>
             <w:rStyle w:val="Hyperlink"/>
@@ -27403,8 +27671,8 @@
         </w:r>
       </w:hyperlink>
     </w:p>
-    <w:bookmarkEnd w:id="306"/>
-    <w:bookmarkStart w:id="308" w:name="ref-stolzle2024"/>
+    <w:bookmarkEnd w:id="310"/>
+    <w:bookmarkStart w:id="312" w:name="ref-stolzle2024"/>
     <w:p>
       <w:pPr>
         <w:pStyle w:val="Bibliography"/>
@@ -27473,7 +27741,7 @@
         </w:rPr>
         <w:t xml:space="preserve"> </w:t>
       </w:r>
-      <w:hyperlink r:id="rId307">
+      <w:hyperlink r:id="rId311">
         <w:r>
           <w:rPr>
             <w:rStyle w:val="Hyperlink"/>
@@ -27483,8 +27751,8 @@
         </w:r>
       </w:hyperlink>
     </w:p>
-    <w:bookmarkEnd w:id="308"/>
-    <w:bookmarkStart w:id="310" w:name="ref-strogatz2000"/>
+    <w:bookmarkEnd w:id="312"/>
+    <w:bookmarkStart w:id="314" w:name="ref-strogatz2000"/>
     <w:p>
       <w:pPr>
         <w:pStyle w:val="Bibliography"/>
@@ -27541,7 +27809,7 @@
         </w:rPr>
         <w:t xml:space="preserve"> </w:t>
       </w:r>
-      <w:hyperlink r:id="rId309">
+      <w:hyperlink r:id="rId313">
         <w:r>
           <w:rPr>
             <w:rStyle w:val="Hyperlink"/>
@@ -27551,8 +27819,8 @@
         </w:r>
       </w:hyperlink>
     </w:p>
-    <w:bookmarkEnd w:id="310"/>
-    <w:bookmarkStart w:id="312" w:name="ref-strogatz1993"/>
+    <w:bookmarkEnd w:id="314"/>
+    <w:bookmarkStart w:id="316" w:name="ref-strogatz1993"/>
     <w:p>
       <w:pPr>
         <w:pStyle w:val="Bibliography"/>
@@ -27609,7 +27877,7 @@
         </w:rPr>
         <w:t xml:space="preserve"> </w:t>
       </w:r>
-      <w:hyperlink r:id="rId311">
+      <w:hyperlink r:id="rId315">
         <w:r>
           <w:rPr>
             <w:rStyle w:val="Hyperlink"/>
@@ -27619,8 +27887,8 @@
         </w:r>
       </w:hyperlink>
     </w:p>
-    <w:bookmarkEnd w:id="312"/>
-    <w:bookmarkStart w:id="314" w:name="ref-stuart1960"/>
+    <w:bookmarkEnd w:id="316"/>
+    <w:bookmarkStart w:id="318" w:name="ref-stuart1960"/>
     <w:p>
       <w:pPr>
         <w:pStyle w:val="Bibliography"/>
@@ -27677,7 +27945,7 @@
         </w:rPr>
         <w:t xml:space="preserve"> </w:t>
       </w:r>
-      <w:hyperlink r:id="rId313">
+      <w:hyperlink r:id="rId317">
         <w:r>
           <w:rPr>
             <w:rStyle w:val="Hyperlink"/>
@@ -27687,8 +27955,8 @@
         </w:r>
       </w:hyperlink>
     </w:p>
-    <w:bookmarkEnd w:id="314"/>
-    <w:bookmarkStart w:id="316" w:name="ref-tanaka2019"/>
+    <w:bookmarkEnd w:id="318"/>
+    <w:bookmarkStart w:id="320" w:name="ref-tanaka2019"/>
     <w:p>
       <w:pPr>
         <w:pStyle w:val="Bibliography"/>
@@ -27745,7 +28013,7 @@
         </w:rPr>
         <w:t xml:space="preserve"> </w:t>
       </w:r>
-      <w:hyperlink r:id="rId315">
+      <w:hyperlink r:id="rId319">
         <w:r>
           <w:rPr>
             <w:rStyle w:val="Hyperlink"/>
@@ -27755,8 +28023,8 @@
         </w:r>
       </w:hyperlink>
     </w:p>
-    <w:bookmarkEnd w:id="316"/>
-    <w:bookmarkStart w:id="318" w:name="ref-tanaka2011"/>
+    <w:bookmarkEnd w:id="320"/>
+    <w:bookmarkStart w:id="322" w:name="ref-tanaka2011"/>
     <w:p>
       <w:pPr>
         <w:pStyle w:val="Bibliography"/>
@@ -27813,7 +28081,7 @@
         </w:rPr>
         <w:t xml:space="preserve"> </w:t>
       </w:r>
-      <w:hyperlink r:id="rId317">
+      <w:hyperlink r:id="rId321">
         <w:r>
           <w:rPr>
             <w:rStyle w:val="Hyperlink"/>
@@ -27823,8 +28091,8 @@
         </w:r>
       </w:hyperlink>
     </w:p>
-    <w:bookmarkEnd w:id="318"/>
-    <w:bookmarkStart w:id="320" w:name="ref-torrejon2017"/>
+    <w:bookmarkEnd w:id="322"/>
+    <w:bookmarkStart w:id="324" w:name="ref-torrejon2017"/>
     <w:p>
       <w:pPr>
         <w:pStyle w:val="Bibliography"/>
@@ -27881,7 +28149,7 @@
         </w:rPr>
         <w:t xml:space="preserve"> </w:t>
       </w:r>
-      <w:hyperlink r:id="rId319">
+      <w:hyperlink r:id="rId323">
         <w:r>
           <w:rPr>
             <w:rStyle w:val="Hyperlink"/>
@@ -27891,8 +28159,8 @@
         </w:r>
       </w:hyperlink>
     </w:p>
-    <w:bookmarkEnd w:id="320"/>
-    <w:bookmarkStart w:id="322" w:name="ref-turcu2022"/>
+    <w:bookmarkEnd w:id="324"/>
+    <w:bookmarkStart w:id="326" w:name="ref-turcu2022"/>
     <w:p>
       <w:pPr>
         <w:pStyle w:val="Bibliography"/>
@@ -27949,7 +28217,7 @@
         </w:rPr>
         <w:t xml:space="preserve"> </w:t>
       </w:r>
-      <w:hyperlink r:id="rId321">
+      <w:hyperlink r:id="rId325">
         <w:r>
           <w:rPr>
             <w:rStyle w:val="Hyperlink"/>
@@ -27959,8 +28227,8 @@
         </w:r>
       </w:hyperlink>
     </w:p>
-    <w:bookmarkEnd w:id="322"/>
-    <w:bookmarkStart w:id="324" w:name="ref-turian2020"/>
+    <w:bookmarkEnd w:id="326"/>
+    <w:bookmarkStart w:id="328" w:name="ref-turian2020"/>
     <w:p>
       <w:pPr>
         <w:pStyle w:val="Bibliography"/>
@@ -28061,7 +28329,7 @@
         </w:rPr>
         <w:t xml:space="preserve"> </w:t>
       </w:r>
-      <w:hyperlink r:id="rId323">
+      <w:hyperlink r:id="rId327">
         <w:r>
           <w:rPr>
             <w:rStyle w:val="Hyperlink"/>
@@ -28071,8 +28339,8 @@
         </w:r>
       </w:hyperlink>
     </w:p>
-    <w:bookmarkEnd w:id="324"/>
-    <w:bookmarkStart w:id="326" w:name="ref-uhlhaas2006"/>
+    <w:bookmarkEnd w:id="328"/>
+    <w:bookmarkStart w:id="330" w:name="ref-uhlhaas2006"/>
     <w:p>
       <w:pPr>
         <w:pStyle w:val="Bibliography"/>
@@ -28129,7 +28397,7 @@
         </w:rPr>
         <w:t xml:space="preserve"> </w:t>
       </w:r>
-      <w:hyperlink r:id="rId325">
+      <w:hyperlink r:id="rId329">
         <w:r>
           <w:rPr>
             <w:rStyle w:val="Hyperlink"/>
@@ -28139,8 +28407,8 @@
         </w:r>
       </w:hyperlink>
     </w:p>
-    <w:bookmarkEnd w:id="326"/>
-    <w:bookmarkStart w:id="328" w:name="ref-un-0"/>
+    <w:bookmarkEnd w:id="330"/>
+    <w:bookmarkStart w:id="332" w:name="ref-un-0"/>
     <w:p>
       <w:pPr>
         <w:pStyle w:val="Bibliography"/>
@@ -28201,7 +28469,7 @@
         </w:rPr>
         <w:t xml:space="preserve"> </w:t>
       </w:r>
-      <w:hyperlink r:id="rId327">
+      <w:hyperlink r:id="rId331">
         <w:r>
           <w:rPr>
             <w:rStyle w:val="Hyperlink"/>
@@ -28211,8 +28479,8 @@
         </w:r>
       </w:hyperlink>
     </w:p>
-    <w:bookmarkEnd w:id="328"/>
-    <w:bookmarkStart w:id="330" w:name="ref-sparsity-study"/>
+    <w:bookmarkEnd w:id="332"/>
+    <w:bookmarkStart w:id="334" w:name="ref-sparsity-study"/>
     <w:p>
       <w:pPr>
         <w:pStyle w:val="Bibliography"/>
@@ -28249,7 +28517,7 @@
         </w:rPr>
         <w:t xml:space="preserve"> </w:t>
       </w:r>
-      <w:hyperlink r:id="rId329">
+      <w:hyperlink r:id="rId333">
         <w:r>
           <w:rPr>
             <w:rStyle w:val="Hyperlink"/>
@@ -28259,8 +28527,8 @@
         </w:r>
       </w:hyperlink>
     </w:p>
-    <w:bookmarkEnd w:id="330"/>
-    <w:bookmarkStart w:id="332" w:name="ref-mit-code"/>
+    <w:bookmarkEnd w:id="334"/>
+    <w:bookmarkStart w:id="336" w:name="ref-mit-code"/>
     <w:p>
       <w:pPr>
         <w:pStyle w:val="Bibliography"/>
@@ -28305,7 +28573,7 @@
         </w:rPr>
         <w:t xml:space="preserve"> </w:t>
       </w:r>
-      <w:hyperlink r:id="rId331">
+      <w:hyperlink r:id="rId335">
         <w:r>
           <w:rPr>
             <w:rStyle w:val="Hyperlink"/>
@@ -28315,8 +28583,8 @@
         </w:r>
       </w:hyperlink>
     </w:p>
-    <w:bookmarkEnd w:id="332"/>
-    <w:bookmarkStart w:id="334" w:name="ref-vanderpol1926"/>
+    <w:bookmarkEnd w:id="336"/>
+    <w:bookmarkStart w:id="338" w:name="ref-vanderpol1926"/>
     <w:p>
       <w:pPr>
         <w:pStyle w:val="Bibliography"/>
@@ -28373,7 +28641,7 @@
         </w:rPr>
         <w:t xml:space="preserve"> </w:t>
       </w:r>
-      <w:hyperlink r:id="rId333">
+      <w:hyperlink r:id="rId337">
         <w:r>
           <w:rPr>
             <w:rStyle w:val="Hyperlink"/>
@@ -28383,8 +28651,8 @@
         </w:r>
       </w:hyperlink>
     </w:p>
-    <w:bookmarkEnd w:id="334"/>
-    <w:bookmarkStart w:id="336" w:name="ref-vaswani2017"/>
+    <w:bookmarkEnd w:id="338"/>
+    <w:bookmarkStart w:id="340" w:name="ref-vaswani2017"/>
     <w:p>
       <w:pPr>
         <w:pStyle w:val="Bibliography"/>
@@ -28453,7 +28721,7 @@
         </w:rPr>
         <w:t xml:space="preserve"> </w:t>
       </w:r>
-      <w:hyperlink r:id="rId335">
+      <w:hyperlink r:id="rId339">
         <w:r>
           <w:rPr>
             <w:rStyle w:val="Hyperlink"/>
@@ -28463,8 +28731,8 @@
         </w:r>
       </w:hyperlink>
     </w:p>
-    <w:bookmarkEnd w:id="336"/>
-    <w:bookmarkStart w:id="338" w:name="ref-spikevoice"/>
+    <w:bookmarkEnd w:id="340"/>
+    <w:bookmarkStart w:id="342" w:name="ref-spikevoice"/>
     <w:p>
       <w:pPr>
         <w:pStyle w:val="Bibliography"/>
@@ -28501,7 +28769,7 @@
         </w:rPr>
         <w:t xml:space="preserve"> </w:t>
       </w:r>
-      <w:hyperlink r:id="rId337">
+      <w:hyperlink r:id="rId341">
         <w:r>
           <w:rPr>
             <w:rStyle w:val="Hyperlink"/>
@@ -28511,8 +28779,8 @@
         </w:r>
       </w:hyperlink>
     </w:p>
-    <w:bookmarkEnd w:id="338"/>
-    <w:bookmarkStart w:id="340" w:name="ref-oscillator-ising-machines"/>
+    <w:bookmarkEnd w:id="342"/>
+    <w:bookmarkStart w:id="344" w:name="ref-oscillator-ising-machines"/>
     <w:p>
       <w:pPr>
         <w:pStyle w:val="Bibliography"/>
@@ -28549,7 +28817,7 @@
         </w:rPr>
         <w:t xml:space="preserve"> </w:t>
       </w:r>
-      <w:hyperlink r:id="rId339">
+      <w:hyperlink r:id="rId343">
         <w:r>
           <w:rPr>
             <w:rStyle w:val="Hyperlink"/>
@@ -28559,8 +28827,8 @@
         </w:r>
       </w:hyperlink>
     </w:p>
-    <w:bookmarkEnd w:id="340"/>
-    <w:bookmarkStart w:id="342" w:name="ref-winfree1967"/>
+    <w:bookmarkEnd w:id="344"/>
+    <w:bookmarkStart w:id="346" w:name="ref-winfree1967"/>
     <w:p>
       <w:pPr>
         <w:pStyle w:val="Bibliography"/>
@@ -28617,7 +28885,7 @@
         </w:rPr>
         <w:t xml:space="preserve"> </w:t>
       </w:r>
-      <w:hyperlink r:id="rId341">
+      <w:hyperlink r:id="rId345">
         <w:r>
           <w:rPr>
             <w:rStyle w:val="Hyperlink"/>
@@ -28627,8 +28895,8 @@
         </w:r>
       </w:hyperlink>
     </w:p>
-    <w:bookmarkEnd w:id="342"/>
-    <w:bookmarkStart w:id="344" w:name="ref-kope"/>
+    <w:bookmarkEnd w:id="346"/>
+    <w:bookmarkStart w:id="348" w:name="ref-kope"/>
     <w:p>
       <w:pPr>
         <w:pStyle w:val="Bibliography"/>
@@ -28697,7 +28965,7 @@
         </w:rPr>
         <w:t xml:space="preserve"> </w:t>
       </w:r>
-      <w:hyperlink r:id="rId343">
+      <w:hyperlink r:id="rId347">
         <w:r>
           <w:rPr>
             <w:rStyle w:val="Hyperlink"/>
@@ -28707,8 +28975,8 @@
         </w:r>
       </w:hyperlink>
     </w:p>
-    <w:bookmarkEnd w:id="344"/>
-    <w:bookmarkStart w:id="346" w:name="ref-yeung1999"/>
+    <w:bookmarkEnd w:id="348"/>
+    <w:bookmarkStart w:id="350" w:name="ref-yeung1999"/>
     <w:p>
       <w:pPr>
         <w:pStyle w:val="Bibliography"/>
@@ -28765,7 +29033,7 @@
         </w:rPr>
         <w:t xml:space="preserve"> </w:t>
       </w:r>
-      <w:hyperlink r:id="rId345">
+      <w:hyperlink r:id="rId349">
         <w:r>
           <w:rPr>
             <w:rStyle w:val="Hyperlink"/>
@@ -28775,8 +29043,8 @@
         </w:r>
       </w:hyperlink>
     </w:p>
-    <w:bookmarkEnd w:id="346"/>
-    <w:bookmarkStart w:id="348" w:name="ref-yu2025"/>
+    <w:bookmarkEnd w:id="350"/>
+    <w:bookmarkStart w:id="352" w:name="ref-yu2025"/>
     <w:p>
       <w:pPr>
         <w:pStyle w:val="Bibliography"/>
@@ -28845,7 +29113,7 @@
         </w:rPr>
         <w:t xml:space="preserve"> </w:t>
       </w:r>
-      <w:hyperlink r:id="rId347">
+      <w:hyperlink r:id="rId351">
         <w:r>
           <w:rPr>
             <w:rStyle w:val="Hyperlink"/>
@@ -28855,8 +29123,8 @@
         </w:r>
       </w:hyperlink>
     </w:p>
-    <w:bookmarkEnd w:id="348"/>
-    <w:bookmarkStart w:id="350" w:name="ref-zhang2026"/>
+    <w:bookmarkEnd w:id="352"/>
+    <w:bookmarkStart w:id="354" w:name="ref-zhang2026"/>
     <w:p>
       <w:pPr>
         <w:pStyle w:val="Bibliography"/>
@@ -28981,7 +29249,7 @@
         </w:rPr>
         <w:t xml:space="preserve"> </w:t>
       </w:r>
-      <w:hyperlink r:id="rId349">
+      <w:hyperlink r:id="rId353">
         <w:r>
           <w:rPr>
             <w:rStyle w:val="Hyperlink"/>
@@ -28991,8 +29259,8 @@
         </w:r>
       </w:hyperlink>
     </w:p>
-    <w:bookmarkEnd w:id="350"/>
-    <w:bookmarkStart w:id="352" w:name="ref-ada-fe"/>
+    <w:bookmarkEnd w:id="354"/>
+    <w:bookmarkStart w:id="356" w:name="ref-ada-fe"/>
     <w:p>
       <w:pPr>
         <w:pStyle w:val="Bibliography"/>
@@ -29029,7 +29297,7 @@
         </w:rPr>
         <w:t xml:space="preserve"> </w:t>
       </w:r>
-      <w:hyperlink r:id="rId351">
+      <w:hyperlink r:id="rId355">
         <w:r>
           <w:rPr>
             <w:rStyle w:val="Hyperlink"/>
@@ -29039,8 +29307,8 @@
         </w:r>
       </w:hyperlink>
     </w:p>
-    <w:bookmarkEnd w:id="352"/>
-    <w:bookmarkStart w:id="354" w:name="ref-zhang2023"/>
+    <w:bookmarkEnd w:id="356"/>
+    <w:bookmarkStart w:id="358" w:name="ref-zhang2023"/>
     <w:p>
       <w:pPr>
         <w:pStyle w:val="Bibliography"/>
@@ -29097,7 +29365,7 @@
         </w:rPr>
         <w:t xml:space="preserve"> </w:t>
       </w:r>
-      <w:hyperlink r:id="rId353">
+      <w:hyperlink r:id="rId357">
         <w:r>
           <w:rPr>
             <w:rStyle w:val="Hyperlink"/>
@@ -29107,8 +29375,8 @@
         </w:r>
       </w:hyperlink>
     </w:p>
-    <w:bookmarkEnd w:id="354"/>
-    <w:bookmarkStart w:id="356" w:name="ref-gdd"/>
+    <w:bookmarkEnd w:id="358"/>
+    <w:bookmarkStart w:id="360" w:name="ref-gdd"/>
     <w:p>
       <w:pPr>
         <w:pStyle w:val="Bibliography"/>
@@ -29145,7 +29413,7 @@
         </w:rPr>
         <w:t xml:space="preserve"> </w:t>
       </w:r>
-      <w:hyperlink r:id="rId355">
+      <w:hyperlink r:id="rId359">
         <w:r>
           <w:rPr>
             <w:rStyle w:val="Hyperlink"/>
@@ -29155,9 +29423,9 @@
         </w:r>
       </w:hyperlink>
     </w:p>
-    <w:bookmarkEnd w:id="356"/>
-    <w:bookmarkEnd w:id="357"/>
-    <w:bookmarkEnd w:id="358"/>
+    <w:bookmarkEnd w:id="360"/>
+    <w:bookmarkEnd w:id="361"/>
+    <w:bookmarkEnd w:id="362"/>
     <w:sectPr>
       <w:footnotePr>
         <w:numRestart w:val="eachSect"/>

--- a/papers/01-evidence-audit/from-synchronization-physics-to-trained-dynamics.docx
+++ b/papers/01-evidence-audit/from-synchronization-physics-to-trained-dynamics.docx
@@ -54,7 +54,7 @@
         <w:rPr>
           <w:lang w:val="en-GB"/>
         </w:rPr>
-        <w:t xml:space="preserve">2026-09-11</w:t>
+        <w:t xml:space="preserve">2026-09-26</w:t>
       </w:r>
     </w:p>
     <w:p>
@@ -305,7 +305,7 @@
         <w:t xml:space="preserve">coupled oscillators; Kuramoto model; reservoir computing; synchronization; neural architectures; literature survey</w:t>
       </w:r>
     </w:p>
-    <w:bookmarkStart w:id="41" w:name="introduction-and-background"/>
+    <w:bookmarkStart w:id="49" w:name="sec-1"/>
     <w:p>
       <w:pPr>
         <w:pStyle w:val="Heading1"/>
@@ -317,7 +317,7 @@
         <w:t xml:space="preserve">1 Introduction and background</w:t>
       </w:r>
     </w:p>
-    <w:bookmarkStart w:id="15" w:name="what-is-an-oscillator"/>
+    <w:bookmarkStart w:id="17" w:name="sec-1-1"/>
     <w:p>
       <w:pPr>
         <w:pStyle w:val="Heading2"/>
@@ -554,9 +554,37 @@
         <w:rPr>
           <w:lang w:val="en-GB"/>
         </w:rPr>
-        <w:t xml:space="preserve">lines share that planar state, but as damped or linear oscillators without the amplitude-restoring term that makes a limit cycle self-sustaining: started from rest, as all of them are, they oscillate with whatever amplitude the input gives them rather than returning to a rhythm of their own. Only coRNN among them is damped in the model itself; UnICORNN is undamped by construction and LinOSS has no damping term, a distinction Section 2.3.1 returns to.</w:t>
-      </w:r>
-    </w:p>
+        <w:t xml:space="preserve">lines share that planar state, but as damped or linear oscillators without the amplitude-restoring term that makes a limit cycle self-sustaining: started from rest, as all of them are, they oscillate with whatever amplitude the input gives them rather than returning to a rhythm of their own. Only coRNN among them is damped in the model itself; UnICORNN is undamped by construction and LinOSS has no damping term, a distinction</w:t>
+      </w:r>
+      <w:r>
+        <w:rPr>
+          <w:lang w:val="en-GB"/>
+        </w:rPr>
+        <w:t xml:space="preserve"> </w:t>
+      </w:r>
+      <w:hyperlink w:anchor="sec-2-3-1">
+        <w:r>
+          <w:rPr>
+            <w:rStyle w:val="Hyperlink"/>
+            <w:lang w:val="en-GB"/>
+          </w:rPr>
+          <w:t xml:space="preserve">Section 2.3.1</w:t>
+        </w:r>
+      </w:hyperlink>
+      <w:r>
+        <w:rPr>
+          <w:lang w:val="en-GB"/>
+        </w:rPr>
+        <w:t xml:space="preserve"> </w:t>
+      </w:r>
+      <w:r>
+        <w:rPr>
+          <w:lang w:val="en-GB"/>
+        </w:rPr>
+        <w:t xml:space="preserve">returns to.</w:t>
+      </w:r>
+    </w:p>
+    <w:bookmarkStart w:id="12" w:name="fig-fig1-oscillator-anatomy"/>
     <w:p>
       <w:pPr>
         <w:pStyle w:val="CaptionedFigure"/>
@@ -615,6 +643,7 @@
         <w:t xml:space="preserve">Figure 1. What this survey means by an oscillator, in three widening steps. (a) A phase oscillator keeps a single angle, so its state space is a circle. (b) An amplitude-phase oscillator keeps a radius as well, so its state space is a plane, and trajectories started away from the limit cycle relax onto it. (c) A network keeps N of them and couples each unit to others with strength K. The phases and trajectories drawn are illustrative, not simulated.</w:t>
       </w:r>
     </w:p>
+    <w:bookmarkEnd w:id="12"/>
     <w:p>
       <w:pPr>
         <w:pStyle w:val="BodyText"/>
@@ -746,6 +775,7 @@
         <w:t xml:space="preserve">near 0 nothing is organized for a readout to pick up. The regime that matters is the partial coherence between them, in which some units lock while others drift.</w:t>
       </w:r>
     </w:p>
+    <w:bookmarkStart w:id="16" w:name="fig-fig2-coupling-regimes"/>
     <w:p>
       <w:pPr>
         <w:pStyle w:val="CaptionedFigure"/>
@@ -755,18 +785,18 @@
           <wp:inline>
             <wp:extent cx="5334000" cy="1699265"/>
             <wp:effectExtent b="0" l="0" r="0" t="0"/>
-            <wp:docPr descr="The three coupling regimes reported in the synchronization literature, drawn schematically. Full synchrony leaves no degrees of freedom to carry a signal and incoherence leaves nothing organized; the useful regime is the partial coherence between them, which finite-range nonlocal coupling generically produces. The phases shown are illustrative, not simulated." title="" id="13" name="Picture"/>
+            <wp:docPr descr="The three coupling regimes reported in the synchronization literature, drawn schematically. Full synchrony leaves no degrees of freedom to carry a signal and incoherence leaves nothing organized; the useful regime is the partial coherence between them, which finite-range nonlocal coupling generically produces. The phases shown are illustrative, not simulated." title="" id="14" name="Picture"/>
             <a:graphic>
               <a:graphicData uri="http://schemas.openxmlformats.org/drawingml/2006/picture">
                 <pic:pic>
                   <pic:nvPicPr>
-                    <pic:cNvPr descr="resources/figures/fig2-coupling-regimes.png" id="14" name="Picture"/>
+                    <pic:cNvPr descr="resources/figures/fig2-coupling-regimes.png" id="15" name="Picture"/>
                     <pic:cNvPicPr>
                       <a:picLocks noChangeArrowheads="1" noChangeAspect="1"/>
                     </pic:cNvPicPr>
                   </pic:nvPicPr>
                   <pic:blipFill>
-                    <a:blip r:embed="rId12"/>
+                    <a:blip r:embed="rId13"/>
                     <a:stretch>
                       <a:fillRect/>
                     </a:stretch>
@@ -804,6 +834,7 @@
         <w:t xml:space="preserve">Figure 2. The three coupling regimes reported in the synchronization literature, drawn schematically. Full synchrony leaves no degrees of freedom to carry a signal and incoherence leaves nothing organized; the useful regime is the partial coherence between them, which finite-range nonlocal coupling generically produces. The phases shown are illustrative, not simulated.</w:t>
       </w:r>
     </w:p>
+    <w:bookmarkEnd w:id="16"/>
     <w:p>
       <w:pPr>
         <w:pStyle w:val="BodyText"/>
@@ -878,11 +909,38 @@
         <w:rPr>
           <w:lang w:val="en-GB"/>
         </w:rPr>
-        <w:t xml:space="preserve">, a result about autonomous dynamics rather than about trainability. Every design decision surveyed here, whether coupling range, damping, spectral placement or sparsity, is a way of steering the field toward that regime and holding it there, which is also why the same decisions reappear in Section 3.1 as failure modes.</w:t>
-      </w:r>
-    </w:p>
-    <w:bookmarkEnd w:id="15"/>
-    <w:bookmarkStart w:id="34" w:name="X76f0e868802824eb3d6289f7dc438de1129b85c"/>
+        <w:t xml:space="preserve">, a result about autonomous dynamics rather than about trainability. Every design decision surveyed here, whether coupling range, damping, spectral placement or sparsity, is a way of steering the field toward that regime and holding it there, which is also why the same decisions reappear in</w:t>
+      </w:r>
+      <w:r>
+        <w:rPr>
+          <w:lang w:val="en-GB"/>
+        </w:rPr>
+        <w:t xml:space="preserve"> </w:t>
+      </w:r>
+      <w:hyperlink w:anchor="sec-3-1">
+        <w:r>
+          <w:rPr>
+            <w:rStyle w:val="Hyperlink"/>
+            <w:lang w:val="en-GB"/>
+          </w:rPr>
+          <w:t xml:space="preserve">Section 3.1</w:t>
+        </w:r>
+      </w:hyperlink>
+      <w:r>
+        <w:rPr>
+          <w:lang w:val="en-GB"/>
+        </w:rPr>
+        <w:t xml:space="preserve"> </w:t>
+      </w:r>
+      <w:r>
+        <w:rPr>
+          <w:lang w:val="en-GB"/>
+        </w:rPr>
+        <w:t xml:space="preserve">as failure modes.</w:t>
+      </w:r>
+    </w:p>
+    <w:bookmarkEnd w:id="17"/>
+    <w:bookmarkStart w:id="41" w:name="sec-1-2"/>
     <w:p>
       <w:pPr>
         <w:pStyle w:val="Heading2"/>
@@ -905,7 +963,7 @@
         <w:t xml:space="preserve">Literature from three different fields arrives at similar observations from different directions. Physics and mathematics come first chronologically, describing when a coupled population locks and what its structure does to that. Literature from neuroscience presents findings that cortex runs on rhythms and uses them to route information. Applications within machine learning are much more recent, and almost every system we surveyed aligns with findings from the other two fields.</w:t>
       </w:r>
     </w:p>
-    <w:bookmarkStart w:id="19" w:name="within-physics-and-mathematics"/>
+    <w:bookmarkStart w:id="22" w:name="sec-1-2-1"/>
     <w:p>
       <w:pPr>
         <w:pStyle w:val="Heading3"/>
@@ -1797,9 +1855,37 @@
         <w:rPr>
           <w:lang w:val="en-GB"/>
         </w:rPr>
-        <w:t xml:space="preserve">replaced the scalar coupling constant with a matrix. Appendix B tabulates the full lineage and what each step’s coupling gained over the one before it.</w:t>
-      </w:r>
-    </w:p>
+        <w:t xml:space="preserve">replaced the scalar coupling constant with a matrix.</w:t>
+      </w:r>
+      <w:r>
+        <w:rPr>
+          <w:lang w:val="en-GB"/>
+        </w:rPr>
+        <w:t xml:space="preserve"> </w:t>
+      </w:r>
+      <w:hyperlink w:anchor="sec-B">
+        <w:r>
+          <w:rPr>
+            <w:rStyle w:val="Hyperlink"/>
+            <w:lang w:val="en-GB"/>
+          </w:rPr>
+          <w:t xml:space="preserve">Appendix B</w:t>
+        </w:r>
+      </w:hyperlink>
+      <w:r>
+        <w:rPr>
+          <w:lang w:val="en-GB"/>
+        </w:rPr>
+        <w:t xml:space="preserve"> </w:t>
+      </w:r>
+      <w:r>
+        <w:rPr>
+          <w:lang w:val="en-GB"/>
+        </w:rPr>
+        <w:t xml:space="preserve">tabulates the full lineage and what each step’s coupling gained over the one before it.</w:t>
+      </w:r>
+    </w:p>
+    <w:bookmarkStart w:id="21" w:name="fig-fig3-physics-timeline"/>
     <w:p>
       <w:pPr>
         <w:pStyle w:val="CaptionedFigure"/>
@@ -1809,18 +1895,18 @@
           <wp:inline>
             <wp:extent cx="5334000" cy="2538321"/>
             <wp:effectExtent b="0" l="0" r="0" t="0"/>
-            <wp:docPr descr="Every physics and mathematics source cited in this survey, in date order. The upper track is the account of when a coupled population locks; the lower track is what structure and operating regime do to it. The axis is piecewise, because four entries predate 1930 and most postdate 1990. Almost every machine-learning system in Section 2 takes its coupling law from the upper track, and from the 1967 to 1992 stretch of it in particular. The exceptions are AKOrN (Miyato et al., 2025) and, through it, HoloGraph (Dan et al., 2025), built on the D-dimensional generalization of Chandra et al. (2019) in the lower track. The rest of the lower track is untouched by the surveyed systems, and its earliest two entries are arguments that physics can compute at all rather than coupling laws to build with." title="" id="17" name="Picture"/>
+            <wp:docPr descr="Every physics and mathematics source cited in this survey, in date order. The upper track is the account of when a coupled population locks; the lower track is what structure and operating regime do to it. The axis is piecewise, because four entries predate 1930 and most postdate 1990. Almost every machine-learning system in Section 2 takes its coupling law from the upper track, and from the 1967 to 1992 stretch of it in particular. The exceptions are AKOrN (Miyato et al., 2025) and, through it, HoloGraph (Dan et al., 2025), built on the D-dimensional generalization of Chandra et al. (2019) in the lower track. The rest of the lower track is untouched by the surveyed systems, and its earliest two entries are arguments that physics can compute at all rather than coupling laws to build with." title="" id="19" name="Picture"/>
             <a:graphic>
               <a:graphicData uri="http://schemas.openxmlformats.org/drawingml/2006/picture">
                 <pic:pic>
                   <pic:nvPicPr>
-                    <pic:cNvPr descr="resources/figures/fig3-physics-timeline.png" id="18" name="Picture"/>
+                    <pic:cNvPr descr="resources/figures/fig3-physics-timeline.png" id="20" name="Picture"/>
                     <pic:cNvPicPr>
                       <a:picLocks noChangeArrowheads="1" noChangeAspect="1"/>
                     </pic:cNvPicPr>
                   </pic:nvPicPr>
                   <pic:blipFill>
-                    <a:blip r:embed="rId16"/>
+                    <a:blip r:embed="rId18"/>
                     <a:stretch>
                       <a:fillRect/>
                     </a:stretch>
@@ -1855,7 +1941,34 @@
         <w:rPr>
           <w:lang w:val="en-GB"/>
         </w:rPr>
-        <w:t xml:space="preserve">Figure 3. Every physics and mathematics source cited in this survey, in date order. The upper track is the account of when a coupled population locks; the lower track is what structure and operating regime do to it. The axis is piecewise, because four entries predate 1930 and most postdate 1990. Almost every machine-learning system in Section 2 takes its coupling law from the upper track, and from the 1967 to 1992 stretch of it in particular. The exceptions are AKOrN</w:t>
+        <w:t xml:space="preserve">Figure 3. Every physics and mathematics source cited in this survey, in date order. The upper track is the account of when a coupled population locks; the lower track is what structure and operating regime do to it. The axis is piecewise, because four entries predate 1930 and most postdate 1990. Almost every machine-learning system in</w:t>
+      </w:r>
+      <w:r>
+        <w:rPr>
+          <w:lang w:val="en-GB"/>
+        </w:rPr>
+        <w:t xml:space="preserve"> </w:t>
+      </w:r>
+      <w:hyperlink w:anchor="sec-2">
+        <w:r>
+          <w:rPr>
+            <w:rStyle w:val="Hyperlink"/>
+            <w:lang w:val="en-GB"/>
+          </w:rPr>
+          <w:t xml:space="preserve">Section 2</w:t>
+        </w:r>
+      </w:hyperlink>
+      <w:r>
+        <w:rPr>
+          <w:lang w:val="en-GB"/>
+        </w:rPr>
+        <w:t xml:space="preserve"> </w:t>
+      </w:r>
+      <w:r>
+        <w:rPr>
+          <w:lang w:val="en-GB"/>
+        </w:rPr>
+        <w:t xml:space="preserve">takes its coupling law from the upper track, and from the 1967 to 1992 stretch of it in particular. The exceptions are AKOrN</w:t>
       </w:r>
       <w:r>
         <w:rPr>
@@ -1969,8 +2082,9 @@
         <w:t xml:space="preserve">in the lower track. The rest of the lower track is untouched by the surveyed systems, and its earliest two entries are arguments that physics can compute at all rather than coupling laws to build with.</w:t>
       </w:r>
     </w:p>
-    <w:bookmarkEnd w:id="19"/>
-    <w:bookmarkStart w:id="23" w:name="within-neuroscience"/>
+    <w:bookmarkEnd w:id="21"/>
+    <w:bookmarkEnd w:id="22"/>
+    <w:bookmarkStart w:id="27" w:name="sec-1-2-2"/>
     <w:p>
       <w:pPr>
         <w:pStyle w:val="Heading3"/>
@@ -2191,7 +2305,34 @@
         <w:rPr>
           <w:lang w:val="en-GB"/>
         </w:rPr>
-        <w:t xml:space="preserve">That last point is what makes the account testable in a network rather than a brain. If a specific phase and amplitude are required before a receiving population responds at all, then coupling between groups is intermittent by construction: groups couple during the excitable window and decouple after it. Whether the coupling and decoupling of a trained oscillator network falls into comparable gamma and theta relationships, and whether it does so on visual tasks in particular, is an open and directly checkable question, and one Section 3.2 returns to.</w:t>
+        <w:t xml:space="preserve">That last point is what makes the account testable in a network rather than a brain. If a specific phase and amplitude are required before a receiving population responds at all, then coupling between groups is intermittent by construction: groups couple during the excitable window and decouple after it. Whether the coupling and decoupling of a trained oscillator network falls into comparable gamma and theta relationships, and whether it does so on visual tasks in particular, is an open and directly checkable question, and one</w:t>
+      </w:r>
+      <w:r>
+        <w:rPr>
+          <w:lang w:val="en-GB"/>
+        </w:rPr>
+        <w:t xml:space="preserve"> </w:t>
+      </w:r>
+      <w:hyperlink w:anchor="sec-3-2">
+        <w:r>
+          <w:rPr>
+            <w:rStyle w:val="Hyperlink"/>
+            <w:lang w:val="en-GB"/>
+          </w:rPr>
+          <w:t xml:space="preserve">Section 3.2</w:t>
+        </w:r>
+      </w:hyperlink>
+      <w:r>
+        <w:rPr>
+          <w:lang w:val="en-GB"/>
+        </w:rPr>
+        <w:t xml:space="preserve"> </w:t>
+      </w:r>
+      <w:r>
+        <w:rPr>
+          <w:lang w:val="en-GB"/>
+        </w:rPr>
+        <w:t xml:space="preserve">returns to.</w:t>
       </w:r>
     </w:p>
     <w:p>
@@ -2461,7 +2602,28 @@
         <w:rPr>
           <w:lang w:val="en-GB"/>
         </w:rPr>
-        <w:t xml:space="preserve">conductance dynamics, few enough to analyse and enough to spike. One consequence matters for everything in Section 2: cortex is not quiet when undriven. Resting-state functional connectivity is reproduced by networks of local oscillators running with no stimulus at all</w:t>
+        <w:t xml:space="preserve">conductance dynamics, few enough to analyse and enough to spike. One consequence matters for everything in</w:t>
+      </w:r>
+      <w:r>
+        <w:rPr>
+          <w:lang w:val="en-GB"/>
+        </w:rPr>
+        <w:t xml:space="preserve"> </w:t>
+      </w:r>
+      <w:hyperlink w:anchor="sec-2">
+        <w:r>
+          <w:rPr>
+            <w:rStyle w:val="Hyperlink"/>
+            <w:lang w:val="en-GB"/>
+          </w:rPr>
+          <w:t xml:space="preserve">Section 2</w:t>
+        </w:r>
+      </w:hyperlink>
+      <w:r>
+        <w:rPr>
+          <w:lang w:val="en-GB"/>
+        </w:rPr>
+        <w:t xml:space="preserve">: cortex is not quiet when undriven. Resting-state functional connectivity is reproduced by networks of local oscillators running with no stimulus at all</w:t>
       </w:r>
       <w:r>
         <w:rPr>
@@ -2734,7 +2896,34 @@
         <w:rPr>
           <w:lang w:val="en-GB"/>
         </w:rPr>
-        <w:t xml:space="preserve">. What the review says each model cannot settle is the part relevant here. The two population models are abstracted away from real neuronal biophysics, so neither can say whether a cell-level mechanism produces the flexibility they exhibit. The single-cell model has no network at all and holds its parameters static, so it cannot say whether a population-level mechanism contributes. No model in the review spans both levels, so the flexibility that lets any of them track a variable speech rate cannot presently be attributed to the cell or to the network. That is structurally the problem Section 3.1.1 describes on the machine-learning side, where a system’s result cannot be attributed to its oscillator dynamics because the control that would isolate it has not been run. Two fields arrived at the same impasse without reference to each other.</w:t>
+        <w:t xml:space="preserve">. What the review says each model cannot settle is the part relevant here. The two population models are abstracted away from real neuronal biophysics, so neither can say whether a cell-level mechanism produces the flexibility they exhibit. The single-cell model has no network at all and holds its parameters static, so it cannot say whether a population-level mechanism contributes. No model in the review spans both levels, so the flexibility that lets any of them track a variable speech rate cannot presently be attributed to the cell or to the network. That is structurally the problem</w:t>
+      </w:r>
+      <w:r>
+        <w:rPr>
+          <w:lang w:val="en-GB"/>
+        </w:rPr>
+        <w:t xml:space="preserve"> </w:t>
+      </w:r>
+      <w:hyperlink w:anchor="sec-3-1-1">
+        <w:r>
+          <w:rPr>
+            <w:rStyle w:val="Hyperlink"/>
+            <w:lang w:val="en-GB"/>
+          </w:rPr>
+          <w:t xml:space="preserve">Section 3.1.1</w:t>
+        </w:r>
+      </w:hyperlink>
+      <w:r>
+        <w:rPr>
+          <w:lang w:val="en-GB"/>
+        </w:rPr>
+        <w:t xml:space="preserve"> </w:t>
+      </w:r>
+      <w:r>
+        <w:rPr>
+          <w:lang w:val="en-GB"/>
+        </w:rPr>
+        <w:t xml:space="preserve">describes on the machine-learning side, where a system’s result cannot be attributed to its oscillator dynamics because the control that would isolate it has not been run. Two fields arrived at the same impasse without reference to each other.</w:t>
       </w:r>
     </w:p>
     <w:p>
@@ -2901,9 +3090,37 @@
         <w:rPr>
           <w:lang w:val="en-GB"/>
         </w:rPr>
-        <w:t xml:space="preserve">. If something like it held, a neuron would be a mechanical wave medium rather than a circuit, and the oscillator framing would be closer to the underlying physics than to a convenient abstraction. We record it as a live minority hypothesis and take no position on it: it is contested, it is not what the systems in Section 2 assume, and nothing in this survey depends on it. It is an interesting supposition nonetheless, and one we would expect continued work on oscillatory models of cognition to bear on. Were it to hold, the electrical action potential would be a byproduct of an underlying electromechanical oscillation rather than the mechanism itself, which would make the oscillator description of a neuron the literal one rather than the useful one. We flag that as a direction worth watching and not as a claim this survey makes or tests.</w:t>
-      </w:r>
-    </w:p>
+        <w:t xml:space="preserve">. If something like it held, a neuron would be a mechanical wave medium rather than a circuit, and the oscillator framing would be closer to the underlying physics than to a convenient abstraction. We record it as a live minority hypothesis and take no position on it: it is contested, it is not what the systems in</w:t>
+      </w:r>
+      <w:r>
+        <w:rPr>
+          <w:lang w:val="en-GB"/>
+        </w:rPr>
+        <w:t xml:space="preserve"> </w:t>
+      </w:r>
+      <w:hyperlink w:anchor="sec-2">
+        <w:r>
+          <w:rPr>
+            <w:rStyle w:val="Hyperlink"/>
+            <w:lang w:val="en-GB"/>
+          </w:rPr>
+          <w:t xml:space="preserve">Section 2</w:t>
+        </w:r>
+      </w:hyperlink>
+      <w:r>
+        <w:rPr>
+          <w:lang w:val="en-GB"/>
+        </w:rPr>
+        <w:t xml:space="preserve"> </w:t>
+      </w:r>
+      <w:r>
+        <w:rPr>
+          <w:lang w:val="en-GB"/>
+        </w:rPr>
+        <w:t xml:space="preserve">assume, and nothing in this survey depends on it. It is an interesting supposition nonetheless, and one we would expect continued work on oscillatory models of cognition to bear on. Were it to hold, the electrical action potential would be a byproduct of an underlying electromechanical oscillation rather than the mechanism itself, which would make the oscillator description of a neuron the literal one rather than the useful one. We flag that as a direction worth watching and not as a claim this survey makes or tests.</w:t>
+      </w:r>
+    </w:p>
+    <w:bookmarkStart w:id="26" w:name="fig-fig4-neuro-timeline"/>
     <w:p>
       <w:pPr>
         <w:pStyle w:val="CaptionedFigure"/>
@@ -2913,18 +3130,18 @@
           <wp:inline>
             <wp:extent cx="5334000" cy="1745095"/>
             <wp:effectExtent b="0" l="0" r="0" t="0"/>
-            <wp:docPr descr="Every neuroscience source cited in this survey, in date order. The upper track is the population account the architectures in Section 2 draw most of their hypotheses from; the lower track is what makes the oscillator description of a neuron literal rather than figurative, together with the transduction and speech work where the frequencies are designed rather than learned." title="" id="21" name="Picture"/>
+            <wp:docPr descr="Every neuroscience source cited in this survey, in date order. The upper track is the population account the architectures in Section 2 draw most of their hypotheses from; the lower track is what makes the oscillator description of a neuron literal rather than figurative, together with the transduction and speech work where the frequencies are designed rather than learned." title="" id="24" name="Picture"/>
             <a:graphic>
               <a:graphicData uri="http://schemas.openxmlformats.org/drawingml/2006/picture">
                 <pic:pic>
                   <pic:nvPicPr>
-                    <pic:cNvPr descr="resources/figures/fig4-neuro-timeline.png" id="22" name="Picture"/>
+                    <pic:cNvPr descr="resources/figures/fig4-neuro-timeline.png" id="25" name="Picture"/>
                     <pic:cNvPicPr>
                       <a:picLocks noChangeArrowheads="1" noChangeAspect="1"/>
                     </pic:cNvPicPr>
                   </pic:nvPicPr>
                   <pic:blipFill>
-                    <a:blip r:embed="rId20"/>
+                    <a:blip r:embed="rId23"/>
                     <a:stretch>
                       <a:fillRect/>
                     </a:stretch>
@@ -2962,6 +3179,7 @@
         <w:t xml:space="preserve">Figure 4. Every neuroscience source cited in this survey, in date order. The upper track is the population account the architectures in Section 2 draw most of their hypotheses from; the lower track is what makes the oscillator description of a neuron literal rather than figurative, together with the transduction and speech work where the frequencies are designed rather than learned.</w:t>
       </w:r>
     </w:p>
+    <w:bookmarkEnd w:id="26"/>
     <w:p>
       <w:pPr>
         <w:pStyle w:val="BodyText"/>
@@ -2970,7 +3188,34 @@
         <w:rPr>
           <w:lang w:val="en-GB"/>
         </w:rPr>
-        <w:t xml:space="preserve">Two of the neuroscience findings in this section translate directly into testable machine-learning claims, and both reappear in Section 3 as gaps. The binding result</w:t>
+        <w:t xml:space="preserve">Two of the neuroscience findings in this section translate directly into testable machine-learning claims, and both reappear in</w:t>
+      </w:r>
+      <w:r>
+        <w:rPr>
+          <w:lang w:val="en-GB"/>
+        </w:rPr>
+        <w:t xml:space="preserve"> </w:t>
+      </w:r>
+      <w:hyperlink w:anchor="sec-3">
+        <w:r>
+          <w:rPr>
+            <w:rStyle w:val="Hyperlink"/>
+            <w:lang w:val="en-GB"/>
+          </w:rPr>
+          <w:t xml:space="preserve">Section 3</w:t>
+        </w:r>
+      </w:hyperlink>
+      <w:r>
+        <w:rPr>
+          <w:lang w:val="en-GB"/>
+        </w:rPr>
+        <w:t xml:space="preserve"> </w:t>
+      </w:r>
+      <w:r>
+        <w:rPr>
+          <w:lang w:val="en-GB"/>
+        </w:rPr>
+        <w:t xml:space="preserve">as gaps. The binding result</w:t>
       </w:r>
       <w:r>
         <w:rPr>
@@ -3051,8 +3296,8 @@
         <w:t xml:space="preserve">predicts that designed frequency placement should beat learned placement.</w:t>
       </w:r>
     </w:p>
-    <w:bookmarkEnd w:id="23"/>
-    <w:bookmarkStart w:id="33" w:name="within-machine-learning"/>
+    <w:bookmarkEnd w:id="27"/>
+    <w:bookmarkStart w:id="40" w:name="sec-1-2-3"/>
     <w:p>
       <w:pPr>
         <w:pStyle w:val="Heading3"/>
@@ -3082,11 +3327,53 @@
         </w:rPr>
         <w:t xml:space="preserve"> </w:t>
       </w:r>
-      <w:r>
-        <w:rPr>
-          <w:lang w:val="en-GB"/>
-        </w:rPr>
-        <w:t xml:space="preserve">Section 1.2.1 gives a rule for how coupled units pull on each other, and Section 1.2.2 gives a reason to expect that rule to compute something. An oscillator network is what results when both are pointed at a machine-learning task. An</w:t>
+      <w:hyperlink w:anchor="sec-1-2-1">
+        <w:r>
+          <w:rPr>
+            <w:rStyle w:val="Hyperlink"/>
+            <w:lang w:val="en-GB"/>
+          </w:rPr>
+          <w:t xml:space="preserve">Section 1.2.1</w:t>
+        </w:r>
+      </w:hyperlink>
+      <w:r>
+        <w:rPr>
+          <w:lang w:val="en-GB"/>
+        </w:rPr>
+        <w:t xml:space="preserve"> </w:t>
+      </w:r>
+      <w:r>
+        <w:rPr>
+          <w:lang w:val="en-GB"/>
+        </w:rPr>
+        <w:t xml:space="preserve">gives a rule for how coupled units pull on each other, and</w:t>
+      </w:r>
+      <w:r>
+        <w:rPr>
+          <w:lang w:val="en-GB"/>
+        </w:rPr>
+        <w:t xml:space="preserve"> </w:t>
+      </w:r>
+      <w:hyperlink w:anchor="sec-1-2-2">
+        <w:r>
+          <w:rPr>
+            <w:rStyle w:val="Hyperlink"/>
+            <w:lang w:val="en-GB"/>
+          </w:rPr>
+          <w:t xml:space="preserve">Section 1.2.2</w:t>
+        </w:r>
+      </w:hyperlink>
+      <w:r>
+        <w:rPr>
+          <w:lang w:val="en-GB"/>
+        </w:rPr>
+        <w:t xml:space="preserve"> </w:t>
+      </w:r>
+      <w:r>
+        <w:rPr>
+          <w:lang w:val="en-GB"/>
+        </w:rPr>
+        <w:t xml:space="preserve">gives a reason to expect that rule to compute something. An oscillator network is what results when both are pointed at a machine-learning task. An</w:t>
       </w:r>
       <w:r>
         <w:rPr>
@@ -3132,7 +3419,34 @@
         <w:rPr>
           <w:lang w:val="en-GB"/>
         </w:rPr>
-        <w:t xml:space="preserve">is borrowed from the physics. It is the rule that turns the phase difference between two units into a contribution to each one’s rate of change, and choosing Kuramoto rather than Winfree or Sakaguchi fixes which collective states the population can reach at all; Section 2.3.1 sets the forms actually in use side by side. The</w:t>
+        <w:t xml:space="preserve">is borrowed from the physics. It is the rule that turns the phase difference between two units into a contribution to each one’s rate of change, and choosing Kuramoto rather than Winfree or Sakaguchi fixes which collective states the population can reach at all;</w:t>
+      </w:r>
+      <w:r>
+        <w:rPr>
+          <w:lang w:val="en-GB"/>
+        </w:rPr>
+        <w:t xml:space="preserve"> </w:t>
+      </w:r>
+      <w:hyperlink w:anchor="sec-2-3-1">
+        <w:r>
+          <w:rPr>
+            <w:rStyle w:val="Hyperlink"/>
+            <w:lang w:val="en-GB"/>
+          </w:rPr>
+          <w:t xml:space="preserve">Section 2.3.1</w:t>
+        </w:r>
+      </w:hyperlink>
+      <w:r>
+        <w:rPr>
+          <w:lang w:val="en-GB"/>
+        </w:rPr>
+        <w:t xml:space="preserve"> </w:t>
+      </w:r>
+      <w:r>
+        <w:rPr>
+          <w:lang w:val="en-GB"/>
+        </w:rPr>
+        <w:t xml:space="preserve">sets the forms actually in use side by side. The</w:t>
       </w:r>
       <w:r>
         <w:rPr>
@@ -3366,9 +3680,64 @@
         <w:rPr>
           <w:lang w:val="en-GB"/>
         </w:rPr>
-        <w:t xml:space="preserve">, which is the regime Section 1.1 identified as the useful one. And no published work we found holds a core fixed and varies the geometry, which is why Section 3.1 treats it as an open axis rather than a settled one.</w:t>
-      </w:r>
-    </w:p>
+        <w:t xml:space="preserve">, which is the regime</w:t>
+      </w:r>
+      <w:r>
+        <w:rPr>
+          <w:lang w:val="en-GB"/>
+        </w:rPr>
+        <w:t xml:space="preserve"> </w:t>
+      </w:r>
+      <w:hyperlink w:anchor="sec-1-1">
+        <w:r>
+          <w:rPr>
+            <w:rStyle w:val="Hyperlink"/>
+            <w:lang w:val="en-GB"/>
+          </w:rPr>
+          <w:t xml:space="preserve">Section 1.1</w:t>
+        </w:r>
+      </w:hyperlink>
+      <w:r>
+        <w:rPr>
+          <w:lang w:val="en-GB"/>
+        </w:rPr>
+        <w:t xml:space="preserve"> </w:t>
+      </w:r>
+      <w:r>
+        <w:rPr>
+          <w:lang w:val="en-GB"/>
+        </w:rPr>
+        <w:t xml:space="preserve">identified as the useful one. And no published work we found holds a core fixed and varies the geometry, which is why</w:t>
+      </w:r>
+      <w:r>
+        <w:rPr>
+          <w:lang w:val="en-GB"/>
+        </w:rPr>
+        <w:t xml:space="preserve"> </w:t>
+      </w:r>
+      <w:hyperlink w:anchor="sec-3-1">
+        <w:r>
+          <w:rPr>
+            <w:rStyle w:val="Hyperlink"/>
+            <w:lang w:val="en-GB"/>
+          </w:rPr>
+          <w:t xml:space="preserve">Section 3.1</w:t>
+        </w:r>
+      </w:hyperlink>
+      <w:r>
+        <w:rPr>
+          <w:lang w:val="en-GB"/>
+        </w:rPr>
+        <w:t xml:space="preserve"> </w:t>
+      </w:r>
+      <w:r>
+        <w:rPr>
+          <w:lang w:val="en-GB"/>
+        </w:rPr>
+        <w:t xml:space="preserve">treats it as an open axis rather than a settled one.</w:t>
+      </w:r>
+    </w:p>
+    <w:bookmarkStart w:id="31" w:name="fig-fig5-geometries"/>
     <w:p>
       <w:pPr>
         <w:pStyle w:val="CaptionedFigure"/>
@@ -3378,18 +3747,18 @@
           <wp:inline>
             <wp:extent cx="5334000" cy="1730994"/>
             <wp:effectExtent b="0" l="0" r="0" t="0"/>
-            <wp:docPr descr="Four coupling geometries over the same twelve oscillators. All-to-all coupling with a free weight per pair is what Un-0 uses, and its O(N²) parameter cost is the bulk of Un-0’s 322M parameters at 16k oscillators; AKOrN and WONN reach every pair through attention weights instead, and AKOrN’s convolutional variant couples a fixed neighbourhood. Finite coupling range is the case the physics canon reports chimera states in. A lattice is the geometry of Neural Wave Machines. The modular fabric is the best performer in the one published sparsity study of a trained oscillator network, which is blog-published and covers one system." title="" id="25" name="Picture"/>
+            <wp:docPr descr="Four coupling geometries over the same twelve oscillators. All-to-all coupling with a free weight per pair is what Un-0 uses, and its O(N²) parameter cost is the bulk of Un-0’s 322M parameters at 16k oscillators; AKOrN and WONN reach every pair through attention weights instead, and AKOrN’s convolutional variant couples a fixed neighbourhood. Finite coupling range is the case the physics canon reports chimera states in. A lattice is the geometry of Neural Wave Machines. The modular fabric is the best performer in the one published sparsity study of a trained oscillator network, which is blog-published and covers one system." title="" id="29" name="Picture"/>
             <a:graphic>
               <a:graphicData uri="http://schemas.openxmlformats.org/drawingml/2006/picture">
                 <pic:pic>
                   <pic:nvPicPr>
-                    <pic:cNvPr descr="resources/figures/fig5-geometries.png" id="26" name="Picture"/>
+                    <pic:cNvPr descr="resources/figures/fig5-geometries.png" id="30" name="Picture"/>
                     <pic:cNvPicPr>
                       <a:picLocks noChangeArrowheads="1" noChangeAspect="1"/>
                     </pic:cNvPicPr>
                   </pic:nvPicPr>
                   <pic:blipFill>
-                    <a:blip r:embed="rId24"/>
+                    <a:blip r:embed="rId28"/>
                     <a:stretch>
                       <a:fillRect/>
                     </a:stretch>
@@ -3427,6 +3796,7 @@
         <w:t xml:space="preserve">Figure 5. Four coupling geometries over the same twelve oscillators. All-to-all coupling with a free weight per pair is what Un-0 uses, and its O(N²) parameter cost is the bulk of Un-0’s 322M parameters at 16k oscillators; AKOrN and WONN reach every pair through attention weights instead, and AKOrN’s convolutional variant couples a fixed neighbourhood. Finite coupling range is the case the physics canon reports chimera states in. A lattice is the geometry of Neural Wave Machines. The modular fabric is the best performer in the one published sparsity study of a trained oscillator network, which is blog-published and covers one system.</w:t>
       </w:r>
     </w:p>
+    <w:bookmarkEnd w:id="31"/>
     <w:p>
       <w:pPr>
         <w:pStyle w:val="BodyText"/>
@@ -3556,7 +3926,28 @@
         <w:rPr>
           <w:lang w:val="en-GB"/>
         </w:rPr>
-        <w:t xml:space="preserve">keeps the second-order form but drops both the damping and the coupling within a layer: each unit is an independent undamped oscillator, y’’ = −[σ(w y + Vu + b) + αy] with w a vector applied elementwise, the system is Hamiltonian, and a symplectic discretization conserves phase-space volume, which is what its gradient bounds rest on; layers are stacked densely, each unit carries a trainable time step, and the result runs thirty to forty times faster than coRNN. One consequence matters for Section 2.3.2: UnICORNN trains nonlinear dynamics with full backpropagation through the 17,984-step EigenWorms sequences and reaches 90.3% there, a record set in 2021. Their linear descendants trade the nonlinearity for scale: LinOSS</w:t>
+        <w:t xml:space="preserve">keeps the second-order form but drops both the damping and the coupling within a layer: each unit is an independent undamped oscillator, y’’ = −[σ(w y + Vu + b) + αy] with w a vector applied elementwise, the system is Hamiltonian, and a symplectic discretization conserves phase-space volume, which is what its gradient bounds rest on; layers are stacked densely, each unit carries a trainable time step, and the result runs thirty to forty times faster than coRNN. One consequence matters for</w:t>
+      </w:r>
+      <w:r>
+        <w:rPr>
+          <w:lang w:val="en-GB"/>
+        </w:rPr>
+        <w:t xml:space="preserve"> </w:t>
+      </w:r>
+      <w:hyperlink w:anchor="sec-2-3-2">
+        <w:r>
+          <w:rPr>
+            <w:rStyle w:val="Hyperlink"/>
+            <w:lang w:val="en-GB"/>
+          </w:rPr>
+          <w:t xml:space="preserve">Section 2.3.2</w:t>
+        </w:r>
+      </w:hyperlink>
+      <w:r>
+        <w:rPr>
+          <w:lang w:val="en-GB"/>
+        </w:rPr>
+        <w:t xml:space="preserve">: UnICORNN trains nonlinear dynamics with full backpropagation through the 17,984-step EigenWorms sequences and reaches 90.3% there, a record set in 2021. Their linear descendants trade the nonlinearity for scale: LinOSS</w:t>
       </w:r>
       <w:r>
         <w:rPr>
@@ -4385,6 +4776,7 @@
         <w:t xml:space="preserve">.</w:t>
       </w:r>
     </w:p>
+    <w:bookmarkStart w:id="35" w:name="fig-fig6-system-timeline"/>
     <w:p>
       <w:pPr>
         <w:pStyle w:val="CaptionedFigure"/>
@@ -4394,18 +4786,18 @@
           <wp:inline>
             <wp:extent cx="5334000" cy="2062385"/>
             <wp:effectExtent b="0" l="0" r="0" t="0"/>
-            <wp:docPr descr="The machine-learning systems this survey covers, by the publication date of the report cited for each. Systems whose dynamics is untrained or designed appear above the axis, systems trained through their dynamics below. A filled marker means the report is peer reviewed. The trained branch is entirely post-2020, and every system whose report is not peer reviewed falls in its last two years." title="" id="28" name="Picture"/>
+            <wp:docPr descr="The machine-learning systems this survey covers, by the publication date of the report cited for each. Systems whose dynamics is untrained or designed appear above the axis, systems trained through their dynamics below. A filled marker means the report is peer reviewed. The trained branch is entirely post-2020, and every system whose report is not peer reviewed falls in its last two years." title="" id="33" name="Picture"/>
             <a:graphic>
               <a:graphicData uri="http://schemas.openxmlformats.org/drawingml/2006/picture">
                 <pic:pic>
                   <pic:nvPicPr>
-                    <pic:cNvPr descr="resources/figures/fig6-system-timeline.png" id="29" name="Picture"/>
+                    <pic:cNvPr descr="resources/figures/fig6-system-timeline.png" id="34" name="Picture"/>
                     <pic:cNvPicPr>
                       <a:picLocks noChangeArrowheads="1" noChangeAspect="1"/>
                     </pic:cNvPicPr>
                   </pic:nvPicPr>
                   <pic:blipFill>
-                    <a:blip r:embed="rId27"/>
+                    <a:blip r:embed="rId32"/>
                     <a:stretch>
                       <a:fillRect/>
                     </a:stretch>
@@ -4443,6 +4835,7 @@
         <w:t xml:space="preserve">Figure 6. The machine-learning systems this survey covers, by the publication date of the report cited for each. Systems whose dynamics is untrained or designed appear above the axis, systems trained through their dynamics below. A filled marker means the report is peer reviewed. The trained branch is entirely post-2020, and every system whose report is not peer reviewed falls in its last two years.</w:t>
       </w:r>
     </w:p>
+    <w:bookmarkEnd w:id="35"/>
     <w:p>
       <w:pPr>
         <w:pStyle w:val="BodyText"/>
@@ -4618,6 +5011,7 @@
         <w:t xml:space="preserve">and we found no machine-learning system built on them. One of the properties those later models offer is asked for directly. FSN argues that consensus records where the attended context is rather than what followed it, and Un-0’s sparsity study reports dense fields collapsing into a globally locked, zero-gradient state, so partial coherence is a stated requirement of the systems themselves rather than an inference of ours. Multistability and coupling beyond pairwise carry no comparable stated demand, and no surveyed system has tested whether either helps. The gap is untested rather than considered.</w:t>
       </w:r>
     </w:p>
+    <w:bookmarkStart w:id="39" w:name="fig-fig7-model-timeline"/>
     <w:p>
       <w:pPr>
         <w:pStyle w:val="CaptionedFigure"/>
@@ -4627,18 +5021,18 @@
           <wp:inline>
             <wp:extent cx="5334000" cy="2213980"/>
             <wp:effectExtent b="0" l="0" r="0" t="0"/>
-            <wp:docPr descr="The oscillator models this survey cites, above the surveyed systems built on each one. A filled marker means at least one system in Section 2 uses that coupling form; an open marker means we found none that does. Each system is placed at the year of the model it uses rather than the year it was published, so the lower track measures how far into the lineage the machine-learning literature has reached, not its own chronology." title="" id="31" name="Picture"/>
+            <wp:docPr descr="The oscillator models this survey cites, above the surveyed systems built on each one. A filled marker means at least one system in Section 2 uses that coupling form; an open marker means we found none that does. Each system is placed at the year of the model it uses rather than the year it was published, so the lower track measures how far into the lineage the machine-learning literature has reached, not its own chronology." title="" id="37" name="Picture"/>
             <a:graphic>
               <a:graphicData uri="http://schemas.openxmlformats.org/drawingml/2006/picture">
                 <pic:pic>
                   <pic:nvPicPr>
-                    <pic:cNvPr descr="resources/figures/fig7-model-timeline.png" id="32" name="Picture"/>
+                    <pic:cNvPr descr="resources/figures/fig7-model-timeline.png" id="38" name="Picture"/>
                     <pic:cNvPicPr>
                       <a:picLocks noChangeArrowheads="1" noChangeAspect="1"/>
                     </pic:cNvPicPr>
                   </pic:nvPicPr>
                   <pic:blipFill>
-                    <a:blip r:embed="rId30"/>
+                    <a:blip r:embed="rId36"/>
                     <a:stretch>
                       <a:fillRect/>
                     </a:stretch>
@@ -4676,9 +5070,10 @@
         <w:t xml:space="preserve">Figure 7. The oscillator models this survey cites, above the surveyed systems built on each one. A filled marker means at least one system in Section 2 uses that coupling form; an open marker means we found none that does. Each system is placed at the year of the model it uses rather than the year it was published, so the lower track measures how far into the lineage the machine-learning literature has reached, not its own chronology.</w:t>
       </w:r>
     </w:p>
-    <w:bookmarkEnd w:id="33"/>
-    <w:bookmarkEnd w:id="34"/>
-    <w:bookmarkStart w:id="38" w:name="other-neural-network-architectures"/>
+    <w:bookmarkEnd w:id="39"/>
+    <w:bookmarkEnd w:id="40"/>
+    <w:bookmarkEnd w:id="41"/>
+    <w:bookmarkStart w:id="46" w:name="sec-1-3"/>
     <w:p>
       <w:pPr>
         <w:pStyle w:val="Heading2"/>
@@ -4698,7 +5093,34 @@
         <w:rPr>
           <w:lang w:val="en-GB"/>
         </w:rPr>
-        <w:t xml:space="preserve">Oscillator networks are not the only option, and several of the systems in Section 2 embed one inside a conventional network rather than replacing it. Judging what the oscillator dynamics contributes therefore means knowing what the conventional architectures already do, both as the baselines an oscillator system is measured against and as the components it is often combined with. This section sets out the main families and how each one handles state, which is the property an oscillator field differs on most.</w:t>
+        <w:t xml:space="preserve">Oscillator networks are not the only option, and several of the systems in</w:t>
+      </w:r>
+      <w:r>
+        <w:rPr>
+          <w:lang w:val="en-GB"/>
+        </w:rPr>
+        <w:t xml:space="preserve"> </w:t>
+      </w:r>
+      <w:hyperlink w:anchor="sec-2">
+        <w:r>
+          <w:rPr>
+            <w:rStyle w:val="Hyperlink"/>
+            <w:lang w:val="en-GB"/>
+          </w:rPr>
+          <w:t xml:space="preserve">Section 2</w:t>
+        </w:r>
+      </w:hyperlink>
+      <w:r>
+        <w:rPr>
+          <w:lang w:val="en-GB"/>
+        </w:rPr>
+        <w:t xml:space="preserve"> </w:t>
+      </w:r>
+      <w:r>
+        <w:rPr>
+          <w:lang w:val="en-GB"/>
+        </w:rPr>
+        <w:t xml:space="preserve">embed one inside a conventional network rather than replacing it. Judging what the oscillator dynamics contributes therefore means knowing what the conventional architectures already do, both as the baselines an oscillator system is measured against and as the components it is often combined with. This section sets out the main families and how each one handles state, which is the property an oscillator field differs on most.</w:t>
       </w:r>
     </w:p>
     <w:p>
@@ -5437,9 +5859,25 @@
         <w:rPr>
           <w:lang w:val="en-GB"/>
         </w:rPr>
-        <w:t xml:space="preserve">No published work compares a spiking network and an oscillator network on one task under matched conditions, and every nonlinear oscillator system in the record that lacks a proven gradient bound works at a short gradient horizon (Section 2.3).</w:t>
-      </w:r>
-    </w:p>
+        <w:t xml:space="preserve">No published work compares a spiking network and an oscillator network on one task under matched conditions, and every nonlinear oscillator system in the record that lacks a proven gradient bound works at a short gradient horizon (</w:t>
+      </w:r>
+      <w:hyperlink w:anchor="sec-2-3">
+        <w:r>
+          <w:rPr>
+            <w:rStyle w:val="Hyperlink"/>
+            <w:lang w:val="en-GB"/>
+          </w:rPr>
+          <w:t xml:space="preserve">Section 2.3</w:t>
+        </w:r>
+      </w:hyperlink>
+      <w:r>
+        <w:rPr>
+          <w:lang w:val="en-GB"/>
+        </w:rPr>
+        <w:t xml:space="preserve">).</w:t>
+      </w:r>
+    </w:p>
+    <w:bookmarkStart w:id="45" w:name="fig-fig8-ann-timeline"/>
     <w:p>
       <w:pPr>
         <w:pStyle w:val="CaptionedFigure"/>
@@ -5449,18 +5887,18 @@
           <wp:inline>
             <wp:extent cx="5334000" cy="1293838"/>
             <wp:effectExtent b="0" l="0" r="0" t="0"/>
-            <wp:docPr descr="Conventional neural network architectures, by how each one holds the past. Above the axis, a state is carried forward one step at a time; below it, the whole window is recomputed at every step. Diffusion sits below the axis as well: it keeps nothing between inputs and iterates a denoiser over noise levels rather than over time, the iteration Kuramoto Orientation Diffusion makes oscillatory. An oscillator field belongs to the upper track, but its state evolves under a fixed differential equation rather than under a transition learned from scratch, which is the substance of both the efficiency argument made for it and the training difficulty reported against it." title="" id="36" name="Picture"/>
+            <wp:docPr descr="Conventional neural network architectures, by how each one holds the past. Above the axis, a state is carried forward one step at a time; below it, the whole window is recomputed at every step. Diffusion sits below the axis as well: it keeps nothing between inputs and iterates a denoiser over noise levels rather than over time, the iteration Kuramoto Orientation Diffusion makes oscillatory. An oscillator field belongs to the upper track, but its state evolves under a fixed differential equation rather than under a transition learned from scratch, which is the substance of both the efficiency argument made for it and the training difficulty reported against it." title="" id="43" name="Picture"/>
             <a:graphic>
               <a:graphicData uri="http://schemas.openxmlformats.org/drawingml/2006/picture">
                 <pic:pic>
                   <pic:nvPicPr>
-                    <pic:cNvPr descr="resources/figures/fig8-ann-timeline.png" id="37" name="Picture"/>
+                    <pic:cNvPr descr="resources/figures/fig8-ann-timeline.png" id="44" name="Picture"/>
                     <pic:cNvPicPr>
                       <a:picLocks noChangeArrowheads="1" noChangeAspect="1"/>
                     </pic:cNvPicPr>
                   </pic:nvPicPr>
                   <pic:blipFill>
-                    <a:blip r:embed="rId35"/>
+                    <a:blip r:embed="rId42"/>
                     <a:stretch>
                       <a:fillRect/>
                     </a:stretch>
@@ -5498,8 +5936,9 @@
         <w:t xml:space="preserve">Figure 8. Conventional neural network architectures, by how each one holds the past. Above the axis, a state is carried forward one step at a time; below it, the whole window is recomputed at every step. Diffusion sits below the axis as well: it keeps nothing between inputs and iterates a denoiser over noise levels rather than over time, the iteration Kuramoto Orientation Diffusion makes oscillatory. An oscillator field belongs to the upper track, but its state evolves under a fixed differential equation rather than under a transition learned from scratch, which is the substance of both the efficiency argument made for it and the training difficulty reported against it.</w:t>
       </w:r>
     </w:p>
-    <w:bookmarkEnd w:id="38"/>
-    <w:bookmarkStart w:id="39" w:name="Xf7379b5ea42f7799e675b6b39d0f76fdf17c2cd"/>
+    <w:bookmarkEnd w:id="45"/>
+    <w:bookmarkEnd w:id="46"/>
+    <w:bookmarkStart w:id="47" w:name="sec-1-4"/>
     <w:p>
       <w:pPr>
         <w:pStyle w:val="Heading2"/>
@@ -5611,7 +6050,34 @@
         <w:rPr>
           <w:lang w:val="en-GB"/>
         </w:rPr>
-        <w:t xml:space="preserve">, oscillator dynamics has begun to appear in architectures that run on mainstream tasks at non-trivial scale: 76.78% top-1 on ImageNet-1K at 12.3M parameters (WONN, preprint), class-conditional generation on ImageNet-64 at FID 6.74 (Un-0, blog-published), regression over fifty-thousand-step windows (LinOSS), object discovery and Sudoku (AKOrN), and character- and byte-level language modelling (Kuramoto Attention, preprint). What these results establish is that the dynamics can be trained at these scales at all; the long-sequence result has a 2021 precedent in UnICORNN’s 17,984-step classification, and the rest were not on the record five years ago. What they do not establish is how the systems stand against tuned conventional baselines, which Section 2.3.4 takes up.</w:t>
+        <w:t xml:space="preserve">, oscillator dynamics has begun to appear in architectures that run on mainstream tasks at non-trivial scale: 76.78% top-1 on ImageNet-1K at 12.3M parameters (WONN, preprint), class-conditional generation on ImageNet-64 at FID 6.74 (Un-0, blog-published), regression over fifty-thousand-step windows (LinOSS), object discovery and Sudoku (AKOrN), and character- and byte-level language modelling (Kuramoto Attention, preprint). What these results establish is that the dynamics can be trained at these scales at all; the long-sequence result has a 2021 precedent in UnICORNN’s 17,984-step classification, and the rest were not on the record five years ago. What they do not establish is how the systems stand against tuned conventional baselines, which</w:t>
+      </w:r>
+      <w:r>
+        <w:rPr>
+          <w:lang w:val="en-GB"/>
+        </w:rPr>
+        <w:t xml:space="preserve"> </w:t>
+      </w:r>
+      <w:hyperlink w:anchor="sec-2-3-4">
+        <w:r>
+          <w:rPr>
+            <w:rStyle w:val="Hyperlink"/>
+            <w:lang w:val="en-GB"/>
+          </w:rPr>
+          <w:t xml:space="preserve">Section 2.3.4</w:t>
+        </w:r>
+      </w:hyperlink>
+      <w:r>
+        <w:rPr>
+          <w:lang w:val="en-GB"/>
+        </w:rPr>
+        <w:t xml:space="preserve"> </w:t>
+      </w:r>
+      <w:r>
+        <w:rPr>
+          <w:lang w:val="en-GB"/>
+        </w:rPr>
+        <w:t xml:space="preserve">takes up.</w:t>
       </w:r>
     </w:p>
     <w:p>
@@ -5748,7 +6214,22 @@
         <w:rPr>
           <w:lang w:val="en-GB"/>
         </w:rPr>
-        <w:t xml:space="preserve">(Section 2.3.4), so this is a reason to look, not a result.</w:t>
+        <w:t xml:space="preserve">(</w:t>
+      </w:r>
+      <w:hyperlink w:anchor="sec-2-3-4">
+        <w:r>
+          <w:rPr>
+            <w:rStyle w:val="Hyperlink"/>
+            <w:lang w:val="en-GB"/>
+          </w:rPr>
+          <w:t xml:space="preserve">Section 2.3.4</w:t>
+        </w:r>
+      </w:hyperlink>
+      <w:r>
+        <w:rPr>
+          <w:lang w:val="en-GB"/>
+        </w:rPr>
+        <w:t xml:space="preserve">), so this is a reason to look, not a result.</w:t>
       </w:r>
     </w:p>
     <w:p>
@@ -5797,8 +6278,8 @@
         <w:t xml:space="preserve">: a trainable model built from the same dynamics as the biological account would make questions about learning, forgetting and rhythm disruption addressable in simulation. All three are hypotheses about what the field could deliver. This survey is about what it has delivered.</w:t>
       </w:r>
     </w:p>
-    <w:bookmarkEnd w:id="39"/>
-    <w:bookmarkStart w:id="40" w:name="evidence-standard-and-limitations"/>
+    <w:bookmarkEnd w:id="47"/>
+    <w:bookmarkStart w:id="48" w:name="sec-1-5"/>
     <w:p>
       <w:pPr>
         <w:pStyle w:val="Heading2"/>
@@ -6204,9 +6685,9 @@
         <w:t xml:space="preserve">The authors conduct their own experimental work on oscillator substrates. The gaps identified reflect those interests. No unpublished work of ours is used or cited.</w:t>
       </w:r>
     </w:p>
-    <w:bookmarkEnd w:id="40"/>
-    <w:bookmarkEnd w:id="41"/>
-    <w:bookmarkStart w:id="66" w:name="oscillator-neural-networks"/>
+    <w:bookmarkEnd w:id="48"/>
+    <w:bookmarkEnd w:id="49"/>
+    <w:bookmarkStart w:id="78" w:name="sec-2"/>
     <w:p>
       <w:pPr>
         <w:pStyle w:val="Heading1"/>
@@ -6218,7 +6699,7 @@
         <w:t xml:space="preserve">2 Oscillator neural networks</w:t>
       </w:r>
     </w:p>
-    <w:bookmarkStart w:id="42" w:name="scope-and-terms"/>
+    <w:bookmarkStart w:id="50" w:name="sec-2-1"/>
     <w:p>
       <w:pPr>
         <w:pStyle w:val="Heading2"/>
@@ -6262,7 +6743,34 @@
         <w:rPr>
           <w:lang w:val="en-GB"/>
         </w:rPr>
-        <w:t xml:space="preserve">here means a machine-learning system whose state evolves under oscillator dynamics: phase-only models of the Kuramoto and Winfree family, second-order oscillator ODEs, linear oscillatory state-space models, amplitude-phase models, and physical oscillator hardware. Eighteen load-bearing systems meet that definition and are tabulated in Appendix C as fifteen rows, since three pairs share an architecture and a control record: the echo-state network and the liquid state machine, LinOSS</w:t>
+        <w:t xml:space="preserve">here means a machine-learning system whose state evolves under oscillator dynamics: phase-only models of the Kuramoto and Winfree family, second-order oscillator ODEs, linear oscillatory state-space models, amplitude-phase models, and physical oscillator hardware. Eighteen load-bearing systems meet that definition and are tabulated in</w:t>
+      </w:r>
+      <w:r>
+        <w:rPr>
+          <w:lang w:val="en-GB"/>
+        </w:rPr>
+        <w:t xml:space="preserve"> </w:t>
+      </w:r>
+      <w:hyperlink w:anchor="sec-C">
+        <w:r>
+          <w:rPr>
+            <w:rStyle w:val="Hyperlink"/>
+            <w:lang w:val="en-GB"/>
+          </w:rPr>
+          <w:t xml:space="preserve">Appendix C</w:t>
+        </w:r>
+      </w:hyperlink>
+      <w:r>
+        <w:rPr>
+          <w:lang w:val="en-GB"/>
+        </w:rPr>
+        <w:t xml:space="preserve"> </w:t>
+      </w:r>
+      <w:r>
+        <w:rPr>
+          <w:lang w:val="en-GB"/>
+        </w:rPr>
+        <w:t xml:space="preserve">as fifteen rows, since three pairs share an architecture and a control record: the echo-state network and the liquid state machine, LinOSS</w:t>
       </w:r>
       <w:r>
         <w:rPr>
@@ -6406,7 +6914,34 @@
         <w:rPr>
           <w:lang w:val="en-GB"/>
         </w:rPr>
-        <w:t xml:space="preserve">. The same words are used differently in physics, neuroscience and machine learning, and several of the comparisons below depend on which sense is meant; Appendix A is a glossary of the terms as this survey uses them.</w:t>
+        <w:t xml:space="preserve">. The same words are used differently in physics, neuroscience and machine learning, and several of the comparisons below depend on which sense is meant;</w:t>
+      </w:r>
+      <w:r>
+        <w:rPr>
+          <w:lang w:val="en-GB"/>
+        </w:rPr>
+        <w:t xml:space="preserve"> </w:t>
+      </w:r>
+      <w:hyperlink w:anchor="sec-A">
+        <w:r>
+          <w:rPr>
+            <w:rStyle w:val="Hyperlink"/>
+            <w:lang w:val="en-GB"/>
+          </w:rPr>
+          <w:t xml:space="preserve">Appendix A</w:t>
+        </w:r>
+      </w:hyperlink>
+      <w:r>
+        <w:rPr>
+          <w:lang w:val="en-GB"/>
+        </w:rPr>
+        <w:t xml:space="preserve"> </w:t>
+      </w:r>
+      <w:r>
+        <w:rPr>
+          <w:lang w:val="en-GB"/>
+        </w:rPr>
+        <w:t xml:space="preserve">is a glossary of the terms as this survey uses them.</w:t>
       </w:r>
     </w:p>
     <w:p>
@@ -6479,8 +7014,8 @@
         <w:t xml:space="preserve">. That is the inverse of the question here. This survey asks what oscillator dynamics does for a machine-learning system, not what a machine-learning system can say about oscillator dynamics.</w:t>
       </w:r>
     </w:p>
-    <w:bookmarkEnd w:id="42"/>
-    <w:bookmarkStart w:id="51" w:name="taxonomy"/>
+    <w:bookmarkEnd w:id="50"/>
+    <w:bookmarkStart w:id="60" w:name="sec-2-2"/>
     <w:p>
       <w:pPr>
         <w:pStyle w:val="Heading2"/>
@@ -6492,7 +7027,7 @@
         <w:t xml:space="preserve">2.2 Taxonomy</w:t>
       </w:r>
     </w:p>
-    <w:bookmarkStart w:id="46" w:name="overview"/>
+    <w:bookmarkStart w:id="55" w:name="sec-2-2-1"/>
     <w:p>
       <w:pPr>
         <w:pStyle w:val="Heading3"/>
@@ -6555,6 +7090,7 @@
         <w:t xml:space="preserve">: does a conventional encoder, decoder or readout sit around the field and do part of the work? The first question is where the field’s claims differ most. The second is where its attribution problems live, because a trained scaffold can carry a result that is then reported as the dynamics’.</w:t>
       </w:r>
     </w:p>
+    <w:bookmarkStart w:id="54" w:name="fig-fig9-taxonomy"/>
     <w:p>
       <w:pPr>
         <w:pStyle w:val="CaptionedFigure"/>
@@ -6564,18 +7100,18 @@
           <wp:inline>
             <wp:extent cx="5334000" cy="2457235"/>
             <wp:effectExtent b="0" l="0" r="0" t="0"/>
-            <wp:docPr descr="The taxonomy used in this survey. Systems split on two independent questions: whether gradients reach the dynamics, and whether a trained conventional network wraps it. Coupling law, geometry and substrate cut across all four quadrants and are carried as columns in Section 2.3 rather than as further branches, because nesting them produces a tree no system occupies uniquely." title="" id="44" name="Picture"/>
+            <wp:docPr descr="The taxonomy used in this survey. Systems split on two independent questions: whether gradients reach the dynamics, and whether a trained conventional network wraps it. Coupling law, geometry and substrate cut across all four quadrants and are carried as columns in Section 2.3 rather than as further branches, because nesting them produces a tree no system occupies uniquely." title="" id="52" name="Picture"/>
             <a:graphic>
               <a:graphicData uri="http://schemas.openxmlformats.org/drawingml/2006/picture">
                 <pic:pic>
                   <pic:nvPicPr>
-                    <pic:cNvPr descr="resources/figures/fig9-taxonomy.png" id="45" name="Picture"/>
+                    <pic:cNvPr descr="resources/figures/fig9-taxonomy.png" id="53" name="Picture"/>
                     <pic:cNvPicPr>
                       <a:picLocks noChangeArrowheads="1" noChangeAspect="1"/>
                     </pic:cNvPicPr>
                   </pic:nvPicPr>
                   <pic:blipFill>
-                    <a:blip r:embed="rId43"/>
+                    <a:blip r:embed="rId51"/>
                     <a:stretch>
                       <a:fillRect/>
                     </a:stretch>
@@ -6613,8 +7149,9 @@
         <w:t xml:space="preserve">Figure 9. The taxonomy used in this survey. Systems split on two independent questions: whether gradients reach the dynamics, and whether a trained conventional network wraps it. Coupling law, geometry and substrate cut across all four quadrants and are carried as columns in Section 2.3 rather than as further branches, because nesting them produces a tree no system occupies uniquely.</w:t>
       </w:r>
     </w:p>
-    <w:bookmarkEnd w:id="46"/>
-    <w:bookmarkStart w:id="47" w:name="untrained-designed-dynamics"/>
+    <w:bookmarkEnd w:id="54"/>
+    <w:bookmarkEnd w:id="55"/>
+    <w:bookmarkStart w:id="56" w:name="sec-2-2-2"/>
     <w:p>
       <w:pPr>
         <w:pStyle w:val="Heading3"/>
@@ -6687,8 +7224,8 @@
         <w:t xml:space="preserve">The biological precedent sits in the same quadrant and is worth keeping in view because it is the one place where designed beats learned on the record. The cochlea is a tonotopically arranged bank of active oscillators whose frequencies are set by construction, not fitted, and it delivers sharp, compressive, actively amplified tuning that no learned filterbank has bettered.</w:t>
       </w:r>
     </w:p>
-    <w:bookmarkEnd w:id="47"/>
-    <w:bookmarkStart w:id="48" w:name="trained-designed-dynamics"/>
+    <w:bookmarkEnd w:id="56"/>
+    <w:bookmarkStart w:id="57" w:name="sec-2-2-3"/>
     <w:p>
       <w:pPr>
         <w:pStyle w:val="Heading3"/>
@@ -6789,8 +7326,8 @@
         <w:t xml:space="preserve">uses generalized Winfree coupling, writes the input into the natural frequencies through a learned embedding rather than adding it as a drive, and updates those frequencies once per layer. Both are the field’s scale demonstrations, and both are also where the attribution question is cleanest, because there is comparatively little conventional machinery to which a result could be misattributed, which is also what makes a decoder-only control meaningful for Un-0. Un-0 publishes the controls this quadrant makes possible: a frozen-reservoir control, against which its trained dynamics wins clearly, with single-step learned dynamics performing near the untrained level on CIFAR-10, and a decoder-only control that does worse than either (blog-published). WONN publishes neither.</w:t>
       </w:r>
     </w:p>
-    <w:bookmarkEnd w:id="48"/>
-    <w:bookmarkStart w:id="49" w:name="Xf3e4cc2ba7a3e5af940d1faa291643bf3778bbc"/>
+    <w:bookmarkEnd w:id="57"/>
+    <w:bookmarkStart w:id="58" w:name="sec-2-2-4"/>
     <w:p>
       <w:pPr>
         <w:pStyle w:val="Heading3"/>
@@ -7007,7 +7544,34 @@
         <w:rPr>
           <w:lang w:val="en-GB"/>
         </w:rPr>
-        <w:t xml:space="preserve">, are reported to beat a leaky echo-state network on every benchmark they run, and to beat fully trained recurrent models, including a trained version of themselves, on chaotic forecasting and on small-parameter classification, while losing to the trained models on the long-memory classification tasks; the trainable parameters are matched, which the paper enforces, and the random reservoir then carries about fifty times more units than the trained networks. That is a trained-versus-untrained comparison in the untrained direction, and the paper’s trained twin is the frozen-twin control of Section 2.3.3 run in reverse. And designed dynamics can replace random dynamics at no cost: deterministic minimum-complexity reservoirs match classical random echo-state networks</w:t>
+        <w:t xml:space="preserve">, are reported to beat a leaky echo-state network on every benchmark they run, and to beat fully trained recurrent models, including a trained version of themselves, on chaotic forecasting and on small-parameter classification, while losing to the trained models on the long-memory classification tasks; the trainable parameters are matched, which the paper enforces, and the random reservoir then carries about fifty times more units than the trained networks. That is a trained-versus-untrained comparison in the untrained direction, and the paper’s trained twin is the frozen-twin control of</w:t>
+      </w:r>
+      <w:r>
+        <w:rPr>
+          <w:lang w:val="en-GB"/>
+        </w:rPr>
+        <w:t xml:space="preserve"> </w:t>
+      </w:r>
+      <w:hyperlink w:anchor="sec-2-3-3">
+        <w:r>
+          <w:rPr>
+            <w:rStyle w:val="Hyperlink"/>
+            <w:lang w:val="en-GB"/>
+          </w:rPr>
+          <w:t xml:space="preserve">Section 2.3.3</w:t>
+        </w:r>
+      </w:hyperlink>
+      <w:r>
+        <w:rPr>
+          <w:lang w:val="en-GB"/>
+        </w:rPr>
+        <w:t xml:space="preserve"> </w:t>
+      </w:r>
+      <w:r>
+        <w:rPr>
+          <w:lang w:val="en-GB"/>
+        </w:rPr>
+        <w:t xml:space="preserve">run in reverse. And designed dynamics can replace random dynamics at no cost: deterministic minimum-complexity reservoirs match classical random echo-state networks</w:t>
       </w:r>
       <w:r>
         <w:rPr>
@@ -7071,11 +7635,38 @@
         <w:rPr>
           <w:lang w:val="en-GB"/>
         </w:rPr>
-        <w:t xml:space="preserve">, and it matters because Section 3.1 shows designed structure repeatedly failing to beat randomized twins elsewhere. Random initialization is the reservoir default, deterministic construction is a documented alternative at equal accuracy, and the tonotopic cochlea is the limiting case in which every parameter is chosen. This is the one branch where that comparison has been run and design holds up.</w:t>
-      </w:r>
-    </w:p>
-    <w:bookmarkEnd w:id="49"/>
-    <w:bookmarkStart w:id="50" w:name="X265b60ed220bc345485c2b287f507d604419cfa"/>
+        <w:t xml:space="preserve">, and it matters because</w:t>
+      </w:r>
+      <w:r>
+        <w:rPr>
+          <w:lang w:val="en-GB"/>
+        </w:rPr>
+        <w:t xml:space="preserve"> </w:t>
+      </w:r>
+      <w:hyperlink w:anchor="sec-3-1">
+        <w:r>
+          <w:rPr>
+            <w:rStyle w:val="Hyperlink"/>
+            <w:lang w:val="en-GB"/>
+          </w:rPr>
+          <w:t xml:space="preserve">Section 3.1</w:t>
+        </w:r>
+      </w:hyperlink>
+      <w:r>
+        <w:rPr>
+          <w:lang w:val="en-GB"/>
+        </w:rPr>
+        <w:t xml:space="preserve"> </w:t>
+      </w:r>
+      <w:r>
+        <w:rPr>
+          <w:lang w:val="en-GB"/>
+        </w:rPr>
+        <w:t xml:space="preserve">shows designed structure repeatedly failing to beat randomized twins elsewhere. Random initialization is the reservoir default, deterministic construction is a documented alternative at equal accuracy, and the tonotopic cochlea is the limiting case in which every parameter is chosen. This is the one branch where that comparison has been run and design holds up.</w:t>
+      </w:r>
+    </w:p>
+    <w:bookmarkEnd w:id="58"/>
+    <w:bookmarkStart w:id="59" w:name="sec-2-2-5"/>
     <w:p>
       <w:pPr>
         <w:pStyle w:val="Heading3"/>
@@ -7851,9 +8442,9 @@
         <w:t xml:space="preserve">. That is proved for a fixed bank of forced harmonic oscillators with a nonlinear readout, in continuous time, rather than for the Kuramoto-family models most of the surveyed systems use, and a discretization inherits it only for small time steps, so it bounds what synchronization can be claimed to add rather than settling it. If it carries, whatever synchronization contributes is inductive bias, and only a controlled ablation can measure it.</w:t>
       </w:r>
     </w:p>
-    <w:bookmarkEnd w:id="50"/>
-    <w:bookmarkEnd w:id="51"/>
-    <w:bookmarkStart w:id="65" w:name="comparison-of-the-current-landscape"/>
+    <w:bookmarkEnd w:id="59"/>
+    <w:bookmarkEnd w:id="60"/>
+    <w:bookmarkStart w:id="77" w:name="sec-2-3"/>
     <w:p>
       <w:pPr>
         <w:pStyle w:val="Heading2"/>
@@ -7865,7 +8456,7 @@
         <w:t xml:space="preserve">2.3 Comparison of the current landscape</w:t>
       </w:r>
     </w:p>
-    <w:bookmarkStart w:id="58" w:name="what-the-systems-are-built-from"/>
+    <w:bookmarkStart w:id="69" w:name="sec-2-3-1"/>
     <w:p>
       <w:pPr>
         <w:pStyle w:val="Heading3"/>
@@ -7881,11 +8472,26 @@
       <w:pPr>
         <w:pStyle w:val="FirstParagraph"/>
       </w:pPr>
-      <w:r>
-        <w:rPr>
-          <w:lang w:val="en-GB"/>
-        </w:rPr>
-        <w:t xml:space="preserve">Appendix C records what each system</w:t>
+      <w:hyperlink w:anchor="sec-C">
+        <w:r>
+          <w:rPr>
+            <w:rStyle w:val="Hyperlink"/>
+            <w:lang w:val="en-GB"/>
+          </w:rPr>
+          <w:t xml:space="preserve">Appendix C</w:t>
+        </w:r>
+      </w:hyperlink>
+      <w:r>
+        <w:rPr>
+          <w:lang w:val="en-GB"/>
+        </w:rPr>
+        <w:t xml:space="preserve"> </w:t>
+      </w:r>
+      <w:r>
+        <w:rPr>
+          <w:lang w:val="en-GB"/>
+        </w:rPr>
+        <w:t xml:space="preserve">records what each system</w:t>
       </w:r>
       <w:r>
         <w:rPr>
@@ -7905,7 +8511,34 @@
         <w:rPr>
           <w:lang w:val="en-GB"/>
         </w:rPr>
-        <w:t xml:space="preserve">: its oscillator family, the part of a model the dynamics constitutes, what gradients reach, and whether the work is peer reviewed. Appendix D records what each system</w:t>
+        <w:t xml:space="preserve">: its oscillator family, the part of a model the dynamics constitutes, what gradients reach, and whether the work is peer reviewed.</w:t>
+      </w:r>
+      <w:r>
+        <w:rPr>
+          <w:lang w:val="en-GB"/>
+        </w:rPr>
+        <w:t xml:space="preserve"> </w:t>
+      </w:r>
+      <w:hyperlink w:anchor="sec-D">
+        <w:r>
+          <w:rPr>
+            <w:rStyle w:val="Hyperlink"/>
+            <w:lang w:val="en-GB"/>
+          </w:rPr>
+          <w:t xml:space="preserve">Appendix D</w:t>
+        </w:r>
+      </w:hyperlink>
+      <w:r>
+        <w:rPr>
+          <w:lang w:val="en-GB"/>
+        </w:rPr>
+        <w:t xml:space="preserve"> </w:t>
+      </w:r>
+      <w:r>
+        <w:rPr>
+          <w:lang w:val="en-GB"/>
+        </w:rPr>
+        <w:t xml:space="preserve">records what each system</w:t>
       </w:r>
       <w:r>
         <w:rPr>
@@ -7928,6 +8561,7 @@
         <w:t xml:space="preserve">: task, data, headline result, parameter count and training horizon. Both are inventory. The three things worth reading across them are the coupling law, the geometry, and where the input enters, because those are the choices the physics says are consequential and the papers make in passing.</w:t>
       </w:r>
     </w:p>
+    <w:bookmarkStart w:id="64" w:name="fig-fig10-model-lineage"/>
     <w:p>
       <w:pPr>
         <w:pStyle w:val="CaptionedFigure"/>
@@ -7937,18 +8571,18 @@
           <wp:inline>
             <wp:extent cx="5334000" cy="5051964"/>
             <wp:effectExtent b="0" l="0" r="0" t="0"/>
-            <wp:docPr descr="The oscillator dynamics each surveyed system is built on, grouped by how the dynamics is written rather than by when it was published. The first seven forms carry a coupling term between units, whether as a phase difference, a projected vector sum, or, in the coupled second-order recurrences, full or convolutional weight matrices inside the nonlinearity. The last two do not: UnICORNN’s units are independent within a layer and LinOSS’s state matrices are diagonal, which is why Section 2.3.3 records a coupling ablation for those rows as not applicable rather than as missing. Appendix B places all of them in the wider lineage." title="" id="53" name="Picture"/>
+            <wp:docPr descr="The oscillator dynamics each surveyed system is built on, grouped by how the dynamics is written rather than by when it was published. The first seven forms carry a coupling term between units, whether as a phase difference, a projected vector sum, or, in the coupled second-order recurrences, full or convolutional weight matrices inside the nonlinearity. The last two do not: UnICORNN’s units are independent within a layer and LinOSS’s state matrices are diagonal, which is why Section 2.3.3 records a coupling ablation for those rows as not applicable rather than as missing. Appendix B places all of them in the wider lineage." title="" id="62" name="Picture"/>
             <a:graphic>
               <a:graphicData uri="http://schemas.openxmlformats.org/drawingml/2006/picture">
                 <pic:pic>
                   <pic:nvPicPr>
-                    <pic:cNvPr descr="resources/figures/fig10-model-lineage.png" id="54" name="Picture"/>
+                    <pic:cNvPr descr="resources/figures/fig10-model-lineage.png" id="63" name="Picture"/>
                     <pic:cNvPicPr>
                       <a:picLocks noChangeArrowheads="1" noChangeAspect="1"/>
                     </pic:cNvPicPr>
                   </pic:nvPicPr>
                   <pic:blipFill>
-                    <a:blip r:embed="rId52"/>
+                    <a:blip r:embed="rId61"/>
                     <a:stretch>
                       <a:fillRect/>
                     </a:stretch>
@@ -7986,6 +8620,7 @@
         <w:t xml:space="preserve">Figure 10. The oscillator dynamics each surveyed system is built on, grouped by how the dynamics is written rather than by when it was published. The first seven forms carry a coupling term between units, whether as a phase difference, a projected vector sum, or, in the coupled second-order recurrences, full or convolutional weight matrices inside the nonlinearity. The last two do not: UnICORNN’s units are independent within a layer and LinOSS’s state matrices are diagonal, which is why Section 2.3.3 records a coupling ablation for those rows as not applicable rather than as missing. Appendix B places all of them in the wider lineage.</w:t>
       </w:r>
     </w:p>
+    <w:bookmarkEnd w:id="64"/>
     <w:p>
       <w:pPr>
         <w:pStyle w:val="BodyText"/>
@@ -8104,6 +8739,7 @@
         <w:t xml:space="preserve">. Hardware treats injection locking as the computation itself. The surveyed systems scatter across the four available forms silently: additive drive (LinOSS; coRNN, inside its nonlinearity), phase-coupled conditioning (AKOrN’s projected conditioning, Un-0’s conditioning oscillators sin-coupled into the field), input written into natural frequencies (WONN), and input-gated coupling strength (KomplexNet). No paper in this set contrasts two injection forms under controls or discusses the choice as a choice.</w:t>
       </w:r>
     </w:p>
+    <w:bookmarkStart w:id="68" w:name="fig-fig11-input-injection"/>
     <w:p>
       <w:pPr>
         <w:pStyle w:val="CaptionedFigure"/>
@@ -8113,18 +8749,18 @@
           <wp:inline>
             <wp:extent cx="5334000" cy="1762723"/>
             <wp:effectExtent b="0" l="0" r="0" t="0"/>
-            <wp:docPr descr="The four ways input enters the dynamics across the surveyed systems, each marked against the term it modifies. Classical theory makes this consequential rather than incidental: entrainment requires a phase-dependent term, so writing input into the natural frequency (1) and adding it as a drive (4) are not interchangeable. No paper in this survey contrasts two injection forms under controls." title="" id="56" name="Picture"/>
+            <wp:docPr descr="The four ways input enters the dynamics across the surveyed systems, each marked against the term it modifies. Classical theory makes this consequential rather than incidental: entrainment requires a phase-dependent term, so writing input into the natural frequency (1) and adding it as a drive (4) are not interchangeable. No paper in this survey contrasts two injection forms under controls." title="" id="66" name="Picture"/>
             <a:graphic>
               <a:graphicData uri="http://schemas.openxmlformats.org/drawingml/2006/picture">
                 <pic:pic>
                   <pic:nvPicPr>
-                    <pic:cNvPr descr="resources/figures/fig11-input-injection.png" id="57" name="Picture"/>
+                    <pic:cNvPr descr="resources/figures/fig11-input-injection.png" id="67" name="Picture"/>
                     <pic:cNvPicPr>
                       <a:picLocks noChangeArrowheads="1" noChangeAspect="1"/>
                     </pic:cNvPicPr>
                   </pic:nvPicPr>
                   <pic:blipFill>
-                    <a:blip r:embed="rId55"/>
+                    <a:blip r:embed="rId65"/>
                     <a:stretch>
                       <a:fillRect/>
                     </a:stretch>
@@ -8162,6 +8798,7 @@
         <w:t xml:space="preserve">Figure 11. The four ways input enters the dynamics across the surveyed systems, each marked against the term it modifies. Classical theory makes this consequential rather than incidental: entrainment requires a phase-dependent term, so writing input into the natural frequency (1) and adding it as a drive (4) are not interchangeable. No paper in this survey contrasts two injection forms under controls.</w:t>
       </w:r>
     </w:p>
+    <w:bookmarkEnd w:id="68"/>
     <w:p>
       <w:pPr>
         <w:pStyle w:val="BodyText"/>
@@ -8543,8 +9180,8 @@
         <w:t xml:space="preserve">. Frequency placement shows the design-beats-training pattern repeatedly: state-space models find their spectrum’s initialization load-bearing, D-LinOSS initializes in spectrum space by design, envelope-band initialization decides success on raw-waveform speech, and the cochlea literature designs the bank outright.</w:t>
       </w:r>
     </w:p>
-    <w:bookmarkEnd w:id="58"/>
-    <w:bookmarkStart w:id="62" w:name="what-the-systems-are-evaluated-on"/>
+    <w:bookmarkEnd w:id="69"/>
+    <w:bookmarkStart w:id="74" w:name="sec-2-3-2"/>
     <w:p>
       <w:pPr>
         <w:pStyle w:val="Heading3"/>
@@ -8564,7 +9201,28 @@
         <w:rPr>
           <w:lang w:val="en-GB"/>
         </w:rPr>
-        <w:t xml:space="preserve">A survey of this shape would normally open its comparison with a shared benchmark. The field has not established one yet, and that absence is itself one of the gaps this survey identifies. Some convergence has started: Sudoku is now reported by two independent groups, AKOrN and WONN, and CIFAR and ImageNet recur across several systems, though at different tasks. The spread is still the point, though. Read down the task column of Appendix D: class-conditional image generation scored by FID, ImageNet-1K top-1 classification, maze path finding and Sudoku, object discovery, multi-object binding robustness at small scale, character-level language modelling, generation on periodic domains, extreme-length sequence classification, general time-series benchmarks, spoken-digit recognition, and combinatorial optimization. Almost no two rows share a task, and where two rows do, they rarely share a protocol.</w:t>
+        <w:t xml:space="preserve">A survey of this shape would normally open its comparison with a shared benchmark. The field has not established one yet, and that absence is itself one of the gaps this survey identifies. Some convergence has started: Sudoku is now reported by two independent groups, AKOrN and WONN, and CIFAR and ImageNet recur across several systems, though at different tasks. The spread is still the point, though. Read down the task column of</w:t>
+      </w:r>
+      <w:r>
+        <w:rPr>
+          <w:lang w:val="en-GB"/>
+        </w:rPr>
+        <w:t xml:space="preserve"> </w:t>
+      </w:r>
+      <w:hyperlink w:anchor="sec-D">
+        <w:r>
+          <w:rPr>
+            <w:rStyle w:val="Hyperlink"/>
+            <w:lang w:val="en-GB"/>
+          </w:rPr>
+          <w:t xml:space="preserve">Appendix D</w:t>
+        </w:r>
+      </w:hyperlink>
+      <w:r>
+        <w:rPr>
+          <w:lang w:val="en-GB"/>
+        </w:rPr>
+        <w:t xml:space="preserve">: class-conditional image generation scored by FID, ImageNet-1K top-1 classification, maze path finding and Sudoku, object discovery, multi-object binding robustness at small scale, character-level language modelling, generation on periodic domains, extreme-length sequence classification, general time-series benchmarks, spoken-digit recognition, and combinatorial optimization. Almost no two rows share a task, and where two rows do, they rarely share a protocol.</w:t>
       </w:r>
     </w:p>
     <w:p>
@@ -8613,6 +9271,7 @@
         <w:t xml:space="preserve">cannot be supported by this record, because no two systems have been run on X under one protocol. Narrower claims can be made, and two papers make them: Kuramoto Attention reports beating a parameter-matched Transformer at the 5M scale on byte-level code, and RON reports beating echo-state and fully trained recurrent baselines on chaotic forecasting. Each of those stands for its own task at its own scale against its own baseline. What does not follow from either is that the result carries to another task, another parameter budget, or another oscillator system. And an absent result is not a demonstrated limitation: generative speech, streaming inference and measured energy on hardware contain no oscillator system at all, so nothing has been shown to fail there.</w:t>
       </w:r>
     </w:p>
+    <w:bookmarkStart w:id="73" w:name="fig-fig12-training-horizon"/>
     <w:p>
       <w:pPr>
         <w:pStyle w:val="CaptionedFigure"/>
@@ -8622,18 +9281,18 @@
           <wp:inline>
             <wp:extent cx="5334000" cy="3751074"/>
             <wp:effectExtent b="0" l="0" r="0" t="0"/>
-            <wp:docPr descr="Steps unrolled and backpropagated through, by system. Filled markers are nonlinear dynamics with no stated gradient bound; half-filled markers are nonlinear dynamics whose gradients are controlled by the structure of the dynamics, a dissipative energy bound with a time-step condition in coRNN and Neural Wave Machines, and Hamiltonian conservation in UnICORNN; the open marker is linear dynamics. Every nonlinear system without a stated bound trains at twenty-five steps or fewer; the two nonlinear systems that reach thousands of steps carry a proof, and the only system beyond twenty thousand is linear." title="" id="60" name="Picture"/>
+            <wp:docPr descr="Steps unrolled and backpropagated through, by system. Filled markers are nonlinear dynamics with no stated gradient bound; half-filled markers are nonlinear dynamics whose gradients are controlled by the structure of the dynamics, a dissipative energy bound with a time-step condition in coRNN and Neural Wave Machines, and Hamiltonian conservation in UnICORNN; the open marker is linear dynamics. Every nonlinear system without a stated bound trains at twenty-five steps or fewer; the two nonlinear systems that reach thousands of steps carry a proof, and the only system beyond twenty thousand is linear." title="" id="71" name="Picture"/>
             <a:graphic>
               <a:graphicData uri="http://schemas.openxmlformats.org/drawingml/2006/picture">
                 <pic:pic>
                   <pic:nvPicPr>
-                    <pic:cNvPr descr="resources/figures/fig12-training-horizon.png" id="61" name="Picture"/>
+                    <pic:cNvPr descr="resources/figures/fig12-training-horizon.png" id="72" name="Picture"/>
                     <pic:cNvPicPr>
                       <a:picLocks noChangeArrowheads="1" noChangeAspect="1"/>
                     </pic:cNvPicPr>
                   </pic:nvPicPr>
                   <pic:blipFill>
-                    <a:blip r:embed="rId59"/>
+                    <a:blip r:embed="rId70"/>
                     <a:stretch>
                       <a:fillRect/>
                     </a:stretch>
@@ -8671,6 +9330,7 @@
         <w:t xml:space="preserve">Figure 12. Steps unrolled and backpropagated through, by system. Filled markers are nonlinear dynamics with no stated gradient bound; half-filled markers are nonlinear dynamics whose gradients are controlled by the structure of the dynamics, a dissipative energy bound with a time-step condition in coRNN and Neural Wave Machines, and Hamiltonian conservation in UnICORNN; the open marker is linear dynamics. Every nonlinear system without a stated bound trains at twenty-five steps or fewer; the two nonlinear systems that reach thousands of steps carry a proof, and the only system beyond twenty thousand is linear.</w:t>
       </w:r>
     </w:p>
+    <w:bookmarkEnd w:id="73"/>
     <w:p>
       <w:pPr>
         <w:pStyle w:val="BodyText"/>
@@ -8779,8 +9439,8 @@
         <w:t xml:space="preserve">.</w:t>
       </w:r>
     </w:p>
-    <w:bookmarkEnd w:id="62"/>
-    <w:bookmarkStart w:id="63" w:name="what-the-systems-report-as-controls"/>
+    <w:bookmarkEnd w:id="74"/>
+    <w:bookmarkStart w:id="75" w:name="sec-2-3-3"/>
     <w:p>
       <w:pPr>
         <w:pStyle w:val="Heading3"/>
@@ -8800,7 +9460,34 @@
         <w:rPr>
           <w:lang w:val="en-GB"/>
         </w:rPr>
-        <w:t xml:space="preserve">The controls table is where this survey’s argument is decided. The five controls below are not a standard anyone has adopted; they are assembled in Section 3.1 from cases where each control’s</w:t>
+        <w:t xml:space="preserve">The controls table is where this survey’s argument is decided. The five controls below are not a standard anyone has adopted; they are assembled in</w:t>
+      </w:r>
+      <w:r>
+        <w:rPr>
+          <w:lang w:val="en-GB"/>
+        </w:rPr>
+        <w:t xml:space="preserve"> </w:t>
+      </w:r>
+      <w:hyperlink w:anchor="sec-3-1">
+        <w:r>
+          <w:rPr>
+            <w:rStyle w:val="Hyperlink"/>
+            <w:lang w:val="en-GB"/>
+          </w:rPr>
+          <w:t xml:space="preserve">Section 3.1</w:t>
+        </w:r>
+      </w:hyperlink>
+      <w:r>
+        <w:rPr>
+          <w:lang w:val="en-GB"/>
+        </w:rPr>
+        <w:t xml:space="preserve"> </w:t>
+      </w:r>
+      <w:r>
+        <w:rPr>
+          <w:lang w:val="en-GB"/>
+        </w:rPr>
+        <w:t xml:space="preserve">from cases where each control’s</w:t>
       </w:r>
       <w:r>
         <w:rPr>
@@ -8869,7 +9556,22 @@
         <w:rPr>
           <w:lang w:val="en-GB"/>
         </w:rPr>
-        <w:t xml:space="preserve">nearest published instance rather than the control itself; a dash means we did not find it reported, which is not evidence it was not run. Damping is not one of the five, but the record holds two ablations of it that span a pair of papers (Section 2.3.3).</w:t>
+        <w:t xml:space="preserve">nearest published instance rather than the control itself; a dash means we did not find it reported, which is not evidence it was not run. Damping is not one of the five, but the record holds two ablations of it that span a pair of papers (</w:t>
+      </w:r>
+      <w:hyperlink w:anchor="sec-2-3-3">
+        <w:r>
+          <w:rPr>
+            <w:rStyle w:val="Hyperlink"/>
+            <w:lang w:val="en-GB"/>
+          </w:rPr>
+          <w:t xml:space="preserve">Section 2.3.3</w:t>
+        </w:r>
+      </w:hyperlink>
+      <w:r>
+        <w:rPr>
+          <w:lang w:val="en-GB"/>
+        </w:rPr>
+        <w:t xml:space="preserve">).</w:t>
       </w:r>
     </w:p>
     <w:tbl>
@@ -9044,7 +9746,28 @@
               <w:rPr>
                 <w:lang w:val="en-GB"/>
               </w:rPr>
-              <w:t xml:space="preserve">— (an external reimplementation exists but is not matched; Section 2.3.4)</w:t>
+              <w:t xml:space="preserve">— (an external reimplementation exists but is not matched;</w:t>
+            </w:r>
+            <w:r>
+              <w:rPr>
+                <w:lang w:val="en-GB"/>
+              </w:rPr>
+              <w:t xml:space="preserve"> </w:t>
+            </w:r>
+            <w:hyperlink w:anchor="sec-2-3-4">
+              <w:r>
+                <w:rPr>
+                  <w:rStyle w:val="Hyperlink"/>
+                  <w:lang w:val="en-GB"/>
+                </w:rPr>
+                <w:t xml:space="preserve">Section 2.3.4</w:t>
+              </w:r>
+            </w:hyperlink>
+            <w:r>
+              <w:rPr>
+                <w:lang w:val="en-GB"/>
+              </w:rPr>
+              <w:t xml:space="preserve">)</w:t>
             </w:r>
           </w:p>
         </w:tc>
@@ -10244,11 +10967,65 @@
         <w:rPr>
           <w:lang w:val="en-GB"/>
         </w:rPr>
-        <w:t xml:space="preserve">; because the phase update has no other term, deleting the coupling and freezing the phases are the same operation, and the retrained model loses two to three points in distribution, five to six under overlap and about thirty under Gaussian noise. AKOrN ablates its learned coupling matrix as a J = 0 bar inside a robustness figure, with no number in the text and no statement of whether that variant was retrained without coupling or had its coupling zeroed at evaluation, which is the difference between measuring what coupling contributes and measuring a readout meeting unfamiliar dynamics. None of the three is what a shared protocol would ask for: a retrained and a zeroed-at-test variant side by side, on more than one dataset, with seeds. Damping, which is not among the five controls, has been ablated twice, each time across a pair of papers by the same group. UnICORNN is coRNN with the damping and the within-layer coupling removed and a layer stack added, and D-LinOSS with its damping set to zero recovers LinOSS’s conservative discretization exactly, so the two papers of each pair publish both sides of a comparison that neither runs alone. That the authors published both sides at all is to their credit, and the second pair is the cleaner instance, since only one term moves, though its LinOSS numbers are carried over from the earlier paper rather than re-run; we would still prefer the two sides in one paper under one protocol, which is what Section 3.2 asks for. Of the sixty-five applicable control comparisons these five give across the fourteen rows, sixteen have been run, ten of them by three systems, plus three near-instances; Appendix E itemizes them.</w:t>
-      </w:r>
-    </w:p>
-    <w:bookmarkEnd w:id="63"/>
-    <w:bookmarkStart w:id="64" w:name="Xd4f21799b149c382062de19f9e94cedb158264e"/>
+        <w:t xml:space="preserve">; because the phase update has no other term, deleting the coupling and freezing the phases are the same operation, and the retrained model loses two to three points in distribution, five to six under overlap and about thirty under Gaussian noise. AKOrN ablates its learned coupling matrix as a J = 0 bar inside a robustness figure, with no number in the text and no statement of whether that variant was retrained without coupling or had its coupling zeroed at evaluation, which is the difference between measuring what coupling contributes and measuring a readout meeting unfamiliar dynamics. None of the three is what a shared protocol would ask for: a retrained and a zeroed-at-test variant side by side, on more than one dataset, with seeds. Damping, which is not among the five controls, has been ablated twice, each time across a pair of papers by the same group. UnICORNN is coRNN with the damping and the within-layer coupling removed and a layer stack added, and D-LinOSS with its damping set to zero recovers LinOSS’s conservative discretization exactly, so the two papers of each pair publish both sides of a comparison that neither runs alone. That the authors published both sides at all is to their credit, and the second pair is the cleaner instance, since only one term moves, though its LinOSS numbers are carried over from the earlier paper rather than re-run; we would still prefer the two sides in one paper under one protocol, which is what</w:t>
+      </w:r>
+      <w:r>
+        <w:rPr>
+          <w:lang w:val="en-GB"/>
+        </w:rPr>
+        <w:t xml:space="preserve"> </w:t>
+      </w:r>
+      <w:hyperlink w:anchor="sec-3-2">
+        <w:r>
+          <w:rPr>
+            <w:rStyle w:val="Hyperlink"/>
+            <w:lang w:val="en-GB"/>
+          </w:rPr>
+          <w:t xml:space="preserve">Section 3.2</w:t>
+        </w:r>
+      </w:hyperlink>
+      <w:r>
+        <w:rPr>
+          <w:lang w:val="en-GB"/>
+        </w:rPr>
+        <w:t xml:space="preserve"> </w:t>
+      </w:r>
+      <w:r>
+        <w:rPr>
+          <w:lang w:val="en-GB"/>
+        </w:rPr>
+        <w:t xml:space="preserve">asks for. Of the sixty-five applicable control comparisons these five give across the fourteen rows, sixteen have been run, ten of them by three systems, plus three near-instances;</w:t>
+      </w:r>
+      <w:r>
+        <w:rPr>
+          <w:lang w:val="en-GB"/>
+        </w:rPr>
+        <w:t xml:space="preserve"> </w:t>
+      </w:r>
+      <w:hyperlink w:anchor="sec-E">
+        <w:r>
+          <w:rPr>
+            <w:rStyle w:val="Hyperlink"/>
+            <w:lang w:val="en-GB"/>
+          </w:rPr>
+          <w:t xml:space="preserve">Appendix E</w:t>
+        </w:r>
+      </w:hyperlink>
+      <w:r>
+        <w:rPr>
+          <w:lang w:val="en-GB"/>
+        </w:rPr>
+        <w:t xml:space="preserve"> </w:t>
+      </w:r>
+      <w:r>
+        <w:rPr>
+          <w:lang w:val="en-GB"/>
+        </w:rPr>
+        <w:t xml:space="preserve">itemizes them.</w:t>
+      </w:r>
+    </w:p>
+    <w:bookmarkEnd w:id="75"/>
+    <w:bookmarkStart w:id="76" w:name="sec-2-3-4"/>
     <w:p>
       <w:pPr>
         <w:pStyle w:val="Heading3"/>
@@ -10268,7 +11045,28 @@
         <w:rPr>
           <w:lang w:val="en-GB"/>
         </w:rPr>
-        <w:t xml:space="preserve">Each system’s own reported numbers, set against the architectures of Section 2.3, read as follows. Un-0’s ImageNet-64 FID of 6.74 is competitive with first-generation diffusion baselines and far from the modern frontier, where one-step models reach FID around 1.5 on harder benchmarks</w:t>
+        <w:t xml:space="preserve">Each system’s own reported numbers, set against the architectures of</w:t>
+      </w:r>
+      <w:r>
+        <w:rPr>
+          <w:lang w:val="en-GB"/>
+        </w:rPr>
+        <w:t xml:space="preserve"> </w:t>
+      </w:r>
+      <w:hyperlink w:anchor="sec-2-3">
+        <w:r>
+          <w:rPr>
+            <w:rStyle w:val="Hyperlink"/>
+            <w:lang w:val="en-GB"/>
+          </w:rPr>
+          <w:t xml:space="preserve">Section 2.3</w:t>
+        </w:r>
+      </w:hyperlink>
+      <w:r>
+        <w:rPr>
+          <w:lang w:val="en-GB"/>
+        </w:rPr>
+        <w:t xml:space="preserve">, read as follows. Un-0’s ImageNet-64 FID of 6.74 is competitive with first-generation diffusion baselines and far from the modern frontier, where one-step models reach FID around 1.5 on harder benchmarks</w:t>
       </w:r>
       <w:r>
         <w:rPr>
@@ -10413,7 +11211,28 @@
         <w:rPr>
           <w:lang w:val="en-GB"/>
         </w:rPr>
-        <w:t xml:space="preserve">, so the gap to the frontier widens rather than closes with size. That is a single blog-published observation from the system’s own authors rather than a scaling study, and it is the clearest reason the field needs one: whether trained oscillator networks scale competitively is the question a prospective adopter will ask first, and nothing peer reviewed currently answers it. WONN’s 76.78% ImageNet-1K at 12.3M parameters makes it the first synchronization architecture competitive at that scale: it beats a ResNet-18 of similar size by seven points and trails a ResNet-50 of twice the size by a tenth of a point, under training recipes the paper does not match and with baseline ViTs well below their published best. Its reasoning results are the sharper claim, and they need the same care: 76.2% on Maze-hard in one pass, 80.1% with best-of-32 energy voting, at 0.396M parameters, against 85.3% for the 7M-parameter TRM-Att and 74.5% for the 27M-parameter HRM. That is a parameter-efficiency margin rather than an accuracy win, and not a matched-budget comparison in the sense of Section 2.3.3. AKOrN’s reported advantages are adversarial and corruption robustness, calibration and Sudoku rather than clean-accuracy dominance, where it trails a ResNet-18 by three to five points.</w:t>
+        <w:t xml:space="preserve">, so the gap to the frontier widens rather than closes with size. That is a single blog-published observation from the system’s own authors rather than a scaling study, and it is the clearest reason the field needs one: whether trained oscillator networks scale competitively is the question a prospective adopter will ask first, and nothing peer reviewed currently answers it. WONN’s 76.78% ImageNet-1K at 12.3M parameters makes it the first synchronization architecture competitive at that scale: it beats a ResNet-18 of similar size by seven points and trails a ResNet-50 of twice the size by a tenth of a point, under training recipes the paper does not match and with baseline ViTs well below their published best. Its reasoning results are the sharper claim, and they need the same care: 76.2% on Maze-hard in one pass, 80.1% with best-of-32 energy voting, at 0.396M parameters, against 85.3% for the 7M-parameter TRM-Att and 74.5% for the 27M-parameter HRM. That is a parameter-efficiency margin rather than an accuracy win, and not a matched-budget comparison in the sense of</w:t>
+      </w:r>
+      <w:r>
+        <w:rPr>
+          <w:lang w:val="en-GB"/>
+        </w:rPr>
+        <w:t xml:space="preserve"> </w:t>
+      </w:r>
+      <w:hyperlink w:anchor="sec-2-3-3">
+        <w:r>
+          <w:rPr>
+            <w:rStyle w:val="Hyperlink"/>
+            <w:lang w:val="en-GB"/>
+          </w:rPr>
+          <w:t xml:space="preserve">Section 2.3.3</w:t>
+        </w:r>
+      </w:hyperlink>
+      <w:r>
+        <w:rPr>
+          <w:lang w:val="en-GB"/>
+        </w:rPr>
+        <w:t xml:space="preserve">. AKOrN’s reported advantages are adversarial and corruption robustness, calibration and Sudoku rather than clean-accuracy dominance, where it trails a ResNet-18 by three to five points.</w:t>
       </w:r>
     </w:p>
     <w:p>
@@ -10424,7 +11243,34 @@
         <w:rPr>
           <w:lang w:val="en-GB"/>
         </w:rPr>
-        <w:t xml:space="preserve">The wins that exist are niche-shaped, and the niches are real. LinOSS beats state-space baselines on extreme-length sequences: 95.0% on the 17,984-step EigenWorms task against 70.9% for Mamba, the weakest baseline, and 87.8% for LRU, the strongest, and half of Mamba’s error on fifty-thousand-step heart-rate windows. It is the clearest protocol-matched oscillator win in the survey and sits exactly where a fixed-size dynamical state should have the advantage over attention, with three caveats the paper itself supplies: the win belongs to the dissipative implicit variant, since the conservative variant scores 80.0% on EigenWorms and loses to five baselines there; the parameter budgets are not matched, with LinOSS at five to nine times the parameters of Mamba and S6 on that task; and the baseline numbers are carried over from prior work rather than re-run. The first of those is evidence for this survey’s own reading in Section 3.1.4 that dissipation, rather than oscillation, is doing the work. Kuramoto Attention beats a parameter-matched Transformer at the 5M scale on byte-level code, by median only on enwik8, and trails it at 1M (preprint). Untrained oscillator reservoirs beat trained RNNs on some time-series benchmarks. KomplexNet wins on multi-object binding robustness at small scale. A single physical oscillator does spoken digits at roughly 99.6% with one device, 3.8 points above its front end alone. Neural Wave Machines report a parameter saving that follows from their convolutional coupling, with 45k of their 50k parameters in the encoder and decoder.</w:t>
+        <w:t xml:space="preserve">The wins that exist are niche-shaped, and the niches are real. LinOSS beats state-space baselines on extreme-length sequences: 95.0% on the 17,984-step EigenWorms task against 70.9% for Mamba, the weakest baseline, and 87.8% for LRU, the strongest, and half of Mamba’s error on fifty-thousand-step heart-rate windows. It is the clearest protocol-matched oscillator win in the survey and sits exactly where a fixed-size dynamical state should have the advantage over attention, with three caveats the paper itself supplies: the win belongs to the dissipative implicit variant, since the conservative variant scores 80.0% on EigenWorms and loses to five baselines there; the parameter budgets are not matched, with LinOSS at five to nine times the parameters of Mamba and S6 on that task; and the baseline numbers are carried over from prior work rather than re-run. The first of those is evidence for this survey’s own reading in</w:t>
+      </w:r>
+      <w:r>
+        <w:rPr>
+          <w:lang w:val="en-GB"/>
+        </w:rPr>
+        <w:t xml:space="preserve"> </w:t>
+      </w:r>
+      <w:hyperlink w:anchor="sec-3-1-4">
+        <w:r>
+          <w:rPr>
+            <w:rStyle w:val="Hyperlink"/>
+            <w:lang w:val="en-GB"/>
+          </w:rPr>
+          <w:t xml:space="preserve">Section 3.1.4</w:t>
+        </w:r>
+      </w:hyperlink>
+      <w:r>
+        <w:rPr>
+          <w:lang w:val="en-GB"/>
+        </w:rPr>
+        <w:t xml:space="preserve"> </w:t>
+      </w:r>
+      <w:r>
+        <w:rPr>
+          <w:lang w:val="en-GB"/>
+        </w:rPr>
+        <w:t xml:space="preserve">that dissipation, rather than oscillation, is doing the work. Kuramoto Attention beats a parameter-matched Transformer at the 5M scale on byte-level code, by median only on enwik8, and trails it at 1M (preprint). Untrained oscillator reservoirs beat trained RNNs on some time-series benchmarks. KomplexNet wins on multi-object binding robustness at small scale. A single physical oscillator does spoken digits at roughly 99.6% with one device, 3.8 points above its front end alone. Neural Wave Machines report a parameter saving that follows from their convolutional coupling, with 45k of their 50k parameters in the encoder and decoder.</w:t>
       </w:r>
     </w:p>
     <w:p>
@@ -10569,10 +11415,10 @@
         <w:t xml:space="preserve">Comparative numbers across these papers are not protocol-matched: baselines differ in tuning effort, parameter budgets are rarely matched, seeds are rarely reported, and the strongest trained-Kuramoto evidence is not peer reviewed. Each niche is supported by one or two papers. We also note lanes where no oscillator system exists at all: to our knowledge none performs generative or streaming speech, and streaming time-series work generally is thin, so absence of dominance there is absence of peer-reviewed attempts rather than a claim on capability thus far.</w:t>
       </w:r>
     </w:p>
-    <w:bookmarkEnd w:id="64"/>
-    <w:bookmarkEnd w:id="65"/>
-    <w:bookmarkEnd w:id="66"/>
-    <w:bookmarkStart w:id="78" w:name="discussion"/>
+    <w:bookmarkEnd w:id="76"/>
+    <w:bookmarkEnd w:id="77"/>
+    <w:bookmarkEnd w:id="78"/>
+    <w:bookmarkStart w:id="91" w:name="sec-3"/>
     <w:p>
       <w:pPr>
         <w:pStyle w:val="Heading1"/>
@@ -10584,7 +11430,7 @@
         <w:t xml:space="preserve">3 Discussion</w:t>
       </w:r>
     </w:p>
-    <w:bookmarkStart w:id="76" w:name="research-challenges"/>
+    <w:bookmarkStart w:id="89" w:name="sec-3-1"/>
     <w:p>
       <w:pPr>
         <w:pStyle w:val="Heading2"/>
@@ -10607,7 +11453,7 @@
         <w:t xml:space="preserve">Where the evidence stops. Each subsection states a bound the literature itself establishes, drawn from the same sources that make the positive case above. These are not objections from outside the field.</w:t>
       </w:r>
     </w:p>
-    <w:bookmarkStart w:id="70" w:name="Xf2a289c838838cab5643fe9ba0d3fbdad516aa8"/>
+    <w:bookmarkStart w:id="83" w:name="sec-3-1-1"/>
     <w:p>
       <w:pPr>
         <w:pStyle w:val="Heading3"/>
@@ -10627,7 +11473,34 @@
         <w:rPr>
           <w:lang w:val="en-GB"/>
         </w:rPr>
-        <w:t xml:space="preserve">Each of the five controls in Section 2.3.3 exists because a published result shows what happens when it is absent.</w:t>
+        <w:t xml:space="preserve">Each of the five controls in</w:t>
+      </w:r>
+      <w:r>
+        <w:rPr>
+          <w:lang w:val="en-GB"/>
+        </w:rPr>
+        <w:t xml:space="preserve"> </w:t>
+      </w:r>
+      <w:hyperlink w:anchor="sec-2-3-3">
+        <w:r>
+          <w:rPr>
+            <w:rStyle w:val="Hyperlink"/>
+            <w:lang w:val="en-GB"/>
+          </w:rPr>
+          <w:t xml:space="preserve">Section 2.3.3</w:t>
+        </w:r>
+      </w:hyperlink>
+      <w:r>
+        <w:rPr>
+          <w:lang w:val="en-GB"/>
+        </w:rPr>
+        <w:t xml:space="preserve"> </w:t>
+      </w:r>
+      <w:r>
+        <w:rPr>
+          <w:lang w:val="en-GB"/>
+        </w:rPr>
+        <w:t xml:space="preserve">exists because a published result shows what happens when it is absent.</w:t>
       </w:r>
       <w:r>
         <w:rPr>
@@ -10647,7 +11520,22 @@
         <w:rPr>
           <w:lang w:val="en-GB"/>
         </w:rPr>
-        <w:t xml:space="preserve">: untrained oscillator dynamics can carry a task unaided (Section 2.2.4), so a trained gain must be measured against one, and Un-0</w:t>
+        <w:t xml:space="preserve">: untrained oscillator dynamics can carry a task unaided (</w:t>
+      </w:r>
+      <w:hyperlink w:anchor="sec-2-2-4">
+        <w:r>
+          <w:rPr>
+            <w:rStyle w:val="Hyperlink"/>
+            <w:lang w:val="en-GB"/>
+          </w:rPr>
+          <w:t xml:space="preserve">Section 2.2.4</w:t>
+        </w:r>
+      </w:hyperlink>
+      <w:r>
+        <w:rPr>
+          <w:lang w:val="en-GB"/>
+        </w:rPr>
+        <w:t xml:space="preserve">), so a trained gain must be measured against one, and Un-0</w:t>
       </w:r>
       <w:r>
         <w:rPr>
@@ -11382,9 +12270,37 @@
         <w:rPr>
           <w:lang w:val="en-GB"/>
         </w:rPr>
-        <w:t xml:space="preserve">Where the controls were run, they changed conclusions: Un-0’s frozen-reservoir control, KomplexNet’s random-phase and fixed-kernel controls, Kuramoto Orientation Diffusion’s reference-only process, and the matched-parameter Lorenz-96 comparison in the coRNN and UnICORNN supplements. In each of those cases the control changed what could be concluded from the paper, which is the argument for running them: they are not a procedural formality but the step that decides whether a reported gain is attributable to the dynamics. The binding results are also a reason not to assume the missing ablations would come back empty. If synchronization is the mechanism that groups distributed features, as the neuroscience in Section 1.2.2 reports, then removing it should cost accuracy on grouping tasks specifically, and be harmless on tasks that do not require grouping. An ablation that finds nothing on one task family is therefore not evidence that the coupling does nothing.</w:t>
-      </w:r>
-    </w:p>
+        <w:t xml:space="preserve">Where the controls were run, they changed conclusions: Un-0’s frozen-reservoir control, KomplexNet’s random-phase and fixed-kernel controls, Kuramoto Orientation Diffusion’s reference-only process, and the matched-parameter Lorenz-96 comparison in the coRNN and UnICORNN supplements. In each of those cases the control changed what could be concluded from the paper, which is the argument for running them: they are not a procedural formality but the step that decides whether a reported gain is attributable to the dynamics. The binding results are also a reason not to assume the missing ablations would come back empty. If synchronization is the mechanism that groups distributed features, as the neuroscience in</w:t>
+      </w:r>
+      <w:r>
+        <w:rPr>
+          <w:lang w:val="en-GB"/>
+        </w:rPr>
+        <w:t xml:space="preserve"> </w:t>
+      </w:r>
+      <w:hyperlink w:anchor="sec-1-2-2">
+        <w:r>
+          <w:rPr>
+            <w:rStyle w:val="Hyperlink"/>
+            <w:lang w:val="en-GB"/>
+          </w:rPr>
+          <w:t xml:space="preserve">Section 1.2.2</w:t>
+        </w:r>
+      </w:hyperlink>
+      <w:r>
+        <w:rPr>
+          <w:lang w:val="en-GB"/>
+        </w:rPr>
+        <w:t xml:space="preserve"> </w:t>
+      </w:r>
+      <w:r>
+        <w:rPr>
+          <w:lang w:val="en-GB"/>
+        </w:rPr>
+        <w:t xml:space="preserve">reports, then removing it should cost accuracy on grouping tasks specifically, and be harmless on tasks that do not require grouping. An ablation that finds nothing on one task family is therefore not evidence that the coupling does nothing.</w:t>
+      </w:r>
+    </w:p>
+    <w:bookmarkStart w:id="82" w:name="fig-fig13-controls-grid"/>
     <w:p>
       <w:pPr>
         <w:pStyle w:val="CaptionedFigure"/>
@@ -11394,18 +12310,18 @@
           <wp:inline>
             <wp:extent cx="5334000" cy="3250461"/>
             <wp:effectExtent b="0" l="0" r="0" t="0"/>
-            <wp:docPr descr="Controls reported by each system. A filled square means the surveyed work reports running that control; an open square means we did not find it reported, which is not evidence that it was not run. Three systems remove the coupling term as a single variable, the mechanism the Kuramoto family is named after; one reports no number, one reports a single dataset, and one, KomplexNet (Muzellec et al., 2025), reports only a retrained model. Half-filled squares mark the nearest published instance rather than the control itself." title="" id="68" name="Picture"/>
+            <wp:docPr descr="Controls reported by each system. A filled square means the surveyed work reports running that control; an open square means we did not find it reported, which is not evidence that it was not run. Three systems remove the coupling term as a single variable, the mechanism the Kuramoto family is named after; one reports no number, one reports a single dataset, and one, KomplexNet (Muzellec et al., 2025), reports only a retrained model. Half-filled squares mark the nearest published instance rather than the control itself." title="" id="80" name="Picture"/>
             <a:graphic>
               <a:graphicData uri="http://schemas.openxmlformats.org/drawingml/2006/picture">
                 <pic:pic>
                   <pic:nvPicPr>
-                    <pic:cNvPr descr="resources/figures/fig13-controls-grid.png" id="69" name="Picture"/>
+                    <pic:cNvPr descr="resources/figures/fig13-controls-grid.png" id="81" name="Picture"/>
                     <pic:cNvPicPr>
                       <a:picLocks noChangeArrowheads="1" noChangeAspect="1"/>
                     </pic:cNvPicPr>
                   </pic:nvPicPr>
                   <pic:blipFill>
-                    <a:blip r:embed="rId67"/>
+                    <a:blip r:embed="rId79"/>
                     <a:stretch>
                       <a:fillRect/>
                     </a:stretch>
@@ -11476,8 +12392,9 @@
         <w:t xml:space="preserve">, reports only a retrained model. Half-filled squares mark the nearest published instance rather than the control itself.</w:t>
       </w:r>
     </w:p>
-    <w:bookmarkEnd w:id="70"/>
-    <w:bookmarkStart w:id="71" w:name="what-training-moves-and-what-it-does-not"/>
+    <w:bookmarkEnd w:id="82"/>
+    <w:bookmarkEnd w:id="83"/>
+    <w:bookmarkStart w:id="84" w:name="sec-3-1-2"/>
     <w:p>
       <w:pPr>
         <w:pStyle w:val="Heading3"/>
@@ -11922,8 +12839,8 @@
         <w:t xml:space="preserve">each report results on more than one task family, and both configure their model separately for each, but neither reports whether a setting tuned for one task carries to another; the remaining systems fix a single family. The literature therefore cannot say whether an optimum is task-dependent, which is the natural expectation if some tasks want the dynamics for transduction and others want it for memory.</w:t>
       </w:r>
     </w:p>
-    <w:bookmarkEnd w:id="71"/>
-    <w:bookmarkStart w:id="72" w:name="structure-and-geometry"/>
+    <w:bookmarkEnd w:id="84"/>
+    <w:bookmarkStart w:id="85" w:name="sec-3-1-3"/>
     <w:p>
       <w:pPr>
         <w:pStyle w:val="Heading3"/>
@@ -12068,8 +12985,8 @@
         <w:t xml:space="preserve">or boundary conditions as a single variable at a matched budget, so the question of what geometry buys is answered nowhere by a controlled sweep. And designed structure must beat its randomized twin before design gets credit, a caution Un-0’s random-versus-modular comparison only partially addresses. Two scope limits apply to the sparsity evidence as well. Sparsity of interactions and sparsity of parameters coincide in all-to-all coupling matrices but come apart in tied parameterizations, where a convolutional or spectral kernel keeps every interaction while holding few parameters, and no sparsity study covers that regime. The oscillator-side evidence is also a non-peer-reviewed study of one system whose authors themselves flag protocol drift between posts.</w:t>
       </w:r>
     </w:p>
-    <w:bookmarkEnd w:id="72"/>
-    <w:bookmarkStart w:id="73" w:name="the-dynamics-as-both-resource-and-hazard"/>
+    <w:bookmarkEnd w:id="85"/>
+    <w:bookmarkStart w:id="86" w:name="sec-3-1-4"/>
     <w:p>
       <w:pPr>
         <w:pStyle w:val="Heading3"/>
@@ -12334,8 +13251,8 @@
         <w:t xml:space="preserve">learns an explicit damping term to widen its spectrum, and Un-0’s remedy is topological. The theory arrives at a related requirement from the other direction, and the coincidence is worth naming. Three of the five fixes above dissipate energy, and the one linear model that does not, the conservative LinOSS variant, loses to the dissipative one on the longest task. Independently, the approximation rates proved for these models hold only if the system is incrementally stable, which is the property dissipation provides. Dissipation is therefore not a workaround sitting beside the theory; it is what both the trainability results and the approximation-rate guarantees lean on, with UnICORNN the standing exception that trains long sequences on conservation alone. One caveat on the inference itself: papers do not report failed horizon scaling, so publication bias could manufacture the pattern, and no published study we found isolates horizon length as the single variable on a fixed nonlinear oscillator substrate.</w:t>
       </w:r>
     </w:p>
-    <w:bookmarkEnd w:id="73"/>
-    <w:bookmarkStart w:id="74" w:name="the-physics-the-field-has-not-used"/>
+    <w:bookmarkEnd w:id="86"/>
+    <w:bookmarkStart w:id="87" w:name="sec-3-1-5"/>
     <w:p>
       <w:pPr>
         <w:pStyle w:val="Heading3"/>
@@ -12351,11 +13268,26 @@
       <w:pPr>
         <w:pStyle w:val="FirstParagraph"/>
       </w:pPr>
-      <w:r>
-        <w:rPr>
-          <w:lang w:val="en-GB"/>
-        </w:rPr>
-        <w:t xml:space="preserve">Section 1.2.3 counted how many of the surveyed systems use each coupling form and found the count concentrated between 1967 and 1992. What follows is what that leaves unexplored. No surveyed system uses inertial, simplicial, hypergraph or Dirac coupling. Swarmalators, in which phase and spatial position couple to each other, were proposed as a substrate for bio-inspired computing in 2019</w:t>
+      <w:hyperlink w:anchor="sec-1-2-3">
+        <w:r>
+          <w:rPr>
+            <w:rStyle w:val="Hyperlink"/>
+            <w:lang w:val="en-GB"/>
+          </w:rPr>
+          <w:t xml:space="preserve">Section 1.2.3</w:t>
+        </w:r>
+      </w:hyperlink>
+      <w:r>
+        <w:rPr>
+          <w:lang w:val="en-GB"/>
+        </w:rPr>
+        <w:t xml:space="preserve"> </w:t>
+      </w:r>
+      <w:r>
+        <w:rPr>
+          <w:lang w:val="en-GB"/>
+        </w:rPr>
+        <w:t xml:space="preserve">counted how many of the surveyed systems use each coupling form and found the count concentrated between 1967 and 1992. What follows is what that leaves unexplored. No surveyed system uses inertial, simplicial, hypergraph or Dirac coupling. Swarmalators, in which phase and spatial position couple to each other, were proposed as a substrate for bio-inspired computing in 2019</w:t>
       </w:r>
       <w:r>
         <w:rPr>
@@ -12391,8 +13323,8 @@
         <w:t xml:space="preserve">, and we found no machine-learning system built on them, trained or untrained. The bounds of the physics parameters are unmapped: no published work sweeps coupling strength, frequency spread or delay to the point where the system leaves its useful regime, so the operating envelope is known only anecdotally. One paper compares coupling functions on a single task under controls, and its result is a null. FSN removes its static frustration angles and reports the no-phase model indistinguishable from the full one at a thirty-epoch budget, three seeds against five, with the angles buying early-training speed rather than final quality; because the delay term it keeps is itself a frustrated coupling with a data-determined angle, the comparison does not reach plain Kuramoto, which the same paper reports as a clearly worse model. That is one comparison, within one coupling family, on one task, and not yet at convergence. We found none that compares across families, so the choice of a Kuramoto-type coupling over a Winfree or Stuart-Landau one remains a convention rather than a finding.</w:t>
       </w:r>
     </w:p>
-    <w:bookmarkEnd w:id="74"/>
-    <w:bookmarkStart w:id="75" w:name="the-missing-shared-protocol"/>
+    <w:bookmarkEnd w:id="87"/>
+    <w:bookmarkStart w:id="88" w:name="sec-3-1-6"/>
     <w:p>
       <w:pPr>
         <w:pStyle w:val="Heading3"/>
@@ -12412,12 +13344,39 @@
         <w:rPr>
           <w:lang w:val="en-GB"/>
         </w:rPr>
-        <w:t xml:space="preserve">The field has no shared benchmark, no shared reporting convention, and no agreed set of controls, which is why Section 2.3 can compare within papers but not across them easily. This is more of a coordination and standards-setting concern than a scientific error, and it is one of the first things that could benefit the community.</w:t>
-      </w:r>
-    </w:p>
-    <w:bookmarkEnd w:id="75"/>
-    <w:bookmarkEnd w:id="76"/>
-    <w:bookmarkStart w:id="77" w:name="future-directions"/>
+        <w:t xml:space="preserve">The field has no shared benchmark, no shared reporting convention, and no agreed set of controls, which is why</w:t>
+      </w:r>
+      <w:r>
+        <w:rPr>
+          <w:lang w:val="en-GB"/>
+        </w:rPr>
+        <w:t xml:space="preserve"> </w:t>
+      </w:r>
+      <w:hyperlink w:anchor="sec-2-3">
+        <w:r>
+          <w:rPr>
+            <w:rStyle w:val="Hyperlink"/>
+            <w:lang w:val="en-GB"/>
+          </w:rPr>
+          <w:t xml:space="preserve">Section 2.3</w:t>
+        </w:r>
+      </w:hyperlink>
+      <w:r>
+        <w:rPr>
+          <w:lang w:val="en-GB"/>
+        </w:rPr>
+        <w:t xml:space="preserve"> </w:t>
+      </w:r>
+      <w:r>
+        <w:rPr>
+          <w:lang w:val="en-GB"/>
+        </w:rPr>
+        <w:t xml:space="preserve">can compare within papers but not across them easily. This is more of a coordination and standards-setting concern than a scientific error, and it is one of the first things that could benefit the community.</w:t>
+      </w:r>
+    </w:p>
+    <w:bookmarkEnd w:id="88"/>
+    <w:bookmarkEnd w:id="89"/>
+    <w:bookmarkStart w:id="90" w:name="sec-3-2"/>
     <w:p>
       <w:pPr>
         <w:pStyle w:val="Heading2"/>
@@ -12499,7 +13458,61 @@
         <w:rPr>
           <w:lang w:val="en-GB"/>
         </w:rPr>
-        <w:t xml:space="preserve">. What is missing from each is not the dataset but the protocol around it: a tuned conventional baseline at a matched parameter budget, seeds reported, and the five controls of Section 2.3.3 run alongside. Nothing in Section 2.3 can be turned into a ranking until this exists, and its absence is currently mistaken for parity in both directions.</w:t>
+        <w:t xml:space="preserve">. What is missing from each is not the dataset but the protocol around it: a tuned conventional baseline at a matched parameter budget, seeds reported, and the five controls of</w:t>
+      </w:r>
+      <w:r>
+        <w:rPr>
+          <w:lang w:val="en-GB"/>
+        </w:rPr>
+        <w:t xml:space="preserve"> </w:t>
+      </w:r>
+      <w:hyperlink w:anchor="sec-2-3-3">
+        <w:r>
+          <w:rPr>
+            <w:rStyle w:val="Hyperlink"/>
+            <w:lang w:val="en-GB"/>
+          </w:rPr>
+          <w:t xml:space="preserve">Section 2.3.3</w:t>
+        </w:r>
+      </w:hyperlink>
+      <w:r>
+        <w:rPr>
+          <w:lang w:val="en-GB"/>
+        </w:rPr>
+        <w:t xml:space="preserve"> </w:t>
+      </w:r>
+      <w:r>
+        <w:rPr>
+          <w:lang w:val="en-GB"/>
+        </w:rPr>
+        <w:t xml:space="preserve">run alongside. Nothing in</w:t>
+      </w:r>
+      <w:r>
+        <w:rPr>
+          <w:lang w:val="en-GB"/>
+        </w:rPr>
+        <w:t xml:space="preserve"> </w:t>
+      </w:r>
+      <w:hyperlink w:anchor="sec-2-3">
+        <w:r>
+          <w:rPr>
+            <w:rStyle w:val="Hyperlink"/>
+            <w:lang w:val="en-GB"/>
+          </w:rPr>
+          <w:t xml:space="preserve">Section 2.3</w:t>
+        </w:r>
+      </w:hyperlink>
+      <w:r>
+        <w:rPr>
+          <w:lang w:val="en-GB"/>
+        </w:rPr>
+        <w:t xml:space="preserve"> </w:t>
+      </w:r>
+      <w:r>
+        <w:rPr>
+          <w:lang w:val="en-GB"/>
+        </w:rPr>
+        <w:t xml:space="preserve">can be turned into a ranking until this exists, and its absence is currently mistaken for parity in both directions.</w:t>
       </w:r>
     </w:p>
     <w:p>
@@ -12528,7 +13541,34 @@
         <w:rPr>
           <w:lang w:val="en-GB"/>
         </w:rPr>
-        <w:t xml:space="preserve">The five controls of Section 2.3.3 should become a norm rather than an exception: frozen twins, decoder-only controls, randomized-structure twins, matched-budget baselines and single-term ablations, with multi-seed variance reported alongside. Sixteen of sixty-five possible control comparisons, ten of them from three systems, is what a field looks like before its reporting habits have settled, and settling them costs less now than it will once the literature is large. Concretely, a paper introducing a trained oscillator system would say for each of the five controls (frozen twin, decoder-only, randomized twin, matched-budget baseline, single-term ablation of the coupling) whether it was run, and give the resulting number rather than only the headline result. Where a control does not apply it is worth saying so and saying why: a frozen twin means nothing for a system whose dynamics is never trained, and a coupling ablation means nothing for a model that has no coupling term. An unreported control and an inapplicable one look identical to a reader, and distinguishing them took us a close reading of every paper in Table 1; an earlier draft of this survey still got several of them wrong, which is the argument for a standard rather than for close reading. Where two papers from one group publish the two sides of an ablation, as coRNN and UnICORNN do for damping and coupling and LinOSS and D-LinOSS do for damping, the standard would ask for the comparison to be run once more, under one protocol, in the later paper.</w:t>
+        <w:t xml:space="preserve">The five controls of</w:t>
+      </w:r>
+      <w:r>
+        <w:rPr>
+          <w:lang w:val="en-GB"/>
+        </w:rPr>
+        <w:t xml:space="preserve"> </w:t>
+      </w:r>
+      <w:hyperlink w:anchor="sec-2-3-3">
+        <w:r>
+          <w:rPr>
+            <w:rStyle w:val="Hyperlink"/>
+            <w:lang w:val="en-GB"/>
+          </w:rPr>
+          <w:t xml:space="preserve">Section 2.3.3</w:t>
+        </w:r>
+      </w:hyperlink>
+      <w:r>
+        <w:rPr>
+          <w:lang w:val="en-GB"/>
+        </w:rPr>
+        <w:t xml:space="preserve"> </w:t>
+      </w:r>
+      <w:r>
+        <w:rPr>
+          <w:lang w:val="en-GB"/>
+        </w:rPr>
+        <w:t xml:space="preserve">should become a norm rather than an exception: frozen twins, decoder-only controls, randomized-structure twins, matched-budget baselines and single-term ablations, with multi-seed variance reported alongside. Sixteen of sixty-five possible control comparisons, ten of them from three systems, is what a field looks like before its reporting habits have settled, and settling them costs less now than it will once the literature is large. Concretely, a paper introducing a trained oscillator system would say for each of the five controls (frozen twin, decoder-only, randomized twin, matched-budget baseline, single-term ablation of the coupling) whether it was run, and give the resulting number rather than only the headline result. Where a control does not apply it is worth saying so and saying why: a frozen twin means nothing for a system whose dynamics is never trained, and a coupling ablation means nothing for a model that has no coupling term. An unreported control and an inapplicable one look identical to a reader, and distinguishing them took us a close reading of every paper in Table 1; an earlier draft of this survey still got several of them wrong, which is the argument for a standard rather than for close reading. Where two papers from one group publish the two sides of an ablation, as coRNN and UnICORNN do for damping and coupling and LinOSS and D-LinOSS do for damping, the standard would ask for the comparison to be run once more, under one protocol, in the later paper.</w:t>
       </w:r>
     </w:p>
     <w:p>
@@ -12742,16 +13782,31 @@
       <w:pPr>
         <w:pStyle w:val="FirstParagraph"/>
       </w:pPr>
-      <w:r>
-        <w:rPr>
-          <w:lang w:val="en-GB"/>
-        </w:rPr>
-        <w:t xml:space="preserve">Appendix F collects the questions these directions leave open.</w:t>
-      </w:r>
-    </w:p>
-    <w:bookmarkEnd w:id="77"/>
-    <w:bookmarkEnd w:id="78"/>
-    <w:bookmarkStart w:id="79" w:name="conclusion"/>
+      <w:hyperlink w:anchor="sec-F">
+        <w:r>
+          <w:rPr>
+            <w:rStyle w:val="Hyperlink"/>
+            <w:lang w:val="en-GB"/>
+          </w:rPr>
+          <w:t xml:space="preserve">Appendix F</w:t>
+        </w:r>
+      </w:hyperlink>
+      <w:r>
+        <w:rPr>
+          <w:lang w:val="en-GB"/>
+        </w:rPr>
+        <w:t xml:space="preserve"> </w:t>
+      </w:r>
+      <w:r>
+        <w:rPr>
+          <w:lang w:val="en-GB"/>
+        </w:rPr>
+        <w:t xml:space="preserve">collects the questions these directions leave open.</w:t>
+      </w:r>
+    </w:p>
+    <w:bookmarkEnd w:id="90"/>
+    <w:bookmarkEnd w:id="91"/>
+    <w:bookmarkStart w:id="92" w:name="sec-4"/>
     <w:p>
       <w:pPr>
         <w:pStyle w:val="Heading1"/>
@@ -13154,7 +14209,34 @@
         <w:rPr>
           <w:lang w:val="en-GB"/>
         </w:rPr>
-        <w:t xml:space="preserve">on one supplementary task. Appendix E itemizes them. Where a control has been run it has changed what the paper could conclude, and in two cases it reversed a headline: at matched parameters on a chaotic system both oscillatory recurrences lose to an LSTM, and a fixed coupling kernel comes within a point of KomplexNet’s learned one in distribution.</w:t>
+        <w:t xml:space="preserve">on one supplementary task.</w:t>
+      </w:r>
+      <w:r>
+        <w:rPr>
+          <w:lang w:val="en-GB"/>
+        </w:rPr>
+        <w:t xml:space="preserve"> </w:t>
+      </w:r>
+      <w:hyperlink w:anchor="sec-E">
+        <w:r>
+          <w:rPr>
+            <w:rStyle w:val="Hyperlink"/>
+            <w:lang w:val="en-GB"/>
+          </w:rPr>
+          <w:t xml:space="preserve">Appendix E</w:t>
+        </w:r>
+      </w:hyperlink>
+      <w:r>
+        <w:rPr>
+          <w:lang w:val="en-GB"/>
+        </w:rPr>
+        <w:t xml:space="preserve"> </w:t>
+      </w:r>
+      <w:r>
+        <w:rPr>
+          <w:lang w:val="en-GB"/>
+        </w:rPr>
+        <w:t xml:space="preserve">itemizes them. Where a control has been run it has changed what the paper could conclude, and in two cases it reversed a headline: at matched parameters on a chaotic system both oscillatory recurrences lose to an LSTM, and a fixed coupling kernel comes within a point of KomplexNet’s learned one in distribution.</w:t>
       </w:r>
     </w:p>
     <w:p>
@@ -13165,7 +14247,34 @@
         <w:rPr>
           <w:lang w:val="en-GB"/>
         </w:rPr>
-        <w:t xml:space="preserve">Three further gaps sit alongside that one, and Section 3.1 sets out the evidence for each. We found no scaling study for trained oscillator networks, so how these systems behave as they grow is unknown. No surveyed system has published a measured energy win, which leaves the field’s most-cited motivation resting on adjacent substrates. And the physics in use stops short of the forms that would test the properties these papers say they want: partial coherence on structured supports, the many coexisting stable states that higher-order and simplicial coupling produce, and the phase-position coupling of swarmalators. The neuroscience shows the same attribution problem from the other side, and the review that sets three theta-rhythmic segmentation models against each other</w:t>
+        <w:t xml:space="preserve">Three further gaps sit alongside that one, and</w:t>
+      </w:r>
+      <w:r>
+        <w:rPr>
+          <w:lang w:val="en-GB"/>
+        </w:rPr>
+        <w:t xml:space="preserve"> </w:t>
+      </w:r>
+      <w:hyperlink w:anchor="sec-3-1">
+        <w:r>
+          <w:rPr>
+            <w:rStyle w:val="Hyperlink"/>
+            <w:lang w:val="en-GB"/>
+          </w:rPr>
+          <w:t xml:space="preserve">Section 3.1</w:t>
+        </w:r>
+      </w:hyperlink>
+      <w:r>
+        <w:rPr>
+          <w:lang w:val="en-GB"/>
+        </w:rPr>
+        <w:t xml:space="preserve"> </w:t>
+      </w:r>
+      <w:r>
+        <w:rPr>
+          <w:lang w:val="en-GB"/>
+        </w:rPr>
+        <w:t xml:space="preserve">sets out the evidence for each. We found no scaling study for trained oscillator networks, so how these systems behave as they grow is unknown. No surveyed system has published a measured energy win, which leaves the field’s most-cited motivation resting on adjacent substrates. And the physics in use stops short of the forms that would test the properties these papers say they want: partial coherence on structured supports, the many coexisting stable states that higher-order and simplicial coupling produce, and the phase-position coupling of swarmalators. The neuroscience shows the same attribution problem from the other side, and the review that sets three theta-rhythmic segmentation models against each other</w:t>
       </w:r>
       <w:r>
         <w:rPr>
@@ -13215,7 +14324,34 @@
         <w:rPr>
           <w:lang w:val="en-GB"/>
         </w:rPr>
-        <w:t xml:space="preserve">None of that is a verdict on the approach, and none of it requires new theory to address. Section 3.2 sets out eight directions: a shared benchmark suite, a reporting standard for controls, treating the coupling law as a variable, treating geometry as a reported design decision, reporting where the input enters, measuring energy on hardware, replicating the blog-published results, and establishing whether scaling laws exist. The first three would do most of the work: consolidating on the benchmarks the field has already begun to share rather than inventing new ones, reporting which of the five controls a paper ran and which it did not, and treating the coupling law as a variable rather than an inherited default. Each is achievable within a single paper’s effort, and each would convert a question this survey had to leave open into a result.</w:t>
+        <w:t xml:space="preserve">None of that is a verdict on the approach, and none of it requires new theory to address.</w:t>
+      </w:r>
+      <w:r>
+        <w:rPr>
+          <w:lang w:val="en-GB"/>
+        </w:rPr>
+        <w:t xml:space="preserve"> </w:t>
+      </w:r>
+      <w:hyperlink w:anchor="sec-3-2">
+        <w:r>
+          <w:rPr>
+            <w:rStyle w:val="Hyperlink"/>
+            <w:lang w:val="en-GB"/>
+          </w:rPr>
+          <w:t xml:space="preserve">Section 3.2</w:t>
+        </w:r>
+      </w:hyperlink>
+      <w:r>
+        <w:rPr>
+          <w:lang w:val="en-GB"/>
+        </w:rPr>
+        <w:t xml:space="preserve"> </w:t>
+      </w:r>
+      <w:r>
+        <w:rPr>
+          <w:lang w:val="en-GB"/>
+        </w:rPr>
+        <w:t xml:space="preserve">sets out eight directions: a shared benchmark suite, a reporting standard for controls, treating the coupling law as a variable, treating geometry as a reported design decision, reporting where the input enters, measuring energy on hardware, replicating the blog-published results, and establishing whether scaling laws exist. The first three would do most of the work: consolidating on the benchmarks the field has already begun to share rather than inventing new ones, reporting which of the five controls a paper ran and which it did not, and treating the coupling law as a variable rather than an inherited default. Each is achievable within a single paper’s effort, and each would convert a question this survey had to leave open into a result.</w:t>
       </w:r>
     </w:p>
     <w:p>
@@ -13229,8 +14365,8 @@
         <w:t xml:space="preserve">The convergence that makes oscillator networks interesting, across physics, neuroscience and machine learning, is a reason to run those experiments rather than evidence of what they will show. The physics is fairly well established; the machine-learning literature built on it is still novel and rapidly evolving, and as a result its evidentiary conventions have not yet settled. Whether the alignment between resonant substrates and the signals biology evolved to sense buys anything measurable is, on the present record, still open.</w:t>
       </w:r>
     </w:p>
-    <w:bookmarkEnd w:id="79"/>
-    <w:bookmarkStart w:id="80" w:name="appendix"/>
+    <w:bookmarkEnd w:id="92"/>
+    <w:bookmarkStart w:id="93" w:name="appendix"/>
     <w:p>
       <w:pPr>
         <w:pStyle w:val="Heading1"/>
@@ -13242,8 +14378,8 @@
         <w:t xml:space="preserve">Appendix</w:t>
       </w:r>
     </w:p>
-    <w:bookmarkEnd w:id="80"/>
-    <w:bookmarkStart w:id="81" w:name="a-glossary"/>
+    <w:bookmarkEnd w:id="93"/>
+    <w:bookmarkStart w:id="94" w:name="sec-A"/>
     <w:p>
       <w:pPr>
         <w:pStyle w:val="Heading1"/>
@@ -13338,7 +14474,28 @@
               <w:rPr>
                 <w:lang w:val="en-GB"/>
               </w:rPr>
-              <w:t xml:space="preserve">Artificial neural network. Used here for the conventional architectures of Section 1.3: convolutions, recurrences, attention and state-space models.</w:t>
+              <w:t xml:space="preserve">Artificial neural network. Used here for the conventional architectures of</w:t>
+            </w:r>
+            <w:r>
+              <w:rPr>
+                <w:lang w:val="en-GB"/>
+              </w:rPr>
+              <w:t xml:space="preserve"> </w:t>
+            </w:r>
+            <w:hyperlink w:anchor="sec-1-3">
+              <w:r>
+                <w:rPr>
+                  <w:rStyle w:val="Hyperlink"/>
+                  <w:lang w:val="en-GB"/>
+                </w:rPr>
+                <w:t xml:space="preserve">Section 1.3</w:t>
+              </w:r>
+            </w:hyperlink>
+            <w:r>
+              <w:rPr>
+                <w:lang w:val="en-GB"/>
+              </w:rPr>
+              <w:t xml:space="preserve">: convolutions, recurrences, attention and state-space models.</w:t>
             </w:r>
           </w:p>
         </w:tc>
@@ -13952,8 +15109,8 @@
         </w:tc>
       </w:tr>
     </w:tbl>
-    <w:bookmarkEnd w:id="81"/>
-    <w:bookmarkStart w:id="82" w:name="b-oscillator-physics-models"/>
+    <w:bookmarkEnd w:id="94"/>
+    <w:bookmarkStart w:id="95" w:name="sec-B"/>
     <w:p>
       <w:pPr>
         <w:pStyle w:val="Heading1"/>
@@ -14006,7 +15163,34 @@
         <w:rPr>
           <w:lang w:val="en-GB"/>
         </w:rPr>
-        <w:t xml:space="preserve">. Almost every machine-learning system surveyed in this paper uses one of the entries from Landau and Stuart, Winfree, Kuramoto, Kuramoto–Sakaguchi, Schuster and Wagner, Daido, or Chandra, Girvan &amp; Ott; the model timeline in Section 1.2.3 marks which rows those are, and no surveyed system is built on any of the others.</w:t>
+        <w:t xml:space="preserve">. Almost every machine-learning system surveyed in this paper uses one of the entries from Landau and Stuart, Winfree, Kuramoto, Kuramoto–Sakaguchi, Schuster and Wagner, Daido, or Chandra, Girvan &amp; Ott; the model timeline in</w:t>
+      </w:r>
+      <w:r>
+        <w:rPr>
+          <w:lang w:val="en-GB"/>
+        </w:rPr>
+        <w:t xml:space="preserve"> </w:t>
+      </w:r>
+      <w:hyperlink w:anchor="sec-1-2-3">
+        <w:r>
+          <w:rPr>
+            <w:rStyle w:val="Hyperlink"/>
+            <w:lang w:val="en-GB"/>
+          </w:rPr>
+          <w:t xml:space="preserve">Section 1.2.3</w:t>
+        </w:r>
+      </w:hyperlink>
+      <w:r>
+        <w:rPr>
+          <w:lang w:val="en-GB"/>
+        </w:rPr>
+        <w:t xml:space="preserve"> </w:t>
+      </w:r>
+      <w:r>
+        <w:rPr>
+          <w:lang w:val="en-GB"/>
+        </w:rPr>
+        <w:t xml:space="preserve">marks which rows those are, and no surveyed system is built on any of the others.</w:t>
       </w:r>
     </w:p>
     <w:tbl>
@@ -15301,8 +16485,8 @@
         </w:tc>
       </w:tr>
     </w:tbl>
-    <w:bookmarkEnd w:id="82"/>
-    <w:bookmarkStart w:id="83" w:name="Xd963e00f5c396f23804f488fa77ba675eeff86d"/>
+    <w:bookmarkEnd w:id="95"/>
+    <w:bookmarkStart w:id="96" w:name="sec-C"/>
     <w:p>
       <w:pPr>
         <w:pStyle w:val="Heading1"/>
@@ -17346,8 +18530,8 @@
         </w:tc>
       </w:tr>
     </w:tbl>
-    <w:bookmarkEnd w:id="83"/>
-    <w:bookmarkStart w:id="84" w:name="d-oscillator-systems-reported-results"/>
+    <w:bookmarkEnd w:id="96"/>
+    <w:bookmarkStart w:id="97" w:name="sec-D"/>
     <w:p>
       <w:pPr>
         <w:pStyle w:val="Heading1"/>
@@ -17387,7 +18571,22 @@
         <w:rPr>
           <w:lang w:val="en-GB"/>
         </w:rPr>
-        <w:t xml:space="preserve">: different tasks, different baselines, different tuning effort (Section 2.3.2). They are recorded so that claims can be checked against their sources, not so that systems can be ranked.</w:t>
+        <w:t xml:space="preserve">: different tasks, different baselines, different tuning effort (</w:t>
+      </w:r>
+      <w:hyperlink w:anchor="sec-2-3-2">
+        <w:r>
+          <w:rPr>
+            <w:rStyle w:val="Hyperlink"/>
+            <w:lang w:val="en-GB"/>
+          </w:rPr>
+          <w:t xml:space="preserve">Section 2.3.2</w:t>
+        </w:r>
+      </w:hyperlink>
+      <w:r>
+        <w:rPr>
+          <w:lang w:val="en-GB"/>
+        </w:rPr>
+        <w:t xml:space="preserve">). They are recorded so that claims can be checked against their sources, not so that systems can be ranked.</w:t>
       </w:r>
     </w:p>
     <w:p>
@@ -17398,7 +18597,28 @@
         <w:rPr>
           <w:lang w:val="en-GB"/>
         </w:rPr>
-        <w:t xml:space="preserve">Table 5. Reported results for the same systems, in the same order as Appendix C. These are as published and are</w:t>
+        <w:t xml:space="preserve">Table 5. Reported results for the same systems, in the same order as</w:t>
+      </w:r>
+      <w:r>
+        <w:rPr>
+          <w:lang w:val="en-GB"/>
+        </w:rPr>
+        <w:t xml:space="preserve"> </w:t>
+      </w:r>
+      <w:hyperlink w:anchor="sec-C">
+        <w:r>
+          <w:rPr>
+            <w:rStyle w:val="Hyperlink"/>
+            <w:lang w:val="en-GB"/>
+          </w:rPr>
+          <w:t xml:space="preserve">Appendix C</w:t>
+        </w:r>
+      </w:hyperlink>
+      <w:r>
+        <w:rPr>
+          <w:lang w:val="en-GB"/>
+        </w:rPr>
+        <w:t xml:space="preserve">. These are as published and are</w:t>
       </w:r>
       <w:r>
         <w:rPr>
@@ -17418,7 +18638,22 @@
         <w:rPr>
           <w:lang w:val="en-GB"/>
         </w:rPr>
-        <w:t xml:space="preserve">: different tasks, different baselines, different tuning effort (Section 2.3.2).</w:t>
+        <w:t xml:space="preserve">: different tasks, different baselines, different tuning effort (</w:t>
+      </w:r>
+      <w:hyperlink w:anchor="sec-2-3-2">
+        <w:r>
+          <w:rPr>
+            <w:rStyle w:val="Hyperlink"/>
+            <w:lang w:val="en-GB"/>
+          </w:rPr>
+          <w:t xml:space="preserve">Section 2.3.2</w:t>
+        </w:r>
+      </w:hyperlink>
+      <w:r>
+        <w:rPr>
+          <w:lang w:val="en-GB"/>
+        </w:rPr>
+        <w:t xml:space="preserve">).</w:t>
       </w:r>
     </w:p>
     <w:tbl>
@@ -18664,8 +19899,8 @@
         </w:tc>
       </w:tr>
     </w:tbl>
-    <w:bookmarkEnd w:id="84"/>
-    <w:bookmarkStart w:id="85" w:name="e-how-the-control-counts-are-derived"/>
+    <w:bookmarkEnd w:id="97"/>
+    <w:bookmarkStart w:id="98" w:name="sec-E"/>
     <w:p>
       <w:pPr>
         <w:pStyle w:val="Heading1"/>
@@ -18685,7 +19920,61 @@
         <w:rPr>
           <w:lang w:val="en-GB"/>
         </w:rPr>
-        <w:t xml:space="preserve">The counts quoted in Sections 2.3.3 and 4 are derived from Table 1 as follows. Fourteen rows times five controls gives seventy possible control comparisons. Five are marked not applicable: the single-term coupling ablation for UnICORNN</w:t>
+        <w:t xml:space="preserve">The counts quoted in</w:t>
+      </w:r>
+      <w:r>
+        <w:rPr>
+          <w:lang w:val="en-GB"/>
+        </w:rPr>
+        <w:t xml:space="preserve"> </w:t>
+      </w:r>
+      <w:hyperlink w:anchor="sec-2-3-3">
+        <w:r>
+          <w:rPr>
+            <w:rStyle w:val="Hyperlink"/>
+            <w:lang w:val="en-GB"/>
+          </w:rPr>
+          <w:t xml:space="preserve">Sections 2.3.3</w:t>
+        </w:r>
+      </w:hyperlink>
+      <w:r>
+        <w:rPr>
+          <w:lang w:val="en-GB"/>
+        </w:rPr>
+        <w:t xml:space="preserve"> </w:t>
+      </w:r>
+      <w:r>
+        <w:rPr>
+          <w:lang w:val="en-GB"/>
+        </w:rPr>
+        <w:t xml:space="preserve">and</w:t>
+      </w:r>
+      <w:r>
+        <w:rPr>
+          <w:lang w:val="en-GB"/>
+        </w:rPr>
+        <w:t xml:space="preserve"> </w:t>
+      </w:r>
+      <w:hyperlink w:anchor="sec-4">
+        <w:r>
+          <w:rPr>
+            <w:rStyle w:val="Hyperlink"/>
+            <w:lang w:val="en-GB"/>
+          </w:rPr>
+          <w:t xml:space="preserve">4</w:t>
+        </w:r>
+      </w:hyperlink>
+      <w:r>
+        <w:rPr>
+          <w:lang w:val="en-GB"/>
+        </w:rPr>
+        <w:t xml:space="preserve"> </w:t>
+      </w:r>
+      <w:r>
+        <w:rPr>
+          <w:lang w:val="en-GB"/>
+        </w:rPr>
+        <w:t xml:space="preserve">are derived from Table 1 as follows. Fourteen rows times five controls gives seventy possible control comparisons. Five are marked not applicable: the single-term coupling ablation for UnICORNN</w:t>
       </w:r>
       <w:r>
         <w:rPr>
@@ -19401,7 +20690,34 @@
         <w:rPr>
           <w:lang w:val="en-GB"/>
         </w:rPr>
-        <w:t xml:space="preserve">Two comparisons the five controls do not capture are recorded in Section 2.3.3 because they come close to a sixth: UnICORNN is coRNN with the damping and the within-layer coupling removed and a layer stack added, and D-LinOSS with its damping set to zero recovers LinOSS’s conservative discretization, so each pair of papers publishes both sides of a damping ablation that neither paper runs alone.</w:t>
+        <w:t xml:space="preserve">Two comparisons the five controls do not capture are recorded in</w:t>
+      </w:r>
+      <w:r>
+        <w:rPr>
+          <w:lang w:val="en-GB"/>
+        </w:rPr>
+        <w:t xml:space="preserve"> </w:t>
+      </w:r>
+      <w:hyperlink w:anchor="sec-2-3-3">
+        <w:r>
+          <w:rPr>
+            <w:rStyle w:val="Hyperlink"/>
+            <w:lang w:val="en-GB"/>
+          </w:rPr>
+          <w:t xml:space="preserve">Section 2.3.3</w:t>
+        </w:r>
+      </w:hyperlink>
+      <w:r>
+        <w:rPr>
+          <w:lang w:val="en-GB"/>
+        </w:rPr>
+        <w:t xml:space="preserve"> </w:t>
+      </w:r>
+      <w:r>
+        <w:rPr>
+          <w:lang w:val="en-GB"/>
+        </w:rPr>
+        <w:t xml:space="preserve">because they come close to a sixth: UnICORNN is coRNN with the damping and the within-layer coupling removed and a layer stack added, and D-LinOSS with its damping set to zero recovers LinOSS’s conservative discretization, so each pair of papers publishes both sides of a damping ablation that neither paper runs alone.</w:t>
       </w:r>
     </w:p>
     <w:p>
@@ -19412,7 +20728,34 @@
         <w:rPr>
           <w:lang w:val="en-GB"/>
         </w:rPr>
-        <w:t xml:space="preserve">An earlier draft of this survey counted seven of fifty-five. The difference is entirely controls that the papers report and that draft had missed, together with one cell it had marked not applicable in error. We record the correction here because it is itself evidence for the argument of Section 3.2 that reported controls need a reporting standard to be legible.</w:t>
+        <w:t xml:space="preserve">An earlier draft of this survey counted seven of fifty-five. The difference is entirely controls that the papers report and that draft had missed, together with one cell it had marked not applicable in error. We record the correction here because it is itself evidence for the argument of</w:t>
+      </w:r>
+      <w:r>
+        <w:rPr>
+          <w:lang w:val="en-GB"/>
+        </w:rPr>
+        <w:t xml:space="preserve"> </w:t>
+      </w:r>
+      <w:hyperlink w:anchor="sec-3-2">
+        <w:r>
+          <w:rPr>
+            <w:rStyle w:val="Hyperlink"/>
+            <w:lang w:val="en-GB"/>
+          </w:rPr>
+          <w:t xml:space="preserve">Section 3.2</w:t>
+        </w:r>
+      </w:hyperlink>
+      <w:r>
+        <w:rPr>
+          <w:lang w:val="en-GB"/>
+        </w:rPr>
+        <w:t xml:space="preserve"> </w:t>
+      </w:r>
+      <w:r>
+        <w:rPr>
+          <w:lang w:val="en-GB"/>
+        </w:rPr>
+        <w:t xml:space="preserve">that reported controls need a reporting standard to be legible.</w:t>
       </w:r>
     </w:p>
     <w:p>
@@ -19423,7 +20766,28 @@
         <w:rPr>
           <w:lang w:val="en-GB"/>
         </w:rPr>
-        <w:t xml:space="preserve">Table 1 covers fourteen of the fifteen rows in Appendix C. ESN</w:t>
+        <w:t xml:space="preserve">Table 1 covers fourteen of the fifteen rows in</w:t>
+      </w:r>
+      <w:r>
+        <w:rPr>
+          <w:lang w:val="en-GB"/>
+        </w:rPr>
+        <w:t xml:space="preserve"> </w:t>
+      </w:r>
+      <w:hyperlink w:anchor="sec-C">
+        <w:r>
+          <w:rPr>
+            <w:rStyle w:val="Hyperlink"/>
+            <w:lang w:val="en-GB"/>
+          </w:rPr>
+          <w:t xml:space="preserve">Appendix C</w:t>
+        </w:r>
+      </w:hyperlink>
+      <w:r>
+        <w:rPr>
+          <w:lang w:val="en-GB"/>
+        </w:rPr>
+        <w:t xml:space="preserve">. ESN</w:t>
       </w:r>
       <w:r>
         <w:rPr>
@@ -19504,8 +20868,8 @@
         <w:t xml:space="preserve">are omitted from it because they are the reservoir-computing precedent this survey measures oscillator systems against rather than oscillator systems whose dynamics is itself under test.</w:t>
       </w:r>
     </w:p>
-    <w:bookmarkEnd w:id="85"/>
-    <w:bookmarkStart w:id="86" w:name="f-questions-the-record-leaves-open"/>
+    <w:bookmarkEnd w:id="98"/>
+    <w:bookmarkStart w:id="99" w:name="sec-F"/>
     <w:p>
       <w:pPr>
         <w:pStyle w:val="Heading1"/>
@@ -19525,7 +20889,34 @@
         <w:rPr>
           <w:lang w:val="en-GB"/>
         </w:rPr>
-        <w:t xml:space="preserve">Ten questions no published work settles, each following from a gap in Section 3.1 and each with a note on what evidence would close it.</w:t>
+        <w:t xml:space="preserve">Ten questions no published work settles, each following from a gap in</w:t>
+      </w:r>
+      <w:r>
+        <w:rPr>
+          <w:lang w:val="en-GB"/>
+        </w:rPr>
+        <w:t xml:space="preserve"> </w:t>
+      </w:r>
+      <w:hyperlink w:anchor="sec-3-1">
+        <w:r>
+          <w:rPr>
+            <w:rStyle w:val="Hyperlink"/>
+            <w:lang w:val="en-GB"/>
+          </w:rPr>
+          <w:t xml:space="preserve">Section 3.1</w:t>
+        </w:r>
+      </w:hyperlink>
+      <w:r>
+        <w:rPr>
+          <w:lang w:val="en-GB"/>
+        </w:rPr>
+        <w:t xml:space="preserve"> </w:t>
+      </w:r>
+      <w:r>
+        <w:rPr>
+          <w:lang w:val="en-GB"/>
+        </w:rPr>
+        <w:t xml:space="preserve">and each with a note on what evidence would close it.</w:t>
       </w:r>
     </w:p>
     <w:p>
@@ -19874,8 +21265,8 @@
         <w:t xml:space="preserve">Energy per inference measured on hardware under the established neuromorphic methodology, for a trained oscillator system doing a real task, against a conventional baseline at matched accuracy.</w:t>
       </w:r>
     </w:p>
-    <w:bookmarkEnd w:id="86"/>
-    <w:bookmarkStart w:id="87" w:name="X1f74eb43af444059c7518034463b6c89b1cacf4"/>
+    <w:bookmarkEnd w:id="99"/>
+    <w:bookmarkStart w:id="100" w:name="X1f74eb43af444059c7518034463b6c89b1cacf4"/>
     <w:p>
       <w:pPr>
         <w:pStyle w:val="Heading1"/>
@@ -19898,8 +21289,8 @@
         <w:t xml:space="preserve">During the preparation of this work the author used Claude (Anthropic) in order to search for and surface candidate prior art, to write the tooling that produces the manuscript’s distributable formats and checks its bibliography, and to write the code that draws the figures from data and layouts the author specified. After using this tool, the author reviewed and edited the content as needed and takes full responsibility for the content of the published article. The author wrote the manuscript and independently verified every reference and every claim attributed to a source.</w:t>
       </w:r>
     </w:p>
-    <w:bookmarkEnd w:id="87"/>
-    <w:bookmarkStart w:id="88" w:name="credit-authorship-contribution-statement"/>
+    <w:bookmarkEnd w:id="100"/>
+    <w:bookmarkStart w:id="101" w:name="credit-authorship-contribution-statement"/>
     <w:p>
       <w:pPr>
         <w:pStyle w:val="Heading1"/>
@@ -19936,8 +21327,8 @@
         <w:t xml:space="preserve">Conceptualization, Methodology, Investigation, Software, Data curation, Visualization, Writing – original draft, Writing – review &amp; editing.</w:t>
       </w:r>
     </w:p>
-    <w:bookmarkEnd w:id="88"/>
-    <w:bookmarkStart w:id="89" w:name="declaration-of-competing-interest"/>
+    <w:bookmarkEnd w:id="101"/>
+    <w:bookmarkStart w:id="102" w:name="declaration-of-competing-interest"/>
     <w:p>
       <w:pPr>
         <w:pStyle w:val="Heading1"/>
@@ -19960,8 +21351,8 @@
         <w:t xml:space="preserve">The author declares no known competing financial interests or personal relationships that could have appeared to influence the work reported in this paper.</w:t>
       </w:r>
     </w:p>
-    <w:bookmarkEnd w:id="89"/>
-    <w:bookmarkStart w:id="90" w:name="funding"/>
+    <w:bookmarkEnd w:id="102"/>
+    <w:bookmarkStart w:id="103" w:name="funding"/>
     <w:p>
       <w:pPr>
         <w:pStyle w:val="Heading1"/>
@@ -19984,8 +21375,8 @@
         <w:t xml:space="preserve">This research did not receive any specific grant from funding agencies in the public, commercial, or not-for-profit sectors.</w:t>
       </w:r>
     </w:p>
-    <w:bookmarkEnd w:id="90"/>
-    <w:bookmarkStart w:id="362" w:name="data-availability"/>
+    <w:bookmarkEnd w:id="103"/>
+    <w:bookmarkStart w:id="375" w:name="data-availability"/>
     <w:p>
       <w:pPr>
         <w:pStyle w:val="Heading1"/>
@@ -20005,7 +21396,7 @@
         <w:rPr>
           <w:lang w:val="en-GB"/>
         </w:rPr>
-        <w:t xml:space="preserve">No new data were generated. The manuscript source, its bibliography and the tooling that builds and checks it are available at https://github.com/ekryski/oscillator-research.</w:t>
+        <w:t xml:space="preserve">No new data were generated. The manuscript source, its bibliography and the tooling that builds and checks it are available at https://github.com/ekryski/oscillator-research. A preprint of this article is available at https://doi.org/10.2139/ssrn.7445198.</w:t>
       </w:r>
     </w:p>
     <w:p>
@@ -20019,8 +21410,8 @@
         <w:t xml:space="preserve">References</w:t>
       </w:r>
     </w:p>
-    <w:bookmarkStart w:id="361" w:name="refs"/>
-    <w:bookmarkStart w:id="92" w:name="ref-abrams2004"/>
+    <w:bookmarkStart w:id="374" w:name="refs"/>
+    <w:bookmarkStart w:id="105" w:name="ref-abrams2004"/>
     <w:p>
       <w:pPr>
         <w:pStyle w:val="Bibliography"/>
@@ -20077,7 +21468,7 @@
         </w:rPr>
         <w:t xml:space="preserve"> </w:t>
       </w:r>
-      <w:hyperlink r:id="rId91">
+      <w:hyperlink r:id="rId104">
         <w:r>
           <w:rPr>
             <w:rStyle w:val="Hyperlink"/>
@@ -20087,8 +21478,8 @@
         </w:r>
       </w:hyperlink>
     </w:p>
-    <w:bookmarkEnd w:id="92"/>
-    <w:bookmarkStart w:id="94" w:name="ref-abreu-araujo2020"/>
+    <w:bookmarkEnd w:id="105"/>
+    <w:bookmarkStart w:id="107" w:name="ref-abreu-araujo2020"/>
     <w:p>
       <w:pPr>
         <w:pStyle w:val="Bibliography"/>
@@ -20145,7 +21536,7 @@
         </w:rPr>
         <w:t xml:space="preserve"> </w:t>
       </w:r>
-      <w:hyperlink r:id="rId93">
+      <w:hyperlink r:id="rId106">
         <w:r>
           <w:rPr>
             <w:rStyle w:val="Hyperlink"/>
@@ -20155,8 +21546,8 @@
         </w:r>
       </w:hyperlink>
     </w:p>
-    <w:bookmarkEnd w:id="94"/>
-    <w:bookmarkStart w:id="96" w:name="ref-achterberg2023"/>
+    <w:bookmarkEnd w:id="107"/>
+    <w:bookmarkStart w:id="109" w:name="ref-achterberg2023"/>
     <w:p>
       <w:pPr>
         <w:pStyle w:val="Bibliography"/>
@@ -20213,7 +21604,7 @@
         </w:rPr>
         <w:t xml:space="preserve"> </w:t>
       </w:r>
-      <w:hyperlink r:id="rId95">
+      <w:hyperlink r:id="rId108">
         <w:r>
           <w:rPr>
             <w:rStyle w:val="Hyperlink"/>
@@ -20223,8 +21614,8 @@
         </w:r>
       </w:hyperlink>
     </w:p>
-    <w:bookmarkEnd w:id="96"/>
-    <w:bookmarkStart w:id="98" w:name="ref-adler1946"/>
+    <w:bookmarkEnd w:id="109"/>
+    <w:bookmarkStart w:id="111" w:name="ref-adler1946"/>
     <w:p>
       <w:pPr>
         <w:pStyle w:val="Bibliography"/>
@@ -20297,7 +21688,7 @@
         </w:rPr>
         <w:t xml:space="preserve"> </w:t>
       </w:r>
-      <w:hyperlink r:id="rId97">
+      <w:hyperlink r:id="rId110">
         <w:r>
           <w:rPr>
             <w:rStyle w:val="Hyperlink"/>
@@ -20307,8 +21698,8 @@
         </w:r>
       </w:hyperlink>
     </w:p>
-    <w:bookmarkEnd w:id="98"/>
-    <w:bookmarkStart w:id="100" w:name="ref-de-aguiar2023"/>
+    <w:bookmarkEnd w:id="111"/>
+    <w:bookmarkStart w:id="113" w:name="ref-de-aguiar2023"/>
     <w:p>
       <w:pPr>
         <w:pStyle w:val="Bibliography"/>
@@ -20365,7 +21756,7 @@
         </w:rPr>
         <w:t xml:space="preserve"> </w:t>
       </w:r>
-      <w:hyperlink r:id="rId99">
+      <w:hyperlink r:id="rId112">
         <w:r>
           <w:rPr>
             <w:rStyle w:val="Hyperlink"/>
@@ -20375,8 +21766,8 @@
         </w:r>
       </w:hyperlink>
     </w:p>
-    <w:bookmarkEnd w:id="100"/>
-    <w:bookmarkStart w:id="102" w:name="ref-ahmadi2026"/>
+    <w:bookmarkEnd w:id="113"/>
+    <w:bookmarkStart w:id="115" w:name="ref-ahmadi2026"/>
     <w:p>
       <w:pPr>
         <w:pStyle w:val="Bibliography"/>
@@ -20413,7 +21804,7 @@
         </w:rPr>
         <w:t xml:space="preserve"> </w:t>
       </w:r>
-      <w:hyperlink r:id="rId101">
+      <w:hyperlink r:id="rId114">
         <w:r>
           <w:rPr>
             <w:rStyle w:val="Hyperlink"/>
@@ -20423,8 +21814,8 @@
         </w:r>
       </w:hyperlink>
     </w:p>
-    <w:bookmarkEnd w:id="102"/>
-    <w:bookmarkStart w:id="104" w:name="ref-akbari2025"/>
+    <w:bookmarkEnd w:id="115"/>
+    <w:bookmarkStart w:id="117" w:name="ref-akbari2025"/>
     <w:p>
       <w:pPr>
         <w:pStyle w:val="Bibliography"/>
@@ -20461,7 +21852,7 @@
         </w:rPr>
         <w:t xml:space="preserve"> </w:t>
       </w:r>
-      <w:hyperlink r:id="rId103">
+      <w:hyperlink r:id="rId116">
         <w:r>
           <w:rPr>
             <w:rStyle w:val="Hyperlink"/>
@@ -20471,8 +21862,8 @@
         </w:r>
       </w:hyperlink>
     </w:p>
-    <w:bookmarkEnd w:id="104"/>
-    <w:bookmarkStart w:id="106" w:name="ref-anderson2023"/>
+    <w:bookmarkEnd w:id="117"/>
+    <w:bookmarkStart w:id="119" w:name="ref-anderson2023"/>
     <w:p>
       <w:pPr>
         <w:pStyle w:val="Bibliography"/>
@@ -20557,7 +21948,7 @@
         </w:rPr>
         <w:t xml:space="preserve"> </w:t>
       </w:r>
-      <w:hyperlink r:id="rId105">
+      <w:hyperlink r:id="rId118">
         <w:r>
           <w:rPr>
             <w:rStyle w:val="Hyperlink"/>
@@ -20567,8 +21958,8 @@
         </w:r>
       </w:hyperlink>
     </w:p>
-    <w:bookmarkEnd w:id="106"/>
-    <w:bookmarkStart w:id="108" w:name="ref-appeltant2011"/>
+    <w:bookmarkEnd w:id="119"/>
+    <w:bookmarkStart w:id="121" w:name="ref-appeltant2011"/>
     <w:p>
       <w:pPr>
         <w:pStyle w:val="Bibliography"/>
@@ -20625,7 +22016,7 @@
         </w:rPr>
         <w:t xml:space="preserve"> </w:t>
       </w:r>
-      <w:hyperlink r:id="rId107">
+      <w:hyperlink r:id="rId120">
         <w:r>
           <w:rPr>
             <w:rStyle w:val="Hyperlink"/>
@@ -20635,8 +22026,8 @@
         </w:r>
       </w:hyperlink>
     </w:p>
-    <w:bookmarkEnd w:id="108"/>
-    <w:bookmarkStart w:id="110" w:name="ref-ashwin2016"/>
+    <w:bookmarkEnd w:id="121"/>
+    <w:bookmarkStart w:id="123" w:name="ref-ashwin2016"/>
     <w:p>
       <w:pPr>
         <w:pStyle w:val="Bibliography"/>
@@ -20725,7 +22116,7 @@
         </w:rPr>
         <w:t xml:space="preserve"> </w:t>
       </w:r>
-      <w:hyperlink r:id="rId109">
+      <w:hyperlink r:id="rId122">
         <w:r>
           <w:rPr>
             <w:rStyle w:val="Hyperlink"/>
@@ -20735,8 +22126,8 @@
         </w:r>
       </w:hyperlink>
     </w:p>
-    <w:bookmarkEnd w:id="110"/>
-    <w:bookmarkStart w:id="112" w:name="ref-assaneo2020"/>
+    <w:bookmarkEnd w:id="123"/>
+    <w:bookmarkStart w:id="125" w:name="ref-assaneo2020"/>
     <w:p>
       <w:pPr>
         <w:pStyle w:val="Bibliography"/>
@@ -20793,7 +22184,7 @@
         </w:rPr>
         <w:t xml:space="preserve"> </w:t>
       </w:r>
-      <w:hyperlink r:id="rId111">
+      <w:hyperlink r:id="rId124">
         <w:r>
           <w:rPr>
             <w:rStyle w:val="Hyperlink"/>
@@ -20803,8 +22194,8 @@
         </w:r>
       </w:hyperlink>
     </w:p>
-    <w:bookmarkEnd w:id="112"/>
-    <w:bookmarkStart w:id="114" w:name="ref-attwell2001"/>
+    <w:bookmarkEnd w:id="125"/>
+    <w:bookmarkStart w:id="127" w:name="ref-attwell2001"/>
     <w:p>
       <w:pPr>
         <w:pStyle w:val="Bibliography"/>
@@ -20861,7 +22252,7 @@
         </w:rPr>
         <w:t xml:space="preserve"> </w:t>
       </w:r>
-      <w:hyperlink r:id="rId113">
+      <w:hyperlink r:id="rId126">
         <w:r>
           <w:rPr>
             <w:rStyle w:val="Hyperlink"/>
@@ -20871,8 +22262,8 @@
         </w:r>
       </w:hyperlink>
     </w:p>
-    <w:bookmarkEnd w:id="114"/>
-    <w:bookmarkStart w:id="116" w:name="ref-bacic2026"/>
+    <w:bookmarkEnd w:id="127"/>
+    <w:bookmarkStart w:id="129" w:name="ref-bacic2026"/>
     <w:p>
       <w:pPr>
         <w:pStyle w:val="Bibliography"/>
@@ -20929,7 +22320,7 @@
         </w:rPr>
         <w:t xml:space="preserve"> </w:t>
       </w:r>
-      <w:hyperlink r:id="rId115">
+      <w:hyperlink r:id="rId128">
         <w:r>
           <w:rPr>
             <w:rStyle w:val="Hyperlink"/>
@@ -20939,8 +22330,8 @@
         </w:r>
       </w:hyperlink>
     </w:p>
-    <w:bookmarkEnd w:id="116"/>
-    <w:bookmarkStart w:id="118" w:name="ref-bennett2002"/>
+    <w:bookmarkEnd w:id="129"/>
+    <w:bookmarkStart w:id="131" w:name="ref-bennett2002"/>
     <w:p>
       <w:pPr>
         <w:pStyle w:val="Bibliography"/>
@@ -20997,7 +22388,7 @@
         </w:rPr>
         <w:t xml:space="preserve"> </w:t>
       </w:r>
-      <w:hyperlink r:id="rId117">
+      <w:hyperlink r:id="rId130">
         <w:r>
           <w:rPr>
             <w:rStyle w:val="Hyperlink"/>
@@ -21007,8 +22398,8 @@
         </w:r>
       </w:hyperlink>
     </w:p>
-    <w:bookmarkEnd w:id="118"/>
-    <w:bookmarkStart w:id="120" w:name="ref-bertschinger2004"/>
+    <w:bookmarkEnd w:id="131"/>
+    <w:bookmarkStart w:id="133" w:name="ref-bertschinger2004"/>
     <w:p>
       <w:pPr>
         <w:pStyle w:val="Bibliography"/>
@@ -21065,7 +22456,7 @@
         </w:rPr>
         <w:t xml:space="preserve"> </w:t>
       </w:r>
-      <w:hyperlink r:id="rId119">
+      <w:hyperlink r:id="rId132">
         <w:r>
           <w:rPr>
             <w:rStyle w:val="Hyperlink"/>
@@ -21075,8 +22466,8 @@
         </w:r>
       </w:hyperlink>
     </w:p>
-    <w:bookmarkEnd w:id="120"/>
-    <w:bookmarkStart w:id="122" w:name="ref-blouw2018"/>
+    <w:bookmarkEnd w:id="133"/>
+    <w:bookmarkStart w:id="135" w:name="ref-blouw2018"/>
     <w:p>
       <w:pPr>
         <w:pStyle w:val="Bibliography"/>
@@ -21137,7 +22528,7 @@
         </w:rPr>
         <w:t xml:space="preserve"> </w:t>
       </w:r>
-      <w:hyperlink r:id="rId121">
+      <w:hyperlink r:id="rId134">
         <w:r>
           <w:rPr>
             <w:rStyle w:val="Hyperlink"/>
@@ -21147,8 +22538,8 @@
         </w:r>
       </w:hyperlink>
     </w:p>
-    <w:bookmarkEnd w:id="122"/>
-    <w:bookmarkStart w:id="124" w:name="ref-bosch2025"/>
+    <w:bookmarkEnd w:id="135"/>
+    <w:bookmarkStart w:id="137" w:name="ref-bosch2025"/>
     <w:p>
       <w:pPr>
         <w:pStyle w:val="Bibliography"/>
@@ -21185,7 +22576,7 @@
         </w:rPr>
         <w:t xml:space="preserve"> </w:t>
       </w:r>
-      <w:hyperlink r:id="rId123">
+      <w:hyperlink r:id="rId136">
         <w:r>
           <w:rPr>
             <w:rStyle w:val="Hyperlink"/>
@@ -21195,8 +22586,8 @@
         </w:r>
       </w:hyperlink>
     </w:p>
-    <w:bookmarkEnd w:id="124"/>
-    <w:bookmarkStart w:id="126" w:name="ref-d-linoss"/>
+    <w:bookmarkEnd w:id="137"/>
+    <w:bookmarkStart w:id="139" w:name="ref-d-linoss"/>
     <w:p>
       <w:pPr>
         <w:pStyle w:val="Bibliography"/>
@@ -21233,7 +22624,7 @@
         </w:rPr>
         <w:t xml:space="preserve"> </w:t>
       </w:r>
-      <w:hyperlink r:id="rId125">
+      <w:hyperlink r:id="rId138">
         <w:r>
           <w:rPr>
             <w:rStyle w:val="Hyperlink"/>
@@ -21243,8 +22634,8 @@
         </w:r>
       </w:hyperlink>
     </w:p>
-    <w:bookmarkEnd w:id="126"/>
-    <w:bookmarkStart w:id="128" w:name="ref-breakspear2010"/>
+    <w:bookmarkEnd w:id="139"/>
+    <w:bookmarkStart w:id="141" w:name="ref-breakspear2010"/>
     <w:p>
       <w:pPr>
         <w:pStyle w:val="Bibliography"/>
@@ -21301,7 +22692,7 @@
         </w:rPr>
         <w:t xml:space="preserve"> </w:t>
       </w:r>
-      <w:hyperlink r:id="rId127">
+      <w:hyperlink r:id="rId140">
         <w:r>
           <w:rPr>
             <w:rStyle w:val="Hyperlink"/>
@@ -21311,8 +22702,8 @@
         </w:r>
       </w:hyperlink>
     </w:p>
-    <w:bookmarkEnd w:id="128"/>
-    <w:bookmarkStart w:id="130" w:name="ref-buzsaki2006"/>
+    <w:bookmarkEnd w:id="141"/>
+    <w:bookmarkStart w:id="143" w:name="ref-buzsaki2006"/>
     <w:p>
       <w:pPr>
         <w:pStyle w:val="Bibliography"/>
@@ -21349,7 +22740,7 @@
         </w:rPr>
         <w:t xml:space="preserve"> </w:t>
       </w:r>
-      <w:hyperlink r:id="rId129">
+      <w:hyperlink r:id="rId142">
         <w:r>
           <w:rPr>
             <w:rStyle w:val="Hyperlink"/>
@@ -21359,8 +22750,8 @@
         </w:r>
       </w:hyperlink>
     </w:p>
-    <w:bookmarkEnd w:id="130"/>
-    <w:bookmarkStart w:id="132" w:name="ref-cabral2011"/>
+    <w:bookmarkEnd w:id="143"/>
+    <w:bookmarkStart w:id="145" w:name="ref-cabral2011"/>
     <w:p>
       <w:pPr>
         <w:pStyle w:val="Bibliography"/>
@@ -21417,7 +22808,7 @@
         </w:rPr>
         <w:t xml:space="preserve"> </w:t>
       </w:r>
-      <w:hyperlink r:id="rId131">
+      <w:hyperlink r:id="rId144">
         <w:r>
           <w:rPr>
             <w:rStyle w:val="Hyperlink"/>
@@ -21427,8 +22818,8 @@
         </w:r>
       </w:hyperlink>
     </w:p>
-    <w:bookmarkEnd w:id="132"/>
-    <w:bookmarkStart w:id="134" w:name="ref-calmon2022"/>
+    <w:bookmarkEnd w:id="145"/>
+    <w:bookmarkStart w:id="147" w:name="ref-calmon2022"/>
     <w:p>
       <w:pPr>
         <w:pStyle w:val="Bibliography"/>
@@ -21485,7 +22876,7 @@
         </w:rPr>
         <w:t xml:space="preserve"> </w:t>
       </w:r>
-      <w:hyperlink r:id="rId133">
+      <w:hyperlink r:id="rId146">
         <w:r>
           <w:rPr>
             <w:rStyle w:val="Hyperlink"/>
@@ -21495,8 +22886,8 @@
         </w:r>
       </w:hyperlink>
     </w:p>
-    <w:bookmarkEnd w:id="134"/>
-    <w:bookmarkStart w:id="136" w:name="ref-camalet2000"/>
+    <w:bookmarkEnd w:id="147"/>
+    <w:bookmarkStart w:id="149" w:name="ref-camalet2000"/>
     <w:p>
       <w:pPr>
         <w:pStyle w:val="Bibliography"/>
@@ -21553,7 +22944,7 @@
         </w:rPr>
         <w:t xml:space="preserve"> </w:t>
       </w:r>
-      <w:hyperlink r:id="rId135">
+      <w:hyperlink r:id="rId148">
         <w:r>
           <w:rPr>
             <w:rStyle w:val="Hyperlink"/>
@@ -21563,8 +22954,8 @@
         </w:r>
       </w:hyperlink>
     </w:p>
-    <w:bookmarkEnd w:id="136"/>
-    <w:bookmarkStart w:id="138" w:name="ref-caranzano2025"/>
+    <w:bookmarkEnd w:id="149"/>
+    <w:bookmarkStart w:id="151" w:name="ref-caranzano2025"/>
     <w:p>
       <w:pPr>
         <w:pStyle w:val="Bibliography"/>
@@ -21621,7 +23012,7 @@
         </w:rPr>
         <w:t xml:space="preserve"> </w:t>
       </w:r>
-      <w:hyperlink r:id="rId137">
+      <w:hyperlink r:id="rId150">
         <w:r>
           <w:rPr>
             <w:rStyle w:val="Hyperlink"/>
@@ -21631,8 +23022,8 @@
         </w:r>
       </w:hyperlink>
     </w:p>
-    <w:bookmarkEnd w:id="138"/>
-    <w:bookmarkStart w:id="140" w:name="ref-castaldo2026"/>
+    <w:bookmarkEnd w:id="151"/>
+    <w:bookmarkStart w:id="153" w:name="ref-castaldo2026"/>
     <w:p>
       <w:pPr>
         <w:pStyle w:val="Bibliography"/>
@@ -21689,7 +23080,7 @@
         </w:rPr>
         <w:t xml:space="preserve"> </w:t>
       </w:r>
-      <w:hyperlink r:id="rId139">
+      <w:hyperlink r:id="rId152">
         <w:r>
           <w:rPr>
             <w:rStyle w:val="Hyperlink"/>
@@ -21699,8 +23090,8 @@
         </w:r>
       </w:hyperlink>
     </w:p>
-    <w:bookmarkEnd w:id="140"/>
-    <w:bookmarkStart w:id="142" w:name="ref-ceni2024"/>
+    <w:bookmarkEnd w:id="153"/>
+    <w:bookmarkStart w:id="155" w:name="ref-ceni2024"/>
     <w:p>
       <w:pPr>
         <w:pStyle w:val="Bibliography"/>
@@ -21761,7 +23152,7 @@
         </w:rPr>
         <w:t xml:space="preserve"> </w:t>
       </w:r>
-      <w:hyperlink r:id="rId141">
+      <w:hyperlink r:id="rId154">
         <w:r>
           <w:rPr>
             <w:rStyle w:val="Hyperlink"/>
@@ -21771,8 +23162,8 @@
         </w:r>
       </w:hyperlink>
     </w:p>
-    <w:bookmarkEnd w:id="142"/>
-    <w:bookmarkStart w:id="144" w:name="ref-chandra2019"/>
+    <w:bookmarkEnd w:id="155"/>
+    <w:bookmarkStart w:id="157" w:name="ref-chandra2019"/>
     <w:p>
       <w:pPr>
         <w:pStyle w:val="Bibliography"/>
@@ -21829,7 +23220,7 @@
         </w:rPr>
         <w:t xml:space="preserve"> </w:t>
       </w:r>
-      <w:hyperlink r:id="rId143">
+      <w:hyperlink r:id="rId156">
         <w:r>
           <w:rPr>
             <w:rStyle w:val="Hyperlink"/>
@@ -21839,8 +23230,8 @@
         </w:r>
       </w:hyperlink>
     </w:p>
-    <w:bookmarkEnd w:id="144"/>
-    <w:bookmarkStart w:id="146" w:name="ref-chandravadia2026"/>
+    <w:bookmarkEnd w:id="157"/>
+    <w:bookmarkStart w:id="159" w:name="ref-chandravadia2026"/>
     <w:p>
       <w:pPr>
         <w:pStyle w:val="Bibliography"/>
@@ -21897,7 +23288,7 @@
         </w:rPr>
         <w:t xml:space="preserve"> </w:t>
       </w:r>
-      <w:hyperlink r:id="rId145">
+      <w:hyperlink r:id="rId158">
         <w:r>
           <w:rPr>
             <w:rStyle w:val="Hyperlink"/>
@@ -21907,8 +23298,8 @@
         </w:r>
       </w:hyperlink>
     </w:p>
-    <w:bookmarkEnd w:id="146"/>
-    <w:bookmarkStart w:id="148" w:name="ref-chen2025"/>
+    <w:bookmarkEnd w:id="159"/>
+    <w:bookmarkStart w:id="161" w:name="ref-chen2025"/>
     <w:p>
       <w:pPr>
         <w:pStyle w:val="Bibliography"/>
@@ -21965,7 +23356,7 @@
         </w:rPr>
         <w:t xml:space="preserve"> </w:t>
       </w:r>
-      <w:hyperlink r:id="rId147">
+      <w:hyperlink r:id="rId160">
         <w:r>
           <w:rPr>
             <w:rStyle w:val="Hyperlink"/>
@@ -21975,8 +23366,8 @@
         </w:r>
       </w:hyperlink>
     </w:p>
-    <w:bookmarkEnd w:id="148"/>
-    <w:bookmarkStart w:id="150" w:name="ref-childs2008"/>
+    <w:bookmarkEnd w:id="161"/>
+    <w:bookmarkStart w:id="163" w:name="ref-childs2008"/>
     <w:p>
       <w:pPr>
         <w:pStyle w:val="Bibliography"/>
@@ -22033,7 +23424,7 @@
         </w:rPr>
         <w:t xml:space="preserve"> </w:t>
       </w:r>
-      <w:hyperlink r:id="rId149">
+      <w:hyperlink r:id="rId162">
         <w:r>
           <w:rPr>
             <w:rStyle w:val="Hyperlink"/>
@@ -22043,8 +23434,8 @@
         </w:r>
       </w:hyperlink>
     </w:p>
-    <w:bookmarkEnd w:id="150"/>
-    <w:bookmarkStart w:id="152" w:name="ref-cho2014"/>
+    <w:bookmarkEnd w:id="163"/>
+    <w:bookmarkStart w:id="165" w:name="ref-cho2014"/>
     <w:p>
       <w:pPr>
         <w:pStyle w:val="Bibliography"/>
@@ -22097,7 +23488,7 @@
         </w:rPr>
         <w:t xml:space="preserve"> </w:t>
       </w:r>
-      <w:hyperlink r:id="rId151">
+      <w:hyperlink r:id="rId164">
         <w:r>
           <w:rPr>
             <w:rStyle w:val="Hyperlink"/>
@@ -22107,8 +23498,8 @@
         </w:r>
       </w:hyperlink>
     </w:p>
-    <w:bookmarkEnd w:id="152"/>
-    <w:bookmarkStart w:id="154" w:name="ref-coles2023"/>
+    <w:bookmarkEnd w:id="165"/>
+    <w:bookmarkStart w:id="167" w:name="ref-coles2023"/>
     <w:p>
       <w:pPr>
         <w:pStyle w:val="Bibliography"/>
@@ -22193,7 +23584,7 @@
         </w:rPr>
         <w:t xml:space="preserve"> </w:t>
       </w:r>
-      <w:hyperlink r:id="rId153">
+      <w:hyperlink r:id="rId166">
         <w:r>
           <w:rPr>
             <w:rStyle w:val="Hyperlink"/>
@@ -22203,8 +23594,8 @@
         </w:r>
       </w:hyperlink>
     </w:p>
-    <w:bookmarkEnd w:id="154"/>
-    <w:bookmarkStart w:id="156" w:name="ref-wonn"/>
+    <w:bookmarkEnd w:id="167"/>
+    <w:bookmarkStart w:id="169" w:name="ref-wonn"/>
     <w:p>
       <w:pPr>
         <w:pStyle w:val="Bibliography"/>
@@ -22241,7 +23632,7 @@
         </w:rPr>
         <w:t xml:space="preserve"> </w:t>
       </w:r>
-      <w:hyperlink r:id="rId155">
+      <w:hyperlink r:id="rId168">
         <w:r>
           <w:rPr>
             <w:rStyle w:val="Hyperlink"/>
@@ -22251,8 +23642,8 @@
         </w:r>
       </w:hyperlink>
     </w:p>
-    <w:bookmarkEnd w:id="156"/>
-    <w:bookmarkStart w:id="158" w:name="ref-daido1992"/>
+    <w:bookmarkEnd w:id="169"/>
+    <w:bookmarkStart w:id="171" w:name="ref-daido1992"/>
     <w:p>
       <w:pPr>
         <w:pStyle w:val="Bibliography"/>
@@ -22309,7 +23700,7 @@
         </w:rPr>
         <w:t xml:space="preserve"> </w:t>
       </w:r>
-      <w:hyperlink r:id="rId157">
+      <w:hyperlink r:id="rId170">
         <w:r>
           <w:rPr>
             <w:rStyle w:val="Hyperlink"/>
@@ -22319,8 +23710,8 @@
         </w:r>
       </w:hyperlink>
     </w:p>
-    <w:bookmarkEnd w:id="158"/>
-    <w:bookmarkStart w:id="160" w:name="ref-dan2025"/>
+    <w:bookmarkEnd w:id="171"/>
+    <w:bookmarkStart w:id="173" w:name="ref-dan2025"/>
     <w:p>
       <w:pPr>
         <w:pStyle w:val="Bibliography"/>
@@ -22377,7 +23768,7 @@
         </w:rPr>
         <w:t xml:space="preserve"> </w:t>
       </w:r>
-      <w:hyperlink r:id="rId159">
+      <w:hyperlink r:id="rId172">
         <w:r>
           <w:rPr>
             <w:rStyle w:val="Hyperlink"/>
@@ -22387,8 +23778,8 @@
         </w:r>
       </w:hyperlink>
     </w:p>
-    <w:bookmarkEnd w:id="160"/>
-    <w:bookmarkStart w:id="162" w:name="ref-deng2026"/>
+    <w:bookmarkEnd w:id="173"/>
+    <w:bookmarkStart w:id="175" w:name="ref-deng2026"/>
     <w:p>
       <w:pPr>
         <w:pStyle w:val="Bibliography"/>
@@ -22425,7 +23816,7 @@
         </w:rPr>
         <w:t xml:space="preserve"> </w:t>
       </w:r>
-      <w:hyperlink r:id="rId161">
+      <w:hyperlink r:id="rId174">
         <w:r>
           <w:rPr>
             <w:rStyle w:val="Hyperlink"/>
@@ -22435,8 +23826,8 @@
         </w:r>
       </w:hyperlink>
     </w:p>
-    <w:bookmarkEnd w:id="162"/>
-    <w:bookmarkStart w:id="164" w:name="ref-doelling2023"/>
+    <w:bookmarkEnd w:id="175"/>
+    <w:bookmarkStart w:id="177" w:name="ref-doelling2023"/>
     <w:p>
       <w:pPr>
         <w:pStyle w:val="Bibliography"/>
@@ -22493,7 +23884,7 @@
         </w:rPr>
         <w:t xml:space="preserve"> </w:t>
       </w:r>
-      <w:hyperlink r:id="rId163">
+      <w:hyperlink r:id="rId176">
         <w:r>
           <w:rPr>
             <w:rStyle w:val="Hyperlink"/>
@@ -22503,8 +23894,8 @@
         </w:r>
       </w:hyperlink>
     </w:p>
-    <w:bookmarkEnd w:id="164"/>
-    <w:bookmarkStart w:id="166" w:name="ref-dogonasheva2026"/>
+    <w:bookmarkEnd w:id="177"/>
+    <w:bookmarkStart w:id="179" w:name="ref-dogonasheva2026"/>
     <w:p>
       <w:pPr>
         <w:pStyle w:val="Bibliography"/>
@@ -22561,7 +23952,7 @@
         </w:rPr>
         <w:t xml:space="preserve"> </w:t>
       </w:r>
-      <w:hyperlink r:id="rId165">
+      <w:hyperlink r:id="rId178">
         <w:r>
           <w:rPr>
             <w:rStyle w:val="Hyperlink"/>
@@ -22571,8 +23962,8 @@
         </w:r>
       </w:hyperlink>
     </w:p>
-    <w:bookmarkEnd w:id="166"/>
-    <w:bookmarkStart w:id="168" w:name="ref-elman1990"/>
+    <w:bookmarkEnd w:id="179"/>
+    <w:bookmarkStart w:id="181" w:name="ref-elman1990"/>
     <w:p>
       <w:pPr>
         <w:pStyle w:val="Bibliography"/>
@@ -22629,7 +24020,7 @@
         </w:rPr>
         <w:t xml:space="preserve"> </w:t>
       </w:r>
-      <w:hyperlink r:id="rId167">
+      <w:hyperlink r:id="rId180">
         <w:r>
           <w:rPr>
             <w:rStyle w:val="Hyperlink"/>
@@ -22639,8 +24030,8 @@
         </w:r>
       </w:hyperlink>
     </w:p>
-    <w:bookmarkEnd w:id="168"/>
-    <w:bookmarkStart w:id="170" w:name="ref-ermentrout1991"/>
+    <w:bookmarkEnd w:id="181"/>
+    <w:bookmarkStart w:id="183" w:name="ref-ermentrout1991"/>
     <w:p>
       <w:pPr>
         <w:pStyle w:val="Bibliography"/>
@@ -22697,7 +24088,7 @@
         </w:rPr>
         <w:t xml:space="preserve"> </w:t>
       </w:r>
-      <w:hyperlink r:id="rId169">
+      <w:hyperlink r:id="rId182">
         <w:r>
           <w:rPr>
             <w:rStyle w:val="Hyperlink"/>
@@ -22707,8 +24098,8 @@
         </w:r>
       </w:hyperlink>
     </w:p>
-    <w:bookmarkEnd w:id="170"/>
-    <w:bookmarkStart w:id="172" w:name="ref-fries2015"/>
+    <w:bookmarkEnd w:id="183"/>
+    <w:bookmarkStart w:id="185" w:name="ref-fries2015"/>
     <w:p>
       <w:pPr>
         <w:pStyle w:val="Bibliography"/>
@@ -22765,7 +24156,7 @@
         </w:rPr>
         <w:t xml:space="preserve"> </w:t>
       </w:r>
-      <w:hyperlink r:id="rId171">
+      <w:hyperlink r:id="rId184">
         <w:r>
           <w:rPr>
             <w:rStyle w:val="Hyperlink"/>
@@ -22775,8 +24166,8 @@
         </w:r>
       </w:hyperlink>
     </w:p>
-    <w:bookmarkEnd w:id="172"/>
-    <w:bookmarkStart w:id="174" w:name="ref-goyal2021"/>
+    <w:bookmarkEnd w:id="185"/>
+    <w:bookmarkStart w:id="187" w:name="ref-goyal2021"/>
     <w:p>
       <w:pPr>
         <w:pStyle w:val="Bibliography"/>
@@ -22845,7 +24236,7 @@
         </w:rPr>
         <w:t xml:space="preserve"> </w:t>
       </w:r>
-      <w:hyperlink r:id="rId173">
+      <w:hyperlink r:id="rId186">
         <w:r>
           <w:rPr>
             <w:rStyle w:val="Hyperlink"/>
@@ -22855,8 +24246,8 @@
         </w:r>
       </w:hyperlink>
     </w:p>
-    <w:bookmarkEnd w:id="174"/>
-    <w:bookmarkStart w:id="176" w:name="ref-gray1989"/>
+    <w:bookmarkEnd w:id="187"/>
+    <w:bookmarkStart w:id="189" w:name="ref-gray1989"/>
     <w:p>
       <w:pPr>
         <w:pStyle w:val="Bibliography"/>
@@ -22913,7 +24304,7 @@
         </w:rPr>
         <w:t xml:space="preserve"> </w:t>
       </w:r>
-      <w:hyperlink r:id="rId175">
+      <w:hyperlink r:id="rId188">
         <w:r>
           <w:rPr>
             <w:rStyle w:val="Hyperlink"/>
@@ -22923,8 +24314,8 @@
         </w:r>
       </w:hyperlink>
     </w:p>
-    <w:bookmarkEnd w:id="176"/>
-    <w:bookmarkStart w:id="178" w:name="ref-mamba"/>
+    <w:bookmarkEnd w:id="189"/>
+    <w:bookmarkStart w:id="191" w:name="ref-mamba"/>
     <w:p>
       <w:pPr>
         <w:pStyle w:val="Bibliography"/>
@@ -22961,7 +24352,7 @@
         </w:rPr>
         <w:t xml:space="preserve"> </w:t>
       </w:r>
-      <w:hyperlink r:id="rId177">
+      <w:hyperlink r:id="rId190">
         <w:r>
           <w:rPr>
             <w:rStyle w:val="Hyperlink"/>
@@ -22971,8 +24362,8 @@
         </w:r>
       </w:hyperlink>
     </w:p>
-    <w:bookmarkEnd w:id="178"/>
-    <w:bookmarkStart w:id="180" w:name="ref-s4"/>
+    <w:bookmarkEnd w:id="191"/>
+    <w:bookmarkStart w:id="193" w:name="ref-s4"/>
     <w:p>
       <w:pPr>
         <w:pStyle w:val="Bibliography"/>
@@ -23041,7 +24432,7 @@
         </w:rPr>
         <w:t xml:space="preserve"> </w:t>
       </w:r>
-      <w:hyperlink r:id="rId179">
+      <w:hyperlink r:id="rId192">
         <w:r>
           <w:rPr>
             <w:rStyle w:val="Hyperlink"/>
@@ -23051,8 +24442,8 @@
         </w:r>
       </w:hyperlink>
     </w:p>
-    <w:bookmarkEnd w:id="180"/>
-    <w:bookmarkStart w:id="182" w:name="ref-how-train-your-hippo"/>
+    <w:bookmarkEnd w:id="193"/>
+    <w:bookmarkStart w:id="195" w:name="ref-how-train-your-hippo"/>
     <w:p>
       <w:pPr>
         <w:pStyle w:val="Bibliography"/>
@@ -23121,7 +24512,7 @@
         </w:rPr>
         <w:t xml:space="preserve"> </w:t>
       </w:r>
-      <w:hyperlink r:id="rId181">
+      <w:hyperlink r:id="rId194">
         <w:r>
           <w:rPr>
             <w:rStyle w:val="Hyperlink"/>
@@ -23131,8 +24522,8 @@
         </w:r>
       </w:hyperlink>
     </w:p>
-    <w:bookmarkEnd w:id="182"/>
-    <w:bookmarkStart w:id="184" w:name="ref-cfc"/>
+    <w:bookmarkEnd w:id="195"/>
+    <w:bookmarkStart w:id="197" w:name="ref-cfc"/>
     <w:p>
       <w:pPr>
         <w:pStyle w:val="Bibliography"/>
@@ -23189,7 +24580,7 @@
         </w:rPr>
         <w:t xml:space="preserve"> </w:t>
       </w:r>
-      <w:hyperlink r:id="rId183">
+      <w:hyperlink r:id="rId196">
         <w:r>
           <w:rPr>
             <w:rStyle w:val="Hyperlink"/>
@@ -23199,8 +24590,8 @@
         </w:r>
       </w:hyperlink>
     </w:p>
-    <w:bookmarkEnd w:id="184"/>
-    <w:bookmarkStart w:id="186" w:name="ref-ltc"/>
+    <w:bookmarkEnd w:id="197"/>
+    <w:bookmarkStart w:id="199" w:name="ref-ltc"/>
     <w:p>
       <w:pPr>
         <w:pStyle w:val="Bibliography"/>
@@ -23305,7 +24696,7 @@
         </w:rPr>
         <w:t xml:space="preserve"> </w:t>
       </w:r>
-      <w:hyperlink r:id="rId185">
+      <w:hyperlink r:id="rId198">
         <w:r>
           <w:rPr>
             <w:rStyle w:val="Hyperlink"/>
@@ -23315,8 +24706,8 @@
         </w:r>
       </w:hyperlink>
     </w:p>
-    <w:bookmarkEnd w:id="186"/>
-    <w:bookmarkStart w:id="188" w:name="ref-hayes2023"/>
+    <w:bookmarkEnd w:id="199"/>
+    <w:bookmarkStart w:id="201" w:name="ref-hayes2023"/>
     <w:p>
       <w:pPr>
         <w:pStyle w:val="Bibliography"/>
@@ -23401,7 +24792,7 @@
         </w:rPr>
         <w:t xml:space="preserve"> </w:t>
       </w:r>
-      <w:hyperlink r:id="rId187">
+      <w:hyperlink r:id="rId200">
         <w:r>
           <w:rPr>
             <w:rStyle w:val="Hyperlink"/>
@@ -23411,8 +24802,8 @@
         </w:r>
       </w:hyperlink>
     </w:p>
-    <w:bookmarkEnd w:id="188"/>
-    <w:bookmarkStart w:id="190" w:name="ref-kuramoto-mnist"/>
+    <w:bookmarkEnd w:id="201"/>
+    <w:bookmarkStart w:id="203" w:name="ref-kuramoto-mnist"/>
     <w:p>
       <w:pPr>
         <w:pStyle w:val="Bibliography"/>
@@ -23455,7 +24846,7 @@
         </w:rPr>
         <w:t xml:space="preserve"> </w:t>
       </w:r>
-      <w:hyperlink r:id="rId189">
+      <w:hyperlink r:id="rId202">
         <w:r>
           <w:rPr>
             <w:rStyle w:val="Hyperlink"/>
@@ -23465,8 +24856,8 @@
         </w:r>
       </w:hyperlink>
     </w:p>
-    <w:bookmarkEnd w:id="190"/>
-    <w:bookmarkStart w:id="192" w:name="ref-heimburg2005"/>
+    <w:bookmarkEnd w:id="203"/>
+    <w:bookmarkStart w:id="205" w:name="ref-heimburg2005"/>
     <w:p>
       <w:pPr>
         <w:pStyle w:val="Bibliography"/>
@@ -23523,7 +24914,7 @@
         </w:rPr>
         <w:t xml:space="preserve"> </w:t>
       </w:r>
-      <w:hyperlink r:id="rId191">
+      <w:hyperlink r:id="rId204">
         <w:r>
           <w:rPr>
             <w:rStyle w:val="Hyperlink"/>
@@ -23533,8 +24924,8 @@
         </w:r>
       </w:hyperlink>
     </w:p>
-    <w:bookmarkEnd w:id="192"/>
-    <w:bookmarkStart w:id="194" w:name="ref-hizanidis2016"/>
+    <w:bookmarkEnd w:id="205"/>
+    <w:bookmarkStart w:id="207" w:name="ref-hizanidis2016"/>
     <w:p>
       <w:pPr>
         <w:pStyle w:val="Bibliography"/>
@@ -23591,7 +24982,7 @@
         </w:rPr>
         <w:t xml:space="preserve"> </w:t>
       </w:r>
-      <w:hyperlink r:id="rId193">
+      <w:hyperlink r:id="rId206">
         <w:r>
           <w:rPr>
             <w:rStyle w:val="Hyperlink"/>
@@ -23601,8 +24992,8 @@
         </w:r>
       </w:hyperlink>
     </w:p>
-    <w:bookmarkEnd w:id="194"/>
-    <w:bookmarkStart w:id="196" w:name="ref-ho2020"/>
+    <w:bookmarkEnd w:id="207"/>
+    <w:bookmarkStart w:id="209" w:name="ref-ho2020"/>
     <w:p>
       <w:pPr>
         <w:pStyle w:val="Bibliography"/>
@@ -23671,7 +25062,7 @@
         </w:rPr>
         <w:t xml:space="preserve"> </w:t>
       </w:r>
-      <w:hyperlink r:id="rId195">
+      <w:hyperlink r:id="rId208">
         <w:r>
           <w:rPr>
             <w:rStyle w:val="Hyperlink"/>
@@ -23681,8 +25072,8 @@
         </w:r>
       </w:hyperlink>
     </w:p>
-    <w:bookmarkEnd w:id="196"/>
-    <w:bookmarkStart w:id="198" w:name="ref-hochreiter1997"/>
+    <w:bookmarkEnd w:id="209"/>
+    <w:bookmarkStart w:id="211" w:name="ref-hochreiter1997"/>
     <w:p>
       <w:pPr>
         <w:pStyle w:val="Bibliography"/>
@@ -23739,7 +25130,7 @@
         </w:rPr>
         <w:t xml:space="preserve"> </w:t>
       </w:r>
-      <w:hyperlink r:id="rId197">
+      <w:hyperlink r:id="rId210">
         <w:r>
           <w:rPr>
             <w:rStyle w:val="Hyperlink"/>
@@ -23749,8 +25140,8 @@
         </w:r>
       </w:hyperlink>
     </w:p>
-    <w:bookmarkEnd w:id="198"/>
-    <w:bookmarkStart w:id="200" w:name="ref-hodgkin1952"/>
+    <w:bookmarkEnd w:id="211"/>
+    <w:bookmarkStart w:id="213" w:name="ref-hodgkin1952"/>
     <w:p>
       <w:pPr>
         <w:pStyle w:val="Bibliography"/>
@@ -23807,7 +25198,7 @@
         </w:rPr>
         <w:t xml:space="preserve"> </w:t>
       </w:r>
-      <w:hyperlink r:id="rId199">
+      <w:hyperlink r:id="rId212">
         <w:r>
           <w:rPr>
             <w:rStyle w:val="Hyperlink"/>
@@ -23817,8 +25208,8 @@
         </w:r>
       </w:hyperlink>
     </w:p>
-    <w:bookmarkEnd w:id="200"/>
-    <w:bookmarkStart w:id="202" w:name="ref-hopfield1982"/>
+    <w:bookmarkEnd w:id="213"/>
+    <w:bookmarkStart w:id="215" w:name="ref-hopfield1982"/>
     <w:p>
       <w:pPr>
         <w:pStyle w:val="Bibliography"/>
@@ -23875,7 +25266,7 @@
         </w:rPr>
         <w:t xml:space="preserve"> </w:t>
       </w:r>
-      <w:hyperlink r:id="rId201">
+      <w:hyperlink r:id="rId214">
         <w:r>
           <w:rPr>
             <w:rStyle w:val="Hyperlink"/>
@@ -23885,8 +25276,8 @@
         </w:r>
       </w:hyperlink>
     </w:p>
-    <w:bookmarkEnd w:id="202"/>
-    <w:bookmarkStart w:id="204" w:name="ref-huang2025"/>
+    <w:bookmarkEnd w:id="215"/>
+    <w:bookmarkStart w:id="217" w:name="ref-huang2025"/>
     <w:p>
       <w:pPr>
         <w:pStyle w:val="Bibliography"/>
@@ -23943,7 +25334,7 @@
         </w:rPr>
         <w:t xml:space="preserve"> </w:t>
       </w:r>
-      <w:hyperlink r:id="rId203">
+      <w:hyperlink r:id="rId216">
         <w:r>
           <w:rPr>
             <w:rStyle w:val="Hyperlink"/>
@@ -23953,8 +25344,8 @@
         </w:r>
       </w:hyperlink>
     </w:p>
-    <w:bookmarkEnd w:id="204"/>
-    <w:bookmarkStart w:id="206" w:name="ref-huang"/>
+    <w:bookmarkEnd w:id="217"/>
+    <w:bookmarkStart w:id="219" w:name="ref-huang"/>
     <w:p>
       <w:pPr>
         <w:pStyle w:val="Bibliography"/>
@@ -23991,7 +25382,7 @@
         </w:rPr>
         <w:t xml:space="preserve"> </w:t>
       </w:r>
-      <w:hyperlink r:id="rId205">
+      <w:hyperlink r:id="rId218">
         <w:r>
           <w:rPr>
             <w:rStyle w:val="Hyperlink"/>
@@ -24001,8 +25392,8 @@
         </w:r>
       </w:hyperlink>
     </w:p>
-    <w:bookmarkEnd w:id="206"/>
-    <w:bookmarkStart w:id="208" w:name="ref-iaccarino2016"/>
+    <w:bookmarkEnd w:id="219"/>
+    <w:bookmarkStart w:id="221" w:name="ref-iaccarino2016"/>
     <w:p>
       <w:pPr>
         <w:pStyle w:val="Bibliography"/>
@@ -24059,7 +25450,7 @@
         </w:rPr>
         <w:t xml:space="preserve"> </w:t>
       </w:r>
-      <w:hyperlink r:id="rId207">
+      <w:hyperlink r:id="rId220">
         <w:r>
           <w:rPr>
             <w:rStyle w:val="Hyperlink"/>
@@ -24069,8 +25460,8 @@
         </w:r>
       </w:hyperlink>
     </w:p>
-    <w:bookmarkEnd w:id="208"/>
-    <w:bookmarkStart w:id="210" w:name="ref-jaeger2001"/>
+    <w:bookmarkEnd w:id="221"/>
+    <w:bookmarkStart w:id="223" w:name="ref-jaeger2001"/>
     <w:p>
       <w:pPr>
         <w:pStyle w:val="Bibliography"/>
@@ -24145,7 +25536,7 @@
         </w:rPr>
         <w:t xml:space="preserve"> </w:t>
       </w:r>
-      <w:hyperlink r:id="rId209">
+      <w:hyperlink r:id="rId222">
         <w:r>
           <w:rPr>
             <w:rStyle w:val="Hyperlink"/>
@@ -24155,8 +25546,8 @@
         </w:r>
       </w:hyperlink>
     </w:p>
-    <w:bookmarkEnd w:id="210"/>
-    <w:bookmarkStart w:id="212" w:name="ref-edm"/>
+    <w:bookmarkEnd w:id="223"/>
+    <w:bookmarkStart w:id="225" w:name="ref-edm"/>
     <w:p>
       <w:pPr>
         <w:pStyle w:val="Bibliography"/>
@@ -24225,7 +25616,7 @@
         </w:rPr>
         <w:t xml:space="preserve"> </w:t>
       </w:r>
-      <w:hyperlink r:id="rId211">
+      <w:hyperlink r:id="rId224">
         <w:r>
           <w:rPr>
             <w:rStyle w:val="Hyperlink"/>
@@ -24235,8 +25626,8 @@
         </w:r>
       </w:hyperlink>
     </w:p>
-    <w:bookmarkEnd w:id="212"/>
-    <w:bookmarkStart w:id="214" w:name="ref-keller2023"/>
+    <w:bookmarkEnd w:id="225"/>
+    <w:bookmarkStart w:id="227" w:name="ref-keller2023"/>
     <w:p>
       <w:pPr>
         <w:pStyle w:val="Bibliography"/>
@@ -24345,7 +25736,7 @@
         </w:rPr>
         <w:t xml:space="preserve"> </w:t>
       </w:r>
-      <w:hyperlink r:id="rId213">
+      <w:hyperlink r:id="rId226">
         <w:r>
           <w:rPr>
             <w:rStyle w:val="Hyperlink"/>
@@ -24355,8 +25746,8 @@
         </w:r>
       </w:hyperlink>
     </w:p>
-    <w:bookmarkEnd w:id="214"/>
-    <w:bookmarkStart w:id="216" w:name="ref-kern2003"/>
+    <w:bookmarkEnd w:id="227"/>
+    <w:bookmarkStart w:id="229" w:name="ref-kern2003"/>
     <w:p>
       <w:pPr>
         <w:pStyle w:val="Bibliography"/>
@@ -24413,7 +25804,7 @@
         </w:rPr>
         <w:t xml:space="preserve"> </w:t>
       </w:r>
-      <w:hyperlink r:id="rId215">
+      <w:hyperlink r:id="rId228">
         <w:r>
           <w:rPr>
             <w:rStyle w:val="Hyperlink"/>
@@ -24423,8 +25814,8 @@
         </w:r>
       </w:hyperlink>
     </w:p>
-    <w:bookmarkEnd w:id="216"/>
-    <w:bookmarkStart w:id="218" w:name="ref-kozachkov2022"/>
+    <w:bookmarkEnd w:id="229"/>
+    <w:bookmarkStart w:id="231" w:name="ref-kozachkov2022"/>
     <w:p>
       <w:pPr>
         <w:pStyle w:val="Bibliography"/>
@@ -24461,7 +25852,7 @@
         </w:rPr>
         <w:t xml:space="preserve"> </w:t>
       </w:r>
-      <w:hyperlink r:id="rId217">
+      <w:hyperlink r:id="rId230">
         <w:r>
           <w:rPr>
             <w:rStyle w:val="Hyperlink"/>
@@ -24471,8 +25862,8 @@
         </w:r>
       </w:hyperlink>
     </w:p>
-    <w:bookmarkEnd w:id="218"/>
-    <w:bookmarkStart w:id="220" w:name="ref-kuramoto1975"/>
+    <w:bookmarkEnd w:id="231"/>
+    <w:bookmarkStart w:id="233" w:name="ref-kuramoto1975"/>
     <w:p>
       <w:pPr>
         <w:pStyle w:val="Bibliography"/>
@@ -24509,7 +25900,7 @@
         </w:rPr>
         <w:t xml:space="preserve"> </w:t>
       </w:r>
-      <w:hyperlink r:id="rId219">
+      <w:hyperlink r:id="rId232">
         <w:r>
           <w:rPr>
             <w:rStyle w:val="Hyperlink"/>
@@ -24519,8 +25910,8 @@
         </w:r>
       </w:hyperlink>
     </w:p>
-    <w:bookmarkEnd w:id="220"/>
-    <w:bookmarkStart w:id="222" w:name="ref-kuramoto2002"/>
+    <w:bookmarkEnd w:id="233"/>
+    <w:bookmarkStart w:id="235" w:name="ref-kuramoto2002"/>
     <w:p>
       <w:pPr>
         <w:pStyle w:val="Bibliography"/>
@@ -24577,7 +25968,7 @@
         </w:rPr>
         <w:t xml:space="preserve"> </w:t>
       </w:r>
-      <w:hyperlink r:id="rId221">
+      <w:hyperlink r:id="rId234">
         <w:r>
           <w:rPr>
             <w:rStyle w:val="Hyperlink"/>
@@ -24587,8 +25978,8 @@
         </w:r>
       </w:hyperlink>
     </w:p>
-    <w:bookmarkEnd w:id="222"/>
-    <w:bookmarkStart w:id="224" w:name="ref-kusmierz2025"/>
+    <w:bookmarkEnd w:id="235"/>
+    <w:bookmarkStart w:id="237" w:name="ref-kusmierz2025"/>
     <w:p>
       <w:pPr>
         <w:pStyle w:val="Bibliography"/>
@@ -24645,7 +26036,7 @@
         </w:rPr>
         <w:t xml:space="preserve"> </w:t>
       </w:r>
-      <w:hyperlink r:id="rId223">
+      <w:hyperlink r:id="rId236">
         <w:r>
           <w:rPr>
             <w:rStyle w:val="Hyperlink"/>
@@ -24655,8 +26046,8 @@
         </w:r>
       </w:hyperlink>
     </w:p>
-    <w:bookmarkEnd w:id="224"/>
-    <w:bookmarkStart w:id="226" w:name="ref-kwon2023"/>
+    <w:bookmarkEnd w:id="237"/>
+    <w:bookmarkStart w:id="239" w:name="ref-kwon2023"/>
     <w:p>
       <w:pPr>
         <w:pStyle w:val="Bibliography"/>
@@ -24725,7 +26116,7 @@
         </w:rPr>
         <w:t xml:space="preserve"> </w:t>
       </w:r>
-      <w:hyperlink r:id="rId225">
+      <w:hyperlink r:id="rId238">
         <w:r>
           <w:rPr>
             <w:rStyle w:val="Hyperlink"/>
@@ -24735,8 +26126,8 @@
         </w:r>
       </w:hyperlink>
     </w:p>
-    <w:bookmarkEnd w:id="226"/>
-    <w:bookmarkStart w:id="228" w:name="ref-kynkaanniemi2019"/>
+    <w:bookmarkEnd w:id="239"/>
+    <w:bookmarkStart w:id="241" w:name="ref-kynkaanniemi2019"/>
     <w:p>
       <w:pPr>
         <w:pStyle w:val="Bibliography"/>
@@ -24805,7 +26196,7 @@
         </w:rPr>
         <w:t xml:space="preserve"> </w:t>
       </w:r>
-      <w:hyperlink r:id="rId227">
+      <w:hyperlink r:id="rId240">
         <w:r>
           <w:rPr>
             <w:rStyle w:val="Hyperlink"/>
@@ -24815,8 +26206,8 @@
         </w:r>
       </w:hyperlink>
     </w:p>
-    <w:bookmarkEnd w:id="228"/>
-    <w:bookmarkStart w:id="230" w:name="ref-landau1944"/>
+    <w:bookmarkEnd w:id="241"/>
+    <w:bookmarkStart w:id="243" w:name="ref-landau1944"/>
     <w:p>
       <w:pPr>
         <w:pStyle w:val="Bibliography"/>
@@ -24859,7 +26250,7 @@
         </w:rPr>
         <w:t xml:space="preserve"> </w:t>
       </w:r>
-      <w:hyperlink r:id="rId229">
+      <w:hyperlink r:id="rId242">
         <w:r>
           <w:rPr>
             <w:rStyle w:val="Hyperlink"/>
@@ -24869,8 +26260,8 @@
         </w:r>
       </w:hyperlink>
     </w:p>
-    <w:bookmarkEnd w:id="230"/>
-    <w:bookmarkStart w:id="232" w:name="ref-lanthaler2023"/>
+    <w:bookmarkEnd w:id="243"/>
+    <w:bookmarkStart w:id="245" w:name="ref-lanthaler2023"/>
     <w:p>
       <w:pPr>
         <w:pStyle w:val="Bibliography"/>
@@ -24939,7 +26330,7 @@
         </w:rPr>
         <w:t xml:space="preserve"> </w:t>
       </w:r>
-      <w:hyperlink r:id="rId231">
+      <w:hyperlink r:id="rId244">
         <w:r>
           <w:rPr>
             <w:rStyle w:val="Hyperlink"/>
@@ -24949,8 +26340,8 @@
         </w:r>
       </w:hyperlink>
     </w:p>
-    <w:bookmarkEnd w:id="232"/>
-    <w:bookmarkStart w:id="234" w:name="ref-lecun1998"/>
+    <w:bookmarkEnd w:id="245"/>
+    <w:bookmarkStart w:id="247" w:name="ref-lecun1998"/>
     <w:p>
       <w:pPr>
         <w:pStyle w:val="Bibliography"/>
@@ -25007,7 +26398,7 @@
         </w:rPr>
         <w:t xml:space="preserve"> </w:t>
       </w:r>
-      <w:hyperlink r:id="rId233">
+      <w:hyperlink r:id="rId246">
         <w:r>
           <w:rPr>
             <w:rStyle w:val="Hyperlink"/>
@@ -25017,8 +26408,8 @@
         </w:r>
       </w:hyperlink>
     </w:p>
-    <w:bookmarkEnd w:id="234"/>
-    <w:bookmarkStart w:id="236" w:name="ref-lieber2024"/>
+    <w:bookmarkEnd w:id="247"/>
+    <w:bookmarkStart w:id="249" w:name="ref-lieber2024"/>
     <w:p>
       <w:pPr>
         <w:pStyle w:val="Bibliography"/>
@@ -25055,7 +26446,7 @@
         </w:rPr>
         <w:t xml:space="preserve"> </w:t>
       </w:r>
-      <w:hyperlink r:id="rId235">
+      <w:hyperlink r:id="rId248">
         <w:r>
           <w:rPr>
             <w:rStyle w:val="Hyperlink"/>
@@ -25065,8 +26456,8 @@
         </w:r>
       </w:hyperlink>
     </w:p>
-    <w:bookmarkEnd w:id="236"/>
-    <w:bookmarkStart w:id="238" w:name="ref-litwin-kumar2012"/>
+    <w:bookmarkEnd w:id="249"/>
+    <w:bookmarkStart w:id="251" w:name="ref-litwin-kumar2012"/>
     <w:p>
       <w:pPr>
         <w:pStyle w:val="Bibliography"/>
@@ -25123,7 +26514,7 @@
         </w:rPr>
         <w:t xml:space="preserve"> </w:t>
       </w:r>
-      <w:hyperlink r:id="rId237">
+      <w:hyperlink r:id="rId250">
         <w:r>
           <w:rPr>
             <w:rStyle w:val="Hyperlink"/>
@@ -25133,8 +26524,8 @@
         </w:r>
       </w:hyperlink>
     </w:p>
-    <w:bookmarkEnd w:id="238"/>
-    <w:bookmarkStart w:id="240" w:name="ref-murenn"/>
+    <w:bookmarkEnd w:id="251"/>
+    <w:bookmarkStart w:id="253" w:name="ref-murenn"/>
     <w:p>
       <w:pPr>
         <w:pStyle w:val="Bibliography"/>
@@ -25219,7 +26610,7 @@
         </w:rPr>
         <w:t xml:space="preserve"> </w:t>
       </w:r>
-      <w:hyperlink r:id="rId239">
+      <w:hyperlink r:id="rId252">
         <w:r>
           <w:rPr>
             <w:rStyle w:val="Hyperlink"/>
@@ -25229,8 +26620,8 @@
         </w:r>
       </w:hyperlink>
     </w:p>
-    <w:bookmarkEnd w:id="240"/>
-    <w:bookmarkStart w:id="242" w:name="ref-lukosevicius2009"/>
+    <w:bookmarkEnd w:id="253"/>
+    <w:bookmarkStart w:id="255" w:name="ref-lukosevicius2009"/>
     <w:p>
       <w:pPr>
         <w:pStyle w:val="Bibliography"/>
@@ -25287,7 +26678,7 @@
         </w:rPr>
         <w:t xml:space="preserve"> </w:t>
       </w:r>
-      <w:hyperlink r:id="rId241">
+      <w:hyperlink r:id="rId254">
         <w:r>
           <w:rPr>
             <w:rStyle w:val="Hyperlink"/>
@@ -25297,8 +26688,8 @@
         </w:r>
       </w:hyperlink>
     </w:p>
-    <w:bookmarkEnd w:id="242"/>
-    <w:bookmarkStart w:id="244" w:name="ref-maass2002"/>
+    <w:bookmarkEnd w:id="255"/>
+    <w:bookmarkStart w:id="257" w:name="ref-maass2002"/>
     <w:p>
       <w:pPr>
         <w:pStyle w:val="Bibliography"/>
@@ -25355,7 +26746,7 @@
         </w:rPr>
         <w:t xml:space="preserve"> </w:t>
       </w:r>
-      <w:hyperlink r:id="rId243">
+      <w:hyperlink r:id="rId256">
         <w:r>
           <w:rPr>
             <w:rStyle w:val="Hyperlink"/>
@@ -25365,8 +26756,8 @@
         </w:r>
       </w:hyperlink>
     </w:p>
-    <w:bookmarkEnd w:id="244"/>
-    <w:bookmarkStart w:id="246" w:name="ref-mead1990"/>
+    <w:bookmarkEnd w:id="257"/>
+    <w:bookmarkStart w:id="259" w:name="ref-mead1990"/>
     <w:p>
       <w:pPr>
         <w:pStyle w:val="Bibliography"/>
@@ -25423,7 +26814,7 @@
         </w:rPr>
         <w:t xml:space="preserve"> </w:t>
       </w:r>
-      <w:hyperlink r:id="rId245">
+      <w:hyperlink r:id="rId258">
         <w:r>
           <w:rPr>
             <w:rStyle w:val="Hyperlink"/>
@@ -25433,8 +26824,8 @@
         </w:r>
       </w:hyperlink>
     </w:p>
-    <w:bookmarkEnd w:id="246"/>
-    <w:bookmarkStart w:id="248" w:name="ref-leaf-apcen"/>
+    <w:bookmarkEnd w:id="259"/>
+    <w:bookmarkStart w:id="261" w:name="ref-leaf-apcen"/>
     <w:p>
       <w:pPr>
         <w:pStyle w:val="Bibliography"/>
@@ -25519,7 +26910,7 @@
         </w:rPr>
         <w:t xml:space="preserve"> </w:t>
       </w:r>
-      <w:hyperlink r:id="rId247">
+      <w:hyperlink r:id="rId260">
         <w:r>
           <w:rPr>
             <w:rStyle w:val="Hyperlink"/>
@@ -25529,8 +26920,8 @@
         </w:r>
       </w:hyperlink>
     </w:p>
-    <w:bookmarkEnd w:id="248"/>
-    <w:bookmarkStart w:id="250" w:name="ref-millan2020"/>
+    <w:bookmarkEnd w:id="261"/>
+    <w:bookmarkStart w:id="263" w:name="ref-millan2020"/>
     <w:p>
       <w:pPr>
         <w:pStyle w:val="Bibliography"/>
@@ -25587,7 +26978,7 @@
         </w:rPr>
         <w:t xml:space="preserve"> </w:t>
       </w:r>
-      <w:hyperlink r:id="rId249">
+      <w:hyperlink r:id="rId262">
         <w:r>
           <w:rPr>
             <w:rStyle w:val="Hyperlink"/>
@@ -25597,8 +26988,8 @@
         </w:r>
       </w:hyperlink>
     </w:p>
-    <w:bookmarkEnd w:id="250"/>
-    <w:bookmarkStart w:id="252" w:name="ref-milling2026"/>
+    <w:bookmarkEnd w:id="263"/>
+    <w:bookmarkStart w:id="265" w:name="ref-milling2026"/>
     <w:p>
       <w:pPr>
         <w:pStyle w:val="Bibliography"/>
@@ -25655,7 +27046,7 @@
         </w:rPr>
         <w:t xml:space="preserve"> </w:t>
       </w:r>
-      <w:hyperlink r:id="rId251">
+      <w:hyperlink r:id="rId264">
         <w:r>
           <w:rPr>
             <w:rStyle w:val="Hyperlink"/>
@@ -25665,8 +27056,8 @@
         </w:r>
       </w:hyperlink>
     </w:p>
-    <w:bookmarkEnd w:id="252"/>
-    <w:bookmarkStart w:id="254" w:name="ref-akorn"/>
+    <w:bookmarkEnd w:id="265"/>
+    <w:bookmarkStart w:id="267" w:name="ref-akorn"/>
     <w:p>
       <w:pPr>
         <w:pStyle w:val="Bibliography"/>
@@ -25735,7 +27126,7 @@
         </w:rPr>
         <w:t xml:space="preserve"> </w:t>
       </w:r>
-      <w:hyperlink r:id="rId253">
+      <w:hyperlink r:id="rId266">
         <w:r>
           <w:rPr>
             <w:rStyle w:val="Hyperlink"/>
@@ -25745,8 +27136,8 @@
         </w:r>
       </w:hyperlink>
     </w:p>
-    <w:bookmarkEnd w:id="254"/>
-    <w:bookmarkStart w:id="256" w:name="ref-morris1981"/>
+    <w:bookmarkEnd w:id="267"/>
+    <w:bookmarkStart w:id="269" w:name="ref-morris1981"/>
     <w:p>
       <w:pPr>
         <w:pStyle w:val="Bibliography"/>
@@ -25803,7 +27194,7 @@
         </w:rPr>
         <w:t xml:space="preserve"> </w:t>
       </w:r>
-      <w:hyperlink r:id="rId255">
+      <w:hyperlink r:id="rId268">
         <w:r>
           <w:rPr>
             <w:rStyle w:val="Hyperlink"/>
@@ -25813,8 +27204,8 @@
         </w:r>
       </w:hyperlink>
     </w:p>
-    <w:bookmarkEnd w:id="256"/>
-    <w:bookmarkStart w:id="258" w:name="ref-mulas2020"/>
+    <w:bookmarkEnd w:id="269"/>
+    <w:bookmarkStart w:id="271" w:name="ref-mulas2020"/>
     <w:p>
       <w:pPr>
         <w:pStyle w:val="Bibliography"/>
@@ -25871,7 +27262,7 @@
         </w:rPr>
         <w:t xml:space="preserve"> </w:t>
       </w:r>
-      <w:hyperlink r:id="rId257">
+      <w:hyperlink r:id="rId270">
         <w:r>
           <w:rPr>
             <w:rStyle w:val="Hyperlink"/>
@@ -25881,8 +27272,8 @@
         </w:r>
       </w:hyperlink>
     </w:p>
-    <w:bookmarkEnd w:id="258"/>
-    <w:bookmarkStart w:id="260" w:name="ref-muzellec2025"/>
+    <w:bookmarkEnd w:id="271"/>
+    <w:bookmarkStart w:id="273" w:name="ref-muzellec2025"/>
     <w:p>
       <w:pPr>
         <w:pStyle w:val="Bibliography"/>
@@ -25919,7 +27310,7 @@
         </w:rPr>
         <w:t xml:space="preserve"> </w:t>
       </w:r>
-      <w:hyperlink r:id="rId259">
+      <w:hyperlink r:id="rId272">
         <w:r>
           <w:rPr>
             <w:rStyle w:val="Hyperlink"/>
@@ -25929,8 +27320,8 @@
         </w:r>
       </w:hyperlink>
     </w:p>
-    <w:bookmarkEnd w:id="260"/>
-    <w:bookmarkStart w:id="262" w:name="ref-nagerl2025"/>
+    <w:bookmarkEnd w:id="273"/>
+    <w:bookmarkStart w:id="275" w:name="ref-nagerl2025"/>
     <w:p>
       <w:pPr>
         <w:pStyle w:val="Bibliography"/>
@@ -25967,7 +27358,7 @@
         </w:rPr>
         <w:t xml:space="preserve"> </w:t>
       </w:r>
-      <w:hyperlink r:id="rId261">
+      <w:hyperlink r:id="rId274">
         <w:r>
           <w:rPr>
             <w:rStyle w:val="Hyperlink"/>
@@ -25977,8 +27368,8 @@
         </w:r>
       </w:hyperlink>
     </w:p>
-    <w:bookmarkEnd w:id="262"/>
-    <w:bookmarkStart w:id="264" w:name="ref-neftci2019"/>
+    <w:bookmarkEnd w:id="275"/>
+    <w:bookmarkStart w:id="277" w:name="ref-neftci2019"/>
     <w:p>
       <w:pPr>
         <w:pStyle w:val="Bibliography"/>
@@ -26035,7 +27426,7 @@
         </w:rPr>
         <w:t xml:space="preserve"> </w:t>
       </w:r>
-      <w:hyperlink r:id="rId263">
+      <w:hyperlink r:id="rId276">
         <w:r>
           <w:rPr>
             <w:rStyle w:val="Hyperlink"/>
@@ -26045,8 +27436,8 @@
         </w:r>
       </w:hyperlink>
     </w:p>
-    <w:bookmarkEnd w:id="264"/>
-    <w:bookmarkStart w:id="266" w:name="ref-nunley2026"/>
+    <w:bookmarkEnd w:id="277"/>
+    <w:bookmarkStart w:id="279" w:name="ref-nunley2026"/>
     <w:p>
       <w:pPr>
         <w:pStyle w:val="Bibliography"/>
@@ -26083,7 +27474,7 @@
         </w:rPr>
         <w:t xml:space="preserve"> </w:t>
       </w:r>
-      <w:hyperlink r:id="rId265">
+      <w:hyperlink r:id="rId278">
         <w:r>
           <w:rPr>
             <w:rStyle w:val="Hyperlink"/>
@@ -26093,8 +27484,8 @@
         </w:r>
       </w:hyperlink>
     </w:p>
-    <w:bookmarkEnd w:id="266"/>
-    <w:bookmarkStart w:id="268" w:name="ref-kuramoto-attention"/>
+    <w:bookmarkEnd w:id="279"/>
+    <w:bookmarkStart w:id="281" w:name="ref-kuramoto-attention"/>
     <w:p>
       <w:pPr>
         <w:pStyle w:val="Bibliography"/>
@@ -26131,7 +27522,7 @@
         </w:rPr>
         <w:t xml:space="preserve"> </w:t>
       </w:r>
-      <w:hyperlink r:id="rId267">
+      <w:hyperlink r:id="rId280">
         <w:r>
           <w:rPr>
             <w:rStyle w:val="Hyperlink"/>
@@ -26141,8 +27532,8 @@
         </w:r>
       </w:hyperlink>
     </w:p>
-    <w:bookmarkEnd w:id="268"/>
-    <w:bookmarkStart w:id="270" w:name="ref-o-keeffe2019"/>
+    <w:bookmarkEnd w:id="281"/>
+    <w:bookmarkStart w:id="283" w:name="ref-o-keeffe2019"/>
     <w:p>
       <w:pPr>
         <w:pStyle w:val="Bibliography"/>
@@ -26195,7 +27586,7 @@
         </w:rPr>
         <w:t xml:space="preserve"> </w:t>
       </w:r>
-      <w:hyperlink r:id="rId269">
+      <w:hyperlink r:id="rId282">
         <w:r>
           <w:rPr>
             <w:rStyle w:val="Hyperlink"/>
@@ -26205,8 +27596,8 @@
         </w:r>
       </w:hyperlink>
     </w:p>
-    <w:bookmarkEnd w:id="270"/>
-    <w:bookmarkStart w:id="272" w:name="ref-pantaleone2002"/>
+    <w:bookmarkEnd w:id="283"/>
+    <w:bookmarkStart w:id="285" w:name="ref-pantaleone2002"/>
     <w:p>
       <w:pPr>
         <w:pStyle w:val="Bibliography"/>
@@ -26263,7 +27654,7 @@
         </w:rPr>
         <w:t xml:space="preserve"> </w:t>
       </w:r>
-      <w:hyperlink r:id="rId271">
+      <w:hyperlink r:id="rId284">
         <w:r>
           <w:rPr>
             <w:rStyle w:val="Hyperlink"/>
@@ -26273,8 +27664,8 @@
         </w:r>
       </w:hyperlink>
     </w:p>
-    <w:bookmarkEnd w:id="272"/>
-    <w:bookmarkStart w:id="274" w:name="ref-peng2023"/>
+    <w:bookmarkEnd w:id="285"/>
+    <w:bookmarkStart w:id="287" w:name="ref-peng2023"/>
     <w:p>
       <w:pPr>
         <w:pStyle w:val="Bibliography"/>
@@ -26385,7 +27776,7 @@
         </w:rPr>
         <w:t xml:space="preserve"> </w:t>
       </w:r>
-      <w:hyperlink r:id="rId273">
+      <w:hyperlink r:id="rId286">
         <w:r>
           <w:rPr>
             <w:rStyle w:val="Hyperlink"/>
@@ -26395,8 +27786,8 @@
         </w:r>
       </w:hyperlink>
     </w:p>
-    <w:bookmarkEnd w:id="274"/>
-    <w:bookmarkStart w:id="276" w:name="ref-pikovsky2001"/>
+    <w:bookmarkEnd w:id="287"/>
+    <w:bookmarkStart w:id="289" w:name="ref-pikovsky2001"/>
     <w:p>
       <w:pPr>
         <w:pStyle w:val="Bibliography"/>
@@ -26433,7 +27824,7 @@
         </w:rPr>
         <w:t xml:space="preserve"> </w:t>
       </w:r>
-      <w:hyperlink r:id="rId275">
+      <w:hyperlink r:id="rId288">
         <w:r>
           <w:rPr>
             <w:rStyle w:val="Hyperlink"/>
@@ -26443,8 +27834,8 @@
         </w:r>
       </w:hyperlink>
     </w:p>
-    <w:bookmarkEnd w:id="276"/>
-    <w:bookmarkStart w:id="278" w:name="ref-pittman-polletta2021"/>
+    <w:bookmarkEnd w:id="289"/>
+    <w:bookmarkStart w:id="291" w:name="ref-pittman-polletta2021"/>
     <w:p>
       <w:pPr>
         <w:pStyle w:val="Bibliography"/>
@@ -26501,7 +27892,7 @@
         </w:rPr>
         <w:t xml:space="preserve"> </w:t>
       </w:r>
-      <w:hyperlink r:id="rId277">
+      <w:hyperlink r:id="rId290">
         <w:r>
           <w:rPr>
             <w:rStyle w:val="Hyperlink"/>
@@ -26511,8 +27902,8 @@
         </w:r>
       </w:hyperlink>
     </w:p>
-    <w:bookmarkEnd w:id="278"/>
-    <w:bookmarkStart w:id="280" w:name="ref-poppel2026"/>
+    <w:bookmarkEnd w:id="291"/>
+    <w:bookmarkStart w:id="293" w:name="ref-poppel2026"/>
     <w:p>
       <w:pPr>
         <w:pStyle w:val="Bibliography"/>
@@ -26549,7 +27940,7 @@
         </w:rPr>
         <w:t xml:space="preserve"> </w:t>
       </w:r>
-      <w:hyperlink r:id="rId279">
+      <w:hyperlink r:id="rId292">
         <w:r>
           <w:rPr>
             <w:rStyle w:val="Hyperlink"/>
@@ -26559,8 +27950,8 @@
         </w:r>
       </w:hyperlink>
     </w:p>
-    <w:bookmarkEnd w:id="280"/>
-    <w:bookmarkStart w:id="282" w:name="ref-rivera-sierra2026"/>
+    <w:bookmarkEnd w:id="293"/>
+    <w:bookmarkStart w:id="295" w:name="ref-rivera-sierra2026"/>
     <w:p>
       <w:pPr>
         <w:pStyle w:val="Bibliography"/>
@@ -26617,7 +28008,7 @@
         </w:rPr>
         <w:t xml:space="preserve"> </w:t>
       </w:r>
-      <w:hyperlink r:id="rId281">
+      <w:hyperlink r:id="rId294">
         <w:r>
           <w:rPr>
             <w:rStyle w:val="Hyperlink"/>
@@ -26627,8 +28018,8 @@
         </w:r>
       </w:hyperlink>
     </w:p>
-    <w:bookmarkEnd w:id="282"/>
-    <w:bookmarkStart w:id="284" w:name="ref-rodan2011"/>
+    <w:bookmarkEnd w:id="295"/>
+    <w:bookmarkStart w:id="297" w:name="ref-rodan2011"/>
     <w:p>
       <w:pPr>
         <w:pStyle w:val="Bibliography"/>
@@ -26685,7 +28076,7 @@
         </w:rPr>
         <w:t xml:space="preserve"> </w:t>
       </w:r>
-      <w:hyperlink r:id="rId283">
+      <w:hyperlink r:id="rId296">
         <w:r>
           <w:rPr>
             <w:rStyle w:val="Hyperlink"/>
@@ -26695,8 +28086,8 @@
         </w:r>
       </w:hyperlink>
     </w:p>
-    <w:bookmarkEnd w:id="284"/>
-    <w:bookmarkStart w:id="286" w:name="ref-romera2018"/>
+    <w:bookmarkEnd w:id="297"/>
+    <w:bookmarkStart w:id="299" w:name="ref-romera2018"/>
     <w:p>
       <w:pPr>
         <w:pStyle w:val="Bibliography"/>
@@ -26753,7 +28144,7 @@
         </w:rPr>
         <w:t xml:space="preserve"> </w:t>
       </w:r>
-      <w:hyperlink r:id="rId285">
+      <w:hyperlink r:id="rId298">
         <w:r>
           <w:rPr>
             <w:rStyle w:val="Hyperlink"/>
@@ -26763,8 +28154,8 @@
         </w:r>
       </w:hyperlink>
     </w:p>
-    <w:bookmarkEnd w:id="286"/>
-    <w:bookmarkStart w:id="288" w:name="ref-rusch2021"/>
+    <w:bookmarkEnd w:id="299"/>
+    <w:bookmarkStart w:id="301" w:name="ref-rusch2021"/>
     <w:p>
       <w:pPr>
         <w:pStyle w:val="Bibliography"/>
@@ -26833,7 +28224,7 @@
         </w:rPr>
         <w:t xml:space="preserve"> </w:t>
       </w:r>
-      <w:hyperlink r:id="rId287">
+      <w:hyperlink r:id="rId300">
         <w:r>
           <w:rPr>
             <w:rStyle w:val="Hyperlink"/>
@@ -26843,8 +28234,8 @@
         </w:r>
       </w:hyperlink>
     </w:p>
-    <w:bookmarkEnd w:id="288"/>
-    <w:bookmarkStart w:id="290" w:name="ref-unicornn"/>
+    <w:bookmarkEnd w:id="301"/>
+    <w:bookmarkStart w:id="303" w:name="ref-unicornn"/>
     <w:p>
       <w:pPr>
         <w:pStyle w:val="Bibliography"/>
@@ -26933,7 +28324,7 @@
         </w:rPr>
         <w:t xml:space="preserve"> </w:t>
       </w:r>
-      <w:hyperlink r:id="rId289">
+      <w:hyperlink r:id="rId302">
         <w:r>
           <w:rPr>
             <w:rStyle w:val="Hyperlink"/>
@@ -26943,8 +28334,8 @@
         </w:r>
       </w:hyperlink>
     </w:p>
-    <w:bookmarkEnd w:id="290"/>
-    <w:bookmarkStart w:id="292" w:name="ref-rusch2025"/>
+    <w:bookmarkEnd w:id="303"/>
+    <w:bookmarkStart w:id="305" w:name="ref-rusch2025"/>
     <w:p>
       <w:pPr>
         <w:pStyle w:val="Bibliography"/>
@@ -27013,7 +28404,7 @@
         </w:rPr>
         <w:t xml:space="preserve"> </w:t>
       </w:r>
-      <w:hyperlink r:id="rId291">
+      <w:hyperlink r:id="rId304">
         <w:r>
           <w:rPr>
             <w:rStyle w:val="Hyperlink"/>
@@ -27023,8 +28414,8 @@
         </w:r>
       </w:hyperlink>
     </w:p>
-    <w:bookmarkEnd w:id="292"/>
-    <w:bookmarkStart w:id="294" w:name="ref-sagodi"/>
+    <w:bookmarkEnd w:id="305"/>
+    <w:bookmarkStart w:id="307" w:name="ref-sagodi"/>
     <w:p>
       <w:pPr>
         <w:pStyle w:val="Bibliography"/>
@@ -27061,7 +28452,7 @@
         </w:rPr>
         <w:t xml:space="preserve"> </w:t>
       </w:r>
-      <w:hyperlink r:id="rId293">
+      <w:hyperlink r:id="rId306">
         <w:r>
           <w:rPr>
             <w:rStyle w:val="Hyperlink"/>
@@ -27071,8 +28462,8 @@
         </w:r>
       </w:hyperlink>
     </w:p>
-    <w:bookmarkEnd w:id="294"/>
-    <w:bookmarkStart w:id="296" w:name="ref-sajjadi2018"/>
+    <w:bookmarkEnd w:id="307"/>
+    <w:bookmarkStart w:id="309" w:name="ref-sajjadi2018"/>
     <w:p>
       <w:pPr>
         <w:pStyle w:val="Bibliography"/>
@@ -27141,7 +28532,7 @@
         </w:rPr>
         <w:t xml:space="preserve"> </w:t>
       </w:r>
-      <w:hyperlink r:id="rId295">
+      <w:hyperlink r:id="rId308">
         <w:r>
           <w:rPr>
             <w:rStyle w:val="Hyperlink"/>
@@ -27151,8 +28542,8 @@
         </w:r>
       </w:hyperlink>
     </w:p>
-    <w:bookmarkEnd w:id="296"/>
-    <w:bookmarkStart w:id="298" w:name="ref-sakaguchi1986"/>
+    <w:bookmarkEnd w:id="309"/>
+    <w:bookmarkStart w:id="311" w:name="ref-sakaguchi1986"/>
     <w:p>
       <w:pPr>
         <w:pStyle w:val="Bibliography"/>
@@ -27209,7 +28600,7 @@
         </w:rPr>
         <w:t xml:space="preserve"> </w:t>
       </w:r>
-      <w:hyperlink r:id="rId297">
+      <w:hyperlink r:id="rId310">
         <w:r>
           <w:rPr>
             <w:rStyle w:val="Hyperlink"/>
@@ -27219,8 +28610,8 @@
         </w:r>
       </w:hyperlink>
     </w:p>
-    <w:bookmarkEnd w:id="298"/>
-    <w:bookmarkStart w:id="300" w:name="ref-sasikumar2026"/>
+    <w:bookmarkEnd w:id="311"/>
+    <w:bookmarkStart w:id="313" w:name="ref-sasikumar2026"/>
     <w:p>
       <w:pPr>
         <w:pStyle w:val="Bibliography"/>
@@ -27277,7 +28668,7 @@
         </w:rPr>
         <w:t xml:space="preserve"> </w:t>
       </w:r>
-      <w:hyperlink r:id="rId299">
+      <w:hyperlink r:id="rId312">
         <w:r>
           <w:rPr>
             <w:rStyle w:val="Hyperlink"/>
@@ -27287,8 +28678,8 @@
         </w:r>
       </w:hyperlink>
     </w:p>
-    <w:bookmarkEnd w:id="300"/>
-    <w:bookmarkStart w:id="302" w:name="ref-schuster1989"/>
+    <w:bookmarkEnd w:id="313"/>
+    <w:bookmarkStart w:id="315" w:name="ref-schuster1989"/>
     <w:p>
       <w:pPr>
         <w:pStyle w:val="Bibliography"/>
@@ -27345,7 +28736,7 @@
         </w:rPr>
         <w:t xml:space="preserve"> </w:t>
       </w:r>
-      <w:hyperlink r:id="rId301">
+      <w:hyperlink r:id="rId314">
         <w:r>
           <w:rPr>
             <w:rStyle w:val="Hyperlink"/>
@@ -27355,8 +28746,8 @@
         </w:r>
       </w:hyperlink>
     </w:p>
-    <w:bookmarkEnd w:id="302"/>
-    <w:bookmarkStart w:id="304" w:name="ref-skardal2019"/>
+    <w:bookmarkEnd w:id="315"/>
+    <w:bookmarkStart w:id="317" w:name="ref-skardal2019"/>
     <w:p>
       <w:pPr>
         <w:pStyle w:val="Bibliography"/>
@@ -27413,7 +28804,7 @@
         </w:rPr>
         <w:t xml:space="preserve"> </w:t>
       </w:r>
-      <w:hyperlink r:id="rId303">
+      <w:hyperlink r:id="rId316">
         <w:r>
           <w:rPr>
             <w:rStyle w:val="Hyperlink"/>
@@ -27423,8 +28814,8 @@
         </w:r>
       </w:hyperlink>
     </w:p>
-    <w:bookmarkEnd w:id="304"/>
-    <w:bookmarkStart w:id="306" w:name="ref-sohl-dickstein2015"/>
+    <w:bookmarkEnd w:id="317"/>
+    <w:bookmarkStart w:id="319" w:name="ref-sohl-dickstein2015"/>
     <w:p>
       <w:pPr>
         <w:pStyle w:val="Bibliography"/>
@@ -27513,7 +28904,7 @@
         </w:rPr>
         <w:t xml:space="preserve"> </w:t>
       </w:r>
-      <w:hyperlink r:id="rId305">
+      <w:hyperlink r:id="rId318">
         <w:r>
           <w:rPr>
             <w:rStyle w:val="Hyperlink"/>
@@ -27523,8 +28914,8 @@
         </w:r>
       </w:hyperlink>
     </w:p>
-    <w:bookmarkEnd w:id="306"/>
-    <w:bookmarkStart w:id="308" w:name="ref-kuramoto-orientation-diffusion"/>
+    <w:bookmarkEnd w:id="319"/>
+    <w:bookmarkStart w:id="321" w:name="ref-kuramoto-orientation-diffusion"/>
     <w:p>
       <w:pPr>
         <w:pStyle w:val="Bibliography"/>
@@ -27593,7 +28984,7 @@
         </w:rPr>
         <w:t xml:space="preserve"> </w:t>
       </w:r>
-      <w:hyperlink r:id="rId307">
+      <w:hyperlink r:id="rId320">
         <w:r>
           <w:rPr>
             <w:rStyle w:val="Hyperlink"/>
@@ -27603,8 +28994,8 @@
         </w:r>
       </w:hyperlink>
     </w:p>
-    <w:bookmarkEnd w:id="308"/>
-    <w:bookmarkStart w:id="310" w:name="ref-stiefel2016"/>
+    <w:bookmarkEnd w:id="321"/>
+    <w:bookmarkStart w:id="323" w:name="ref-stiefel2016"/>
     <w:p>
       <w:pPr>
         <w:pStyle w:val="Bibliography"/>
@@ -27661,7 +29052,7 @@
         </w:rPr>
         <w:t xml:space="preserve"> </w:t>
       </w:r>
-      <w:hyperlink r:id="rId309">
+      <w:hyperlink r:id="rId322">
         <w:r>
           <w:rPr>
             <w:rStyle w:val="Hyperlink"/>
@@ -27671,8 +29062,8 @@
         </w:r>
       </w:hyperlink>
     </w:p>
-    <w:bookmarkEnd w:id="310"/>
-    <w:bookmarkStart w:id="312" w:name="ref-stolzle2024"/>
+    <w:bookmarkEnd w:id="323"/>
+    <w:bookmarkStart w:id="325" w:name="ref-stolzle2024"/>
     <w:p>
       <w:pPr>
         <w:pStyle w:val="Bibliography"/>
@@ -27741,7 +29132,7 @@
         </w:rPr>
         <w:t xml:space="preserve"> </w:t>
       </w:r>
-      <w:hyperlink r:id="rId311">
+      <w:hyperlink r:id="rId324">
         <w:r>
           <w:rPr>
             <w:rStyle w:val="Hyperlink"/>
@@ -27751,8 +29142,8 @@
         </w:r>
       </w:hyperlink>
     </w:p>
-    <w:bookmarkEnd w:id="312"/>
-    <w:bookmarkStart w:id="314" w:name="ref-strogatz2000"/>
+    <w:bookmarkEnd w:id="325"/>
+    <w:bookmarkStart w:id="327" w:name="ref-strogatz2000"/>
     <w:p>
       <w:pPr>
         <w:pStyle w:val="Bibliography"/>
@@ -27809,7 +29200,7 @@
         </w:rPr>
         <w:t xml:space="preserve"> </w:t>
       </w:r>
-      <w:hyperlink r:id="rId313">
+      <w:hyperlink r:id="rId326">
         <w:r>
           <w:rPr>
             <w:rStyle w:val="Hyperlink"/>
@@ -27819,8 +29210,8 @@
         </w:r>
       </w:hyperlink>
     </w:p>
-    <w:bookmarkEnd w:id="314"/>
-    <w:bookmarkStart w:id="316" w:name="ref-strogatz1993"/>
+    <w:bookmarkEnd w:id="327"/>
+    <w:bookmarkStart w:id="329" w:name="ref-strogatz1993"/>
     <w:p>
       <w:pPr>
         <w:pStyle w:val="Bibliography"/>
@@ -27877,7 +29268,7 @@
         </w:rPr>
         <w:t xml:space="preserve"> </w:t>
       </w:r>
-      <w:hyperlink r:id="rId315">
+      <w:hyperlink r:id="rId328">
         <w:r>
           <w:rPr>
             <w:rStyle w:val="Hyperlink"/>
@@ -27887,8 +29278,8 @@
         </w:r>
       </w:hyperlink>
     </w:p>
-    <w:bookmarkEnd w:id="316"/>
-    <w:bookmarkStart w:id="318" w:name="ref-stuart1960"/>
+    <w:bookmarkEnd w:id="329"/>
+    <w:bookmarkStart w:id="331" w:name="ref-stuart1960"/>
     <w:p>
       <w:pPr>
         <w:pStyle w:val="Bibliography"/>
@@ -27945,7 +29336,7 @@
         </w:rPr>
         <w:t xml:space="preserve"> </w:t>
       </w:r>
-      <w:hyperlink r:id="rId317">
+      <w:hyperlink r:id="rId330">
         <w:r>
           <w:rPr>
             <w:rStyle w:val="Hyperlink"/>
@@ -27955,8 +29346,8 @@
         </w:r>
       </w:hyperlink>
     </w:p>
-    <w:bookmarkEnd w:id="318"/>
-    <w:bookmarkStart w:id="320" w:name="ref-tanaka2019"/>
+    <w:bookmarkEnd w:id="331"/>
+    <w:bookmarkStart w:id="333" w:name="ref-tanaka2019"/>
     <w:p>
       <w:pPr>
         <w:pStyle w:val="Bibliography"/>
@@ -28013,7 +29404,7 @@
         </w:rPr>
         <w:t xml:space="preserve"> </w:t>
       </w:r>
-      <w:hyperlink r:id="rId319">
+      <w:hyperlink r:id="rId332">
         <w:r>
           <w:rPr>
             <w:rStyle w:val="Hyperlink"/>
@@ -28023,8 +29414,8 @@
         </w:r>
       </w:hyperlink>
     </w:p>
-    <w:bookmarkEnd w:id="320"/>
-    <w:bookmarkStart w:id="322" w:name="ref-tanaka2011"/>
+    <w:bookmarkEnd w:id="333"/>
+    <w:bookmarkStart w:id="335" w:name="ref-tanaka2011"/>
     <w:p>
       <w:pPr>
         <w:pStyle w:val="Bibliography"/>
@@ -28081,7 +29472,7 @@
         </w:rPr>
         <w:t xml:space="preserve"> </w:t>
       </w:r>
-      <w:hyperlink r:id="rId321">
+      <w:hyperlink r:id="rId334">
         <w:r>
           <w:rPr>
             <w:rStyle w:val="Hyperlink"/>
@@ -28091,8 +29482,8 @@
         </w:r>
       </w:hyperlink>
     </w:p>
-    <w:bookmarkEnd w:id="322"/>
-    <w:bookmarkStart w:id="324" w:name="ref-torrejon2017"/>
+    <w:bookmarkEnd w:id="335"/>
+    <w:bookmarkStart w:id="337" w:name="ref-torrejon2017"/>
     <w:p>
       <w:pPr>
         <w:pStyle w:val="Bibliography"/>
@@ -28149,7 +29540,7 @@
         </w:rPr>
         <w:t xml:space="preserve"> </w:t>
       </w:r>
-      <w:hyperlink r:id="rId323">
+      <w:hyperlink r:id="rId336">
         <w:r>
           <w:rPr>
             <w:rStyle w:val="Hyperlink"/>
@@ -28159,8 +29550,8 @@
         </w:r>
       </w:hyperlink>
     </w:p>
-    <w:bookmarkEnd w:id="324"/>
-    <w:bookmarkStart w:id="326" w:name="ref-turcu2022"/>
+    <w:bookmarkEnd w:id="337"/>
+    <w:bookmarkStart w:id="339" w:name="ref-turcu2022"/>
     <w:p>
       <w:pPr>
         <w:pStyle w:val="Bibliography"/>
@@ -28217,7 +29608,7 @@
         </w:rPr>
         <w:t xml:space="preserve"> </w:t>
       </w:r>
-      <w:hyperlink r:id="rId325">
+      <w:hyperlink r:id="rId338">
         <w:r>
           <w:rPr>
             <w:rStyle w:val="Hyperlink"/>
@@ -28227,8 +29618,8 @@
         </w:r>
       </w:hyperlink>
     </w:p>
-    <w:bookmarkEnd w:id="326"/>
-    <w:bookmarkStart w:id="328" w:name="ref-turian2020"/>
+    <w:bookmarkEnd w:id="339"/>
+    <w:bookmarkStart w:id="341" w:name="ref-turian2020"/>
     <w:p>
       <w:pPr>
         <w:pStyle w:val="Bibliography"/>
@@ -28329,7 +29720,7 @@
         </w:rPr>
         <w:t xml:space="preserve"> </w:t>
       </w:r>
-      <w:hyperlink r:id="rId327">
+      <w:hyperlink r:id="rId340">
         <w:r>
           <w:rPr>
             <w:rStyle w:val="Hyperlink"/>
@@ -28339,8 +29730,8 @@
         </w:r>
       </w:hyperlink>
     </w:p>
-    <w:bookmarkEnd w:id="328"/>
-    <w:bookmarkStart w:id="330" w:name="ref-uhlhaas2006"/>
+    <w:bookmarkEnd w:id="341"/>
+    <w:bookmarkStart w:id="343" w:name="ref-uhlhaas2006"/>
     <w:p>
       <w:pPr>
         <w:pStyle w:val="Bibliography"/>
@@ -28397,7 +29788,7 @@
         </w:rPr>
         <w:t xml:space="preserve"> </w:t>
       </w:r>
-      <w:hyperlink r:id="rId329">
+      <w:hyperlink r:id="rId342">
         <w:r>
           <w:rPr>
             <w:rStyle w:val="Hyperlink"/>
@@ -28407,8 +29798,8 @@
         </w:r>
       </w:hyperlink>
     </w:p>
-    <w:bookmarkEnd w:id="330"/>
-    <w:bookmarkStart w:id="332" w:name="ref-un-0"/>
+    <w:bookmarkEnd w:id="343"/>
+    <w:bookmarkStart w:id="345" w:name="ref-un-0"/>
     <w:p>
       <w:pPr>
         <w:pStyle w:val="Bibliography"/>
@@ -28469,7 +29860,7 @@
         </w:rPr>
         <w:t xml:space="preserve"> </w:t>
       </w:r>
-      <w:hyperlink r:id="rId331">
+      <w:hyperlink r:id="rId344">
         <w:r>
           <w:rPr>
             <w:rStyle w:val="Hyperlink"/>
@@ -28479,8 +29870,8 @@
         </w:r>
       </w:hyperlink>
     </w:p>
-    <w:bookmarkEnd w:id="332"/>
-    <w:bookmarkStart w:id="334" w:name="ref-sparsity-study"/>
+    <w:bookmarkEnd w:id="345"/>
+    <w:bookmarkStart w:id="347" w:name="ref-sparsity-study"/>
     <w:p>
       <w:pPr>
         <w:pStyle w:val="Bibliography"/>
@@ -28517,7 +29908,7 @@
         </w:rPr>
         <w:t xml:space="preserve"> </w:t>
       </w:r>
-      <w:hyperlink r:id="rId333">
+      <w:hyperlink r:id="rId346">
         <w:r>
           <w:rPr>
             <w:rStyle w:val="Hyperlink"/>
@@ -28527,8 +29918,8 @@
         </w:r>
       </w:hyperlink>
     </w:p>
-    <w:bookmarkEnd w:id="334"/>
-    <w:bookmarkStart w:id="336" w:name="ref-mit-code"/>
+    <w:bookmarkEnd w:id="347"/>
+    <w:bookmarkStart w:id="349" w:name="ref-mit-code"/>
     <w:p>
       <w:pPr>
         <w:pStyle w:val="Bibliography"/>
@@ -28573,7 +29964,7 @@
         </w:rPr>
         <w:t xml:space="preserve"> </w:t>
       </w:r>
-      <w:hyperlink r:id="rId335">
+      <w:hyperlink r:id="rId348">
         <w:r>
           <w:rPr>
             <w:rStyle w:val="Hyperlink"/>
@@ -28583,8 +29974,8 @@
         </w:r>
       </w:hyperlink>
     </w:p>
-    <w:bookmarkEnd w:id="336"/>
-    <w:bookmarkStart w:id="338" w:name="ref-vanderpol1926"/>
+    <w:bookmarkEnd w:id="349"/>
+    <w:bookmarkStart w:id="351" w:name="ref-vanderpol1926"/>
     <w:p>
       <w:pPr>
         <w:pStyle w:val="Bibliography"/>
@@ -28641,7 +30032,7 @@
         </w:rPr>
         <w:t xml:space="preserve"> </w:t>
       </w:r>
-      <w:hyperlink r:id="rId337">
+      <w:hyperlink r:id="rId350">
         <w:r>
           <w:rPr>
             <w:rStyle w:val="Hyperlink"/>
@@ -28651,8 +30042,8 @@
         </w:r>
       </w:hyperlink>
     </w:p>
-    <w:bookmarkEnd w:id="338"/>
-    <w:bookmarkStart w:id="340" w:name="ref-vaswani2017"/>
+    <w:bookmarkEnd w:id="351"/>
+    <w:bookmarkStart w:id="353" w:name="ref-vaswani2017"/>
     <w:p>
       <w:pPr>
         <w:pStyle w:val="Bibliography"/>
@@ -28721,7 +30112,7 @@
         </w:rPr>
         <w:t xml:space="preserve"> </w:t>
       </w:r>
-      <w:hyperlink r:id="rId339">
+      <w:hyperlink r:id="rId352">
         <w:r>
           <w:rPr>
             <w:rStyle w:val="Hyperlink"/>
@@ -28731,8 +30122,8 @@
         </w:r>
       </w:hyperlink>
     </w:p>
-    <w:bookmarkEnd w:id="340"/>
-    <w:bookmarkStart w:id="342" w:name="ref-spikevoice"/>
+    <w:bookmarkEnd w:id="353"/>
+    <w:bookmarkStart w:id="355" w:name="ref-spikevoice"/>
     <w:p>
       <w:pPr>
         <w:pStyle w:val="Bibliography"/>
@@ -28769,7 +30160,7 @@
         </w:rPr>
         <w:t xml:space="preserve"> </w:t>
       </w:r>
-      <w:hyperlink r:id="rId341">
+      <w:hyperlink r:id="rId354">
         <w:r>
           <w:rPr>
             <w:rStyle w:val="Hyperlink"/>
@@ -28779,8 +30170,8 @@
         </w:r>
       </w:hyperlink>
     </w:p>
-    <w:bookmarkEnd w:id="342"/>
-    <w:bookmarkStart w:id="344" w:name="ref-oscillator-ising-machines"/>
+    <w:bookmarkEnd w:id="355"/>
+    <w:bookmarkStart w:id="357" w:name="ref-oscillator-ising-machines"/>
     <w:p>
       <w:pPr>
         <w:pStyle w:val="Bibliography"/>
@@ -28817,7 +30208,7 @@
         </w:rPr>
         <w:t xml:space="preserve"> </w:t>
       </w:r>
-      <w:hyperlink r:id="rId343">
+      <w:hyperlink r:id="rId356">
         <w:r>
           <w:rPr>
             <w:rStyle w:val="Hyperlink"/>
@@ -28827,8 +30218,8 @@
         </w:r>
       </w:hyperlink>
     </w:p>
-    <w:bookmarkEnd w:id="344"/>
-    <w:bookmarkStart w:id="346" w:name="ref-winfree1967"/>
+    <w:bookmarkEnd w:id="357"/>
+    <w:bookmarkStart w:id="359" w:name="ref-winfree1967"/>
     <w:p>
       <w:pPr>
         <w:pStyle w:val="Bibliography"/>
@@ -28885,7 +30276,7 @@
         </w:rPr>
         <w:t xml:space="preserve"> </w:t>
       </w:r>
-      <w:hyperlink r:id="rId345">
+      <w:hyperlink r:id="rId358">
         <w:r>
           <w:rPr>
             <w:rStyle w:val="Hyperlink"/>
@@ -28895,8 +30286,8 @@
         </w:r>
       </w:hyperlink>
     </w:p>
-    <w:bookmarkEnd w:id="346"/>
-    <w:bookmarkStart w:id="348" w:name="ref-kope"/>
+    <w:bookmarkEnd w:id="359"/>
+    <w:bookmarkStart w:id="361" w:name="ref-kope"/>
     <w:p>
       <w:pPr>
         <w:pStyle w:val="Bibliography"/>
@@ -28965,7 +30356,7 @@
         </w:rPr>
         <w:t xml:space="preserve"> </w:t>
       </w:r>
-      <w:hyperlink r:id="rId347">
+      <w:hyperlink r:id="rId360">
         <w:r>
           <w:rPr>
             <w:rStyle w:val="Hyperlink"/>
@@ -28975,8 +30366,8 @@
         </w:r>
       </w:hyperlink>
     </w:p>
-    <w:bookmarkEnd w:id="348"/>
-    <w:bookmarkStart w:id="350" w:name="ref-yeung1999"/>
+    <w:bookmarkEnd w:id="361"/>
+    <w:bookmarkStart w:id="363" w:name="ref-yeung1999"/>
     <w:p>
       <w:pPr>
         <w:pStyle w:val="Bibliography"/>
@@ -29033,7 +30424,7 @@
         </w:rPr>
         <w:t xml:space="preserve"> </w:t>
       </w:r>
-      <w:hyperlink r:id="rId349">
+      <w:hyperlink r:id="rId362">
         <w:r>
           <w:rPr>
             <w:rStyle w:val="Hyperlink"/>
@@ -29043,8 +30434,8 @@
         </w:r>
       </w:hyperlink>
     </w:p>
-    <w:bookmarkEnd w:id="350"/>
-    <w:bookmarkStart w:id="352" w:name="ref-yu2025"/>
+    <w:bookmarkEnd w:id="363"/>
+    <w:bookmarkStart w:id="365" w:name="ref-yu2025"/>
     <w:p>
       <w:pPr>
         <w:pStyle w:val="Bibliography"/>
@@ -29113,7 +30504,7 @@
         </w:rPr>
         <w:t xml:space="preserve"> </w:t>
       </w:r>
-      <w:hyperlink r:id="rId351">
+      <w:hyperlink r:id="rId364">
         <w:r>
           <w:rPr>
             <w:rStyle w:val="Hyperlink"/>
@@ -29123,8 +30514,8 @@
         </w:r>
       </w:hyperlink>
     </w:p>
-    <w:bookmarkEnd w:id="352"/>
-    <w:bookmarkStart w:id="354" w:name="ref-zhang2026"/>
+    <w:bookmarkEnd w:id="365"/>
+    <w:bookmarkStart w:id="367" w:name="ref-zhang2026"/>
     <w:p>
       <w:pPr>
         <w:pStyle w:val="Bibliography"/>
@@ -29249,7 +30640,7 @@
         </w:rPr>
         <w:t xml:space="preserve"> </w:t>
       </w:r>
-      <w:hyperlink r:id="rId353">
+      <w:hyperlink r:id="rId366">
         <w:r>
           <w:rPr>
             <w:rStyle w:val="Hyperlink"/>
@@ -29259,8 +30650,8 @@
         </w:r>
       </w:hyperlink>
     </w:p>
-    <w:bookmarkEnd w:id="354"/>
-    <w:bookmarkStart w:id="356" w:name="ref-ada-fe"/>
+    <w:bookmarkEnd w:id="367"/>
+    <w:bookmarkStart w:id="369" w:name="ref-ada-fe"/>
     <w:p>
       <w:pPr>
         <w:pStyle w:val="Bibliography"/>
@@ -29297,7 +30688,7 @@
         </w:rPr>
         <w:t xml:space="preserve"> </w:t>
       </w:r>
-      <w:hyperlink r:id="rId355">
+      <w:hyperlink r:id="rId368">
         <w:r>
           <w:rPr>
             <w:rStyle w:val="Hyperlink"/>
@@ -29307,8 +30698,8 @@
         </w:r>
       </w:hyperlink>
     </w:p>
-    <w:bookmarkEnd w:id="356"/>
-    <w:bookmarkStart w:id="358" w:name="ref-zhang2023"/>
+    <w:bookmarkEnd w:id="369"/>
+    <w:bookmarkStart w:id="371" w:name="ref-zhang2023"/>
     <w:p>
       <w:pPr>
         <w:pStyle w:val="Bibliography"/>
@@ -29365,7 +30756,7 @@
         </w:rPr>
         <w:t xml:space="preserve"> </w:t>
       </w:r>
-      <w:hyperlink r:id="rId357">
+      <w:hyperlink r:id="rId370">
         <w:r>
           <w:rPr>
             <w:rStyle w:val="Hyperlink"/>
@@ -29375,8 +30766,8 @@
         </w:r>
       </w:hyperlink>
     </w:p>
-    <w:bookmarkEnd w:id="358"/>
-    <w:bookmarkStart w:id="360" w:name="ref-gdd"/>
+    <w:bookmarkEnd w:id="371"/>
+    <w:bookmarkStart w:id="373" w:name="ref-gdd"/>
     <w:p>
       <w:pPr>
         <w:pStyle w:val="Bibliography"/>
@@ -29413,7 +30804,7 @@
         </w:rPr>
         <w:t xml:space="preserve"> </w:t>
       </w:r>
-      <w:hyperlink r:id="rId359">
+      <w:hyperlink r:id="rId372">
         <w:r>
           <w:rPr>
             <w:rStyle w:val="Hyperlink"/>
@@ -29423,9 +30814,9 @@
         </w:r>
       </w:hyperlink>
     </w:p>
-    <w:bookmarkEnd w:id="360"/>
-    <w:bookmarkEnd w:id="361"/>
-    <w:bookmarkEnd w:id="362"/>
+    <w:bookmarkEnd w:id="373"/>
+    <w:bookmarkEnd w:id="374"/>
+    <w:bookmarkEnd w:id="375"/>
     <w:sectPr>
       <w:footnotePr>
         <w:numRestart w:val="eachSect"/>
